--- a/docs/paper/draft/FR_Detailing.docx
+++ b/docs/paper/draft/FR_Detailing.docx
@@ -1,6 +1,6 @@
 
 <file path=word/document.xml><?xml version="1.0" encoding="utf-8"?>
-<w:document xmlns:wpc="http://schemas.microsoft.com/office/word/2010/wordprocessingCanvas" xmlns:cx="http://schemas.microsoft.com/office/drawing/2014/chartex" xmlns:cx1="http://schemas.microsoft.com/office/drawing/2015/9/8/chartex" xmlns:cx2="http://schemas.microsoft.com/office/drawing/2015/10/21/chartex" xmlns:cx3="http://schemas.microsoft.com/office/drawing/2016/5/9/chartex" xmlns:cx4="http://schemas.microsoft.com/office/drawing/2016/5/10/chartex" xmlns:cx5="http://schemas.microsoft.com/office/drawing/2016/5/11/chartex" xmlns:cx6="http://schemas.microsoft.com/office/drawing/2016/5/12/chartex" xmlns:cx7="http://schemas.microsoft.com/office/drawing/2016/5/13/chartex" xmlns:cx8="http://schemas.microsoft.com/office/drawing/2016/5/14/chartex" xmlns:mc="http://schemas.openxmlformats.org/markup-compatibility/2006" xmlns:aink="http://schemas.microsoft.com/office/drawing/2016/ink" xmlns:am3d="http://schemas.microsoft.com/office/drawing/2017/model3d" xmlns:o="urn:schemas-microsoft-com:office:office" xmlns:oel="http://schemas.microsoft.com/office/2019/extlst" xmlns:r="http://schemas.openxmlformats.org/officeDocument/2006/relationships" xmlns:m="http://schemas.openxmlformats.org/officeDocument/2006/math" xmlns:v="urn:schemas-microsoft-com:vml" xmlns:wp14="http://schemas.microsoft.com/office/word/2010/wordprocessingDrawing" xmlns:wp="http://schemas.openxmlformats.org/drawingml/2006/wordprocessingDrawing" xmlns:w10="urn:schemas-microsoft-com:office:word" xmlns:w="http://schemas.openxmlformats.org/wordprocessingml/2006/main" xmlns:w14="http://schemas.microsoft.com/office/word/2010/wordml" xmlns:w15="http://schemas.microsoft.com/office/word/2012/wordml" xmlns:w16cex="http://schemas.microsoft.com/office/word/2018/wordml/cex" xmlns:w16cid="http://schemas.microsoft.com/office/word/2016/wordml/cid" xmlns:w16="http://schemas.microsoft.com/office/word/2018/wordml" xmlns:w16du="http://schemas.microsoft.com/office/word/2023/wordml/word16du" xmlns:w16sdtdh="http://schemas.microsoft.com/office/word/2020/wordml/sdtdatahash" xmlns:w16sdtfl="http://schemas.microsoft.com/office/word/2024/wordml/sdtformatlock" xmlns:w16se="http://schemas.microsoft.com/office/word/2015/wordml/symex" xmlns:wpg="http://schemas.microsoft.com/office/word/2010/wordprocessingGroup" xmlns:wpi="http://schemas.microsoft.com/office/word/2010/wordprocessingInk" xmlns:wne="http://schemas.microsoft.com/office/word/2006/wordml" xmlns:wps="http://schemas.microsoft.com/office/word/2010/wordprocessingShape" mc:Ignorable="w14 w15 w16se w16cid w16 w16cex w16sdtdh w16sdtfl w16du wp14">
+<w:document xmlns:wpc="http://schemas.microsoft.com/office/word/2010/wordprocessingCanvas" xmlns:cx="http://schemas.microsoft.com/office/drawing/2014/chartex" xmlns:cx1="http://schemas.microsoft.com/office/drawing/2015/9/8/chartex" xmlns:cx2="http://schemas.microsoft.com/office/drawing/2015/10/21/chartex" xmlns:cx3="http://schemas.microsoft.com/office/drawing/2016/5/9/chartex" xmlns:cx4="http://schemas.microsoft.com/office/drawing/2016/5/10/chartex" xmlns:cx5="http://schemas.microsoft.com/office/drawing/2016/5/11/chartex" xmlns:cx6="http://schemas.microsoft.com/office/drawing/2016/5/12/chartex" xmlns:cx7="http://schemas.microsoft.com/office/drawing/2016/5/13/chartex" xmlns:cx8="http://schemas.microsoft.com/office/drawing/2016/5/14/chartex" xmlns:mc="http://schemas.openxmlformats.org/markup-compatibility/2006" xmlns:aink="http://schemas.microsoft.com/office/drawing/2016/ink" xmlns:am3d="http://schemas.microsoft.com/office/drawing/2017/model3d" xmlns:o="urn:schemas-microsoft-com:office:office" xmlns:oel="http://schemas.microsoft.com/office/2019/extlst" xmlns:r="http://schemas.openxmlformats.org/officeDocument/2006/relationships" xmlns:m="http://schemas.openxmlformats.org/officeDocument/2006/math" xmlns:v="urn:schemas-microsoft-com:vml" xmlns:wp14="http://schemas.microsoft.com/office/word/2010/wordprocessingDrawing" xmlns:wp="http://schemas.openxmlformats.org/drawingml/2006/wordprocessingDrawing" xmlns:w10="urn:schemas-microsoft-com:office:word" xmlns:w="http://schemas.openxmlformats.org/wordprocessingml/2006/main" xmlns:w14="http://schemas.microsoft.com/office/word/2010/wordml" xmlns:w15="http://schemas.microsoft.com/office/word/2012/wordml" xmlns:w16cex="http://schemas.microsoft.com/office/word/2018/wordml/cex" xmlns:w16cid="http://schemas.microsoft.com/office/word/2016/wordml/cid" xmlns:w16="http://schemas.microsoft.com/office/word/2018/wordml" xmlns:w16du="http://schemas.microsoft.com/office/word/2023/wordml/word16du" xmlns:w16sdtdh="http://schemas.microsoft.com/office/word/2020/wordml/sdtdatahash" xmlns:w16se="http://schemas.microsoft.com/office/word/2015/wordml/symex" xmlns:wpg="http://schemas.microsoft.com/office/word/2010/wordprocessingGroup" xmlns:wpi="http://schemas.microsoft.com/office/word/2010/wordprocessingInk" xmlns:wne="http://schemas.microsoft.com/office/word/2006/wordml" xmlns:wps="http://schemas.microsoft.com/office/word/2010/wordprocessingShape" mc:Ignorable="w14 w15 w16se w16cid w16 w16cex w16sdtdh w16du wp14">
   <w:body>
     <w:tbl>
       <w:tblPr>
@@ -37,6 +37,8 @@
                 <w:rFonts w:ascii="TH Sarabun New" w:hAnsi="TH Sarabun New" w:cs="TH Sarabun New"/>
                 <w:b/>
                 <w:bCs/>
+                <w:sz w:val="28"/>
+                <w:szCs w:val="28"/>
               </w:rPr>
             </w:pPr>
             <w:r>
@@ -44,6 +46,8 @@
                 <w:rFonts w:ascii="TH Sarabun New" w:hAnsi="TH Sarabun New" w:cs="TH Sarabun New"/>
                 <w:b/>
                 <w:bCs/>
+                <w:sz w:val="28"/>
+                <w:szCs w:val="28"/>
               </w:rPr>
               <w:t>ID</w:t>
             </w:r>
@@ -62,6 +66,8 @@
                 <w:rFonts w:ascii="TH Sarabun New" w:hAnsi="TH Sarabun New" w:cs="TH Sarabun New"/>
                 <w:b/>
                 <w:bCs/>
+                <w:sz w:val="28"/>
+                <w:szCs w:val="28"/>
               </w:rPr>
             </w:pPr>
             <w:r>
@@ -69,6 +75,8 @@
                 <w:rFonts w:ascii="TH Sarabun New" w:hAnsi="TH Sarabun New" w:cs="TH Sarabun New"/>
                 <w:b/>
                 <w:bCs/>
+                <w:sz w:val="28"/>
+                <w:szCs w:val="28"/>
               </w:rPr>
               <w:t>Functional Requirement</w:t>
             </w:r>
@@ -87,6 +95,8 @@
                 <w:rFonts w:ascii="TH Sarabun New" w:hAnsi="TH Sarabun New" w:cs="TH Sarabun New"/>
                 <w:b/>
                 <w:bCs/>
+                <w:sz w:val="28"/>
+                <w:szCs w:val="28"/>
               </w:rPr>
             </w:pPr>
             <w:r>
@@ -94,6 +104,8 @@
                 <w:rFonts w:ascii="TH Sarabun New" w:hAnsi="TH Sarabun New" w:cs="TH Sarabun New"/>
                 <w:b/>
                 <w:bCs/>
+                <w:sz w:val="28"/>
+                <w:szCs w:val="28"/>
               </w:rPr>
               <w:t>Related System Requirement(s)</w:t>
             </w:r>
@@ -115,11 +127,15 @@
               <w:spacing w:after="0"/>
               <w:rPr>
                 <w:rFonts w:ascii="TH Sarabun New" w:hAnsi="TH Sarabun New" w:cs="TH Sarabun New"/>
-              </w:rPr>
-            </w:pPr>
-            <w:r>
-              <w:rPr>
-                <w:rFonts w:ascii="TH Sarabun New" w:hAnsi="TH Sarabun New" w:cs="TH Sarabun New"/>
+                <w:sz w:val="28"/>
+                <w:szCs w:val="28"/>
+              </w:rPr>
+            </w:pPr>
+            <w:r>
+              <w:rPr>
+                <w:rFonts w:ascii="TH Sarabun New" w:hAnsi="TH Sarabun New" w:cs="TH Sarabun New"/>
+                <w:sz w:val="28"/>
+                <w:szCs w:val="28"/>
               </w:rPr>
               <w:t>REQ-01</w:t>
             </w:r>
@@ -136,11 +152,15 @@
               <w:spacing w:after="0"/>
               <w:rPr>
                 <w:rFonts w:ascii="TH Sarabun New" w:hAnsi="TH Sarabun New" w:cs="TH Sarabun New"/>
-              </w:rPr>
-            </w:pPr>
-            <w:r>
-              <w:rPr>
-                <w:rFonts w:ascii="TH Sarabun New" w:hAnsi="TH Sarabun New" w:cs="TH Sarabun New"/>
+                <w:sz w:val="28"/>
+                <w:szCs w:val="28"/>
+              </w:rPr>
+            </w:pPr>
+            <w:r>
+              <w:rPr>
+                <w:rFonts w:ascii="TH Sarabun New" w:hAnsi="TH Sarabun New" w:cs="TH Sarabun New"/>
+                <w:sz w:val="28"/>
+                <w:szCs w:val="28"/>
                 <w:cs/>
               </w:rPr>
               <w:t xml:space="preserve">ระบบต้องสามารถรับข้อมูล </w:t>
@@ -148,12 +168,16 @@
             <w:r>
               <w:rPr>
                 <w:rFonts w:ascii="TH Sarabun New" w:hAnsi="TH Sarabun New" w:cs="TH Sarabun New"/>
+                <w:sz w:val="28"/>
+                <w:szCs w:val="28"/>
               </w:rPr>
               <w:t xml:space="preserve">Network Monitoring </w:t>
             </w:r>
             <w:r>
               <w:rPr>
                 <w:rFonts w:ascii="TH Sarabun New" w:hAnsi="TH Sarabun New" w:cs="TH Sarabun New"/>
+                <w:sz w:val="28"/>
+                <w:szCs w:val="28"/>
                 <w:cs/>
               </w:rPr>
               <w:t xml:space="preserve">จาก </w:t>
@@ -161,12 +185,16 @@
             <w:r>
               <w:rPr>
                 <w:rFonts w:ascii="TH Sarabun New" w:hAnsi="TH Sarabun New" w:cs="TH Sarabun New"/>
+                <w:sz w:val="28"/>
+                <w:szCs w:val="28"/>
               </w:rPr>
               <w:t xml:space="preserve">Monitoring Data Source </w:t>
             </w:r>
             <w:r>
               <w:rPr>
                 <w:rFonts w:ascii="TH Sarabun New" w:hAnsi="TH Sarabun New" w:cs="TH Sarabun New"/>
+                <w:sz w:val="28"/>
+                <w:szCs w:val="28"/>
                 <w:cs/>
               </w:rPr>
               <w:t>ภายนอกได้</w:t>
@@ -184,11 +212,15 @@
               <w:spacing w:after="0"/>
               <w:rPr>
                 <w:rFonts w:ascii="TH Sarabun New" w:hAnsi="TH Sarabun New" w:cs="TH Sarabun New"/>
-              </w:rPr>
-            </w:pPr>
-            <w:r>
-              <w:rPr>
-                <w:rFonts w:ascii="TH Sarabun New" w:hAnsi="TH Sarabun New" w:cs="TH Sarabun New"/>
+                <w:sz w:val="28"/>
+                <w:szCs w:val="28"/>
+              </w:rPr>
+            </w:pPr>
+            <w:r>
+              <w:rPr>
+                <w:rFonts w:ascii="TH Sarabun New" w:hAnsi="TH Sarabun New" w:cs="TH Sarabun New"/>
+                <w:sz w:val="28"/>
+                <w:szCs w:val="28"/>
               </w:rPr>
               <w:t>MON-SR-01, MON-SR-02</w:t>
             </w:r>
@@ -210,11 +242,15 @@
               <w:spacing w:after="0"/>
               <w:rPr>
                 <w:rFonts w:ascii="TH Sarabun New" w:hAnsi="TH Sarabun New" w:cs="TH Sarabun New"/>
-              </w:rPr>
-            </w:pPr>
-            <w:r>
-              <w:rPr>
-                <w:rFonts w:ascii="TH Sarabun New" w:hAnsi="TH Sarabun New" w:cs="TH Sarabun New"/>
+                <w:sz w:val="28"/>
+                <w:szCs w:val="28"/>
+              </w:rPr>
+            </w:pPr>
+            <w:r>
+              <w:rPr>
+                <w:rFonts w:ascii="TH Sarabun New" w:hAnsi="TH Sarabun New" w:cs="TH Sarabun New"/>
+                <w:sz w:val="28"/>
+                <w:szCs w:val="28"/>
               </w:rPr>
               <w:t>REQ-02</w:t>
             </w:r>
@@ -231,11 +267,15 @@
               <w:spacing w:after="0"/>
               <w:rPr>
                 <w:rFonts w:ascii="TH Sarabun New" w:hAnsi="TH Sarabun New" w:cs="TH Sarabun New"/>
-              </w:rPr>
-            </w:pPr>
-            <w:r>
-              <w:rPr>
-                <w:rFonts w:ascii="TH Sarabun New" w:hAnsi="TH Sarabun New" w:cs="TH Sarabun New"/>
+                <w:sz w:val="28"/>
+                <w:szCs w:val="28"/>
+              </w:rPr>
+            </w:pPr>
+            <w:r>
+              <w:rPr>
+                <w:rFonts w:ascii="TH Sarabun New" w:hAnsi="TH Sarabun New" w:cs="TH Sarabun New"/>
+                <w:sz w:val="28"/>
+                <w:szCs w:val="28"/>
                 <w:cs/>
               </w:rPr>
               <w:t xml:space="preserve">ระบบต้องสามารถตรวจสอบสถานะการเชื่อมต่อกับ </w:t>
@@ -243,12 +283,16 @@
             <w:r>
               <w:rPr>
                 <w:rFonts w:ascii="TH Sarabun New" w:hAnsi="TH Sarabun New" w:cs="TH Sarabun New"/>
+                <w:sz w:val="28"/>
+                <w:szCs w:val="28"/>
               </w:rPr>
               <w:t xml:space="preserve">Monitoring Data Source </w:t>
             </w:r>
             <w:r>
               <w:rPr>
                 <w:rFonts w:ascii="TH Sarabun New" w:hAnsi="TH Sarabun New" w:cs="TH Sarabun New"/>
+                <w:sz w:val="28"/>
+                <w:szCs w:val="28"/>
                 <w:cs/>
               </w:rPr>
               <w:t>ได้</w:t>
@@ -266,11 +310,15 @@
               <w:spacing w:after="0"/>
               <w:rPr>
                 <w:rFonts w:ascii="TH Sarabun New" w:hAnsi="TH Sarabun New" w:cs="TH Sarabun New"/>
-              </w:rPr>
-            </w:pPr>
-            <w:r>
-              <w:rPr>
-                <w:rFonts w:ascii="TH Sarabun New" w:hAnsi="TH Sarabun New" w:cs="TH Sarabun New"/>
+                <w:sz w:val="28"/>
+                <w:szCs w:val="28"/>
+              </w:rPr>
+            </w:pPr>
+            <w:r>
+              <w:rPr>
+                <w:rFonts w:ascii="TH Sarabun New" w:hAnsi="TH Sarabun New" w:cs="TH Sarabun New"/>
+                <w:sz w:val="28"/>
+                <w:szCs w:val="28"/>
               </w:rPr>
               <w:t>MON-SR-05</w:t>
             </w:r>
@@ -292,11 +340,15 @@
               <w:spacing w:after="0"/>
               <w:rPr>
                 <w:rFonts w:ascii="TH Sarabun New" w:hAnsi="TH Sarabun New" w:cs="TH Sarabun New"/>
-              </w:rPr>
-            </w:pPr>
-            <w:r>
-              <w:rPr>
-                <w:rFonts w:ascii="TH Sarabun New" w:hAnsi="TH Sarabun New" w:cs="TH Sarabun New"/>
+                <w:sz w:val="28"/>
+                <w:szCs w:val="28"/>
+              </w:rPr>
+            </w:pPr>
+            <w:r>
+              <w:rPr>
+                <w:rFonts w:ascii="TH Sarabun New" w:hAnsi="TH Sarabun New" w:cs="TH Sarabun New"/>
+                <w:sz w:val="28"/>
+                <w:szCs w:val="28"/>
               </w:rPr>
               <w:t>REQ-03</w:t>
             </w:r>
@@ -313,11 +365,15 @@
               <w:spacing w:after="0"/>
               <w:rPr>
                 <w:rFonts w:ascii="TH Sarabun New" w:hAnsi="TH Sarabun New" w:cs="TH Sarabun New"/>
-              </w:rPr>
-            </w:pPr>
-            <w:r>
-              <w:rPr>
-                <w:rFonts w:ascii="TH Sarabun New" w:hAnsi="TH Sarabun New" w:cs="TH Sarabun New"/>
+                <w:sz w:val="28"/>
+                <w:szCs w:val="28"/>
+              </w:rPr>
+            </w:pPr>
+            <w:r>
+              <w:rPr>
+                <w:rFonts w:ascii="TH Sarabun New" w:hAnsi="TH Sarabun New" w:cs="TH Sarabun New"/>
+                <w:sz w:val="28"/>
+                <w:szCs w:val="28"/>
                 <w:cs/>
               </w:rPr>
               <w:t xml:space="preserve">ระบบต้องสามารถเชื่อมโยงข้อมูลที่ตรวจพบจาก </w:t>
@@ -325,12 +381,16 @@
             <w:r>
               <w:rPr>
                 <w:rFonts w:ascii="TH Sarabun New" w:hAnsi="TH Sarabun New" w:cs="TH Sarabun New"/>
+                <w:sz w:val="28"/>
+                <w:szCs w:val="28"/>
               </w:rPr>
               <w:t xml:space="preserve">Monitoring Source </w:t>
             </w:r>
             <w:r>
               <w:rPr>
                 <w:rFonts w:ascii="TH Sarabun New" w:hAnsi="TH Sarabun New" w:cs="TH Sarabun New"/>
+                <w:sz w:val="28"/>
+                <w:szCs w:val="28"/>
                 <w:cs/>
               </w:rPr>
               <w:t xml:space="preserve">กับข้อมูล </w:t>
@@ -338,12 +398,16 @@
             <w:r>
               <w:rPr>
                 <w:rFonts w:ascii="TH Sarabun New" w:hAnsi="TH Sarabun New" w:cs="TH Sarabun New"/>
+                <w:sz w:val="28"/>
+                <w:szCs w:val="28"/>
               </w:rPr>
               <w:t xml:space="preserve">Packet Capture (PCAP) </w:t>
             </w:r>
             <w:r>
               <w:rPr>
                 <w:rFonts w:ascii="TH Sarabun New" w:hAnsi="TH Sarabun New" w:cs="TH Sarabun New"/>
+                <w:sz w:val="28"/>
+                <w:szCs w:val="28"/>
                 <w:cs/>
               </w:rPr>
               <w:t>ที่เกี่ยวข้องได้</w:t>
@@ -361,11 +425,15 @@
               <w:spacing w:after="0"/>
               <w:rPr>
                 <w:rFonts w:ascii="TH Sarabun New" w:hAnsi="TH Sarabun New" w:cs="TH Sarabun New"/>
-              </w:rPr>
-            </w:pPr>
-            <w:r>
-              <w:rPr>
-                <w:rFonts w:ascii="TH Sarabun New" w:hAnsi="TH Sarabun New" w:cs="TH Sarabun New"/>
+                <w:sz w:val="28"/>
+                <w:szCs w:val="28"/>
+              </w:rPr>
+            </w:pPr>
+            <w:r>
+              <w:rPr>
+                <w:rFonts w:ascii="TH Sarabun New" w:hAnsi="TH Sarabun New" w:cs="TH Sarabun New"/>
+                <w:sz w:val="28"/>
+                <w:szCs w:val="28"/>
               </w:rPr>
               <w:t>MON-SR-04</w:t>
             </w:r>
@@ -387,11 +455,15 @@
               <w:spacing w:after="0"/>
               <w:rPr>
                 <w:rFonts w:ascii="TH Sarabun New" w:hAnsi="TH Sarabun New" w:cs="TH Sarabun New"/>
-              </w:rPr>
-            </w:pPr>
-            <w:r>
-              <w:rPr>
-                <w:rFonts w:ascii="TH Sarabun New" w:hAnsi="TH Sarabun New" w:cs="TH Sarabun New"/>
+                <w:sz w:val="28"/>
+                <w:szCs w:val="28"/>
+              </w:rPr>
+            </w:pPr>
+            <w:r>
+              <w:rPr>
+                <w:rFonts w:ascii="TH Sarabun New" w:hAnsi="TH Sarabun New" w:cs="TH Sarabun New"/>
+                <w:sz w:val="28"/>
+                <w:szCs w:val="28"/>
               </w:rPr>
               <w:t>REQ-04</w:t>
             </w:r>
@@ -408,11 +480,15 @@
               <w:spacing w:after="0"/>
               <w:rPr>
                 <w:rFonts w:ascii="TH Sarabun New" w:hAnsi="TH Sarabun New" w:cs="TH Sarabun New"/>
-              </w:rPr>
-            </w:pPr>
-            <w:r>
-              <w:rPr>
-                <w:rFonts w:ascii="TH Sarabun New" w:hAnsi="TH Sarabun New" w:cs="TH Sarabun New"/>
+                <w:sz w:val="28"/>
+                <w:szCs w:val="28"/>
+              </w:rPr>
+            </w:pPr>
+            <w:r>
+              <w:rPr>
+                <w:rFonts w:ascii="TH Sarabun New" w:hAnsi="TH Sarabun New" w:cs="TH Sarabun New"/>
+                <w:sz w:val="28"/>
+                <w:szCs w:val="28"/>
                 <w:cs/>
               </w:rPr>
               <w:t xml:space="preserve">ระบบต้องสามารถรับข้อมูลจาก </w:t>
@@ -420,12 +496,16 @@
             <w:r>
               <w:rPr>
                 <w:rFonts w:ascii="TH Sarabun New" w:hAnsi="TH Sarabun New" w:cs="TH Sarabun New"/>
+                <w:sz w:val="28"/>
+                <w:szCs w:val="28"/>
               </w:rPr>
               <w:t xml:space="preserve">Monitoring Source </w:t>
             </w:r>
             <w:r>
               <w:rPr>
                 <w:rFonts w:ascii="TH Sarabun New" w:hAnsi="TH Sarabun New" w:cs="TH Sarabun New"/>
+                <w:sz w:val="28"/>
+                <w:szCs w:val="28"/>
                 <w:cs/>
               </w:rPr>
               <w:t xml:space="preserve">ผ่าน </w:t>
@@ -433,12 +513,16 @@
             <w:r>
               <w:rPr>
                 <w:rFonts w:ascii="TH Sarabun New" w:hAnsi="TH Sarabun New" w:cs="TH Sarabun New"/>
+                <w:sz w:val="28"/>
+                <w:szCs w:val="28"/>
               </w:rPr>
               <w:t xml:space="preserve">Incoming Adapter </w:t>
             </w:r>
             <w:r>
               <w:rPr>
                 <w:rFonts w:ascii="TH Sarabun New" w:hAnsi="TH Sarabun New" w:cs="TH Sarabun New"/>
+                <w:sz w:val="28"/>
+                <w:szCs w:val="28"/>
                 <w:cs/>
               </w:rPr>
               <w:t xml:space="preserve">ที่เหมาะสมกับ </w:t>
@@ -446,12 +530,16 @@
             <w:r>
               <w:rPr>
                 <w:rFonts w:ascii="TH Sarabun New" w:hAnsi="TH Sarabun New" w:cs="TH Sarabun New"/>
+                <w:sz w:val="28"/>
+                <w:szCs w:val="28"/>
               </w:rPr>
               <w:t xml:space="preserve">Source </w:t>
             </w:r>
             <w:r>
               <w:rPr>
                 <w:rFonts w:ascii="TH Sarabun New" w:hAnsi="TH Sarabun New" w:cs="TH Sarabun New"/>
+                <w:sz w:val="28"/>
+                <w:szCs w:val="28"/>
                 <w:cs/>
               </w:rPr>
               <w:t>นั้นได้</w:t>
@@ -469,11 +557,15 @@
               <w:spacing w:after="0"/>
               <w:rPr>
                 <w:rFonts w:ascii="TH Sarabun New" w:hAnsi="TH Sarabun New" w:cs="TH Sarabun New"/>
-              </w:rPr>
-            </w:pPr>
-            <w:r>
-              <w:rPr>
-                <w:rFonts w:ascii="TH Sarabun New" w:hAnsi="TH Sarabun New" w:cs="TH Sarabun New"/>
+                <w:sz w:val="28"/>
+                <w:szCs w:val="28"/>
+              </w:rPr>
+            </w:pPr>
+            <w:r>
+              <w:rPr>
+                <w:rFonts w:ascii="TH Sarabun New" w:hAnsi="TH Sarabun New" w:cs="TH Sarabun New"/>
+                <w:sz w:val="28"/>
+                <w:szCs w:val="28"/>
               </w:rPr>
               <w:t>IA-SR-01</w:t>
             </w:r>
@@ -495,11 +587,15 @@
               <w:spacing w:after="0"/>
               <w:rPr>
                 <w:rFonts w:ascii="TH Sarabun New" w:hAnsi="TH Sarabun New" w:cs="TH Sarabun New"/>
-              </w:rPr>
-            </w:pPr>
-            <w:r>
-              <w:rPr>
-                <w:rFonts w:ascii="TH Sarabun New" w:hAnsi="TH Sarabun New" w:cs="TH Sarabun New"/>
+                <w:sz w:val="28"/>
+                <w:szCs w:val="28"/>
+              </w:rPr>
+            </w:pPr>
+            <w:r>
+              <w:rPr>
+                <w:rFonts w:ascii="TH Sarabun New" w:hAnsi="TH Sarabun New" w:cs="TH Sarabun New"/>
+                <w:sz w:val="28"/>
+                <w:szCs w:val="28"/>
               </w:rPr>
               <w:t>REQ-05</w:t>
             </w:r>
@@ -516,17 +612,23 @@
               <w:spacing w:after="0"/>
               <w:rPr>
                 <w:rFonts w:ascii="TH Sarabun New" w:hAnsi="TH Sarabun New" w:cs="TH Sarabun New"/>
-              </w:rPr>
-            </w:pPr>
-            <w:r>
-              <w:rPr>
-                <w:rFonts w:ascii="TH Sarabun New" w:hAnsi="TH Sarabun New" w:cs="TH Sarabun New"/>
+                <w:sz w:val="28"/>
+                <w:szCs w:val="28"/>
+              </w:rPr>
+            </w:pPr>
+            <w:r>
+              <w:rPr>
+                <w:rFonts w:ascii="TH Sarabun New" w:hAnsi="TH Sarabun New" w:cs="TH Sarabun New"/>
+                <w:sz w:val="28"/>
+                <w:szCs w:val="28"/>
               </w:rPr>
               <w:t xml:space="preserve">Incoming Adapter </w:t>
             </w:r>
             <w:r>
               <w:rPr>
                 <w:rFonts w:ascii="TH Sarabun New" w:hAnsi="TH Sarabun New" w:cs="TH Sarabun New"/>
+                <w:sz w:val="28"/>
+                <w:szCs w:val="28"/>
                 <w:cs/>
               </w:rPr>
               <w:t>ต้องสามารถสกัดข้อมูลที่จำเป็นจากข้อมูลที่ได้รับก่อนส่งเข้าสู่กระบวนการถัดไป</w:t>
@@ -544,11 +646,15 @@
               <w:spacing w:after="0"/>
               <w:rPr>
                 <w:rFonts w:ascii="TH Sarabun New" w:hAnsi="TH Sarabun New" w:cs="TH Sarabun New"/>
-              </w:rPr>
-            </w:pPr>
-            <w:r>
-              <w:rPr>
-                <w:rFonts w:ascii="TH Sarabun New" w:hAnsi="TH Sarabun New" w:cs="TH Sarabun New"/>
+                <w:sz w:val="28"/>
+                <w:szCs w:val="28"/>
+              </w:rPr>
+            </w:pPr>
+            <w:r>
+              <w:rPr>
+                <w:rFonts w:ascii="TH Sarabun New" w:hAnsi="TH Sarabun New" w:cs="TH Sarabun New"/>
+                <w:sz w:val="28"/>
+                <w:szCs w:val="28"/>
               </w:rPr>
               <w:t>IA-SR-02</w:t>
             </w:r>
@@ -570,11 +676,15 @@
               <w:spacing w:after="0"/>
               <w:rPr>
                 <w:rFonts w:ascii="TH Sarabun New" w:hAnsi="TH Sarabun New" w:cs="TH Sarabun New"/>
-              </w:rPr>
-            </w:pPr>
-            <w:r>
-              <w:rPr>
-                <w:rFonts w:ascii="TH Sarabun New" w:hAnsi="TH Sarabun New" w:cs="TH Sarabun New"/>
+                <w:sz w:val="28"/>
+                <w:szCs w:val="28"/>
+              </w:rPr>
+            </w:pPr>
+            <w:r>
+              <w:rPr>
+                <w:rFonts w:ascii="TH Sarabun New" w:hAnsi="TH Sarabun New" w:cs="TH Sarabun New"/>
+                <w:sz w:val="28"/>
+                <w:szCs w:val="28"/>
               </w:rPr>
               <w:t>REQ-06</w:t>
             </w:r>
@@ -591,11 +701,15 @@
               <w:spacing w:after="0"/>
               <w:rPr>
                 <w:rFonts w:ascii="TH Sarabun New" w:hAnsi="TH Sarabun New" w:cs="TH Sarabun New"/>
-              </w:rPr>
-            </w:pPr>
-            <w:r>
-              <w:rPr>
-                <w:rFonts w:ascii="TH Sarabun New" w:hAnsi="TH Sarabun New" w:cs="TH Sarabun New"/>
+                <w:sz w:val="28"/>
+                <w:szCs w:val="28"/>
+              </w:rPr>
+            </w:pPr>
+            <w:r>
+              <w:rPr>
+                <w:rFonts w:ascii="TH Sarabun New" w:hAnsi="TH Sarabun New" w:cs="TH Sarabun New"/>
+                <w:sz w:val="28"/>
+                <w:szCs w:val="28"/>
                 <w:cs/>
               </w:rPr>
               <w:t xml:space="preserve">ระบบต้องสามารถระบุ </w:t>
@@ -603,12 +717,16 @@
             <w:r>
               <w:rPr>
                 <w:rFonts w:ascii="TH Sarabun New" w:hAnsi="TH Sarabun New" w:cs="TH Sarabun New"/>
+                <w:sz w:val="28"/>
+                <w:szCs w:val="28"/>
               </w:rPr>
               <w:t xml:space="preserve">Monitoring Source, Interface </w:t>
             </w:r>
             <w:r>
               <w:rPr>
                 <w:rFonts w:ascii="TH Sarabun New" w:hAnsi="TH Sarabun New" w:cs="TH Sarabun New"/>
+                <w:sz w:val="28"/>
+                <w:szCs w:val="28"/>
                 <w:cs/>
               </w:rPr>
               <w:t>หรือข้อมูลแหล่งที่มาของข้อมูลที่รับเข้ามาได้</w:t>
@@ -626,11 +744,15 @@
               <w:spacing w:after="0"/>
               <w:rPr>
                 <w:rFonts w:ascii="TH Sarabun New" w:hAnsi="TH Sarabun New" w:cs="TH Sarabun New"/>
-              </w:rPr>
-            </w:pPr>
-            <w:r>
-              <w:rPr>
-                <w:rFonts w:ascii="TH Sarabun New" w:hAnsi="TH Sarabun New" w:cs="TH Sarabun New"/>
+                <w:sz w:val="28"/>
+                <w:szCs w:val="28"/>
+              </w:rPr>
+            </w:pPr>
+            <w:r>
+              <w:rPr>
+                <w:rFonts w:ascii="TH Sarabun New" w:hAnsi="TH Sarabun New" w:cs="TH Sarabun New"/>
+                <w:sz w:val="28"/>
+                <w:szCs w:val="28"/>
               </w:rPr>
               <w:t>IA-SR-03</w:t>
             </w:r>
@@ -652,11 +774,15 @@
               <w:spacing w:after="0"/>
               <w:rPr>
                 <w:rFonts w:ascii="TH Sarabun New" w:hAnsi="TH Sarabun New" w:cs="TH Sarabun New"/>
-              </w:rPr>
-            </w:pPr>
-            <w:r>
-              <w:rPr>
-                <w:rFonts w:ascii="TH Sarabun New" w:hAnsi="TH Sarabun New" w:cs="TH Sarabun New"/>
+                <w:sz w:val="28"/>
+                <w:szCs w:val="28"/>
+              </w:rPr>
+            </w:pPr>
+            <w:r>
+              <w:rPr>
+                <w:rFonts w:ascii="TH Sarabun New" w:hAnsi="TH Sarabun New" w:cs="TH Sarabun New"/>
+                <w:sz w:val="28"/>
+                <w:szCs w:val="28"/>
               </w:rPr>
               <w:t>REQ-07</w:t>
             </w:r>
@@ -673,11 +799,15 @@
               <w:spacing w:after="0"/>
               <w:rPr>
                 <w:rFonts w:ascii="TH Sarabun New" w:hAnsi="TH Sarabun New" w:cs="TH Sarabun New"/>
-              </w:rPr>
-            </w:pPr>
-            <w:r>
-              <w:rPr>
-                <w:rFonts w:ascii="TH Sarabun New" w:hAnsi="TH Sarabun New" w:cs="TH Sarabun New"/>
+                <w:sz w:val="28"/>
+                <w:szCs w:val="28"/>
+              </w:rPr>
+            </w:pPr>
+            <w:r>
+              <w:rPr>
+                <w:rFonts w:ascii="TH Sarabun New" w:hAnsi="TH Sarabun New" w:cs="TH Sarabun New"/>
+                <w:sz w:val="28"/>
+                <w:szCs w:val="28"/>
                 <w:cs/>
               </w:rPr>
               <w:t xml:space="preserve">ระบบต้องสามารถตรวจสอบและคัดกรองข้อมูลซ้ำที่เกิดจาก </w:t>
@@ -685,12 +815,16 @@
             <w:r>
               <w:rPr>
                 <w:rFonts w:ascii="TH Sarabun New" w:hAnsi="TH Sarabun New" w:cs="TH Sarabun New"/>
+                <w:sz w:val="28"/>
+                <w:szCs w:val="28"/>
               </w:rPr>
               <w:t xml:space="preserve">Monitoring Source </w:t>
             </w:r>
             <w:r>
               <w:rPr>
                 <w:rFonts w:ascii="TH Sarabun New" w:hAnsi="TH Sarabun New" w:cs="TH Sarabun New"/>
+                <w:sz w:val="28"/>
+                <w:szCs w:val="28"/>
                 <w:cs/>
               </w:rPr>
               <w:t>เดียวกันได้</w:t>
@@ -708,11 +842,15 @@
               <w:spacing w:after="0"/>
               <w:rPr>
                 <w:rFonts w:ascii="TH Sarabun New" w:hAnsi="TH Sarabun New" w:cs="TH Sarabun New"/>
-              </w:rPr>
-            </w:pPr>
-            <w:r>
-              <w:rPr>
-                <w:rFonts w:ascii="TH Sarabun New" w:hAnsi="TH Sarabun New" w:cs="TH Sarabun New"/>
+                <w:sz w:val="28"/>
+                <w:szCs w:val="28"/>
+              </w:rPr>
+            </w:pPr>
+            <w:r>
+              <w:rPr>
+                <w:rFonts w:ascii="TH Sarabun New" w:hAnsi="TH Sarabun New" w:cs="TH Sarabun New"/>
+                <w:sz w:val="28"/>
+                <w:szCs w:val="28"/>
               </w:rPr>
               <w:t>IA-SR-04</w:t>
             </w:r>
@@ -734,11 +872,15 @@
               <w:spacing w:after="0"/>
               <w:rPr>
                 <w:rFonts w:ascii="TH Sarabun New" w:hAnsi="TH Sarabun New" w:cs="TH Sarabun New"/>
-              </w:rPr>
-            </w:pPr>
-            <w:r>
-              <w:rPr>
-                <w:rFonts w:ascii="TH Sarabun New" w:hAnsi="TH Sarabun New" w:cs="TH Sarabun New"/>
+                <w:sz w:val="28"/>
+                <w:szCs w:val="28"/>
+              </w:rPr>
+            </w:pPr>
+            <w:r>
+              <w:rPr>
+                <w:rFonts w:ascii="TH Sarabun New" w:hAnsi="TH Sarabun New" w:cs="TH Sarabun New"/>
+                <w:sz w:val="28"/>
+                <w:szCs w:val="28"/>
               </w:rPr>
               <w:t>REQ-08</w:t>
             </w:r>
@@ -755,11 +897,15 @@
               <w:spacing w:after="0"/>
               <w:rPr>
                 <w:rFonts w:ascii="TH Sarabun New" w:hAnsi="TH Sarabun New" w:cs="TH Sarabun New"/>
-              </w:rPr>
-            </w:pPr>
-            <w:r>
-              <w:rPr>
-                <w:rFonts w:ascii="TH Sarabun New" w:hAnsi="TH Sarabun New" w:cs="TH Sarabun New"/>
+                <w:sz w:val="28"/>
+                <w:szCs w:val="28"/>
+              </w:rPr>
+            </w:pPr>
+            <w:r>
+              <w:rPr>
+                <w:rFonts w:ascii="TH Sarabun New" w:hAnsi="TH Sarabun New" w:cs="TH Sarabun New"/>
+                <w:sz w:val="28"/>
+                <w:szCs w:val="28"/>
                 <w:cs/>
               </w:rPr>
               <w:t xml:space="preserve">ระบบต้องสามารถตรวจสอบโครงสร้างและ </w:t>
@@ -767,12 +913,16 @@
             <w:r>
               <w:rPr>
                 <w:rFonts w:ascii="TH Sarabun New" w:hAnsi="TH Sarabun New" w:cs="TH Sarabun New"/>
+                <w:sz w:val="28"/>
+                <w:szCs w:val="28"/>
               </w:rPr>
               <w:t xml:space="preserve">Field </w:t>
             </w:r>
             <w:r>
               <w:rPr>
                 <w:rFonts w:ascii="TH Sarabun New" w:hAnsi="TH Sarabun New" w:cs="TH Sarabun New"/>
+                <w:sz w:val="28"/>
+                <w:szCs w:val="28"/>
                 <w:cs/>
               </w:rPr>
               <w:t xml:space="preserve">ขั้นต่ำของข้อมูลก่อนเข้าสู่ </w:t>
@@ -780,12 +930,16 @@
             <w:r>
               <w:rPr>
                 <w:rFonts w:ascii="TH Sarabun New" w:hAnsi="TH Sarabun New" w:cs="TH Sarabun New"/>
+                <w:sz w:val="28"/>
+                <w:szCs w:val="28"/>
               </w:rPr>
               <w:t xml:space="preserve">Data Normalization </w:t>
             </w:r>
             <w:r>
               <w:rPr>
                 <w:rFonts w:ascii="TH Sarabun New" w:hAnsi="TH Sarabun New" w:cs="TH Sarabun New"/>
+                <w:sz w:val="28"/>
+                <w:szCs w:val="28"/>
                 <w:cs/>
               </w:rPr>
               <w:t>ได้</w:t>
@@ -803,11 +957,15 @@
               <w:spacing w:after="0"/>
               <w:rPr>
                 <w:rFonts w:ascii="TH Sarabun New" w:hAnsi="TH Sarabun New" w:cs="TH Sarabun New"/>
-              </w:rPr>
-            </w:pPr>
-            <w:r>
-              <w:rPr>
-                <w:rFonts w:ascii="TH Sarabun New" w:hAnsi="TH Sarabun New" w:cs="TH Sarabun New"/>
+                <w:sz w:val="28"/>
+                <w:szCs w:val="28"/>
+              </w:rPr>
+            </w:pPr>
+            <w:r>
+              <w:rPr>
+                <w:rFonts w:ascii="TH Sarabun New" w:hAnsi="TH Sarabun New" w:cs="TH Sarabun New"/>
+                <w:sz w:val="28"/>
+                <w:szCs w:val="28"/>
               </w:rPr>
               <w:t>IA-SR-05</w:t>
             </w:r>
@@ -829,11 +987,15 @@
               <w:spacing w:after="0"/>
               <w:rPr>
                 <w:rFonts w:ascii="TH Sarabun New" w:hAnsi="TH Sarabun New" w:cs="TH Sarabun New"/>
-              </w:rPr>
-            </w:pPr>
-            <w:r>
-              <w:rPr>
-                <w:rFonts w:ascii="TH Sarabun New" w:hAnsi="TH Sarabun New" w:cs="TH Sarabun New"/>
+                <w:sz w:val="28"/>
+                <w:szCs w:val="28"/>
+              </w:rPr>
+            </w:pPr>
+            <w:r>
+              <w:rPr>
+                <w:rFonts w:ascii="TH Sarabun New" w:hAnsi="TH Sarabun New" w:cs="TH Sarabun New"/>
+                <w:sz w:val="28"/>
+                <w:szCs w:val="28"/>
               </w:rPr>
               <w:t>REQ-09</w:t>
             </w:r>
@@ -850,11 +1012,15 @@
               <w:spacing w:after="0"/>
               <w:rPr>
                 <w:rFonts w:ascii="TH Sarabun New" w:hAnsi="TH Sarabun New" w:cs="TH Sarabun New"/>
-              </w:rPr>
-            </w:pPr>
-            <w:r>
-              <w:rPr>
-                <w:rFonts w:ascii="TH Sarabun New" w:hAnsi="TH Sarabun New" w:cs="TH Sarabun New"/>
+                <w:sz w:val="28"/>
+                <w:szCs w:val="28"/>
+              </w:rPr>
+            </w:pPr>
+            <w:r>
+              <w:rPr>
+                <w:rFonts w:ascii="TH Sarabun New" w:hAnsi="TH Sarabun New" w:cs="TH Sarabun New"/>
+                <w:sz w:val="28"/>
+                <w:szCs w:val="28"/>
                 <w:cs/>
               </w:rPr>
               <w:t xml:space="preserve">ระบบต้องสามารถแจ้งหรือบันทึกข้อผิดพลาดเมื่อ </w:t>
@@ -862,12 +1028,16 @@
             <w:r>
               <w:rPr>
                 <w:rFonts w:ascii="TH Sarabun New" w:hAnsi="TH Sarabun New" w:cs="TH Sarabun New"/>
+                <w:sz w:val="28"/>
+                <w:szCs w:val="28"/>
               </w:rPr>
               <w:t xml:space="preserve">Incoming Adapter </w:t>
             </w:r>
             <w:r>
               <w:rPr>
                 <w:rFonts w:ascii="TH Sarabun New" w:hAnsi="TH Sarabun New" w:cs="TH Sarabun New"/>
+                <w:sz w:val="28"/>
+                <w:szCs w:val="28"/>
                 <w:cs/>
               </w:rPr>
               <w:t>ไม่สามารถประมวลผลข้อมูลได้</w:t>
@@ -885,11 +1055,15 @@
               <w:spacing w:after="0"/>
               <w:rPr>
                 <w:rFonts w:ascii="TH Sarabun New" w:hAnsi="TH Sarabun New" w:cs="TH Sarabun New"/>
-              </w:rPr>
-            </w:pPr>
-            <w:r>
-              <w:rPr>
-                <w:rFonts w:ascii="TH Sarabun New" w:hAnsi="TH Sarabun New" w:cs="TH Sarabun New"/>
+                <w:sz w:val="28"/>
+                <w:szCs w:val="28"/>
+              </w:rPr>
+            </w:pPr>
+            <w:r>
+              <w:rPr>
+                <w:rFonts w:ascii="TH Sarabun New" w:hAnsi="TH Sarabun New" w:cs="TH Sarabun New"/>
+                <w:sz w:val="28"/>
+                <w:szCs w:val="28"/>
               </w:rPr>
               <w:t>IA-SR-07</w:t>
             </w:r>
@@ -911,11 +1085,15 @@
               <w:spacing w:after="0"/>
               <w:rPr>
                 <w:rFonts w:ascii="TH Sarabun New" w:hAnsi="TH Sarabun New" w:cs="TH Sarabun New"/>
-              </w:rPr>
-            </w:pPr>
-            <w:r>
-              <w:rPr>
-                <w:rFonts w:ascii="TH Sarabun New" w:hAnsi="TH Sarabun New" w:cs="TH Sarabun New"/>
+                <w:sz w:val="28"/>
+                <w:szCs w:val="28"/>
+              </w:rPr>
+            </w:pPr>
+            <w:r>
+              <w:rPr>
+                <w:rFonts w:ascii="TH Sarabun New" w:hAnsi="TH Sarabun New" w:cs="TH Sarabun New"/>
+                <w:sz w:val="28"/>
+                <w:szCs w:val="28"/>
               </w:rPr>
               <w:t>REQ-10</w:t>
             </w:r>
@@ -932,11 +1110,15 @@
               <w:spacing w:after="0"/>
               <w:rPr>
                 <w:rFonts w:ascii="TH Sarabun New" w:hAnsi="TH Sarabun New" w:cs="TH Sarabun New"/>
-              </w:rPr>
-            </w:pPr>
-            <w:r>
-              <w:rPr>
-                <w:rFonts w:ascii="TH Sarabun New" w:hAnsi="TH Sarabun New" w:cs="TH Sarabun New"/>
+                <w:sz w:val="28"/>
+                <w:szCs w:val="28"/>
+              </w:rPr>
+            </w:pPr>
+            <w:r>
+              <w:rPr>
+                <w:rFonts w:ascii="TH Sarabun New" w:hAnsi="TH Sarabun New" w:cs="TH Sarabun New"/>
+                <w:sz w:val="28"/>
+                <w:szCs w:val="28"/>
                 <w:cs/>
               </w:rPr>
               <w:t xml:space="preserve">ระบบต้องสามารถตรวจสอบความถูกต้องและความสอดคล้องของข้อมูลก่อนทำ </w:t>
@@ -944,12 +1126,16 @@
             <w:r>
               <w:rPr>
                 <w:rFonts w:ascii="TH Sarabun New" w:hAnsi="TH Sarabun New" w:cs="TH Sarabun New"/>
+                <w:sz w:val="28"/>
+                <w:szCs w:val="28"/>
               </w:rPr>
               <w:t xml:space="preserve">Normalization </w:t>
             </w:r>
             <w:r>
               <w:rPr>
                 <w:rFonts w:ascii="TH Sarabun New" w:hAnsi="TH Sarabun New" w:cs="TH Sarabun New"/>
+                <w:sz w:val="28"/>
+                <w:szCs w:val="28"/>
                 <w:cs/>
               </w:rPr>
               <w:t>ได้</w:t>
@@ -967,11 +1153,15 @@
               <w:spacing w:after="0"/>
               <w:rPr>
                 <w:rFonts w:ascii="TH Sarabun New" w:hAnsi="TH Sarabun New" w:cs="TH Sarabun New"/>
-              </w:rPr>
-            </w:pPr>
-            <w:r>
-              <w:rPr>
-                <w:rFonts w:ascii="TH Sarabun New" w:hAnsi="TH Sarabun New" w:cs="TH Sarabun New"/>
+                <w:sz w:val="28"/>
+                <w:szCs w:val="28"/>
+              </w:rPr>
+            </w:pPr>
+            <w:r>
+              <w:rPr>
+                <w:rFonts w:ascii="TH Sarabun New" w:hAnsi="TH Sarabun New" w:cs="TH Sarabun New"/>
+                <w:sz w:val="28"/>
+                <w:szCs w:val="28"/>
               </w:rPr>
               <w:t>NORM-SR-01</w:t>
             </w:r>
@@ -993,11 +1183,15 @@
               <w:spacing w:after="0"/>
               <w:rPr>
                 <w:rFonts w:ascii="TH Sarabun New" w:hAnsi="TH Sarabun New" w:cs="TH Sarabun New"/>
-              </w:rPr>
-            </w:pPr>
-            <w:r>
-              <w:rPr>
-                <w:rFonts w:ascii="TH Sarabun New" w:hAnsi="TH Sarabun New" w:cs="TH Sarabun New"/>
+                <w:sz w:val="28"/>
+                <w:szCs w:val="28"/>
+              </w:rPr>
+            </w:pPr>
+            <w:r>
+              <w:rPr>
+                <w:rFonts w:ascii="TH Sarabun New" w:hAnsi="TH Sarabun New" w:cs="TH Sarabun New"/>
+                <w:sz w:val="28"/>
+                <w:szCs w:val="28"/>
               </w:rPr>
               <w:t>REQ-11</w:t>
             </w:r>
@@ -1014,11 +1208,15 @@
               <w:spacing w:after="0"/>
               <w:rPr>
                 <w:rFonts w:ascii="TH Sarabun New" w:hAnsi="TH Sarabun New" w:cs="TH Sarabun New"/>
-              </w:rPr>
-            </w:pPr>
-            <w:r>
-              <w:rPr>
-                <w:rFonts w:ascii="TH Sarabun New" w:hAnsi="TH Sarabun New" w:cs="TH Sarabun New"/>
+                <w:sz w:val="28"/>
+                <w:szCs w:val="28"/>
+              </w:rPr>
+            </w:pPr>
+            <w:r>
+              <w:rPr>
+                <w:rFonts w:ascii="TH Sarabun New" w:hAnsi="TH Sarabun New" w:cs="TH Sarabun New"/>
+                <w:sz w:val="28"/>
+                <w:szCs w:val="28"/>
                 <w:cs/>
               </w:rPr>
               <w:t xml:space="preserve">ระบบต้องสามารถ </w:t>
@@ -1026,12 +1224,16 @@
             <w:r>
               <w:rPr>
                 <w:rFonts w:ascii="TH Sarabun New" w:hAnsi="TH Sarabun New" w:cs="TH Sarabun New"/>
+                <w:sz w:val="28"/>
+                <w:szCs w:val="28"/>
               </w:rPr>
               <w:t xml:space="preserve">Mapping Field </w:t>
             </w:r>
             <w:r>
               <w:rPr>
                 <w:rFonts w:ascii="TH Sarabun New" w:hAnsi="TH Sarabun New" w:cs="TH Sarabun New"/>
+                <w:sz w:val="28"/>
+                <w:szCs w:val="28"/>
                 <w:cs/>
               </w:rPr>
               <w:t xml:space="preserve">จาก </w:t>
@@ -1039,12 +1241,16 @@
             <w:r>
               <w:rPr>
                 <w:rFonts w:ascii="TH Sarabun New" w:hAnsi="TH Sarabun New" w:cs="TH Sarabun New"/>
+                <w:sz w:val="28"/>
+                <w:szCs w:val="28"/>
               </w:rPr>
               <w:t xml:space="preserve">Monitoring Source </w:t>
             </w:r>
             <w:r>
               <w:rPr>
                 <w:rFonts w:ascii="TH Sarabun New" w:hAnsi="TH Sarabun New" w:cs="TH Sarabun New"/>
+                <w:sz w:val="28"/>
+                <w:szCs w:val="28"/>
                 <w:cs/>
               </w:rPr>
               <w:t xml:space="preserve">เข้าสู่ </w:t>
@@ -1052,12 +1258,16 @@
             <w:r>
               <w:rPr>
                 <w:rFonts w:ascii="TH Sarabun New" w:hAnsi="TH Sarabun New" w:cs="TH Sarabun New"/>
+                <w:sz w:val="28"/>
+                <w:szCs w:val="28"/>
               </w:rPr>
               <w:t xml:space="preserve">Field </w:t>
             </w:r>
             <w:r>
               <w:rPr>
                 <w:rFonts w:ascii="TH Sarabun New" w:hAnsi="TH Sarabun New" w:cs="TH Sarabun New"/>
+                <w:sz w:val="28"/>
+                <w:szCs w:val="28"/>
                 <w:cs/>
               </w:rPr>
               <w:t xml:space="preserve">กลางของ </w:t>
@@ -1065,12 +1275,16 @@
             <w:r>
               <w:rPr>
                 <w:rFonts w:ascii="TH Sarabun New" w:hAnsi="TH Sarabun New" w:cs="TH Sarabun New"/>
+                <w:sz w:val="28"/>
+                <w:szCs w:val="28"/>
               </w:rPr>
               <w:t xml:space="preserve">Framework </w:t>
             </w:r>
             <w:r>
               <w:rPr>
                 <w:rFonts w:ascii="TH Sarabun New" w:hAnsi="TH Sarabun New" w:cs="TH Sarabun New"/>
+                <w:sz w:val="28"/>
+                <w:szCs w:val="28"/>
                 <w:cs/>
               </w:rPr>
               <w:t>ได้</w:t>
@@ -1088,11 +1302,15 @@
               <w:spacing w:after="0"/>
               <w:rPr>
                 <w:rFonts w:ascii="TH Sarabun New" w:hAnsi="TH Sarabun New" w:cs="TH Sarabun New"/>
-              </w:rPr>
-            </w:pPr>
-            <w:r>
-              <w:rPr>
-                <w:rFonts w:ascii="TH Sarabun New" w:hAnsi="TH Sarabun New" w:cs="TH Sarabun New"/>
+                <w:sz w:val="28"/>
+                <w:szCs w:val="28"/>
+              </w:rPr>
+            </w:pPr>
+            <w:r>
+              <w:rPr>
+                <w:rFonts w:ascii="TH Sarabun New" w:hAnsi="TH Sarabun New" w:cs="TH Sarabun New"/>
+                <w:sz w:val="28"/>
+                <w:szCs w:val="28"/>
               </w:rPr>
               <w:t>NORM-SR-02</w:t>
             </w:r>
@@ -1114,11 +1332,15 @@
               <w:spacing w:after="0"/>
               <w:rPr>
                 <w:rFonts w:ascii="TH Sarabun New" w:hAnsi="TH Sarabun New" w:cs="TH Sarabun New"/>
-              </w:rPr>
-            </w:pPr>
-            <w:r>
-              <w:rPr>
-                <w:rFonts w:ascii="TH Sarabun New" w:hAnsi="TH Sarabun New" w:cs="TH Sarabun New"/>
+                <w:sz w:val="28"/>
+                <w:szCs w:val="28"/>
+              </w:rPr>
+            </w:pPr>
+            <w:r>
+              <w:rPr>
+                <w:rFonts w:ascii="TH Sarabun New" w:hAnsi="TH Sarabun New" w:cs="TH Sarabun New"/>
+                <w:sz w:val="28"/>
+                <w:szCs w:val="28"/>
               </w:rPr>
               <w:t>REQ-12</w:t>
             </w:r>
@@ -1135,11 +1357,15 @@
               <w:spacing w:after="0"/>
               <w:rPr>
                 <w:rFonts w:ascii="TH Sarabun New" w:hAnsi="TH Sarabun New" w:cs="TH Sarabun New"/>
-              </w:rPr>
-            </w:pPr>
-            <w:r>
-              <w:rPr>
-                <w:rFonts w:ascii="TH Sarabun New" w:hAnsi="TH Sarabun New" w:cs="TH Sarabun New"/>
+                <w:sz w:val="28"/>
+                <w:szCs w:val="28"/>
+              </w:rPr>
+            </w:pPr>
+            <w:r>
+              <w:rPr>
+                <w:rFonts w:ascii="TH Sarabun New" w:hAnsi="TH Sarabun New" w:cs="TH Sarabun New"/>
+                <w:sz w:val="28"/>
+                <w:szCs w:val="28"/>
                 <w:cs/>
               </w:rPr>
               <w:t>ระบบต้องสามารถปรับชนิดและรูปแบบข้อมูลจากแหล่งต่าง ๆ ให้เป็นรูปแบบมาตรฐานเดียวกันได้</w:t>
@@ -1157,11 +1383,15 @@
               <w:spacing w:after="0"/>
               <w:rPr>
                 <w:rFonts w:ascii="TH Sarabun New" w:hAnsi="TH Sarabun New" w:cs="TH Sarabun New"/>
-              </w:rPr>
-            </w:pPr>
-            <w:r>
-              <w:rPr>
-                <w:rFonts w:ascii="TH Sarabun New" w:hAnsi="TH Sarabun New" w:cs="TH Sarabun New"/>
+                <w:sz w:val="28"/>
+                <w:szCs w:val="28"/>
+              </w:rPr>
+            </w:pPr>
+            <w:r>
+              <w:rPr>
+                <w:rFonts w:ascii="TH Sarabun New" w:hAnsi="TH Sarabun New" w:cs="TH Sarabun New"/>
+                <w:sz w:val="28"/>
+                <w:szCs w:val="28"/>
               </w:rPr>
               <w:t>NORM-SR-03</w:t>
             </w:r>
@@ -1183,11 +1413,15 @@
               <w:spacing w:after="0"/>
               <w:rPr>
                 <w:rFonts w:ascii="TH Sarabun New" w:hAnsi="TH Sarabun New" w:cs="TH Sarabun New"/>
-              </w:rPr>
-            </w:pPr>
-            <w:r>
-              <w:rPr>
-                <w:rFonts w:ascii="TH Sarabun New" w:hAnsi="TH Sarabun New" w:cs="TH Sarabun New"/>
+                <w:sz w:val="28"/>
+                <w:szCs w:val="28"/>
+              </w:rPr>
+            </w:pPr>
+            <w:r>
+              <w:rPr>
+                <w:rFonts w:ascii="TH Sarabun New" w:hAnsi="TH Sarabun New" w:cs="TH Sarabun New"/>
+                <w:sz w:val="28"/>
+                <w:szCs w:val="28"/>
               </w:rPr>
               <w:t>REQ-13</w:t>
             </w:r>
@@ -1204,11 +1438,15 @@
               <w:spacing w:after="0"/>
               <w:rPr>
                 <w:rFonts w:ascii="TH Sarabun New" w:hAnsi="TH Sarabun New" w:cs="TH Sarabun New"/>
-              </w:rPr>
-            </w:pPr>
-            <w:r>
-              <w:rPr>
-                <w:rFonts w:ascii="TH Sarabun New" w:hAnsi="TH Sarabun New" w:cs="TH Sarabun New"/>
+                <w:sz w:val="28"/>
+                <w:szCs w:val="28"/>
+              </w:rPr>
+            </w:pPr>
+            <w:r>
+              <w:rPr>
+                <w:rFonts w:ascii="TH Sarabun New" w:hAnsi="TH Sarabun New" w:cs="TH Sarabun New"/>
+                <w:sz w:val="28"/>
+                <w:szCs w:val="28"/>
                 <w:cs/>
               </w:rPr>
               <w:t xml:space="preserve">ระบบต้องสามารถสร้างข้อมูลในรูปแบบ </w:t>
@@ -1216,12 +1454,16 @@
             <w:r>
               <w:rPr>
                 <w:rFonts w:ascii="TH Sarabun New" w:hAnsi="TH Sarabun New" w:cs="TH Sarabun New"/>
+                <w:sz w:val="28"/>
+                <w:szCs w:val="28"/>
               </w:rPr>
               <w:t xml:space="preserve">Common Telemetry Schema </w:t>
             </w:r>
             <w:r>
               <w:rPr>
                 <w:rFonts w:ascii="TH Sarabun New" w:hAnsi="TH Sarabun New" w:cs="TH Sarabun New"/>
+                <w:sz w:val="28"/>
+                <w:szCs w:val="28"/>
                 <w:cs/>
               </w:rPr>
               <w:t xml:space="preserve">สำหรับใช้งานร่วมกันภายใน </w:t>
@@ -1229,12 +1471,16 @@
             <w:r>
               <w:rPr>
                 <w:rFonts w:ascii="TH Sarabun New" w:hAnsi="TH Sarabun New" w:cs="TH Sarabun New"/>
+                <w:sz w:val="28"/>
+                <w:szCs w:val="28"/>
               </w:rPr>
               <w:t xml:space="preserve">Framework </w:t>
             </w:r>
             <w:r>
               <w:rPr>
                 <w:rFonts w:ascii="TH Sarabun New" w:hAnsi="TH Sarabun New" w:cs="TH Sarabun New"/>
+                <w:sz w:val="28"/>
+                <w:szCs w:val="28"/>
                 <w:cs/>
               </w:rPr>
               <w:t>ได้</w:t>
@@ -1252,11 +1498,15 @@
               <w:spacing w:after="0"/>
               <w:rPr>
                 <w:rFonts w:ascii="TH Sarabun New" w:hAnsi="TH Sarabun New" w:cs="TH Sarabun New"/>
-              </w:rPr>
-            </w:pPr>
-            <w:r>
-              <w:rPr>
-                <w:rFonts w:ascii="TH Sarabun New" w:hAnsi="TH Sarabun New" w:cs="TH Sarabun New"/>
+                <w:sz w:val="28"/>
+                <w:szCs w:val="28"/>
+              </w:rPr>
+            </w:pPr>
+            <w:r>
+              <w:rPr>
+                <w:rFonts w:ascii="TH Sarabun New" w:hAnsi="TH Sarabun New" w:cs="TH Sarabun New"/>
+                <w:sz w:val="28"/>
+                <w:szCs w:val="28"/>
               </w:rPr>
               <w:t>NORM-SR-04</w:t>
             </w:r>
@@ -1278,11 +1528,15 @@
               <w:spacing w:after="0"/>
               <w:rPr>
                 <w:rFonts w:ascii="TH Sarabun New" w:hAnsi="TH Sarabun New" w:cs="TH Sarabun New"/>
-              </w:rPr>
-            </w:pPr>
-            <w:r>
-              <w:rPr>
-                <w:rFonts w:ascii="TH Sarabun New" w:hAnsi="TH Sarabun New" w:cs="TH Sarabun New"/>
+                <w:sz w:val="28"/>
+                <w:szCs w:val="28"/>
+              </w:rPr>
+            </w:pPr>
+            <w:r>
+              <w:rPr>
+                <w:rFonts w:ascii="TH Sarabun New" w:hAnsi="TH Sarabun New" w:cs="TH Sarabun New"/>
+                <w:sz w:val="28"/>
+                <w:szCs w:val="28"/>
               </w:rPr>
               <w:lastRenderedPageBreak/>
               <w:t>REQ-14</w:t>
@@ -1300,11 +1554,15 @@
               <w:spacing w:after="0"/>
               <w:rPr>
                 <w:rFonts w:ascii="TH Sarabun New" w:hAnsi="TH Sarabun New" w:cs="TH Sarabun New"/>
-              </w:rPr>
-            </w:pPr>
-            <w:r>
-              <w:rPr>
-                <w:rFonts w:ascii="TH Sarabun New" w:hAnsi="TH Sarabun New" w:cs="TH Sarabun New"/>
+                <w:sz w:val="28"/>
+                <w:szCs w:val="28"/>
+              </w:rPr>
+            </w:pPr>
+            <w:r>
+              <w:rPr>
+                <w:rFonts w:ascii="TH Sarabun New" w:hAnsi="TH Sarabun New" w:cs="TH Sarabun New"/>
+                <w:sz w:val="28"/>
+                <w:szCs w:val="28"/>
                 <w:cs/>
               </w:rPr>
               <w:t xml:space="preserve">ระบบต้องสามารถเพิ่ม </w:t>
@@ -1312,12 +1570,16 @@
             <w:r>
               <w:rPr>
                 <w:rFonts w:ascii="TH Sarabun New" w:hAnsi="TH Sarabun New" w:cs="TH Sarabun New"/>
+                <w:sz w:val="28"/>
+                <w:szCs w:val="28"/>
               </w:rPr>
               <w:t xml:space="preserve">Context </w:t>
             </w:r>
             <w:r>
               <w:rPr>
                 <w:rFonts w:ascii="TH Sarabun New" w:hAnsi="TH Sarabun New" w:cs="TH Sarabun New"/>
+                <w:sz w:val="28"/>
+                <w:szCs w:val="28"/>
                 <w:cs/>
               </w:rPr>
               <w:t xml:space="preserve">ที่เกี่ยวข้อง เช่น </w:t>
@@ -1325,12 +1587,16 @@
             <w:r>
               <w:rPr>
                 <w:rFonts w:ascii="TH Sarabun New" w:hAnsi="TH Sarabun New" w:cs="TH Sarabun New"/>
+                <w:sz w:val="28"/>
+                <w:szCs w:val="28"/>
               </w:rPr>
               <w:t xml:space="preserve">Subnet, VLAN, Network Type </w:t>
             </w:r>
             <w:r>
               <w:rPr>
                 <w:rFonts w:ascii="TH Sarabun New" w:hAnsi="TH Sarabun New" w:cs="TH Sarabun New"/>
+                <w:sz w:val="28"/>
+                <w:szCs w:val="28"/>
                 <w:cs/>
               </w:rPr>
               <w:t xml:space="preserve">หรือ </w:t>
@@ -1338,12 +1604,16 @@
             <w:r>
               <w:rPr>
                 <w:rFonts w:ascii="TH Sarabun New" w:hAnsi="TH Sarabun New" w:cs="TH Sarabun New"/>
+                <w:sz w:val="28"/>
+                <w:szCs w:val="28"/>
               </w:rPr>
               <w:t xml:space="preserve">Asset Information </w:t>
             </w:r>
             <w:r>
               <w:rPr>
                 <w:rFonts w:ascii="TH Sarabun New" w:hAnsi="TH Sarabun New" w:cs="TH Sarabun New"/>
+                <w:sz w:val="28"/>
+                <w:szCs w:val="28"/>
                 <w:cs/>
               </w:rPr>
               <w:t>ให้กับข้อมูลได้</w:t>
@@ -1361,11 +1631,15 @@
               <w:spacing w:after="0"/>
               <w:rPr>
                 <w:rFonts w:ascii="TH Sarabun New" w:hAnsi="TH Sarabun New" w:cs="TH Sarabun New"/>
-              </w:rPr>
-            </w:pPr>
-            <w:r>
-              <w:rPr>
-                <w:rFonts w:ascii="TH Sarabun New" w:hAnsi="TH Sarabun New" w:cs="TH Sarabun New"/>
+                <w:sz w:val="28"/>
+                <w:szCs w:val="28"/>
+              </w:rPr>
+            </w:pPr>
+            <w:r>
+              <w:rPr>
+                <w:rFonts w:ascii="TH Sarabun New" w:hAnsi="TH Sarabun New" w:cs="TH Sarabun New"/>
+                <w:sz w:val="28"/>
+                <w:szCs w:val="28"/>
               </w:rPr>
               <w:t>NORM-SR-05</w:t>
             </w:r>
@@ -1387,11 +1661,15 @@
               <w:spacing w:after="0"/>
               <w:rPr>
                 <w:rFonts w:ascii="TH Sarabun New" w:hAnsi="TH Sarabun New" w:cs="TH Sarabun New"/>
-              </w:rPr>
-            </w:pPr>
-            <w:r>
-              <w:rPr>
-                <w:rFonts w:ascii="TH Sarabun New" w:hAnsi="TH Sarabun New" w:cs="TH Sarabun New"/>
+                <w:sz w:val="28"/>
+                <w:szCs w:val="28"/>
+              </w:rPr>
+            </w:pPr>
+            <w:r>
+              <w:rPr>
+                <w:rFonts w:ascii="TH Sarabun New" w:hAnsi="TH Sarabun New" w:cs="TH Sarabun New"/>
+                <w:sz w:val="28"/>
+                <w:szCs w:val="28"/>
               </w:rPr>
               <w:t>REQ-15</w:t>
             </w:r>
@@ -1408,11 +1686,15 @@
               <w:spacing w:after="0"/>
               <w:rPr>
                 <w:rFonts w:ascii="TH Sarabun New" w:hAnsi="TH Sarabun New" w:cs="TH Sarabun New"/>
-              </w:rPr>
-            </w:pPr>
-            <w:r>
-              <w:rPr>
-                <w:rFonts w:ascii="TH Sarabun New" w:hAnsi="TH Sarabun New" w:cs="TH Sarabun New"/>
+                <w:sz w:val="28"/>
+                <w:szCs w:val="28"/>
+              </w:rPr>
+            </w:pPr>
+            <w:r>
+              <w:rPr>
+                <w:rFonts w:ascii="TH Sarabun New" w:hAnsi="TH Sarabun New" w:cs="TH Sarabun New"/>
+                <w:sz w:val="28"/>
+                <w:szCs w:val="28"/>
                 <w:cs/>
               </w:rPr>
               <w:t xml:space="preserve">ระบบต้องสามารถรักษาข้อมูลแหล่งที่มาของข้อมูลหลังผ่าน </w:t>
@@ -1420,12 +1702,16 @@
             <w:r>
               <w:rPr>
                 <w:rFonts w:ascii="TH Sarabun New" w:hAnsi="TH Sarabun New" w:cs="TH Sarabun New"/>
+                <w:sz w:val="28"/>
+                <w:szCs w:val="28"/>
               </w:rPr>
               <w:t xml:space="preserve">Normalization </w:t>
             </w:r>
             <w:r>
               <w:rPr>
                 <w:rFonts w:ascii="TH Sarabun New" w:hAnsi="TH Sarabun New" w:cs="TH Sarabun New"/>
+                <w:sz w:val="28"/>
+                <w:szCs w:val="28"/>
                 <w:cs/>
               </w:rPr>
               <w:t>เพื่อรองรับการตรวจสอบย้อนกลับได้</w:t>
@@ -1443,11 +1729,15 @@
               <w:spacing w:after="0"/>
               <w:rPr>
                 <w:rFonts w:ascii="TH Sarabun New" w:hAnsi="TH Sarabun New" w:cs="TH Sarabun New"/>
-              </w:rPr>
-            </w:pPr>
-            <w:r>
-              <w:rPr>
-                <w:rFonts w:ascii="TH Sarabun New" w:hAnsi="TH Sarabun New" w:cs="TH Sarabun New"/>
+                <w:sz w:val="28"/>
+                <w:szCs w:val="28"/>
+              </w:rPr>
+            </w:pPr>
+            <w:r>
+              <w:rPr>
+                <w:rFonts w:ascii="TH Sarabun New" w:hAnsi="TH Sarabun New" w:cs="TH Sarabun New"/>
+                <w:sz w:val="28"/>
+                <w:szCs w:val="28"/>
               </w:rPr>
               <w:t>NORM-SR-06</w:t>
             </w:r>
@@ -1469,11 +1759,15 @@
               <w:spacing w:after="0"/>
               <w:rPr>
                 <w:rFonts w:ascii="TH Sarabun New" w:hAnsi="TH Sarabun New" w:cs="TH Sarabun New"/>
-              </w:rPr>
-            </w:pPr>
-            <w:r>
-              <w:rPr>
-                <w:rFonts w:ascii="TH Sarabun New" w:hAnsi="TH Sarabun New" w:cs="TH Sarabun New"/>
+                <w:sz w:val="28"/>
+                <w:szCs w:val="28"/>
+              </w:rPr>
+            </w:pPr>
+            <w:r>
+              <w:rPr>
+                <w:rFonts w:ascii="TH Sarabun New" w:hAnsi="TH Sarabun New" w:cs="TH Sarabun New"/>
+                <w:sz w:val="28"/>
+                <w:szCs w:val="28"/>
               </w:rPr>
               <w:t>REQ-16</w:t>
             </w:r>
@@ -1490,11 +1784,15 @@
               <w:spacing w:after="0"/>
               <w:rPr>
                 <w:rFonts w:ascii="TH Sarabun New" w:hAnsi="TH Sarabun New" w:cs="TH Sarabun New"/>
-              </w:rPr>
-            </w:pPr>
-            <w:r>
-              <w:rPr>
-                <w:rFonts w:ascii="TH Sarabun New" w:hAnsi="TH Sarabun New" w:cs="TH Sarabun New"/>
+                <w:sz w:val="28"/>
+                <w:szCs w:val="28"/>
+              </w:rPr>
+            </w:pPr>
+            <w:r>
+              <w:rPr>
+                <w:rFonts w:ascii="TH Sarabun New" w:hAnsi="TH Sarabun New" w:cs="TH Sarabun New"/>
+                <w:sz w:val="28"/>
+                <w:szCs w:val="28"/>
                 <w:cs/>
               </w:rPr>
               <w:t xml:space="preserve">ระบบต้องสามารถเก็บหรืออ้างอิง </w:t>
@@ -1502,12 +1800,16 @@
             <w:r>
               <w:rPr>
                 <w:rFonts w:ascii="TH Sarabun New" w:hAnsi="TH Sarabun New" w:cs="TH Sarabun New"/>
+                <w:sz w:val="28"/>
+                <w:szCs w:val="28"/>
               </w:rPr>
               <w:t xml:space="preserve">Raw Data </w:t>
             </w:r>
             <w:r>
               <w:rPr>
                 <w:rFonts w:ascii="TH Sarabun New" w:hAnsi="TH Sarabun New" w:cs="TH Sarabun New"/>
+                <w:sz w:val="28"/>
+                <w:szCs w:val="28"/>
                 <w:cs/>
               </w:rPr>
               <w:t xml:space="preserve">ควบคู่กับข้อมูลที่ผ่าน </w:t>
@@ -1515,12 +1817,16 @@
             <w:r>
               <w:rPr>
                 <w:rFonts w:ascii="TH Sarabun New" w:hAnsi="TH Sarabun New" w:cs="TH Sarabun New"/>
+                <w:sz w:val="28"/>
+                <w:szCs w:val="28"/>
               </w:rPr>
               <w:t xml:space="preserve">Normalization </w:t>
             </w:r>
             <w:r>
               <w:rPr>
                 <w:rFonts w:ascii="TH Sarabun New" w:hAnsi="TH Sarabun New" w:cs="TH Sarabun New"/>
+                <w:sz w:val="28"/>
+                <w:szCs w:val="28"/>
                 <w:cs/>
               </w:rPr>
               <w:t>ได้</w:t>
@@ -1538,11 +1844,15 @@
               <w:spacing w:after="0"/>
               <w:rPr>
                 <w:rFonts w:ascii="TH Sarabun New" w:hAnsi="TH Sarabun New" w:cs="TH Sarabun New"/>
-              </w:rPr>
-            </w:pPr>
-            <w:r>
-              <w:rPr>
-                <w:rFonts w:ascii="TH Sarabun New" w:hAnsi="TH Sarabun New" w:cs="TH Sarabun New"/>
+                <w:sz w:val="28"/>
+                <w:szCs w:val="28"/>
+              </w:rPr>
+            </w:pPr>
+            <w:r>
+              <w:rPr>
+                <w:rFonts w:ascii="TH Sarabun New" w:hAnsi="TH Sarabun New" w:cs="TH Sarabun New"/>
+                <w:sz w:val="28"/>
+                <w:szCs w:val="28"/>
               </w:rPr>
               <w:t>NORM-SR-07, DATA-SR-06</w:t>
             </w:r>
@@ -1564,11 +1874,15 @@
               <w:spacing w:after="0"/>
               <w:rPr>
                 <w:rFonts w:ascii="TH Sarabun New" w:hAnsi="TH Sarabun New" w:cs="TH Sarabun New"/>
-              </w:rPr>
-            </w:pPr>
-            <w:r>
-              <w:rPr>
-                <w:rFonts w:ascii="TH Sarabun New" w:hAnsi="TH Sarabun New" w:cs="TH Sarabun New"/>
+                <w:sz w:val="28"/>
+                <w:szCs w:val="28"/>
+              </w:rPr>
+            </w:pPr>
+            <w:r>
+              <w:rPr>
+                <w:rFonts w:ascii="TH Sarabun New" w:hAnsi="TH Sarabun New" w:cs="TH Sarabun New"/>
+                <w:sz w:val="28"/>
+                <w:szCs w:val="28"/>
               </w:rPr>
               <w:t>REQ-17</w:t>
             </w:r>
@@ -1585,11 +1899,15 @@
               <w:spacing w:after="0"/>
               <w:rPr>
                 <w:rFonts w:ascii="TH Sarabun New" w:hAnsi="TH Sarabun New" w:cs="TH Sarabun New"/>
-              </w:rPr>
-            </w:pPr>
-            <w:r>
-              <w:rPr>
-                <w:rFonts w:ascii="TH Sarabun New" w:hAnsi="TH Sarabun New" w:cs="TH Sarabun New"/>
+                <w:sz w:val="28"/>
+                <w:szCs w:val="28"/>
+              </w:rPr>
+            </w:pPr>
+            <w:r>
+              <w:rPr>
+                <w:rFonts w:ascii="TH Sarabun New" w:hAnsi="TH Sarabun New" w:cs="TH Sarabun New"/>
+                <w:sz w:val="28"/>
+                <w:szCs w:val="28"/>
                 <w:cs/>
               </w:rPr>
               <w:t xml:space="preserve">ระบบต้องสามารถตรวจสอบความสัมพันธ์ของข้อมูลจาก </w:t>
@@ -1597,12 +1915,16 @@
             <w:r>
               <w:rPr>
                 <w:rFonts w:ascii="TH Sarabun New" w:hAnsi="TH Sarabun New" w:cs="TH Sarabun New"/>
+                <w:sz w:val="28"/>
+                <w:szCs w:val="28"/>
               </w:rPr>
               <w:t xml:space="preserve">Monitoring Source </w:t>
             </w:r>
             <w:r>
               <w:rPr>
                 <w:rFonts w:ascii="TH Sarabun New" w:hAnsi="TH Sarabun New" w:cs="TH Sarabun New"/>
+                <w:sz w:val="28"/>
+                <w:szCs w:val="28"/>
                 <w:cs/>
               </w:rPr>
               <w:t xml:space="preserve">หลายแหล่งเพื่อระบุข้อมูลที่เกี่ยวข้องกับ </w:t>
@@ -1610,12 +1932,16 @@
             <w:r>
               <w:rPr>
                 <w:rFonts w:ascii="TH Sarabun New" w:hAnsi="TH Sarabun New" w:cs="TH Sarabun New"/>
+                <w:sz w:val="28"/>
+                <w:szCs w:val="28"/>
               </w:rPr>
               <w:t xml:space="preserve">Traffic </w:t>
             </w:r>
             <w:r>
               <w:rPr>
                 <w:rFonts w:ascii="TH Sarabun New" w:hAnsi="TH Sarabun New" w:cs="TH Sarabun New"/>
+                <w:sz w:val="28"/>
+                <w:szCs w:val="28"/>
                 <w:cs/>
               </w:rPr>
               <w:t xml:space="preserve">หรือ </w:t>
@@ -1623,12 +1949,16 @@
             <w:r>
               <w:rPr>
                 <w:rFonts w:ascii="TH Sarabun New" w:hAnsi="TH Sarabun New" w:cs="TH Sarabun New"/>
+                <w:sz w:val="28"/>
+                <w:szCs w:val="28"/>
               </w:rPr>
               <w:t xml:space="preserve">Flow </w:t>
             </w:r>
             <w:r>
               <w:rPr>
                 <w:rFonts w:ascii="TH Sarabun New" w:hAnsi="TH Sarabun New" w:cs="TH Sarabun New"/>
+                <w:sz w:val="28"/>
+                <w:szCs w:val="28"/>
                 <w:cs/>
               </w:rPr>
               <w:t>เดียวกันได้</w:t>
@@ -1646,11 +1976,15 @@
               <w:spacing w:after="0"/>
               <w:rPr>
                 <w:rFonts w:ascii="TH Sarabun New" w:hAnsi="TH Sarabun New" w:cs="TH Sarabun New"/>
-              </w:rPr>
-            </w:pPr>
-            <w:r>
-              <w:rPr>
-                <w:rFonts w:ascii="TH Sarabun New" w:hAnsi="TH Sarabun New" w:cs="TH Sarabun New"/>
+                <w:sz w:val="28"/>
+                <w:szCs w:val="28"/>
+              </w:rPr>
+            </w:pPr>
+            <w:r>
+              <w:rPr>
+                <w:rFonts w:ascii="TH Sarabun New" w:hAnsi="TH Sarabun New" w:cs="TH Sarabun New"/>
+                <w:sz w:val="28"/>
+                <w:szCs w:val="28"/>
               </w:rPr>
               <w:t>NORM-SR-08</w:t>
             </w:r>
@@ -1672,11 +2006,15 @@
               <w:spacing w:after="0"/>
               <w:rPr>
                 <w:rFonts w:ascii="TH Sarabun New" w:hAnsi="TH Sarabun New" w:cs="TH Sarabun New"/>
-              </w:rPr>
-            </w:pPr>
-            <w:r>
-              <w:rPr>
-                <w:rFonts w:ascii="TH Sarabun New" w:hAnsi="TH Sarabun New" w:cs="TH Sarabun New"/>
+                <w:sz w:val="28"/>
+                <w:szCs w:val="28"/>
+              </w:rPr>
+            </w:pPr>
+            <w:r>
+              <w:rPr>
+                <w:rFonts w:ascii="TH Sarabun New" w:hAnsi="TH Sarabun New" w:cs="TH Sarabun New"/>
+                <w:sz w:val="28"/>
+                <w:szCs w:val="28"/>
               </w:rPr>
               <w:t>REQ-18</w:t>
             </w:r>
@@ -1693,11 +2031,15 @@
               <w:spacing w:after="0"/>
               <w:rPr>
                 <w:rFonts w:ascii="TH Sarabun New" w:hAnsi="TH Sarabun New" w:cs="TH Sarabun New"/>
-              </w:rPr>
-            </w:pPr>
-            <w:r>
-              <w:rPr>
-                <w:rFonts w:ascii="TH Sarabun New" w:hAnsi="TH Sarabun New" w:cs="TH Sarabun New"/>
+                <w:sz w:val="28"/>
+                <w:szCs w:val="28"/>
+              </w:rPr>
+            </w:pPr>
+            <w:r>
+              <w:rPr>
+                <w:rFonts w:ascii="TH Sarabun New" w:hAnsi="TH Sarabun New" w:cs="TH Sarabun New"/>
+                <w:sz w:val="28"/>
+                <w:szCs w:val="28"/>
                 <w:cs/>
               </w:rPr>
               <w:t xml:space="preserve">ระบบต้องสามารถจัดเก็บข้อมูลที่ผ่าน </w:t>
@@ -1705,12 +2047,16 @@
             <w:r>
               <w:rPr>
                 <w:rFonts w:ascii="TH Sarabun New" w:hAnsi="TH Sarabun New" w:cs="TH Sarabun New"/>
+                <w:sz w:val="28"/>
+                <w:szCs w:val="28"/>
               </w:rPr>
               <w:t xml:space="preserve">Normalization </w:t>
             </w:r>
             <w:r>
               <w:rPr>
                 <w:rFonts w:ascii="TH Sarabun New" w:hAnsi="TH Sarabun New" w:cs="TH Sarabun New"/>
+                <w:sz w:val="28"/>
+                <w:szCs w:val="28"/>
                 <w:cs/>
               </w:rPr>
               <w:t>เพื่อใช้ในการวิเคราะห์และตรวจสอบย้อนหลังได้</w:t>
@@ -1728,11 +2074,15 @@
               <w:spacing w:after="0"/>
               <w:rPr>
                 <w:rFonts w:ascii="TH Sarabun New" w:hAnsi="TH Sarabun New" w:cs="TH Sarabun New"/>
-              </w:rPr>
-            </w:pPr>
-            <w:r>
-              <w:rPr>
-                <w:rFonts w:ascii="TH Sarabun New" w:hAnsi="TH Sarabun New" w:cs="TH Sarabun New"/>
+                <w:sz w:val="28"/>
+                <w:szCs w:val="28"/>
+              </w:rPr>
+            </w:pPr>
+            <w:r>
+              <w:rPr>
+                <w:rFonts w:ascii="TH Sarabun New" w:hAnsi="TH Sarabun New" w:cs="TH Sarabun New"/>
+                <w:sz w:val="28"/>
+                <w:szCs w:val="28"/>
               </w:rPr>
               <w:t>DATA-SR-01</w:t>
             </w:r>
@@ -1754,11 +2104,15 @@
               <w:spacing w:after="0"/>
               <w:rPr>
                 <w:rFonts w:ascii="TH Sarabun New" w:hAnsi="TH Sarabun New" w:cs="TH Sarabun New"/>
-              </w:rPr>
-            </w:pPr>
-            <w:r>
-              <w:rPr>
-                <w:rFonts w:ascii="TH Sarabun New" w:hAnsi="TH Sarabun New" w:cs="TH Sarabun New"/>
+                <w:sz w:val="28"/>
+                <w:szCs w:val="28"/>
+              </w:rPr>
+            </w:pPr>
+            <w:r>
+              <w:rPr>
+                <w:rFonts w:ascii="TH Sarabun New" w:hAnsi="TH Sarabun New" w:cs="TH Sarabun New"/>
+                <w:sz w:val="28"/>
+                <w:szCs w:val="28"/>
               </w:rPr>
               <w:t>REQ-19</w:t>
             </w:r>
@@ -1775,11 +2129,15 @@
               <w:spacing w:after="0"/>
               <w:rPr>
                 <w:rFonts w:ascii="TH Sarabun New" w:hAnsi="TH Sarabun New" w:cs="TH Sarabun New"/>
-              </w:rPr>
-            </w:pPr>
-            <w:r>
-              <w:rPr>
-                <w:rFonts w:ascii="TH Sarabun New" w:hAnsi="TH Sarabun New" w:cs="TH Sarabun New"/>
+                <w:sz w:val="28"/>
+                <w:szCs w:val="28"/>
+              </w:rPr>
+            </w:pPr>
+            <w:r>
+              <w:rPr>
+                <w:rFonts w:ascii="TH Sarabun New" w:hAnsi="TH Sarabun New" w:cs="TH Sarabun New"/>
+                <w:sz w:val="28"/>
+                <w:szCs w:val="28"/>
                 <w:cs/>
               </w:rPr>
               <w:t xml:space="preserve">ระบบต้องสามารถจัดเก็บ </w:t>
@@ -1787,12 +2145,16 @@
             <w:r>
               <w:rPr>
                 <w:rFonts w:ascii="TH Sarabun New" w:hAnsi="TH Sarabun New" w:cs="TH Sarabun New"/>
+                <w:sz w:val="28"/>
+                <w:szCs w:val="28"/>
               </w:rPr>
               <w:t xml:space="preserve">Analysis Result </w:t>
             </w:r>
             <w:r>
               <w:rPr>
                 <w:rFonts w:ascii="TH Sarabun New" w:hAnsi="TH Sarabun New" w:cs="TH Sarabun New"/>
+                <w:sz w:val="28"/>
+                <w:szCs w:val="28"/>
                 <w:cs/>
               </w:rPr>
               <w:t xml:space="preserve">รวมถึง </w:t>
@@ -1800,12 +2162,16 @@
             <w:r>
               <w:rPr>
                 <w:rFonts w:ascii="TH Sarabun New" w:hAnsi="TH Sarabun New" w:cs="TH Sarabun New"/>
+                <w:sz w:val="28"/>
+                <w:szCs w:val="28"/>
               </w:rPr>
               <w:t xml:space="preserve">Risk, Reason </w:t>
             </w:r>
             <w:r>
               <w:rPr>
                 <w:rFonts w:ascii="TH Sarabun New" w:hAnsi="TH Sarabun New" w:cs="TH Sarabun New"/>
+                <w:sz w:val="28"/>
+                <w:szCs w:val="28"/>
                 <w:cs/>
               </w:rPr>
               <w:t xml:space="preserve">และ </w:t>
@@ -1813,12 +2179,16 @@
             <w:r>
               <w:rPr>
                 <w:rFonts w:ascii="TH Sarabun New" w:hAnsi="TH Sarabun New" w:cs="TH Sarabun New"/>
+                <w:sz w:val="28"/>
+                <w:szCs w:val="28"/>
               </w:rPr>
               <w:t xml:space="preserve">Timestamp </w:t>
             </w:r>
             <w:r>
               <w:rPr>
                 <w:rFonts w:ascii="TH Sarabun New" w:hAnsi="TH Sarabun New" w:cs="TH Sarabun New"/>
+                <w:sz w:val="28"/>
+                <w:szCs w:val="28"/>
                 <w:cs/>
               </w:rPr>
               <w:t>ได้</w:t>
@@ -1836,11 +2206,15 @@
               <w:spacing w:after="0"/>
               <w:rPr>
                 <w:rFonts w:ascii="TH Sarabun New" w:hAnsi="TH Sarabun New" w:cs="TH Sarabun New"/>
-              </w:rPr>
-            </w:pPr>
-            <w:r>
-              <w:rPr>
-                <w:rFonts w:ascii="TH Sarabun New" w:hAnsi="TH Sarabun New" w:cs="TH Sarabun New"/>
+                <w:sz w:val="28"/>
+                <w:szCs w:val="28"/>
+              </w:rPr>
+            </w:pPr>
+            <w:r>
+              <w:rPr>
+                <w:rFonts w:ascii="TH Sarabun New" w:hAnsi="TH Sarabun New" w:cs="TH Sarabun New"/>
+                <w:sz w:val="28"/>
+                <w:szCs w:val="28"/>
               </w:rPr>
               <w:t>DATA-SR-02</w:t>
             </w:r>
@@ -1862,11 +2236,15 @@
               <w:spacing w:after="0"/>
               <w:rPr>
                 <w:rFonts w:ascii="TH Sarabun New" w:hAnsi="TH Sarabun New" w:cs="TH Sarabun New"/>
-              </w:rPr>
-            </w:pPr>
-            <w:r>
-              <w:rPr>
-                <w:rFonts w:ascii="TH Sarabun New" w:hAnsi="TH Sarabun New" w:cs="TH Sarabun New"/>
+                <w:sz w:val="28"/>
+                <w:szCs w:val="28"/>
+              </w:rPr>
+            </w:pPr>
+            <w:r>
+              <w:rPr>
+                <w:rFonts w:ascii="TH Sarabun New" w:hAnsi="TH Sarabun New" w:cs="TH Sarabun New"/>
+                <w:sz w:val="28"/>
+                <w:szCs w:val="28"/>
               </w:rPr>
               <w:t>REQ-20</w:t>
             </w:r>
@@ -1883,11 +2261,15 @@
               <w:spacing w:after="0"/>
               <w:rPr>
                 <w:rFonts w:ascii="TH Sarabun New" w:hAnsi="TH Sarabun New" w:cs="TH Sarabun New"/>
-              </w:rPr>
-            </w:pPr>
-            <w:r>
-              <w:rPr>
-                <w:rFonts w:ascii="TH Sarabun New" w:hAnsi="TH Sarabun New" w:cs="TH Sarabun New"/>
+                <w:sz w:val="28"/>
+                <w:szCs w:val="28"/>
+              </w:rPr>
+            </w:pPr>
+            <w:r>
+              <w:rPr>
+                <w:rFonts w:ascii="TH Sarabun New" w:hAnsi="TH Sarabun New" w:cs="TH Sarabun New"/>
+                <w:sz w:val="28"/>
+                <w:szCs w:val="28"/>
                 <w:cs/>
               </w:rPr>
               <w:t xml:space="preserve">ระบบต้องสามารถจัดเก็บ </w:t>
@@ -1895,12 +2277,16 @@
             <w:r>
               <w:rPr>
                 <w:rFonts w:ascii="TH Sarabun New" w:hAnsi="TH Sarabun New" w:cs="TH Sarabun New"/>
+                <w:sz w:val="28"/>
+                <w:szCs w:val="28"/>
               </w:rPr>
               <w:t xml:space="preserve">Generic Network Rule </w:t>
             </w:r>
             <w:r>
               <w:rPr>
                 <w:rFonts w:ascii="TH Sarabun New" w:hAnsi="TH Sarabun New" w:cs="TH Sarabun New"/>
+                <w:sz w:val="28"/>
+                <w:szCs w:val="28"/>
                 <w:cs/>
               </w:rPr>
               <w:t xml:space="preserve">และสถานะของ </w:t>
@@ -1908,12 +2294,16 @@
             <w:r>
               <w:rPr>
                 <w:rFonts w:ascii="TH Sarabun New" w:hAnsi="TH Sarabun New" w:cs="TH Sarabun New"/>
+                <w:sz w:val="28"/>
+                <w:szCs w:val="28"/>
               </w:rPr>
               <w:t xml:space="preserve">Rule </w:t>
             </w:r>
             <w:r>
               <w:rPr>
                 <w:rFonts w:ascii="TH Sarabun New" w:hAnsi="TH Sarabun New" w:cs="TH Sarabun New"/>
+                <w:sz w:val="28"/>
+                <w:szCs w:val="28"/>
                 <w:cs/>
               </w:rPr>
               <w:t>ได้</w:t>
@@ -1931,11 +2321,15 @@
               <w:spacing w:after="0"/>
               <w:rPr>
                 <w:rFonts w:ascii="TH Sarabun New" w:hAnsi="TH Sarabun New" w:cs="TH Sarabun New"/>
-              </w:rPr>
-            </w:pPr>
-            <w:r>
-              <w:rPr>
-                <w:rFonts w:ascii="TH Sarabun New" w:hAnsi="TH Sarabun New" w:cs="TH Sarabun New"/>
+                <w:sz w:val="28"/>
+                <w:szCs w:val="28"/>
+              </w:rPr>
+            </w:pPr>
+            <w:r>
+              <w:rPr>
+                <w:rFonts w:ascii="TH Sarabun New" w:hAnsi="TH Sarabun New" w:cs="TH Sarabun New"/>
+                <w:sz w:val="28"/>
+                <w:szCs w:val="28"/>
               </w:rPr>
               <w:t>DATA-SR-03</w:t>
             </w:r>
@@ -1957,11 +2351,15 @@
               <w:spacing w:after="0"/>
               <w:rPr>
                 <w:rFonts w:ascii="TH Sarabun New" w:hAnsi="TH Sarabun New" w:cs="TH Sarabun New"/>
-              </w:rPr>
-            </w:pPr>
-            <w:r>
-              <w:rPr>
-                <w:rFonts w:ascii="TH Sarabun New" w:hAnsi="TH Sarabun New" w:cs="TH Sarabun New"/>
+                <w:sz w:val="28"/>
+                <w:szCs w:val="28"/>
+              </w:rPr>
+            </w:pPr>
+            <w:r>
+              <w:rPr>
+                <w:rFonts w:ascii="TH Sarabun New" w:hAnsi="TH Sarabun New" w:cs="TH Sarabun New"/>
+                <w:sz w:val="28"/>
+                <w:szCs w:val="28"/>
               </w:rPr>
               <w:t>REQ-21</w:t>
             </w:r>
@@ -1978,11 +2376,15 @@
               <w:spacing w:after="0"/>
               <w:rPr>
                 <w:rFonts w:ascii="TH Sarabun New" w:hAnsi="TH Sarabun New" w:cs="TH Sarabun New"/>
-              </w:rPr>
-            </w:pPr>
-            <w:r>
-              <w:rPr>
-                <w:rFonts w:ascii="TH Sarabun New" w:hAnsi="TH Sarabun New" w:cs="TH Sarabun New"/>
+                <w:sz w:val="28"/>
+                <w:szCs w:val="28"/>
+              </w:rPr>
+            </w:pPr>
+            <w:r>
+              <w:rPr>
+                <w:rFonts w:ascii="TH Sarabun New" w:hAnsi="TH Sarabun New" w:cs="TH Sarabun New"/>
+                <w:sz w:val="28"/>
+                <w:szCs w:val="28"/>
                 <w:cs/>
               </w:rPr>
               <w:t xml:space="preserve">ระบบต้องสามารถบันทึกการดำเนินการของผู้ใช้ต่อ </w:t>
@@ -1990,12 +2392,16 @@
             <w:r>
               <w:rPr>
                 <w:rFonts w:ascii="TH Sarabun New" w:hAnsi="TH Sarabun New" w:cs="TH Sarabun New"/>
+                <w:sz w:val="28"/>
+                <w:szCs w:val="28"/>
               </w:rPr>
               <w:t xml:space="preserve">Rule </w:t>
             </w:r>
             <w:r>
               <w:rPr>
                 <w:rFonts w:ascii="TH Sarabun New" w:hAnsi="TH Sarabun New" w:cs="TH Sarabun New"/>
+                <w:sz w:val="28"/>
+                <w:szCs w:val="28"/>
                 <w:cs/>
               </w:rPr>
               <w:t xml:space="preserve">เช่น </w:t>
@@ -2003,12 +2409,16 @@
             <w:r>
               <w:rPr>
                 <w:rFonts w:ascii="TH Sarabun New" w:hAnsi="TH Sarabun New" w:cs="TH Sarabun New"/>
+                <w:sz w:val="28"/>
+                <w:szCs w:val="28"/>
               </w:rPr>
               <w:t xml:space="preserve">Approve, Override </w:t>
             </w:r>
             <w:r>
               <w:rPr>
                 <w:rFonts w:ascii="TH Sarabun New" w:hAnsi="TH Sarabun New" w:cs="TH Sarabun New"/>
+                <w:sz w:val="28"/>
+                <w:szCs w:val="28"/>
                 <w:cs/>
               </w:rPr>
               <w:t xml:space="preserve">และ </w:t>
@@ -2016,12 +2426,16 @@
             <w:r>
               <w:rPr>
                 <w:rFonts w:ascii="TH Sarabun New" w:hAnsi="TH Sarabun New" w:cs="TH Sarabun New"/>
+                <w:sz w:val="28"/>
+                <w:szCs w:val="28"/>
               </w:rPr>
               <w:t xml:space="preserve">Reject </w:t>
             </w:r>
             <w:r>
               <w:rPr>
                 <w:rFonts w:ascii="TH Sarabun New" w:hAnsi="TH Sarabun New" w:cs="TH Sarabun New"/>
+                <w:sz w:val="28"/>
+                <w:szCs w:val="28"/>
                 <w:cs/>
               </w:rPr>
               <w:t>ได้</w:t>
@@ -2039,11 +2453,15 @@
               <w:spacing w:after="0"/>
               <w:rPr>
                 <w:rFonts w:ascii="TH Sarabun New" w:hAnsi="TH Sarabun New" w:cs="TH Sarabun New"/>
-              </w:rPr>
-            </w:pPr>
-            <w:r>
-              <w:rPr>
-                <w:rFonts w:ascii="TH Sarabun New" w:hAnsi="TH Sarabun New" w:cs="TH Sarabun New"/>
+                <w:sz w:val="28"/>
+                <w:szCs w:val="28"/>
+              </w:rPr>
+            </w:pPr>
+            <w:r>
+              <w:rPr>
+                <w:rFonts w:ascii="TH Sarabun New" w:hAnsi="TH Sarabun New" w:cs="TH Sarabun New"/>
+                <w:sz w:val="28"/>
+                <w:szCs w:val="28"/>
               </w:rPr>
               <w:t>DATA-SR-04</w:t>
             </w:r>
@@ -2065,11 +2483,15 @@
               <w:spacing w:after="0"/>
               <w:rPr>
                 <w:rFonts w:ascii="TH Sarabun New" w:hAnsi="TH Sarabun New" w:cs="TH Sarabun New"/>
-              </w:rPr>
-            </w:pPr>
-            <w:r>
-              <w:rPr>
-                <w:rFonts w:ascii="TH Sarabun New" w:hAnsi="TH Sarabun New" w:cs="TH Sarabun New"/>
+                <w:sz w:val="28"/>
+                <w:szCs w:val="28"/>
+              </w:rPr>
+            </w:pPr>
+            <w:r>
+              <w:rPr>
+                <w:rFonts w:ascii="TH Sarabun New" w:hAnsi="TH Sarabun New" w:cs="TH Sarabun New"/>
+                <w:sz w:val="28"/>
+                <w:szCs w:val="28"/>
               </w:rPr>
               <w:t>REQ-22</w:t>
             </w:r>
@@ -2086,11 +2508,15 @@
               <w:spacing w:after="0"/>
               <w:rPr>
                 <w:rFonts w:ascii="TH Sarabun New" w:hAnsi="TH Sarabun New" w:cs="TH Sarabun New"/>
-              </w:rPr>
-            </w:pPr>
-            <w:r>
-              <w:rPr>
-                <w:rFonts w:ascii="TH Sarabun New" w:hAnsi="TH Sarabun New" w:cs="TH Sarabun New"/>
+                <w:sz w:val="28"/>
+                <w:szCs w:val="28"/>
+              </w:rPr>
+            </w:pPr>
+            <w:r>
+              <w:rPr>
+                <w:rFonts w:ascii="TH Sarabun New" w:hAnsi="TH Sarabun New" w:cs="TH Sarabun New"/>
+                <w:sz w:val="28"/>
+                <w:szCs w:val="28"/>
                 <w:cs/>
               </w:rPr>
               <w:t>ระบบต้องสามารถกำหนดระยะเวลาการเก็บรักษาข้อมูลแต่ละประเภทได้</w:t>
@@ -2108,11 +2534,15 @@
               <w:spacing w:after="0"/>
               <w:rPr>
                 <w:rFonts w:ascii="TH Sarabun New" w:hAnsi="TH Sarabun New" w:cs="TH Sarabun New"/>
-              </w:rPr>
-            </w:pPr>
-            <w:r>
-              <w:rPr>
-                <w:rFonts w:ascii="TH Sarabun New" w:hAnsi="TH Sarabun New" w:cs="TH Sarabun New"/>
+                <w:sz w:val="28"/>
+                <w:szCs w:val="28"/>
+              </w:rPr>
+            </w:pPr>
+            <w:r>
+              <w:rPr>
+                <w:rFonts w:ascii="TH Sarabun New" w:hAnsi="TH Sarabun New" w:cs="TH Sarabun New"/>
+                <w:sz w:val="28"/>
+                <w:szCs w:val="28"/>
               </w:rPr>
               <w:t>DATA-SR-05</w:t>
             </w:r>
@@ -2134,11 +2564,15 @@
               <w:spacing w:after="0"/>
               <w:rPr>
                 <w:rFonts w:ascii="TH Sarabun New" w:hAnsi="TH Sarabun New" w:cs="TH Sarabun New"/>
-              </w:rPr>
-            </w:pPr>
-            <w:r>
-              <w:rPr>
-                <w:rFonts w:ascii="TH Sarabun New" w:hAnsi="TH Sarabun New" w:cs="TH Sarabun New"/>
+                <w:sz w:val="28"/>
+                <w:szCs w:val="28"/>
+              </w:rPr>
+            </w:pPr>
+            <w:r>
+              <w:rPr>
+                <w:rFonts w:ascii="TH Sarabun New" w:hAnsi="TH Sarabun New" w:cs="TH Sarabun New"/>
+                <w:sz w:val="28"/>
+                <w:szCs w:val="28"/>
               </w:rPr>
               <w:t>REQ-23</w:t>
             </w:r>
@@ -2155,11 +2589,15 @@
               <w:spacing w:after="0"/>
               <w:rPr>
                 <w:rFonts w:ascii="TH Sarabun New" w:hAnsi="TH Sarabun New" w:cs="TH Sarabun New"/>
-              </w:rPr>
-            </w:pPr>
-            <w:r>
-              <w:rPr>
-                <w:rFonts w:ascii="TH Sarabun New" w:hAnsi="TH Sarabun New" w:cs="TH Sarabun New"/>
+                <w:sz w:val="28"/>
+                <w:szCs w:val="28"/>
+              </w:rPr>
+            </w:pPr>
+            <w:r>
+              <w:rPr>
+                <w:rFonts w:ascii="TH Sarabun New" w:hAnsi="TH Sarabun New" w:cs="TH Sarabun New"/>
+                <w:sz w:val="28"/>
+                <w:szCs w:val="28"/>
                 <w:cs/>
               </w:rPr>
               <w:t xml:space="preserve">ระบบต้องสามารถจัดเก็บ </w:t>
@@ -2167,12 +2605,16 @@
             <w:r>
               <w:rPr>
                 <w:rFonts w:ascii="TH Sarabun New" w:hAnsi="TH Sarabun New" w:cs="TH Sarabun New"/>
+                <w:sz w:val="28"/>
+                <w:szCs w:val="28"/>
               </w:rPr>
               <w:t xml:space="preserve">Packet Capture </w:t>
             </w:r>
             <w:r>
               <w:rPr>
                 <w:rFonts w:ascii="TH Sarabun New" w:hAnsi="TH Sarabun New" w:cs="TH Sarabun New"/>
+                <w:sz w:val="28"/>
+                <w:szCs w:val="28"/>
                 <w:cs/>
               </w:rPr>
               <w:t xml:space="preserve">ใน </w:t>
@@ -2180,12 +2622,16 @@
             <w:r>
               <w:rPr>
                 <w:rFonts w:ascii="TH Sarabun New" w:hAnsi="TH Sarabun New" w:cs="TH Sarabun New"/>
+                <w:sz w:val="28"/>
+                <w:szCs w:val="28"/>
               </w:rPr>
               <w:t xml:space="preserve">PCAP Repository </w:t>
             </w:r>
             <w:r>
               <w:rPr>
                 <w:rFonts w:ascii="TH Sarabun New" w:hAnsi="TH Sarabun New" w:cs="TH Sarabun New"/>
+                <w:sz w:val="28"/>
+                <w:szCs w:val="28"/>
                 <w:cs/>
               </w:rPr>
               <w:t xml:space="preserve">และ </w:t>
@@ -2193,12 +2639,16 @@
             <w:r>
               <w:rPr>
                 <w:rFonts w:ascii="TH Sarabun New" w:hAnsi="TH Sarabun New" w:cs="TH Sarabun New"/>
+                <w:sz w:val="28"/>
+                <w:szCs w:val="28"/>
               </w:rPr>
               <w:t xml:space="preserve">Metadata </w:t>
             </w:r>
             <w:r>
               <w:rPr>
                 <w:rFonts w:ascii="TH Sarabun New" w:hAnsi="TH Sarabun New" w:cs="TH Sarabun New"/>
+                <w:sz w:val="28"/>
+                <w:szCs w:val="28"/>
                 <w:cs/>
               </w:rPr>
               <w:t>ที่เกี่ยวข้องได้</w:t>
@@ -2216,11 +2666,15 @@
               <w:spacing w:after="0"/>
               <w:rPr>
                 <w:rFonts w:ascii="TH Sarabun New" w:hAnsi="TH Sarabun New" w:cs="TH Sarabun New"/>
-              </w:rPr>
-            </w:pPr>
-            <w:r>
-              <w:rPr>
-                <w:rFonts w:ascii="TH Sarabun New" w:hAnsi="TH Sarabun New" w:cs="TH Sarabun New"/>
+                <w:sz w:val="28"/>
+                <w:szCs w:val="28"/>
+              </w:rPr>
+            </w:pPr>
+            <w:r>
+              <w:rPr>
+                <w:rFonts w:ascii="TH Sarabun New" w:hAnsi="TH Sarabun New" w:cs="TH Sarabun New"/>
+                <w:sz w:val="28"/>
+                <w:szCs w:val="28"/>
               </w:rPr>
               <w:t>DATA-SR-07, DATA-SR-08</w:t>
             </w:r>
@@ -2242,11 +2696,15 @@
               <w:spacing w:after="0"/>
               <w:rPr>
                 <w:rFonts w:ascii="TH Sarabun New" w:hAnsi="TH Sarabun New" w:cs="TH Sarabun New"/>
-              </w:rPr>
-            </w:pPr>
-            <w:r>
-              <w:rPr>
-                <w:rFonts w:ascii="TH Sarabun New" w:hAnsi="TH Sarabun New" w:cs="TH Sarabun New"/>
+                <w:sz w:val="28"/>
+                <w:szCs w:val="28"/>
+              </w:rPr>
+            </w:pPr>
+            <w:r>
+              <w:rPr>
+                <w:rFonts w:ascii="TH Sarabun New" w:hAnsi="TH Sarabun New" w:cs="TH Sarabun New"/>
+                <w:sz w:val="28"/>
+                <w:szCs w:val="28"/>
               </w:rPr>
               <w:t>REQ-24</w:t>
             </w:r>
@@ -2263,11 +2721,15 @@
               <w:spacing w:after="0"/>
               <w:rPr>
                 <w:rFonts w:ascii="TH Sarabun New" w:hAnsi="TH Sarabun New" w:cs="TH Sarabun New"/>
-              </w:rPr>
-            </w:pPr>
-            <w:r>
-              <w:rPr>
-                <w:rFonts w:ascii="TH Sarabun New" w:hAnsi="TH Sarabun New" w:cs="TH Sarabun New"/>
+                <w:sz w:val="28"/>
+                <w:szCs w:val="28"/>
+              </w:rPr>
+            </w:pPr>
+            <w:r>
+              <w:rPr>
+                <w:rFonts w:ascii="TH Sarabun New" w:hAnsi="TH Sarabun New" w:cs="TH Sarabun New"/>
+                <w:sz w:val="28"/>
+                <w:szCs w:val="28"/>
                 <w:cs/>
               </w:rPr>
               <w:t xml:space="preserve">ระบบต้องสามารถเชื่อมโยง </w:t>
@@ -2275,12 +2737,16 @@
             <w:r>
               <w:rPr>
                 <w:rFonts w:ascii="TH Sarabun New" w:hAnsi="TH Sarabun New" w:cs="TH Sarabun New"/>
+                <w:sz w:val="28"/>
+                <w:szCs w:val="28"/>
               </w:rPr>
               <w:t xml:space="preserve">Event </w:t>
             </w:r>
             <w:r>
               <w:rPr>
                 <w:rFonts w:ascii="TH Sarabun New" w:hAnsi="TH Sarabun New" w:cs="TH Sarabun New"/>
+                <w:sz w:val="28"/>
+                <w:szCs w:val="28"/>
                 <w:cs/>
               </w:rPr>
               <w:t xml:space="preserve">หรือ </w:t>
@@ -2288,12 +2754,16 @@
             <w:r>
               <w:rPr>
                 <w:rFonts w:ascii="TH Sarabun New" w:hAnsi="TH Sarabun New" w:cs="TH Sarabun New"/>
+                <w:sz w:val="28"/>
+                <w:szCs w:val="28"/>
               </w:rPr>
               <w:t xml:space="preserve">Analysis Result </w:t>
             </w:r>
             <w:r>
               <w:rPr>
                 <w:rFonts w:ascii="TH Sarabun New" w:hAnsi="TH Sarabun New" w:cs="TH Sarabun New"/>
+                <w:sz w:val="28"/>
+                <w:szCs w:val="28"/>
                 <w:cs/>
               </w:rPr>
               <w:t xml:space="preserve">กับ </w:t>
@@ -2301,12 +2771,16 @@
             <w:r>
               <w:rPr>
                 <w:rFonts w:ascii="TH Sarabun New" w:hAnsi="TH Sarabun New" w:cs="TH Sarabun New"/>
+                <w:sz w:val="28"/>
+                <w:szCs w:val="28"/>
               </w:rPr>
               <w:t xml:space="preserve">Packet Capture </w:t>
             </w:r>
             <w:r>
               <w:rPr>
                 <w:rFonts w:ascii="TH Sarabun New" w:hAnsi="TH Sarabun New" w:cs="TH Sarabun New"/>
+                <w:sz w:val="28"/>
+                <w:szCs w:val="28"/>
                 <w:cs/>
               </w:rPr>
               <w:t>ที่เกี่ยวข้องได้</w:t>
@@ -2324,11 +2798,15 @@
               <w:spacing w:after="0"/>
               <w:rPr>
                 <w:rFonts w:ascii="TH Sarabun New" w:hAnsi="TH Sarabun New" w:cs="TH Sarabun New"/>
-              </w:rPr>
-            </w:pPr>
-            <w:r>
-              <w:rPr>
-                <w:rFonts w:ascii="TH Sarabun New" w:hAnsi="TH Sarabun New" w:cs="TH Sarabun New"/>
+                <w:sz w:val="28"/>
+                <w:szCs w:val="28"/>
+              </w:rPr>
+            </w:pPr>
+            <w:r>
+              <w:rPr>
+                <w:rFonts w:ascii="TH Sarabun New" w:hAnsi="TH Sarabun New" w:cs="TH Sarabun New"/>
+                <w:sz w:val="28"/>
+                <w:szCs w:val="28"/>
               </w:rPr>
               <w:t>DATA-SR-09</w:t>
             </w:r>
@@ -2350,11 +2828,15 @@
               <w:spacing w:after="0"/>
               <w:rPr>
                 <w:rFonts w:ascii="TH Sarabun New" w:hAnsi="TH Sarabun New" w:cs="TH Sarabun New"/>
-              </w:rPr>
-            </w:pPr>
-            <w:r>
-              <w:rPr>
-                <w:rFonts w:ascii="TH Sarabun New" w:hAnsi="TH Sarabun New" w:cs="TH Sarabun New"/>
+                <w:sz w:val="28"/>
+                <w:szCs w:val="28"/>
+              </w:rPr>
+            </w:pPr>
+            <w:r>
+              <w:rPr>
+                <w:rFonts w:ascii="TH Sarabun New" w:hAnsi="TH Sarabun New" w:cs="TH Sarabun New"/>
+                <w:sz w:val="28"/>
+                <w:szCs w:val="28"/>
               </w:rPr>
               <w:t>REQ-25</w:t>
             </w:r>
@@ -2371,11 +2853,15 @@
               <w:spacing w:after="0"/>
               <w:rPr>
                 <w:rFonts w:ascii="TH Sarabun New" w:hAnsi="TH Sarabun New" w:cs="TH Sarabun New"/>
-              </w:rPr>
-            </w:pPr>
-            <w:r>
-              <w:rPr>
-                <w:rFonts w:ascii="TH Sarabun New" w:hAnsi="TH Sarabun New" w:cs="TH Sarabun New"/>
+                <w:sz w:val="28"/>
+                <w:szCs w:val="28"/>
+              </w:rPr>
+            </w:pPr>
+            <w:r>
+              <w:rPr>
+                <w:rFonts w:ascii="TH Sarabun New" w:hAnsi="TH Sarabun New" w:cs="TH Sarabun New"/>
+                <w:sz w:val="28"/>
+                <w:szCs w:val="28"/>
                 <w:cs/>
               </w:rPr>
               <w:t xml:space="preserve">ระบบต้องสามารถนำข้อมูล </w:t>
@@ -2383,12 +2869,16 @@
             <w:r>
               <w:rPr>
                 <w:rFonts w:ascii="TH Sarabun New" w:hAnsi="TH Sarabun New" w:cs="TH Sarabun New"/>
+                <w:sz w:val="28"/>
+                <w:szCs w:val="28"/>
               </w:rPr>
               <w:t xml:space="preserve">Common/Normalized Data </w:t>
             </w:r>
             <w:r>
               <w:rPr>
                 <w:rFonts w:ascii="TH Sarabun New" w:hAnsi="TH Sarabun New" w:cs="TH Sarabun New"/>
+                <w:sz w:val="28"/>
+                <w:szCs w:val="28"/>
                 <w:cs/>
               </w:rPr>
               <w:t>มาวิเคราะห์สถานะหรือความเสี่ยงที่เกิดขึ้นภายในเครือข่ายได้</w:t>
@@ -2406,11 +2896,15 @@
               <w:spacing w:after="0"/>
               <w:rPr>
                 <w:rFonts w:ascii="TH Sarabun New" w:hAnsi="TH Sarabun New" w:cs="TH Sarabun New"/>
-              </w:rPr>
-            </w:pPr>
-            <w:r>
-              <w:rPr>
-                <w:rFonts w:ascii="TH Sarabun New" w:hAnsi="TH Sarabun New" w:cs="TH Sarabun New"/>
+                <w:sz w:val="28"/>
+                <w:szCs w:val="28"/>
+              </w:rPr>
+            </w:pPr>
+            <w:r>
+              <w:rPr>
+                <w:rFonts w:ascii="TH Sarabun New" w:hAnsi="TH Sarabun New" w:cs="TH Sarabun New"/>
+                <w:sz w:val="28"/>
+                <w:szCs w:val="28"/>
               </w:rPr>
               <w:t>AN-SR-01, AN-SR-02</w:t>
             </w:r>
@@ -2432,11 +2926,15 @@
               <w:spacing w:after="0"/>
               <w:rPr>
                 <w:rFonts w:ascii="TH Sarabun New" w:hAnsi="TH Sarabun New" w:cs="TH Sarabun New"/>
-              </w:rPr>
-            </w:pPr>
-            <w:r>
-              <w:rPr>
-                <w:rFonts w:ascii="TH Sarabun New" w:hAnsi="TH Sarabun New" w:cs="TH Sarabun New"/>
+                <w:sz w:val="28"/>
+                <w:szCs w:val="28"/>
+              </w:rPr>
+            </w:pPr>
+            <w:r>
+              <w:rPr>
+                <w:rFonts w:ascii="TH Sarabun New" w:hAnsi="TH Sarabun New" w:cs="TH Sarabun New"/>
+                <w:sz w:val="28"/>
+                <w:szCs w:val="28"/>
               </w:rPr>
               <w:t>REQ-26</w:t>
             </w:r>
@@ -2453,11 +2951,15 @@
               <w:spacing w:after="0"/>
               <w:rPr>
                 <w:rFonts w:ascii="TH Sarabun New" w:hAnsi="TH Sarabun New" w:cs="TH Sarabun New"/>
-              </w:rPr>
-            </w:pPr>
-            <w:r>
-              <w:rPr>
-                <w:rFonts w:ascii="TH Sarabun New" w:hAnsi="TH Sarabun New" w:cs="TH Sarabun New"/>
+                <w:sz w:val="28"/>
+                <w:szCs w:val="28"/>
+              </w:rPr>
+            </w:pPr>
+            <w:r>
+              <w:rPr>
+                <w:rFonts w:ascii="TH Sarabun New" w:hAnsi="TH Sarabun New" w:cs="TH Sarabun New"/>
+                <w:sz w:val="28"/>
+                <w:szCs w:val="28"/>
                 <w:cs/>
               </w:rPr>
               <w:t xml:space="preserve">ระบบต้องสามารถสร้าง </w:t>
@@ -2465,12 +2967,16 @@
             <w:r>
               <w:rPr>
                 <w:rFonts w:ascii="TH Sarabun New" w:hAnsi="TH Sarabun New" w:cs="TH Sarabun New"/>
+                <w:sz w:val="28"/>
+                <w:szCs w:val="28"/>
               </w:rPr>
               <w:t xml:space="preserve">Analysis Result </w:t>
             </w:r>
             <w:r>
               <w:rPr>
                 <w:rFonts w:ascii="TH Sarabun New" w:hAnsi="TH Sarabun New" w:cs="TH Sarabun New"/>
+                <w:sz w:val="28"/>
+                <w:szCs w:val="28"/>
                 <w:cs/>
               </w:rPr>
               <w:t xml:space="preserve">ที่ระบุสถานะ </w:t>
@@ -2478,12 +2984,16 @@
             <w:r>
               <w:rPr>
                 <w:rFonts w:ascii="TH Sarabun New" w:hAnsi="TH Sarabun New" w:cs="TH Sarabun New"/>
+                <w:sz w:val="28"/>
+                <w:szCs w:val="28"/>
               </w:rPr>
               <w:t xml:space="preserve">Traffic </w:t>
             </w:r>
             <w:r>
               <w:rPr>
                 <w:rFonts w:ascii="TH Sarabun New" w:hAnsi="TH Sarabun New" w:cs="TH Sarabun New"/>
+                <w:sz w:val="28"/>
+                <w:szCs w:val="28"/>
                 <w:cs/>
               </w:rPr>
               <w:t>หรือข้อมูลที่ผิดปกติหรือมีความเสี่ยงได้</w:t>
@@ -2501,11 +3011,15 @@
               <w:spacing w:after="0"/>
               <w:rPr>
                 <w:rFonts w:ascii="TH Sarabun New" w:hAnsi="TH Sarabun New" w:cs="TH Sarabun New"/>
-              </w:rPr>
-            </w:pPr>
-            <w:r>
-              <w:rPr>
-                <w:rFonts w:ascii="TH Sarabun New" w:hAnsi="TH Sarabun New" w:cs="TH Sarabun New"/>
+                <w:sz w:val="28"/>
+                <w:szCs w:val="28"/>
+              </w:rPr>
+            </w:pPr>
+            <w:r>
+              <w:rPr>
+                <w:rFonts w:ascii="TH Sarabun New" w:hAnsi="TH Sarabun New" w:cs="TH Sarabun New"/>
+                <w:sz w:val="28"/>
+                <w:szCs w:val="28"/>
               </w:rPr>
               <w:t>AN-SR-03</w:t>
             </w:r>
@@ -2527,11 +3041,15 @@
               <w:spacing w:after="0"/>
               <w:rPr>
                 <w:rFonts w:ascii="TH Sarabun New" w:hAnsi="TH Sarabun New" w:cs="TH Sarabun New"/>
-              </w:rPr>
-            </w:pPr>
-            <w:r>
-              <w:rPr>
-                <w:rFonts w:ascii="TH Sarabun New" w:hAnsi="TH Sarabun New" w:cs="TH Sarabun New"/>
+                <w:sz w:val="28"/>
+                <w:szCs w:val="28"/>
+              </w:rPr>
+            </w:pPr>
+            <w:r>
+              <w:rPr>
+                <w:rFonts w:ascii="TH Sarabun New" w:hAnsi="TH Sarabun New" w:cs="TH Sarabun New"/>
+                <w:sz w:val="28"/>
+                <w:szCs w:val="28"/>
               </w:rPr>
               <w:t>REQ-27</w:t>
             </w:r>
@@ -2548,17 +3066,23 @@
               <w:spacing w:after="0"/>
               <w:rPr>
                 <w:rFonts w:ascii="TH Sarabun New" w:hAnsi="TH Sarabun New" w:cs="TH Sarabun New"/>
-              </w:rPr>
-            </w:pPr>
-            <w:r>
-              <w:rPr>
-                <w:rFonts w:ascii="TH Sarabun New" w:hAnsi="TH Sarabun New" w:cs="TH Sarabun New"/>
+                <w:sz w:val="28"/>
+                <w:szCs w:val="28"/>
+              </w:rPr>
+            </w:pPr>
+            <w:r>
+              <w:rPr>
+                <w:rFonts w:ascii="TH Sarabun New" w:hAnsi="TH Sarabun New" w:cs="TH Sarabun New"/>
+                <w:sz w:val="28"/>
+                <w:szCs w:val="28"/>
               </w:rPr>
               <w:t xml:space="preserve">Analysis Result </w:t>
             </w:r>
             <w:r>
               <w:rPr>
                 <w:rFonts w:ascii="TH Sarabun New" w:hAnsi="TH Sarabun New" w:cs="TH Sarabun New"/>
+                <w:sz w:val="28"/>
+                <w:szCs w:val="28"/>
                 <w:cs/>
               </w:rPr>
               <w:t xml:space="preserve">ต้องสามารถระบุ </w:t>
@@ -2566,12 +3090,16 @@
             <w:r>
               <w:rPr>
                 <w:rFonts w:ascii="TH Sarabun New" w:hAnsi="TH Sarabun New" w:cs="TH Sarabun New"/>
+                <w:sz w:val="28"/>
+                <w:szCs w:val="28"/>
               </w:rPr>
               <w:t xml:space="preserve">Traffic, Host, Flow </w:t>
             </w:r>
             <w:r>
               <w:rPr>
                 <w:rFonts w:ascii="TH Sarabun New" w:hAnsi="TH Sarabun New" w:cs="TH Sarabun New"/>
+                <w:sz w:val="28"/>
+                <w:szCs w:val="28"/>
                 <w:cs/>
               </w:rPr>
               <w:t xml:space="preserve">หรือ </w:t>
@@ -2579,12 +3107,16 @@
             <w:r>
               <w:rPr>
                 <w:rFonts w:ascii="TH Sarabun New" w:hAnsi="TH Sarabun New" w:cs="TH Sarabun New"/>
+                <w:sz w:val="28"/>
+                <w:szCs w:val="28"/>
               </w:rPr>
               <w:t xml:space="preserve">Network Component </w:t>
             </w:r>
             <w:r>
               <w:rPr>
                 <w:rFonts w:ascii="TH Sarabun New" w:hAnsi="TH Sarabun New" w:cs="TH Sarabun New"/>
+                <w:sz w:val="28"/>
+                <w:szCs w:val="28"/>
                 <w:cs/>
               </w:rPr>
               <w:t>ที่เกี่ยวข้องกับเหตุการณ์ได้</w:t>
@@ -2602,11 +3134,15 @@
               <w:spacing w:after="0"/>
               <w:rPr>
                 <w:rFonts w:ascii="TH Sarabun New" w:hAnsi="TH Sarabun New" w:cs="TH Sarabun New"/>
-              </w:rPr>
-            </w:pPr>
-            <w:r>
-              <w:rPr>
-                <w:rFonts w:ascii="TH Sarabun New" w:hAnsi="TH Sarabun New" w:cs="TH Sarabun New"/>
+                <w:sz w:val="28"/>
+                <w:szCs w:val="28"/>
+              </w:rPr>
+            </w:pPr>
+            <w:r>
+              <w:rPr>
+                <w:rFonts w:ascii="TH Sarabun New" w:hAnsi="TH Sarabun New" w:cs="TH Sarabun New"/>
+                <w:sz w:val="28"/>
+                <w:szCs w:val="28"/>
               </w:rPr>
               <w:t>AN-SR-04</w:t>
             </w:r>
@@ -2628,11 +3164,15 @@
               <w:spacing w:after="0"/>
               <w:rPr>
                 <w:rFonts w:ascii="TH Sarabun New" w:hAnsi="TH Sarabun New" w:cs="TH Sarabun New"/>
-              </w:rPr>
-            </w:pPr>
-            <w:r>
-              <w:rPr>
-                <w:rFonts w:ascii="TH Sarabun New" w:hAnsi="TH Sarabun New" w:cs="TH Sarabun New"/>
+                <w:sz w:val="28"/>
+                <w:szCs w:val="28"/>
+              </w:rPr>
+            </w:pPr>
+            <w:r>
+              <w:rPr>
+                <w:rFonts w:ascii="TH Sarabun New" w:hAnsi="TH Sarabun New" w:cs="TH Sarabun New"/>
+                <w:sz w:val="28"/>
+                <w:szCs w:val="28"/>
               </w:rPr>
               <w:lastRenderedPageBreak/>
               <w:t>REQ-28</w:t>
@@ -2650,17 +3190,23 @@
               <w:spacing w:after="0"/>
               <w:rPr>
                 <w:rFonts w:ascii="TH Sarabun New" w:hAnsi="TH Sarabun New" w:cs="TH Sarabun New"/>
-              </w:rPr>
-            </w:pPr>
-            <w:r>
-              <w:rPr>
-                <w:rFonts w:ascii="TH Sarabun New" w:hAnsi="TH Sarabun New" w:cs="TH Sarabun New"/>
+                <w:sz w:val="28"/>
+                <w:szCs w:val="28"/>
+              </w:rPr>
+            </w:pPr>
+            <w:r>
+              <w:rPr>
+                <w:rFonts w:ascii="TH Sarabun New" w:hAnsi="TH Sarabun New" w:cs="TH Sarabun New"/>
+                <w:sz w:val="28"/>
+                <w:szCs w:val="28"/>
               </w:rPr>
               <w:t xml:space="preserve">Analysis Result </w:t>
             </w:r>
             <w:r>
               <w:rPr>
                 <w:rFonts w:ascii="TH Sarabun New" w:hAnsi="TH Sarabun New" w:cs="TH Sarabun New"/>
+                <w:sz w:val="28"/>
+                <w:szCs w:val="28"/>
                 <w:cs/>
               </w:rPr>
               <w:t xml:space="preserve">ต้องสามารถแสดง </w:t>
@@ -2668,12 +3214,16 @@
             <w:r>
               <w:rPr>
                 <w:rFonts w:ascii="TH Sarabun New" w:hAnsi="TH Sarabun New" w:cs="TH Sarabun New"/>
+                <w:sz w:val="28"/>
+                <w:szCs w:val="28"/>
               </w:rPr>
               <w:t xml:space="preserve">Reason </w:t>
             </w:r>
             <w:r>
               <w:rPr>
                 <w:rFonts w:ascii="TH Sarabun New" w:hAnsi="TH Sarabun New" w:cs="TH Sarabun New"/>
+                <w:sz w:val="28"/>
+                <w:szCs w:val="28"/>
                 <w:cs/>
               </w:rPr>
               <w:t xml:space="preserve">หรือ </w:t>
@@ -2681,12 +3231,16 @@
             <w:r>
               <w:rPr>
                 <w:rFonts w:ascii="TH Sarabun New" w:hAnsi="TH Sarabun New" w:cs="TH Sarabun New"/>
+                <w:sz w:val="28"/>
+                <w:szCs w:val="28"/>
               </w:rPr>
               <w:t xml:space="preserve">Evidence </w:t>
             </w:r>
             <w:r>
               <w:rPr>
                 <w:rFonts w:ascii="TH Sarabun New" w:hAnsi="TH Sarabun New" w:cs="TH Sarabun New"/>
+                <w:sz w:val="28"/>
+                <w:szCs w:val="28"/>
                 <w:cs/>
               </w:rPr>
               <w:t>ที่ใช้ประกอบผลการวิเคราะห์ได้</w:t>
@@ -2704,11 +3258,15 @@
               <w:spacing w:after="0"/>
               <w:rPr>
                 <w:rFonts w:ascii="TH Sarabun New" w:hAnsi="TH Sarabun New" w:cs="TH Sarabun New"/>
-              </w:rPr>
-            </w:pPr>
-            <w:r>
-              <w:rPr>
-                <w:rFonts w:ascii="TH Sarabun New" w:hAnsi="TH Sarabun New" w:cs="TH Sarabun New"/>
+                <w:sz w:val="28"/>
+                <w:szCs w:val="28"/>
+              </w:rPr>
+            </w:pPr>
+            <w:r>
+              <w:rPr>
+                <w:rFonts w:ascii="TH Sarabun New" w:hAnsi="TH Sarabun New" w:cs="TH Sarabun New"/>
+                <w:sz w:val="28"/>
+                <w:szCs w:val="28"/>
               </w:rPr>
               <w:t>AN-SR-05</w:t>
             </w:r>
@@ -2730,11 +3288,15 @@
               <w:spacing w:after="0"/>
               <w:rPr>
                 <w:rFonts w:ascii="TH Sarabun New" w:hAnsi="TH Sarabun New" w:cs="TH Sarabun New"/>
-              </w:rPr>
-            </w:pPr>
-            <w:r>
-              <w:rPr>
-                <w:rFonts w:ascii="TH Sarabun New" w:hAnsi="TH Sarabun New" w:cs="TH Sarabun New"/>
+                <w:sz w:val="28"/>
+                <w:szCs w:val="28"/>
+              </w:rPr>
+            </w:pPr>
+            <w:r>
+              <w:rPr>
+                <w:rFonts w:ascii="TH Sarabun New" w:hAnsi="TH Sarabun New" w:cs="TH Sarabun New"/>
+                <w:sz w:val="28"/>
+                <w:szCs w:val="28"/>
               </w:rPr>
               <w:t>REQ-29</w:t>
             </w:r>
@@ -2751,11 +3313,15 @@
               <w:spacing w:after="0"/>
               <w:rPr>
                 <w:rFonts w:ascii="TH Sarabun New" w:hAnsi="TH Sarabun New" w:cs="TH Sarabun New"/>
-              </w:rPr>
-            </w:pPr>
-            <w:r>
-              <w:rPr>
-                <w:rFonts w:ascii="TH Sarabun New" w:hAnsi="TH Sarabun New" w:cs="TH Sarabun New"/>
+                <w:sz w:val="28"/>
+                <w:szCs w:val="28"/>
+              </w:rPr>
+            </w:pPr>
+            <w:r>
+              <w:rPr>
+                <w:rFonts w:ascii="TH Sarabun New" w:hAnsi="TH Sarabun New" w:cs="TH Sarabun New"/>
+                <w:sz w:val="28"/>
+                <w:szCs w:val="28"/>
                 <w:cs/>
               </w:rPr>
               <w:t xml:space="preserve">ระบบต้องสามารถกำหนด </w:t>
@@ -2763,12 +3329,16 @@
             <w:r>
               <w:rPr>
                 <w:rFonts w:ascii="TH Sarabun New" w:hAnsi="TH Sarabun New" w:cs="TH Sarabun New"/>
+                <w:sz w:val="28"/>
+                <w:szCs w:val="28"/>
               </w:rPr>
               <w:t xml:space="preserve">Risk Score </w:t>
             </w:r>
             <w:r>
               <w:rPr>
                 <w:rFonts w:ascii="TH Sarabun New" w:hAnsi="TH Sarabun New" w:cs="TH Sarabun New"/>
+                <w:sz w:val="28"/>
+                <w:szCs w:val="28"/>
                 <w:cs/>
               </w:rPr>
               <w:t xml:space="preserve">และ/หรือ </w:t>
@@ -2776,12 +3346,16 @@
             <w:r>
               <w:rPr>
                 <w:rFonts w:ascii="TH Sarabun New" w:hAnsi="TH Sarabun New" w:cs="TH Sarabun New"/>
+                <w:sz w:val="28"/>
+                <w:szCs w:val="28"/>
               </w:rPr>
               <w:t xml:space="preserve">Risk Level </w:t>
             </w:r>
             <w:r>
               <w:rPr>
                 <w:rFonts w:ascii="TH Sarabun New" w:hAnsi="TH Sarabun New" w:cs="TH Sarabun New"/>
+                <w:sz w:val="28"/>
+                <w:szCs w:val="28"/>
                 <w:cs/>
               </w:rPr>
               <w:t>ให้กับเหตุการณ์ที่ตรวจพบได้</w:t>
@@ -2799,11 +3373,15 @@
               <w:spacing w:after="0"/>
               <w:rPr>
                 <w:rFonts w:ascii="TH Sarabun New" w:hAnsi="TH Sarabun New" w:cs="TH Sarabun New"/>
-              </w:rPr>
-            </w:pPr>
-            <w:r>
-              <w:rPr>
-                <w:rFonts w:ascii="TH Sarabun New" w:hAnsi="TH Sarabun New" w:cs="TH Sarabun New"/>
+                <w:sz w:val="28"/>
+                <w:szCs w:val="28"/>
+              </w:rPr>
+            </w:pPr>
+            <w:r>
+              <w:rPr>
+                <w:rFonts w:ascii="TH Sarabun New" w:hAnsi="TH Sarabun New" w:cs="TH Sarabun New"/>
+                <w:sz w:val="28"/>
+                <w:szCs w:val="28"/>
               </w:rPr>
               <w:t>AN-SR-06</w:t>
             </w:r>
@@ -2825,11 +3403,15 @@
               <w:spacing w:after="0"/>
               <w:rPr>
                 <w:rFonts w:ascii="TH Sarabun New" w:hAnsi="TH Sarabun New" w:cs="TH Sarabun New"/>
-              </w:rPr>
-            </w:pPr>
-            <w:r>
-              <w:rPr>
-                <w:rFonts w:ascii="TH Sarabun New" w:hAnsi="TH Sarabun New" w:cs="TH Sarabun New"/>
+                <w:sz w:val="28"/>
+                <w:szCs w:val="28"/>
+              </w:rPr>
+            </w:pPr>
+            <w:r>
+              <w:rPr>
+                <w:rFonts w:ascii="TH Sarabun New" w:hAnsi="TH Sarabun New" w:cs="TH Sarabun New"/>
+                <w:sz w:val="28"/>
+                <w:szCs w:val="28"/>
               </w:rPr>
               <w:t>REQ-30</w:t>
             </w:r>
@@ -2846,11 +3428,15 @@
               <w:spacing w:after="0"/>
               <w:rPr>
                 <w:rFonts w:ascii="TH Sarabun New" w:hAnsi="TH Sarabun New" w:cs="TH Sarabun New"/>
-              </w:rPr>
-            </w:pPr>
-            <w:r>
-              <w:rPr>
-                <w:rFonts w:ascii="TH Sarabun New" w:hAnsi="TH Sarabun New" w:cs="TH Sarabun New"/>
+                <w:sz w:val="28"/>
+                <w:szCs w:val="28"/>
+              </w:rPr>
+            </w:pPr>
+            <w:r>
+              <w:rPr>
+                <w:rFonts w:ascii="TH Sarabun New" w:hAnsi="TH Sarabun New" w:cs="TH Sarabun New"/>
+                <w:sz w:val="28"/>
+                <w:szCs w:val="28"/>
                 <w:cs/>
               </w:rPr>
               <w:t>ระบบต้องสามารถใช้ข้อมูลในอดีตประกอบการวิเคราะห์ได้</w:t>
@@ -2868,11 +3454,15 @@
               <w:spacing w:after="0"/>
               <w:rPr>
                 <w:rFonts w:ascii="TH Sarabun New" w:hAnsi="TH Sarabun New" w:cs="TH Sarabun New"/>
-              </w:rPr>
-            </w:pPr>
-            <w:r>
-              <w:rPr>
-                <w:rFonts w:ascii="TH Sarabun New" w:hAnsi="TH Sarabun New" w:cs="TH Sarabun New"/>
+                <w:sz w:val="28"/>
+                <w:szCs w:val="28"/>
+              </w:rPr>
+            </w:pPr>
+            <w:r>
+              <w:rPr>
+                <w:rFonts w:ascii="TH Sarabun New" w:hAnsi="TH Sarabun New" w:cs="TH Sarabun New"/>
+                <w:sz w:val="28"/>
+                <w:szCs w:val="28"/>
               </w:rPr>
               <w:t>AN-SR-08</w:t>
             </w:r>
@@ -2894,11 +3484,15 @@
               <w:spacing w:after="0"/>
               <w:rPr>
                 <w:rFonts w:ascii="TH Sarabun New" w:hAnsi="TH Sarabun New" w:cs="TH Sarabun New"/>
-              </w:rPr>
-            </w:pPr>
-            <w:r>
-              <w:rPr>
-                <w:rFonts w:ascii="TH Sarabun New" w:hAnsi="TH Sarabun New" w:cs="TH Sarabun New"/>
+                <w:sz w:val="28"/>
+                <w:szCs w:val="28"/>
+              </w:rPr>
+            </w:pPr>
+            <w:r>
+              <w:rPr>
+                <w:rFonts w:ascii="TH Sarabun New" w:hAnsi="TH Sarabun New" w:cs="TH Sarabun New"/>
+                <w:sz w:val="28"/>
+                <w:szCs w:val="28"/>
               </w:rPr>
               <w:t>REQ-31</w:t>
             </w:r>
@@ -2915,17 +3509,23 @@
               <w:spacing w:after="0"/>
               <w:rPr>
                 <w:rFonts w:ascii="TH Sarabun New" w:hAnsi="TH Sarabun New" w:cs="TH Sarabun New"/>
-              </w:rPr>
-            </w:pPr>
-            <w:r>
-              <w:rPr>
-                <w:rFonts w:ascii="TH Sarabun New" w:hAnsi="TH Sarabun New" w:cs="TH Sarabun New"/>
+                <w:sz w:val="28"/>
+                <w:szCs w:val="28"/>
+              </w:rPr>
+            </w:pPr>
+            <w:r>
+              <w:rPr>
+                <w:rFonts w:ascii="TH Sarabun New" w:hAnsi="TH Sarabun New" w:cs="TH Sarabun New"/>
+                <w:sz w:val="28"/>
+                <w:szCs w:val="28"/>
               </w:rPr>
               <w:t xml:space="preserve">Analysis Result </w:t>
             </w:r>
             <w:r>
               <w:rPr>
                 <w:rFonts w:ascii="TH Sarabun New" w:hAnsi="TH Sarabun New" w:cs="TH Sarabun New"/>
+                <w:sz w:val="28"/>
+                <w:szCs w:val="28"/>
                 <w:cs/>
               </w:rPr>
               <w:t xml:space="preserve">ต้องสามารถเชื่อมโยงกลับไปยัง </w:t>
@@ -2933,12 +3533,16 @@
             <w:r>
               <w:rPr>
                 <w:rFonts w:ascii="TH Sarabun New" w:hAnsi="TH Sarabun New" w:cs="TH Sarabun New"/>
+                <w:sz w:val="28"/>
+                <w:szCs w:val="28"/>
               </w:rPr>
               <w:t xml:space="preserve">Monitoring Data </w:t>
             </w:r>
             <w:r>
               <w:rPr>
                 <w:rFonts w:ascii="TH Sarabun New" w:hAnsi="TH Sarabun New" w:cs="TH Sarabun New"/>
+                <w:sz w:val="28"/>
+                <w:szCs w:val="28"/>
                 <w:cs/>
               </w:rPr>
               <w:t xml:space="preserve">และ </w:t>
@@ -2946,12 +3550,16 @@
             <w:r>
               <w:rPr>
                 <w:rFonts w:ascii="TH Sarabun New" w:hAnsi="TH Sarabun New" w:cs="TH Sarabun New"/>
+                <w:sz w:val="28"/>
+                <w:szCs w:val="28"/>
               </w:rPr>
               <w:t xml:space="preserve">Packet Evidence </w:t>
             </w:r>
             <w:r>
               <w:rPr>
                 <w:rFonts w:ascii="TH Sarabun New" w:hAnsi="TH Sarabun New" w:cs="TH Sarabun New"/>
+                <w:sz w:val="28"/>
+                <w:szCs w:val="28"/>
                 <w:cs/>
               </w:rPr>
               <w:t>ที่เกี่ยวข้องได้</w:t>
@@ -2969,11 +3577,15 @@
               <w:spacing w:after="0"/>
               <w:rPr>
                 <w:rFonts w:ascii="TH Sarabun New" w:hAnsi="TH Sarabun New" w:cs="TH Sarabun New"/>
-              </w:rPr>
-            </w:pPr>
-            <w:r>
-              <w:rPr>
-                <w:rFonts w:ascii="TH Sarabun New" w:hAnsi="TH Sarabun New" w:cs="TH Sarabun New"/>
+                <w:sz w:val="28"/>
+                <w:szCs w:val="28"/>
+              </w:rPr>
+            </w:pPr>
+            <w:r>
+              <w:rPr>
+                <w:rFonts w:ascii="TH Sarabun New" w:hAnsi="TH Sarabun New" w:cs="TH Sarabun New"/>
+                <w:sz w:val="28"/>
+                <w:szCs w:val="28"/>
               </w:rPr>
               <w:t>AN-SR-09</w:t>
             </w:r>
@@ -2995,11 +3607,15 @@
               <w:spacing w:after="0"/>
               <w:rPr>
                 <w:rFonts w:ascii="TH Sarabun New" w:hAnsi="TH Sarabun New" w:cs="TH Sarabun New"/>
-              </w:rPr>
-            </w:pPr>
-            <w:r>
-              <w:rPr>
-                <w:rFonts w:ascii="TH Sarabun New" w:hAnsi="TH Sarabun New" w:cs="TH Sarabun New"/>
+                <w:sz w:val="28"/>
+                <w:szCs w:val="28"/>
+              </w:rPr>
+            </w:pPr>
+            <w:r>
+              <w:rPr>
+                <w:rFonts w:ascii="TH Sarabun New" w:hAnsi="TH Sarabun New" w:cs="TH Sarabun New"/>
+                <w:sz w:val="28"/>
+                <w:szCs w:val="28"/>
               </w:rPr>
               <w:t>REQ-32</w:t>
             </w:r>
@@ -3016,11 +3632,15 @@
               <w:spacing w:after="0"/>
               <w:rPr>
                 <w:rFonts w:ascii="TH Sarabun New" w:hAnsi="TH Sarabun New" w:cs="TH Sarabun New"/>
-              </w:rPr>
-            </w:pPr>
-            <w:r>
-              <w:rPr>
-                <w:rFonts w:ascii="TH Sarabun New" w:hAnsi="TH Sarabun New" w:cs="TH Sarabun New"/>
+                <w:sz w:val="28"/>
+                <w:szCs w:val="28"/>
+              </w:rPr>
+            </w:pPr>
+            <w:r>
+              <w:rPr>
+                <w:rFonts w:ascii="TH Sarabun New" w:hAnsi="TH Sarabun New" w:cs="TH Sarabun New"/>
+                <w:sz w:val="28"/>
+                <w:szCs w:val="28"/>
                 <w:cs/>
               </w:rPr>
               <w:t xml:space="preserve">ระบบต้องสามารถพิจารณาจาก </w:t>
@@ -3028,12 +3648,16 @@
             <w:r>
               <w:rPr>
                 <w:rFonts w:ascii="TH Sarabun New" w:hAnsi="TH Sarabun New" w:cs="TH Sarabun New"/>
+                <w:sz w:val="28"/>
+                <w:szCs w:val="28"/>
               </w:rPr>
               <w:t xml:space="preserve">Analysis Result </w:t>
             </w:r>
             <w:r>
               <w:rPr>
                 <w:rFonts w:ascii="TH Sarabun New" w:hAnsi="TH Sarabun New" w:cs="TH Sarabun New"/>
+                <w:sz w:val="28"/>
+                <w:szCs w:val="28"/>
                 <w:cs/>
               </w:rPr>
               <w:t xml:space="preserve">และ </w:t>
@@ -3041,12 +3665,16 @@
             <w:r>
               <w:rPr>
                 <w:rFonts w:ascii="TH Sarabun New" w:hAnsi="TH Sarabun New" w:cs="TH Sarabun New"/>
+                <w:sz w:val="28"/>
+                <w:szCs w:val="28"/>
               </w:rPr>
               <w:t xml:space="preserve">Context </w:t>
             </w:r>
             <w:r>
               <w:rPr>
                 <w:rFonts w:ascii="TH Sarabun New" w:hAnsi="TH Sarabun New" w:cs="TH Sarabun New"/>
+                <w:sz w:val="28"/>
+                <w:szCs w:val="28"/>
                 <w:cs/>
               </w:rPr>
               <w:t xml:space="preserve">ว่าเหตุการณ์จำเป็นต้องดำเนินการกับ </w:t>
@@ -3054,12 +3682,16 @@
             <w:r>
               <w:rPr>
                 <w:rFonts w:ascii="TH Sarabun New" w:hAnsi="TH Sarabun New" w:cs="TH Sarabun New"/>
+                <w:sz w:val="28"/>
+                <w:szCs w:val="28"/>
               </w:rPr>
               <w:t xml:space="preserve">Network </w:t>
             </w:r>
             <w:r>
               <w:rPr>
                 <w:rFonts w:ascii="TH Sarabun New" w:hAnsi="TH Sarabun New" w:cs="TH Sarabun New"/>
+                <w:sz w:val="28"/>
+                <w:szCs w:val="28"/>
                 <w:cs/>
               </w:rPr>
               <w:t>หรือไม่</w:t>
@@ -3077,11 +3709,15 @@
               <w:spacing w:after="0"/>
               <w:rPr>
                 <w:rFonts w:ascii="TH Sarabun New" w:hAnsi="TH Sarabun New" w:cs="TH Sarabun New"/>
-              </w:rPr>
-            </w:pPr>
-            <w:r>
-              <w:rPr>
-                <w:rFonts w:ascii="TH Sarabun New" w:hAnsi="TH Sarabun New" w:cs="TH Sarabun New"/>
+                <w:sz w:val="28"/>
+                <w:szCs w:val="28"/>
+              </w:rPr>
+            </w:pPr>
+            <w:r>
+              <w:rPr>
+                <w:rFonts w:ascii="TH Sarabun New" w:hAnsi="TH Sarabun New" w:cs="TH Sarabun New"/>
+                <w:sz w:val="28"/>
+                <w:szCs w:val="28"/>
               </w:rPr>
               <w:t>DR-SR-01, DR-SR-02, DR-SR-03</w:t>
             </w:r>
@@ -3103,11 +3739,15 @@
               <w:spacing w:after="0"/>
               <w:rPr>
                 <w:rFonts w:ascii="TH Sarabun New" w:hAnsi="TH Sarabun New" w:cs="TH Sarabun New"/>
-              </w:rPr>
-            </w:pPr>
-            <w:r>
-              <w:rPr>
-                <w:rFonts w:ascii="TH Sarabun New" w:hAnsi="TH Sarabun New" w:cs="TH Sarabun New"/>
+                <w:sz w:val="28"/>
+                <w:szCs w:val="28"/>
+              </w:rPr>
+            </w:pPr>
+            <w:r>
+              <w:rPr>
+                <w:rFonts w:ascii="TH Sarabun New" w:hAnsi="TH Sarabun New" w:cs="TH Sarabun New"/>
+                <w:sz w:val="28"/>
+                <w:szCs w:val="28"/>
               </w:rPr>
               <w:t>REQ-33</w:t>
             </w:r>
@@ -3124,11 +3764,15 @@
               <w:spacing w:after="0"/>
               <w:rPr>
                 <w:rFonts w:ascii="TH Sarabun New" w:hAnsi="TH Sarabun New" w:cs="TH Sarabun New"/>
-              </w:rPr>
-            </w:pPr>
-            <w:r>
-              <w:rPr>
-                <w:rFonts w:ascii="TH Sarabun New" w:hAnsi="TH Sarabun New" w:cs="TH Sarabun New"/>
+                <w:sz w:val="28"/>
+                <w:szCs w:val="28"/>
+              </w:rPr>
+            </w:pPr>
+            <w:r>
+              <w:rPr>
+                <w:rFonts w:ascii="TH Sarabun New" w:hAnsi="TH Sarabun New" w:cs="TH Sarabun New"/>
+                <w:sz w:val="28"/>
+                <w:szCs w:val="28"/>
                 <w:cs/>
               </w:rPr>
               <w:t xml:space="preserve">ระบบต้องสามารถสร้าง </w:t>
@@ -3136,12 +3780,16 @@
             <w:r>
               <w:rPr>
                 <w:rFonts w:ascii="TH Sarabun New" w:hAnsi="TH Sarabun New" w:cs="TH Sarabun New"/>
+                <w:sz w:val="28"/>
+                <w:szCs w:val="28"/>
               </w:rPr>
               <w:t xml:space="preserve">Generic Network Rule </w:t>
             </w:r>
             <w:r>
               <w:rPr>
                 <w:rFonts w:ascii="TH Sarabun New" w:hAnsi="TH Sarabun New" w:cs="TH Sarabun New"/>
+                <w:sz w:val="28"/>
+                <w:szCs w:val="28"/>
                 <w:cs/>
               </w:rPr>
               <w:t xml:space="preserve">เมื่อมีความจำเป็นต้องดำเนินการกับ </w:t>
@@ -3149,12 +3797,16 @@
             <w:r>
               <w:rPr>
                 <w:rFonts w:ascii="TH Sarabun New" w:hAnsi="TH Sarabun New" w:cs="TH Sarabun New"/>
+                <w:sz w:val="28"/>
+                <w:szCs w:val="28"/>
               </w:rPr>
               <w:t xml:space="preserve">Network </w:t>
             </w:r>
             <w:r>
               <w:rPr>
                 <w:rFonts w:ascii="TH Sarabun New" w:hAnsi="TH Sarabun New" w:cs="TH Sarabun New"/>
+                <w:sz w:val="28"/>
+                <w:szCs w:val="28"/>
                 <w:cs/>
               </w:rPr>
               <w:t>ได้</w:t>
@@ -3172,11 +3824,15 @@
               <w:spacing w:after="0"/>
               <w:rPr>
                 <w:rFonts w:ascii="TH Sarabun New" w:hAnsi="TH Sarabun New" w:cs="TH Sarabun New"/>
-              </w:rPr>
-            </w:pPr>
-            <w:r>
-              <w:rPr>
-                <w:rFonts w:ascii="TH Sarabun New" w:hAnsi="TH Sarabun New" w:cs="TH Sarabun New"/>
+                <w:sz w:val="28"/>
+                <w:szCs w:val="28"/>
+              </w:rPr>
+            </w:pPr>
+            <w:r>
+              <w:rPr>
+                <w:rFonts w:ascii="TH Sarabun New" w:hAnsi="TH Sarabun New" w:cs="TH Sarabun New"/>
+                <w:sz w:val="28"/>
+                <w:szCs w:val="28"/>
               </w:rPr>
               <w:t>DR-SR-04</w:t>
             </w:r>
@@ -3198,11 +3854,15 @@
               <w:spacing w:after="0"/>
               <w:rPr>
                 <w:rFonts w:ascii="TH Sarabun New" w:hAnsi="TH Sarabun New" w:cs="TH Sarabun New"/>
-              </w:rPr>
-            </w:pPr>
-            <w:r>
-              <w:rPr>
-                <w:rFonts w:ascii="TH Sarabun New" w:hAnsi="TH Sarabun New" w:cs="TH Sarabun New"/>
+                <w:sz w:val="28"/>
+                <w:szCs w:val="28"/>
+              </w:rPr>
+            </w:pPr>
+            <w:r>
+              <w:rPr>
+                <w:rFonts w:ascii="TH Sarabun New" w:hAnsi="TH Sarabun New" w:cs="TH Sarabun New"/>
+                <w:sz w:val="28"/>
+                <w:szCs w:val="28"/>
               </w:rPr>
               <w:t>REQ-34</w:t>
             </w:r>
@@ -3219,17 +3879,23 @@
               <w:spacing w:after="0"/>
               <w:rPr>
                 <w:rFonts w:ascii="TH Sarabun New" w:hAnsi="TH Sarabun New" w:cs="TH Sarabun New"/>
-              </w:rPr>
-            </w:pPr>
-            <w:r>
-              <w:rPr>
-                <w:rFonts w:ascii="TH Sarabun New" w:hAnsi="TH Sarabun New" w:cs="TH Sarabun New"/>
+                <w:sz w:val="28"/>
+                <w:szCs w:val="28"/>
+              </w:rPr>
+            </w:pPr>
+            <w:r>
+              <w:rPr>
+                <w:rFonts w:ascii="TH Sarabun New" w:hAnsi="TH Sarabun New" w:cs="TH Sarabun New"/>
+                <w:sz w:val="28"/>
+                <w:szCs w:val="28"/>
               </w:rPr>
               <w:t xml:space="preserve">Generic Network Rule </w:t>
             </w:r>
             <w:r>
               <w:rPr>
                 <w:rFonts w:ascii="TH Sarabun New" w:hAnsi="TH Sarabun New" w:cs="TH Sarabun New"/>
+                <w:sz w:val="28"/>
+                <w:szCs w:val="28"/>
                 <w:cs/>
               </w:rPr>
               <w:t xml:space="preserve">ต้องสามารถระบุข้อมูลที่จำเป็น เช่น </w:t>
@@ -3237,12 +3903,16 @@
             <w:r>
               <w:rPr>
                 <w:rFonts w:ascii="TH Sarabun New" w:hAnsi="TH Sarabun New" w:cs="TH Sarabun New"/>
+                <w:sz w:val="28"/>
+                <w:szCs w:val="28"/>
               </w:rPr>
               <w:t xml:space="preserve">Match Condition, Action, Target/Scope </w:t>
             </w:r>
             <w:r>
               <w:rPr>
                 <w:rFonts w:ascii="TH Sarabun New" w:hAnsi="TH Sarabun New" w:cs="TH Sarabun New"/>
+                <w:sz w:val="28"/>
+                <w:szCs w:val="28"/>
                 <w:cs/>
               </w:rPr>
               <w:t xml:space="preserve">และข้อมูลประกอบของ </w:t>
@@ -3250,12 +3920,16 @@
             <w:r>
               <w:rPr>
                 <w:rFonts w:ascii="TH Sarabun New" w:hAnsi="TH Sarabun New" w:cs="TH Sarabun New"/>
+                <w:sz w:val="28"/>
+                <w:szCs w:val="28"/>
               </w:rPr>
               <w:t xml:space="preserve">Rule </w:t>
             </w:r>
             <w:r>
               <w:rPr>
                 <w:rFonts w:ascii="TH Sarabun New" w:hAnsi="TH Sarabun New" w:cs="TH Sarabun New"/>
+                <w:sz w:val="28"/>
+                <w:szCs w:val="28"/>
                 <w:cs/>
               </w:rPr>
               <w:t>ได้</w:t>
@@ -3273,11 +3947,15 @@
               <w:spacing w:after="0"/>
               <w:rPr>
                 <w:rFonts w:ascii="TH Sarabun New" w:hAnsi="TH Sarabun New" w:cs="TH Sarabun New"/>
-              </w:rPr>
-            </w:pPr>
-            <w:r>
-              <w:rPr>
-                <w:rFonts w:ascii="TH Sarabun New" w:hAnsi="TH Sarabun New" w:cs="TH Sarabun New"/>
+                <w:sz w:val="28"/>
+                <w:szCs w:val="28"/>
+              </w:rPr>
+            </w:pPr>
+            <w:r>
+              <w:rPr>
+                <w:rFonts w:ascii="TH Sarabun New" w:hAnsi="TH Sarabun New" w:cs="TH Sarabun New"/>
+                <w:sz w:val="28"/>
+                <w:szCs w:val="28"/>
               </w:rPr>
               <w:t>DR-SR-05, DR-SR-07</w:t>
             </w:r>
@@ -3299,11 +3977,15 @@
               <w:spacing w:after="0"/>
               <w:rPr>
                 <w:rFonts w:ascii="TH Sarabun New" w:hAnsi="TH Sarabun New" w:cs="TH Sarabun New"/>
-              </w:rPr>
-            </w:pPr>
-            <w:r>
-              <w:rPr>
-                <w:rFonts w:ascii="TH Sarabun New" w:hAnsi="TH Sarabun New" w:cs="TH Sarabun New"/>
+                <w:sz w:val="28"/>
+                <w:szCs w:val="28"/>
+              </w:rPr>
+            </w:pPr>
+            <w:r>
+              <w:rPr>
+                <w:rFonts w:ascii="TH Sarabun New" w:hAnsi="TH Sarabun New" w:cs="TH Sarabun New"/>
+                <w:sz w:val="28"/>
+                <w:szCs w:val="28"/>
               </w:rPr>
               <w:t>REQ-35</w:t>
             </w:r>
@@ -3320,11 +4002,15 @@
               <w:spacing w:after="0"/>
               <w:rPr>
                 <w:rFonts w:ascii="TH Sarabun New" w:hAnsi="TH Sarabun New" w:cs="TH Sarabun New"/>
-              </w:rPr>
-            </w:pPr>
-            <w:r>
-              <w:rPr>
-                <w:rFonts w:ascii="TH Sarabun New" w:hAnsi="TH Sarabun New" w:cs="TH Sarabun New"/>
+                <w:sz w:val="28"/>
+                <w:szCs w:val="28"/>
+              </w:rPr>
+            </w:pPr>
+            <w:r>
+              <w:rPr>
+                <w:rFonts w:ascii="TH Sarabun New" w:hAnsi="TH Sarabun New" w:cs="TH Sarabun New"/>
+                <w:sz w:val="28"/>
+                <w:szCs w:val="28"/>
                 <w:cs/>
               </w:rPr>
               <w:t xml:space="preserve">ระบบต้องสามารถตรวจสอบ </w:t>
@@ -3332,12 +4018,16 @@
             <w:r>
               <w:rPr>
                 <w:rFonts w:ascii="TH Sarabun New" w:hAnsi="TH Sarabun New" w:cs="TH Sarabun New"/>
+                <w:sz w:val="28"/>
+                <w:szCs w:val="28"/>
               </w:rPr>
               <w:t xml:space="preserve">Conflict </w:t>
             </w:r>
             <w:r>
               <w:rPr>
                 <w:rFonts w:ascii="TH Sarabun New" w:hAnsi="TH Sarabun New" w:cs="TH Sarabun New"/>
+                <w:sz w:val="28"/>
+                <w:szCs w:val="28"/>
                 <w:cs/>
               </w:rPr>
               <w:t xml:space="preserve">ระหว่าง </w:t>
@@ -3345,12 +4035,16 @@
             <w:r>
               <w:rPr>
                 <w:rFonts w:ascii="TH Sarabun New" w:hAnsi="TH Sarabun New" w:cs="TH Sarabun New"/>
+                <w:sz w:val="28"/>
+                <w:szCs w:val="28"/>
               </w:rPr>
               <w:t xml:space="preserve">Rule </w:t>
             </w:r>
             <w:r>
               <w:rPr>
                 <w:rFonts w:ascii="TH Sarabun New" w:hAnsi="TH Sarabun New" w:cs="TH Sarabun New"/>
+                <w:sz w:val="28"/>
+                <w:szCs w:val="28"/>
                 <w:cs/>
               </w:rPr>
               <w:t xml:space="preserve">ที่เสนอใหม่กับ </w:t>
@@ -3358,12 +4052,16 @@
             <w:r>
               <w:rPr>
                 <w:rFonts w:ascii="TH Sarabun New" w:hAnsi="TH Sarabun New" w:cs="TH Sarabun New"/>
+                <w:sz w:val="28"/>
+                <w:szCs w:val="28"/>
               </w:rPr>
               <w:t xml:space="preserve">Rule </w:t>
             </w:r>
             <w:r>
               <w:rPr>
                 <w:rFonts w:ascii="TH Sarabun New" w:hAnsi="TH Sarabun New" w:cs="TH Sarabun New"/>
+                <w:sz w:val="28"/>
+                <w:szCs w:val="28"/>
                 <w:cs/>
               </w:rPr>
               <w:t>ที่มีอยู่เดิมได้</w:t>
@@ -3381,11 +4079,15 @@
               <w:spacing w:after="0"/>
               <w:rPr>
                 <w:rFonts w:ascii="TH Sarabun New" w:hAnsi="TH Sarabun New" w:cs="TH Sarabun New"/>
-              </w:rPr>
-            </w:pPr>
-            <w:r>
-              <w:rPr>
-                <w:rFonts w:ascii="TH Sarabun New" w:hAnsi="TH Sarabun New" w:cs="TH Sarabun New"/>
+                <w:sz w:val="28"/>
+                <w:szCs w:val="28"/>
+              </w:rPr>
+            </w:pPr>
+            <w:r>
+              <w:rPr>
+                <w:rFonts w:ascii="TH Sarabun New" w:hAnsi="TH Sarabun New" w:cs="TH Sarabun New"/>
+                <w:sz w:val="28"/>
+                <w:szCs w:val="28"/>
               </w:rPr>
               <w:t>DR-SR-08</w:t>
             </w:r>
@@ -3407,11 +4109,15 @@
               <w:spacing w:after="0"/>
               <w:rPr>
                 <w:rFonts w:ascii="TH Sarabun New" w:hAnsi="TH Sarabun New" w:cs="TH Sarabun New"/>
-              </w:rPr>
-            </w:pPr>
-            <w:r>
-              <w:rPr>
-                <w:rFonts w:ascii="TH Sarabun New" w:hAnsi="TH Sarabun New" w:cs="TH Sarabun New"/>
+                <w:sz w:val="28"/>
+                <w:szCs w:val="28"/>
+              </w:rPr>
+            </w:pPr>
+            <w:r>
+              <w:rPr>
+                <w:rFonts w:ascii="TH Sarabun New" w:hAnsi="TH Sarabun New" w:cs="TH Sarabun New"/>
+                <w:sz w:val="28"/>
+                <w:szCs w:val="28"/>
               </w:rPr>
               <w:t>REQ-36</w:t>
             </w:r>
@@ -3428,11 +4134,15 @@
               <w:spacing w:after="0"/>
               <w:rPr>
                 <w:rFonts w:ascii="TH Sarabun New" w:hAnsi="TH Sarabun New" w:cs="TH Sarabun New"/>
-              </w:rPr>
-            </w:pPr>
-            <w:r>
-              <w:rPr>
-                <w:rFonts w:ascii="TH Sarabun New" w:hAnsi="TH Sarabun New" w:cs="TH Sarabun New"/>
+                <w:sz w:val="28"/>
+                <w:szCs w:val="28"/>
+              </w:rPr>
+            </w:pPr>
+            <w:r>
+              <w:rPr>
+                <w:rFonts w:ascii="TH Sarabun New" w:hAnsi="TH Sarabun New" w:cs="TH Sarabun New"/>
+                <w:sz w:val="28"/>
+                <w:szCs w:val="28"/>
                 <w:cs/>
               </w:rPr>
               <w:t xml:space="preserve">ระบบต้องสามารถเสนอ </w:t>
@@ -3440,12 +4150,16 @@
             <w:r>
               <w:rPr>
                 <w:rFonts w:ascii="TH Sarabun New" w:hAnsi="TH Sarabun New" w:cs="TH Sarabun New"/>
+                <w:sz w:val="28"/>
+                <w:szCs w:val="28"/>
               </w:rPr>
               <w:t xml:space="preserve">Action </w:t>
             </w:r>
             <w:r>
               <w:rPr>
                 <w:rFonts w:ascii="TH Sarabun New" w:hAnsi="TH Sarabun New" w:cs="TH Sarabun New"/>
+                <w:sz w:val="28"/>
+                <w:szCs w:val="28"/>
                 <w:cs/>
               </w:rPr>
               <w:t xml:space="preserve">ของ </w:t>
@@ -3453,12 +4167,16 @@
             <w:r>
               <w:rPr>
                 <w:rFonts w:ascii="TH Sarabun New" w:hAnsi="TH Sarabun New" w:cs="TH Sarabun New"/>
+                <w:sz w:val="28"/>
+                <w:szCs w:val="28"/>
               </w:rPr>
               <w:t xml:space="preserve">Rule </w:t>
             </w:r>
             <w:r>
               <w:rPr>
                 <w:rFonts w:ascii="TH Sarabun New" w:hAnsi="TH Sarabun New" w:cs="TH Sarabun New"/>
+                <w:sz w:val="28"/>
+                <w:szCs w:val="28"/>
                 <w:cs/>
               </w:rPr>
               <w:t xml:space="preserve">ได้หลายประเภท เช่น </w:t>
@@ -3466,12 +4184,16 @@
             <w:r>
               <w:rPr>
                 <w:rFonts w:ascii="TH Sarabun New" w:hAnsi="TH Sarabun New" w:cs="TH Sarabun New"/>
+                <w:sz w:val="28"/>
+                <w:szCs w:val="28"/>
               </w:rPr>
               <w:t xml:space="preserve">Block, Limit </w:t>
             </w:r>
             <w:r>
               <w:rPr>
                 <w:rFonts w:ascii="TH Sarabun New" w:hAnsi="TH Sarabun New" w:cs="TH Sarabun New"/>
+                <w:sz w:val="28"/>
+                <w:szCs w:val="28"/>
                 <w:cs/>
               </w:rPr>
               <w:t xml:space="preserve">หรือ </w:t>
@@ -3479,6 +4201,8 @@
             <w:r>
               <w:rPr>
                 <w:rFonts w:ascii="TH Sarabun New" w:hAnsi="TH Sarabun New" w:cs="TH Sarabun New"/>
+                <w:sz w:val="28"/>
+                <w:szCs w:val="28"/>
               </w:rPr>
               <w:t>Reroute</w:t>
             </w:r>
@@ -3495,11 +4219,15 @@
               <w:spacing w:after="0"/>
               <w:rPr>
                 <w:rFonts w:ascii="TH Sarabun New" w:hAnsi="TH Sarabun New" w:cs="TH Sarabun New"/>
-              </w:rPr>
-            </w:pPr>
-            <w:r>
-              <w:rPr>
-                <w:rFonts w:ascii="TH Sarabun New" w:hAnsi="TH Sarabun New" w:cs="TH Sarabun New"/>
+                <w:sz w:val="28"/>
+                <w:szCs w:val="28"/>
+              </w:rPr>
+            </w:pPr>
+            <w:r>
+              <w:rPr>
+                <w:rFonts w:ascii="TH Sarabun New" w:hAnsi="TH Sarabun New" w:cs="TH Sarabun New"/>
+                <w:sz w:val="28"/>
+                <w:szCs w:val="28"/>
               </w:rPr>
               <w:t>DR-SR-09</w:t>
             </w:r>
@@ -3521,11 +4249,15 @@
               <w:spacing w:after="0"/>
               <w:rPr>
                 <w:rFonts w:ascii="TH Sarabun New" w:hAnsi="TH Sarabun New" w:cs="TH Sarabun New"/>
-              </w:rPr>
-            </w:pPr>
-            <w:r>
-              <w:rPr>
-                <w:rFonts w:ascii="TH Sarabun New" w:hAnsi="TH Sarabun New" w:cs="TH Sarabun New"/>
+                <w:sz w:val="28"/>
+                <w:szCs w:val="28"/>
+              </w:rPr>
+            </w:pPr>
+            <w:r>
+              <w:rPr>
+                <w:rFonts w:ascii="TH Sarabun New" w:hAnsi="TH Sarabun New" w:cs="TH Sarabun New"/>
+                <w:sz w:val="28"/>
+                <w:szCs w:val="28"/>
               </w:rPr>
               <w:t>REQ-37</w:t>
             </w:r>
@@ -3542,11 +4274,15 @@
               <w:spacing w:after="0"/>
               <w:rPr>
                 <w:rFonts w:ascii="TH Sarabun New" w:hAnsi="TH Sarabun New" w:cs="TH Sarabun New"/>
-              </w:rPr>
-            </w:pPr>
-            <w:r>
-              <w:rPr>
-                <w:rFonts w:ascii="TH Sarabun New" w:hAnsi="TH Sarabun New" w:cs="TH Sarabun New"/>
+                <w:sz w:val="28"/>
+                <w:szCs w:val="28"/>
+              </w:rPr>
+            </w:pPr>
+            <w:r>
+              <w:rPr>
+                <w:rFonts w:ascii="TH Sarabun New" w:hAnsi="TH Sarabun New" w:cs="TH Sarabun New"/>
+                <w:sz w:val="28"/>
+                <w:szCs w:val="28"/>
                 <w:cs/>
               </w:rPr>
               <w:t xml:space="preserve">ระบบต้องแสดง </w:t>
@@ -3554,12 +4290,16 @@
             <w:r>
               <w:rPr>
                 <w:rFonts w:ascii="TH Sarabun New" w:hAnsi="TH Sarabun New" w:cs="TH Sarabun New"/>
+                <w:sz w:val="28"/>
+                <w:szCs w:val="28"/>
               </w:rPr>
               <w:t xml:space="preserve">Proposed Generic Rule </w:t>
             </w:r>
             <w:r>
               <w:rPr>
                 <w:rFonts w:ascii="TH Sarabun New" w:hAnsi="TH Sarabun New" w:cs="TH Sarabun New"/>
+                <w:sz w:val="28"/>
+                <w:szCs w:val="28"/>
                 <w:cs/>
               </w:rPr>
               <w:t xml:space="preserve">พร้อม </w:t>
@@ -3567,12 +4307,16 @@
             <w:r>
               <w:rPr>
                 <w:rFonts w:ascii="TH Sarabun New" w:hAnsi="TH Sarabun New" w:cs="TH Sarabun New"/>
+                <w:sz w:val="28"/>
+                <w:szCs w:val="28"/>
               </w:rPr>
               <w:t xml:space="preserve">Analysis Result </w:t>
             </w:r>
             <w:r>
               <w:rPr>
                 <w:rFonts w:ascii="TH Sarabun New" w:hAnsi="TH Sarabun New" w:cs="TH Sarabun New"/>
+                <w:sz w:val="28"/>
+                <w:szCs w:val="28"/>
                 <w:cs/>
               </w:rPr>
               <w:t xml:space="preserve">และข้อมูลประกอบให้ผู้ใช้ตรวจสอบก่อน </w:t>
@@ -3580,6 +4324,8 @@
             <w:r>
               <w:rPr>
                 <w:rFonts w:ascii="TH Sarabun New" w:hAnsi="TH Sarabun New" w:cs="TH Sarabun New"/>
+                <w:sz w:val="28"/>
+                <w:szCs w:val="28"/>
               </w:rPr>
               <w:t>Enforcement</w:t>
             </w:r>
@@ -3596,11 +4342,15 @@
               <w:spacing w:after="0"/>
               <w:rPr>
                 <w:rFonts w:ascii="TH Sarabun New" w:hAnsi="TH Sarabun New" w:cs="TH Sarabun New"/>
-              </w:rPr>
-            </w:pPr>
-            <w:r>
-              <w:rPr>
-                <w:rFonts w:ascii="TH Sarabun New" w:hAnsi="TH Sarabun New" w:cs="TH Sarabun New"/>
+                <w:sz w:val="28"/>
+                <w:szCs w:val="28"/>
+              </w:rPr>
+            </w:pPr>
+            <w:r>
+              <w:rPr>
+                <w:rFonts w:ascii="TH Sarabun New" w:hAnsi="TH Sarabun New" w:cs="TH Sarabun New"/>
+                <w:sz w:val="28"/>
+                <w:szCs w:val="28"/>
               </w:rPr>
               <w:t>USR-SR-01, USR-SR-02</w:t>
             </w:r>
@@ -3622,11 +4372,15 @@
               <w:spacing w:after="0"/>
               <w:rPr>
                 <w:rFonts w:ascii="TH Sarabun New" w:hAnsi="TH Sarabun New" w:cs="TH Sarabun New"/>
-              </w:rPr>
-            </w:pPr>
-            <w:r>
-              <w:rPr>
-                <w:rFonts w:ascii="TH Sarabun New" w:hAnsi="TH Sarabun New" w:cs="TH Sarabun New"/>
+                <w:sz w:val="28"/>
+                <w:szCs w:val="28"/>
+              </w:rPr>
+            </w:pPr>
+            <w:r>
+              <w:rPr>
+                <w:rFonts w:ascii="TH Sarabun New" w:hAnsi="TH Sarabun New" w:cs="TH Sarabun New"/>
+                <w:sz w:val="28"/>
+                <w:szCs w:val="28"/>
               </w:rPr>
               <w:t>REQ-38</w:t>
             </w:r>
@@ -3643,11 +4397,15 @@
               <w:spacing w:after="0"/>
               <w:rPr>
                 <w:rFonts w:ascii="TH Sarabun New" w:hAnsi="TH Sarabun New" w:cs="TH Sarabun New"/>
-              </w:rPr>
-            </w:pPr>
-            <w:r>
-              <w:rPr>
-                <w:rFonts w:ascii="TH Sarabun New" w:hAnsi="TH Sarabun New" w:cs="TH Sarabun New"/>
+                <w:sz w:val="28"/>
+                <w:szCs w:val="28"/>
+              </w:rPr>
+            </w:pPr>
+            <w:r>
+              <w:rPr>
+                <w:rFonts w:ascii="TH Sarabun New" w:hAnsi="TH Sarabun New" w:cs="TH Sarabun New"/>
+                <w:sz w:val="28"/>
+                <w:szCs w:val="28"/>
                 <w:cs/>
               </w:rPr>
               <w:t xml:space="preserve">ผู้ใช้ที่ได้รับอนุญาตต้องสามารถ </w:t>
@@ -3655,12 +4413,16 @@
             <w:r>
               <w:rPr>
                 <w:rFonts w:ascii="TH Sarabun New" w:hAnsi="TH Sarabun New" w:cs="TH Sarabun New"/>
+                <w:sz w:val="28"/>
+                <w:szCs w:val="28"/>
               </w:rPr>
               <w:t xml:space="preserve">Approve, Override/Modify </w:t>
             </w:r>
             <w:r>
               <w:rPr>
                 <w:rFonts w:ascii="TH Sarabun New" w:hAnsi="TH Sarabun New" w:cs="TH Sarabun New"/>
+                <w:sz w:val="28"/>
+                <w:szCs w:val="28"/>
                 <w:cs/>
               </w:rPr>
               <w:t xml:space="preserve">หรือ </w:t>
@@ -3668,12 +4430,16 @@
             <w:r>
               <w:rPr>
                 <w:rFonts w:ascii="TH Sarabun New" w:hAnsi="TH Sarabun New" w:cs="TH Sarabun New"/>
+                <w:sz w:val="28"/>
+                <w:szCs w:val="28"/>
               </w:rPr>
               <w:t xml:space="preserve">Reject Proposed Rule </w:t>
             </w:r>
             <w:r>
               <w:rPr>
                 <w:rFonts w:ascii="TH Sarabun New" w:hAnsi="TH Sarabun New" w:cs="TH Sarabun New"/>
+                <w:sz w:val="28"/>
+                <w:szCs w:val="28"/>
                 <w:cs/>
               </w:rPr>
               <w:t>ได้</w:t>
@@ -3691,11 +4457,15 @@
               <w:spacing w:after="0"/>
               <w:rPr>
                 <w:rFonts w:ascii="TH Sarabun New" w:hAnsi="TH Sarabun New" w:cs="TH Sarabun New"/>
-              </w:rPr>
-            </w:pPr>
-            <w:r>
-              <w:rPr>
-                <w:rFonts w:ascii="TH Sarabun New" w:hAnsi="TH Sarabun New" w:cs="TH Sarabun New"/>
+                <w:sz w:val="28"/>
+                <w:szCs w:val="28"/>
+              </w:rPr>
+            </w:pPr>
+            <w:r>
+              <w:rPr>
+                <w:rFonts w:ascii="TH Sarabun New" w:hAnsi="TH Sarabun New" w:cs="TH Sarabun New"/>
+                <w:sz w:val="28"/>
+                <w:szCs w:val="28"/>
               </w:rPr>
               <w:t>USR-SR-03, USR-SR-04, USR-SR-05, USR-SR-08</w:t>
             </w:r>
@@ -3717,11 +4487,15 @@
               <w:spacing w:after="0"/>
               <w:rPr>
                 <w:rFonts w:ascii="TH Sarabun New" w:hAnsi="TH Sarabun New" w:cs="TH Sarabun New"/>
-              </w:rPr>
-            </w:pPr>
-            <w:r>
-              <w:rPr>
-                <w:rFonts w:ascii="TH Sarabun New" w:hAnsi="TH Sarabun New" w:cs="TH Sarabun New"/>
+                <w:sz w:val="28"/>
+                <w:szCs w:val="28"/>
+              </w:rPr>
+            </w:pPr>
+            <w:r>
+              <w:rPr>
+                <w:rFonts w:ascii="TH Sarabun New" w:hAnsi="TH Sarabun New" w:cs="TH Sarabun New"/>
+                <w:sz w:val="28"/>
+                <w:szCs w:val="28"/>
               </w:rPr>
               <w:t>REQ-39</w:t>
             </w:r>
@@ -3738,11 +4512,15 @@
               <w:spacing w:after="0"/>
               <w:rPr>
                 <w:rFonts w:ascii="TH Sarabun New" w:hAnsi="TH Sarabun New" w:cs="TH Sarabun New"/>
-              </w:rPr>
-            </w:pPr>
-            <w:r>
-              <w:rPr>
-                <w:rFonts w:ascii="TH Sarabun New" w:hAnsi="TH Sarabun New" w:cs="TH Sarabun New"/>
+                <w:sz w:val="28"/>
+                <w:szCs w:val="28"/>
+              </w:rPr>
+            </w:pPr>
+            <w:r>
+              <w:rPr>
+                <w:rFonts w:ascii="TH Sarabun New" w:hAnsi="TH Sarabun New" w:cs="TH Sarabun New"/>
+                <w:sz w:val="28"/>
+                <w:szCs w:val="28"/>
                 <w:cs/>
               </w:rPr>
               <w:t xml:space="preserve">ระบบต้องป้องกันไม่ให้ </w:t>
@@ -3750,12 +4528,16 @@
             <w:r>
               <w:rPr>
                 <w:rFonts w:ascii="TH Sarabun New" w:hAnsi="TH Sarabun New" w:cs="TH Sarabun New"/>
+                <w:sz w:val="28"/>
+                <w:szCs w:val="28"/>
               </w:rPr>
               <w:t xml:space="preserve">Proposed Rule </w:t>
             </w:r>
             <w:r>
               <w:rPr>
                 <w:rFonts w:ascii="TH Sarabun New" w:hAnsi="TH Sarabun New" w:cs="TH Sarabun New"/>
+                <w:sz w:val="28"/>
+                <w:szCs w:val="28"/>
                 <w:cs/>
               </w:rPr>
               <w:t xml:space="preserve">ถูก </w:t>
@@ -3763,12 +4545,16 @@
             <w:r>
               <w:rPr>
                 <w:rFonts w:ascii="TH Sarabun New" w:hAnsi="TH Sarabun New" w:cs="TH Sarabun New"/>
+                <w:sz w:val="28"/>
+                <w:szCs w:val="28"/>
               </w:rPr>
               <w:t xml:space="preserve">Enforcement </w:t>
             </w:r>
             <w:r>
               <w:rPr>
                 <w:rFonts w:ascii="TH Sarabun New" w:hAnsi="TH Sarabun New" w:cs="TH Sarabun New"/>
+                <w:sz w:val="28"/>
+                <w:szCs w:val="28"/>
                 <w:cs/>
               </w:rPr>
               <w:t>ก่อนที่จะได้รับการอนุมัติจากผู้ใช้</w:t>
@@ -3786,11 +4572,15 @@
               <w:spacing w:after="0"/>
               <w:rPr>
                 <w:rFonts w:ascii="TH Sarabun New" w:hAnsi="TH Sarabun New" w:cs="TH Sarabun New"/>
-              </w:rPr>
-            </w:pPr>
-            <w:r>
-              <w:rPr>
-                <w:rFonts w:ascii="TH Sarabun New" w:hAnsi="TH Sarabun New" w:cs="TH Sarabun New"/>
+                <w:sz w:val="28"/>
+                <w:szCs w:val="28"/>
+              </w:rPr>
+            </w:pPr>
+            <w:r>
+              <w:rPr>
+                <w:rFonts w:ascii="TH Sarabun New" w:hAnsi="TH Sarabun New" w:cs="TH Sarabun New"/>
+                <w:sz w:val="28"/>
+                <w:szCs w:val="28"/>
               </w:rPr>
               <w:t>DR-SR-06, USR-SR-06</w:t>
             </w:r>
@@ -3812,11 +4602,15 @@
               <w:spacing w:after="0"/>
               <w:rPr>
                 <w:rFonts w:ascii="TH Sarabun New" w:hAnsi="TH Sarabun New" w:cs="TH Sarabun New"/>
-              </w:rPr>
-            </w:pPr>
-            <w:r>
-              <w:rPr>
-                <w:rFonts w:ascii="TH Sarabun New" w:hAnsi="TH Sarabun New" w:cs="TH Sarabun New"/>
+                <w:sz w:val="28"/>
+                <w:szCs w:val="28"/>
+              </w:rPr>
+            </w:pPr>
+            <w:r>
+              <w:rPr>
+                <w:rFonts w:ascii="TH Sarabun New" w:hAnsi="TH Sarabun New" w:cs="TH Sarabun New"/>
+                <w:sz w:val="28"/>
+                <w:szCs w:val="28"/>
               </w:rPr>
               <w:t>REQ-40</w:t>
             </w:r>
@@ -3833,11 +4627,15 @@
               <w:spacing w:after="0"/>
               <w:rPr>
                 <w:rFonts w:ascii="TH Sarabun New" w:hAnsi="TH Sarabun New" w:cs="TH Sarabun New"/>
-              </w:rPr>
-            </w:pPr>
-            <w:r>
-              <w:rPr>
-                <w:rFonts w:ascii="TH Sarabun New" w:hAnsi="TH Sarabun New" w:cs="TH Sarabun New"/>
+                <w:sz w:val="28"/>
+                <w:szCs w:val="28"/>
+              </w:rPr>
+            </w:pPr>
+            <w:r>
+              <w:rPr>
+                <w:rFonts w:ascii="TH Sarabun New" w:hAnsi="TH Sarabun New" w:cs="TH Sarabun New"/>
+                <w:sz w:val="28"/>
+                <w:szCs w:val="28"/>
                 <w:cs/>
               </w:rPr>
               <w:t xml:space="preserve">ระบบต้องสามารถบันทึกผู้ดำเนินการ เวลา และประเภทของการดำเนินการต่อ </w:t>
@@ -3845,12 +4643,16 @@
             <w:r>
               <w:rPr>
                 <w:rFonts w:ascii="TH Sarabun New" w:hAnsi="TH Sarabun New" w:cs="TH Sarabun New"/>
+                <w:sz w:val="28"/>
+                <w:szCs w:val="28"/>
               </w:rPr>
               <w:t xml:space="preserve">Rule </w:t>
             </w:r>
             <w:r>
               <w:rPr>
                 <w:rFonts w:ascii="TH Sarabun New" w:hAnsi="TH Sarabun New" w:cs="TH Sarabun New"/>
+                <w:sz w:val="28"/>
+                <w:szCs w:val="28"/>
                 <w:cs/>
               </w:rPr>
               <w:t>ได้</w:t>
@@ -3868,11 +4670,15 @@
               <w:spacing w:after="0"/>
               <w:rPr>
                 <w:rFonts w:ascii="TH Sarabun New" w:hAnsi="TH Sarabun New" w:cs="TH Sarabun New"/>
-              </w:rPr>
-            </w:pPr>
-            <w:r>
-              <w:rPr>
-                <w:rFonts w:ascii="TH Sarabun New" w:hAnsi="TH Sarabun New" w:cs="TH Sarabun New"/>
+                <w:sz w:val="28"/>
+                <w:szCs w:val="28"/>
+              </w:rPr>
+            </w:pPr>
+            <w:r>
+              <w:rPr>
+                <w:rFonts w:ascii="TH Sarabun New" w:hAnsi="TH Sarabun New" w:cs="TH Sarabun New"/>
+                <w:sz w:val="28"/>
+                <w:szCs w:val="28"/>
               </w:rPr>
               <w:t>USR-SR-07</w:t>
             </w:r>
@@ -3894,11 +4700,15 @@
               <w:spacing w:after="0"/>
               <w:rPr>
                 <w:rFonts w:ascii="TH Sarabun New" w:hAnsi="TH Sarabun New" w:cs="TH Sarabun New"/>
-              </w:rPr>
-            </w:pPr>
-            <w:r>
-              <w:rPr>
-                <w:rFonts w:ascii="TH Sarabun New" w:hAnsi="TH Sarabun New" w:cs="TH Sarabun New"/>
+                <w:sz w:val="28"/>
+                <w:szCs w:val="28"/>
+              </w:rPr>
+            </w:pPr>
+            <w:r>
+              <w:rPr>
+                <w:rFonts w:ascii="TH Sarabun New" w:hAnsi="TH Sarabun New" w:cs="TH Sarabun New"/>
+                <w:sz w:val="28"/>
+                <w:szCs w:val="28"/>
               </w:rPr>
               <w:t>REQ-41</w:t>
             </w:r>
@@ -3915,11 +4725,15 @@
               <w:spacing w:after="0"/>
               <w:rPr>
                 <w:rFonts w:ascii="TH Sarabun New" w:hAnsi="TH Sarabun New" w:cs="TH Sarabun New"/>
-              </w:rPr>
-            </w:pPr>
-            <w:r>
-              <w:rPr>
-                <w:rFonts w:ascii="TH Sarabun New" w:hAnsi="TH Sarabun New" w:cs="TH Sarabun New"/>
+                <w:sz w:val="28"/>
+                <w:szCs w:val="28"/>
+              </w:rPr>
+            </w:pPr>
+            <w:r>
+              <w:rPr>
+                <w:rFonts w:ascii="TH Sarabun New" w:hAnsi="TH Sarabun New" w:cs="TH Sarabun New"/>
+                <w:sz w:val="28"/>
+                <w:szCs w:val="28"/>
                 <w:cs/>
               </w:rPr>
               <w:t xml:space="preserve">ผู้ใช้ต้องสามารถแก้ไขหรือ </w:t>
@@ -3927,12 +4741,16 @@
             <w:r>
               <w:rPr>
                 <w:rFonts w:ascii="TH Sarabun New" w:hAnsi="TH Sarabun New" w:cs="TH Sarabun New"/>
+                <w:sz w:val="28"/>
+                <w:szCs w:val="28"/>
               </w:rPr>
               <w:t xml:space="preserve">Remove Rule </w:t>
             </w:r>
             <w:r>
               <w:rPr>
                 <w:rFonts w:ascii="TH Sarabun New" w:hAnsi="TH Sarabun New" w:cs="TH Sarabun New"/>
+                <w:sz w:val="28"/>
+                <w:szCs w:val="28"/>
                 <w:cs/>
               </w:rPr>
               <w:t xml:space="preserve">ที่ถูก </w:t>
@@ -3940,12 +4758,16 @@
             <w:r>
               <w:rPr>
                 <w:rFonts w:ascii="TH Sarabun New" w:hAnsi="TH Sarabun New" w:cs="TH Sarabun New"/>
+                <w:sz w:val="28"/>
+                <w:szCs w:val="28"/>
               </w:rPr>
               <w:t xml:space="preserve">Enforcement </w:t>
             </w:r>
             <w:r>
               <w:rPr>
                 <w:rFonts w:ascii="TH Sarabun New" w:hAnsi="TH Sarabun New" w:cs="TH Sarabun New"/>
+                <w:sz w:val="28"/>
+                <w:szCs w:val="28"/>
                 <w:cs/>
               </w:rPr>
               <w:t>ไปแล้วได้</w:t>
@@ -3963,11 +4785,15 @@
               <w:spacing w:after="0"/>
               <w:rPr>
                 <w:rFonts w:ascii="TH Sarabun New" w:hAnsi="TH Sarabun New" w:cs="TH Sarabun New"/>
-              </w:rPr>
-            </w:pPr>
-            <w:r>
-              <w:rPr>
-                <w:rFonts w:ascii="TH Sarabun New" w:hAnsi="TH Sarabun New" w:cs="TH Sarabun New"/>
+                <w:sz w:val="28"/>
+                <w:szCs w:val="28"/>
+              </w:rPr>
+            </w:pPr>
+            <w:r>
+              <w:rPr>
+                <w:rFonts w:ascii="TH Sarabun New" w:hAnsi="TH Sarabun New" w:cs="TH Sarabun New"/>
+                <w:sz w:val="28"/>
+                <w:szCs w:val="28"/>
               </w:rPr>
               <w:t>USR-SR-09</w:t>
             </w:r>
@@ -3989,11 +4815,15 @@
               <w:spacing w:after="0"/>
               <w:rPr>
                 <w:rFonts w:ascii="TH Sarabun New" w:hAnsi="TH Sarabun New" w:cs="TH Sarabun New"/>
-              </w:rPr>
-            </w:pPr>
-            <w:r>
-              <w:rPr>
-                <w:rFonts w:ascii="TH Sarabun New" w:hAnsi="TH Sarabun New" w:cs="TH Sarabun New"/>
+                <w:sz w:val="28"/>
+                <w:szCs w:val="28"/>
+              </w:rPr>
+            </w:pPr>
+            <w:r>
+              <w:rPr>
+                <w:rFonts w:ascii="TH Sarabun New" w:hAnsi="TH Sarabun New" w:cs="TH Sarabun New"/>
+                <w:sz w:val="28"/>
+                <w:szCs w:val="28"/>
               </w:rPr>
               <w:t>REQ-42</w:t>
             </w:r>
@@ -4010,11 +4840,15 @@
               <w:spacing w:after="0"/>
               <w:rPr>
                 <w:rFonts w:ascii="TH Sarabun New" w:hAnsi="TH Sarabun New" w:cs="TH Sarabun New"/>
-              </w:rPr>
-            </w:pPr>
-            <w:r>
-              <w:rPr>
-                <w:rFonts w:ascii="TH Sarabun New" w:hAnsi="TH Sarabun New" w:cs="TH Sarabun New"/>
+                <w:sz w:val="28"/>
+                <w:szCs w:val="28"/>
+              </w:rPr>
+            </w:pPr>
+            <w:r>
+              <w:rPr>
+                <w:rFonts w:ascii="TH Sarabun New" w:hAnsi="TH Sarabun New" w:cs="TH Sarabun New"/>
+                <w:sz w:val="28"/>
+                <w:szCs w:val="28"/>
                 <w:cs/>
               </w:rPr>
               <w:t xml:space="preserve">ระบบต้องสามารถแจ้งเตือนผู้ใช้เมื่อมี </w:t>
@@ -4022,12 +4856,16 @@
             <w:r>
               <w:rPr>
                 <w:rFonts w:ascii="TH Sarabun New" w:hAnsi="TH Sarabun New" w:cs="TH Sarabun New"/>
+                <w:sz w:val="28"/>
+                <w:szCs w:val="28"/>
               </w:rPr>
               <w:t xml:space="preserve">Proposed Rule </w:t>
             </w:r>
             <w:r>
               <w:rPr>
                 <w:rFonts w:ascii="TH Sarabun New" w:hAnsi="TH Sarabun New" w:cs="TH Sarabun New"/>
+                <w:sz w:val="28"/>
+                <w:szCs w:val="28"/>
                 <w:cs/>
               </w:rPr>
               <w:t>ใหม่รอการตรวจสอบได้</w:t>
@@ -4045,11 +4883,15 @@
               <w:spacing w:after="0"/>
               <w:rPr>
                 <w:rFonts w:ascii="TH Sarabun New" w:hAnsi="TH Sarabun New" w:cs="TH Sarabun New"/>
-              </w:rPr>
-            </w:pPr>
-            <w:r>
-              <w:rPr>
-                <w:rFonts w:ascii="TH Sarabun New" w:hAnsi="TH Sarabun New" w:cs="TH Sarabun New"/>
+                <w:sz w:val="28"/>
+                <w:szCs w:val="28"/>
+              </w:rPr>
+            </w:pPr>
+            <w:r>
+              <w:rPr>
+                <w:rFonts w:ascii="TH Sarabun New" w:hAnsi="TH Sarabun New" w:cs="TH Sarabun New"/>
+                <w:sz w:val="28"/>
+                <w:szCs w:val="28"/>
               </w:rPr>
               <w:t>USR-SR-10</w:t>
             </w:r>
@@ -4071,11 +4913,15 @@
               <w:spacing w:after="0"/>
               <w:rPr>
                 <w:rFonts w:ascii="TH Sarabun New" w:hAnsi="TH Sarabun New" w:cs="TH Sarabun New"/>
-              </w:rPr>
-            </w:pPr>
-            <w:r>
-              <w:rPr>
-                <w:rFonts w:ascii="TH Sarabun New" w:hAnsi="TH Sarabun New" w:cs="TH Sarabun New"/>
+                <w:sz w:val="28"/>
+                <w:szCs w:val="28"/>
+              </w:rPr>
+            </w:pPr>
+            <w:r>
+              <w:rPr>
+                <w:rFonts w:ascii="TH Sarabun New" w:hAnsi="TH Sarabun New" w:cs="TH Sarabun New"/>
+                <w:sz w:val="28"/>
+                <w:szCs w:val="28"/>
               </w:rPr>
               <w:lastRenderedPageBreak/>
               <w:t>REQ-43</w:t>
@@ -4093,11 +4939,15 @@
               <w:spacing w:after="0"/>
               <w:rPr>
                 <w:rFonts w:ascii="TH Sarabun New" w:hAnsi="TH Sarabun New" w:cs="TH Sarabun New"/>
-              </w:rPr>
-            </w:pPr>
-            <w:r>
-              <w:rPr>
-                <w:rFonts w:ascii="TH Sarabun New" w:hAnsi="TH Sarabun New" w:cs="TH Sarabun New"/>
+                <w:sz w:val="28"/>
+                <w:szCs w:val="28"/>
+              </w:rPr>
+            </w:pPr>
+            <w:r>
+              <w:rPr>
+                <w:rFonts w:ascii="TH Sarabun New" w:hAnsi="TH Sarabun New" w:cs="TH Sarabun New"/>
+                <w:sz w:val="28"/>
+                <w:szCs w:val="28"/>
                 <w:cs/>
               </w:rPr>
               <w:t xml:space="preserve">เมื่อ </w:t>
@@ -4105,12 +4955,16 @@
             <w:r>
               <w:rPr>
                 <w:rFonts w:ascii="TH Sarabun New" w:hAnsi="TH Sarabun New" w:cs="TH Sarabun New"/>
+                <w:sz w:val="28"/>
+                <w:szCs w:val="28"/>
               </w:rPr>
               <w:t xml:space="preserve">Active Rule </w:t>
             </w:r>
             <w:r>
               <w:rPr>
                 <w:rFonts w:ascii="TH Sarabun New" w:hAnsi="TH Sarabun New" w:cs="TH Sarabun New"/>
+                <w:sz w:val="28"/>
+                <w:szCs w:val="28"/>
                 <w:cs/>
               </w:rPr>
               <w:t xml:space="preserve">ถูกแก้ไข ระบบต้องสร้าง </w:t>
@@ -4118,12 +4972,16 @@
             <w:r>
               <w:rPr>
                 <w:rFonts w:ascii="TH Sarabun New" w:hAnsi="TH Sarabun New" w:cs="TH Sarabun New"/>
+                <w:sz w:val="28"/>
+                <w:szCs w:val="28"/>
               </w:rPr>
               <w:t xml:space="preserve">Rule Revision/Version </w:t>
             </w:r>
             <w:r>
               <w:rPr>
                 <w:rFonts w:ascii="TH Sarabun New" w:hAnsi="TH Sarabun New" w:cs="TH Sarabun New"/>
+                <w:sz w:val="28"/>
+                <w:szCs w:val="28"/>
                 <w:cs/>
               </w:rPr>
               <w:t xml:space="preserve">ใหม่และคงประวัติของ </w:t>
@@ -4131,12 +4989,16 @@
             <w:r>
               <w:rPr>
                 <w:rFonts w:ascii="TH Sarabun New" w:hAnsi="TH Sarabun New" w:cs="TH Sarabun New"/>
+                <w:sz w:val="28"/>
+                <w:szCs w:val="28"/>
               </w:rPr>
               <w:t xml:space="preserve">Rule </w:t>
             </w:r>
             <w:r>
               <w:rPr>
                 <w:rFonts w:ascii="TH Sarabun New" w:hAnsi="TH Sarabun New" w:cs="TH Sarabun New"/>
+                <w:sz w:val="28"/>
+                <w:szCs w:val="28"/>
                 <w:cs/>
               </w:rPr>
               <w:t>เดิมไว้</w:t>
@@ -4154,11 +5016,15 @@
               <w:spacing w:after="0"/>
               <w:rPr>
                 <w:rFonts w:ascii="TH Sarabun New" w:hAnsi="TH Sarabun New" w:cs="TH Sarabun New"/>
-              </w:rPr>
-            </w:pPr>
-            <w:r>
-              <w:rPr>
-                <w:rFonts w:ascii="TH Sarabun New" w:hAnsi="TH Sarabun New" w:cs="TH Sarabun New"/>
+                <w:sz w:val="28"/>
+                <w:szCs w:val="28"/>
+              </w:rPr>
+            </w:pPr>
+            <w:r>
+              <w:rPr>
+                <w:rFonts w:ascii="TH Sarabun New" w:hAnsi="TH Sarabun New" w:cs="TH Sarabun New"/>
+                <w:sz w:val="28"/>
+                <w:szCs w:val="28"/>
               </w:rPr>
               <w:t>USR-SR-11</w:t>
             </w:r>
@@ -4180,11 +5046,15 @@
               <w:spacing w:after="0"/>
               <w:rPr>
                 <w:rFonts w:ascii="TH Sarabun New" w:hAnsi="TH Sarabun New" w:cs="TH Sarabun New"/>
-              </w:rPr>
-            </w:pPr>
-            <w:r>
-              <w:rPr>
-                <w:rFonts w:ascii="TH Sarabun New" w:hAnsi="TH Sarabun New" w:cs="TH Sarabun New"/>
+                <w:sz w:val="28"/>
+                <w:szCs w:val="28"/>
+              </w:rPr>
+            </w:pPr>
+            <w:r>
+              <w:rPr>
+                <w:rFonts w:ascii="TH Sarabun New" w:hAnsi="TH Sarabun New" w:cs="TH Sarabun New"/>
+                <w:sz w:val="28"/>
+                <w:szCs w:val="28"/>
               </w:rPr>
               <w:t>REQ-44</w:t>
             </w:r>
@@ -4201,11 +5071,15 @@
               <w:spacing w:after="0"/>
               <w:rPr>
                 <w:rFonts w:ascii="TH Sarabun New" w:hAnsi="TH Sarabun New" w:cs="TH Sarabun New"/>
-              </w:rPr>
-            </w:pPr>
-            <w:r>
-              <w:rPr>
-                <w:rFonts w:ascii="TH Sarabun New" w:hAnsi="TH Sarabun New" w:cs="TH Sarabun New"/>
+                <w:sz w:val="28"/>
+                <w:szCs w:val="28"/>
+              </w:rPr>
+            </w:pPr>
+            <w:r>
+              <w:rPr>
+                <w:rFonts w:ascii="TH Sarabun New" w:hAnsi="TH Sarabun New" w:cs="TH Sarabun New"/>
+                <w:sz w:val="28"/>
+                <w:szCs w:val="28"/>
                 <w:cs/>
               </w:rPr>
               <w:t xml:space="preserve">ระบบต้องสามารถระบุ </w:t>
@@ -4213,12 +5087,16 @@
             <w:r>
               <w:rPr>
                 <w:rFonts w:ascii="TH Sarabun New" w:hAnsi="TH Sarabun New" w:cs="TH Sarabun New"/>
+                <w:sz w:val="28"/>
+                <w:szCs w:val="28"/>
               </w:rPr>
               <w:t xml:space="preserve">Network </w:t>
             </w:r>
             <w:r>
               <w:rPr>
                 <w:rFonts w:ascii="TH Sarabun New" w:hAnsi="TH Sarabun New" w:cs="TH Sarabun New"/>
+                <w:sz w:val="28"/>
+                <w:szCs w:val="28"/>
                 <w:cs/>
               </w:rPr>
               <w:t xml:space="preserve">หรือ </w:t>
@@ -4226,12 +5104,16 @@
             <w:r>
               <w:rPr>
                 <w:rFonts w:ascii="TH Sarabun New" w:hAnsi="TH Sarabun New" w:cs="TH Sarabun New"/>
+                <w:sz w:val="28"/>
+                <w:szCs w:val="28"/>
               </w:rPr>
               <w:t xml:space="preserve">Device </w:t>
             </w:r>
             <w:r>
               <w:rPr>
                 <w:rFonts w:ascii="TH Sarabun New" w:hAnsi="TH Sarabun New" w:cs="TH Sarabun New"/>
+                <w:sz w:val="28"/>
+                <w:szCs w:val="28"/>
                 <w:cs/>
               </w:rPr>
               <w:t xml:space="preserve">เป้าหมายและเลือก </w:t>
@@ -4239,12 +5121,16 @@
             <w:r>
               <w:rPr>
                 <w:rFonts w:ascii="TH Sarabun New" w:hAnsi="TH Sarabun New" w:cs="TH Sarabun New"/>
+                <w:sz w:val="28"/>
+                <w:szCs w:val="28"/>
               </w:rPr>
               <w:t xml:space="preserve">Enforcement Adapter </w:t>
             </w:r>
             <w:r>
               <w:rPr>
                 <w:rFonts w:ascii="TH Sarabun New" w:hAnsi="TH Sarabun New" w:cs="TH Sarabun New"/>
+                <w:sz w:val="28"/>
+                <w:szCs w:val="28"/>
                 <w:cs/>
               </w:rPr>
               <w:t>ที่เหมาะสมได้</w:t>
@@ -4262,11 +5148,15 @@
               <w:spacing w:after="0"/>
               <w:rPr>
                 <w:rFonts w:ascii="TH Sarabun New" w:hAnsi="TH Sarabun New" w:cs="TH Sarabun New"/>
-              </w:rPr>
-            </w:pPr>
-            <w:r>
-              <w:rPr>
-                <w:rFonts w:ascii="TH Sarabun New" w:hAnsi="TH Sarabun New" w:cs="TH Sarabun New"/>
+                <w:sz w:val="28"/>
+                <w:szCs w:val="28"/>
+              </w:rPr>
+            </w:pPr>
+            <w:r>
+              <w:rPr>
+                <w:rFonts w:ascii="TH Sarabun New" w:hAnsi="TH Sarabun New" w:cs="TH Sarabun New"/>
+                <w:sz w:val="28"/>
+                <w:szCs w:val="28"/>
               </w:rPr>
               <w:t>ENF-SR-01, ENF-SR-02</w:t>
             </w:r>
@@ -4288,11 +5178,15 @@
               <w:spacing w:after="0"/>
               <w:rPr>
                 <w:rFonts w:ascii="TH Sarabun New" w:hAnsi="TH Sarabun New" w:cs="TH Sarabun New"/>
-              </w:rPr>
-            </w:pPr>
-            <w:r>
-              <w:rPr>
-                <w:rFonts w:ascii="TH Sarabun New" w:hAnsi="TH Sarabun New" w:cs="TH Sarabun New"/>
+                <w:sz w:val="28"/>
+                <w:szCs w:val="28"/>
+              </w:rPr>
+            </w:pPr>
+            <w:r>
+              <w:rPr>
+                <w:rFonts w:ascii="TH Sarabun New" w:hAnsi="TH Sarabun New" w:cs="TH Sarabun New"/>
+                <w:sz w:val="28"/>
+                <w:szCs w:val="28"/>
               </w:rPr>
               <w:t>REQ-45</w:t>
             </w:r>
@@ -4309,17 +5203,23 @@
               <w:spacing w:after="0"/>
               <w:rPr>
                 <w:rFonts w:ascii="TH Sarabun New" w:hAnsi="TH Sarabun New" w:cs="TH Sarabun New"/>
-              </w:rPr>
-            </w:pPr>
-            <w:r>
-              <w:rPr>
-                <w:rFonts w:ascii="TH Sarabun New" w:hAnsi="TH Sarabun New" w:cs="TH Sarabun New"/>
+                <w:sz w:val="28"/>
+                <w:szCs w:val="28"/>
+              </w:rPr>
+            </w:pPr>
+            <w:r>
+              <w:rPr>
+                <w:rFonts w:ascii="TH Sarabun New" w:hAnsi="TH Sarabun New" w:cs="TH Sarabun New"/>
+                <w:sz w:val="28"/>
+                <w:szCs w:val="28"/>
               </w:rPr>
               <w:t xml:space="preserve">Enforcement Adapter </w:t>
             </w:r>
             <w:r>
               <w:rPr>
                 <w:rFonts w:ascii="TH Sarabun New" w:hAnsi="TH Sarabun New" w:cs="TH Sarabun New"/>
+                <w:sz w:val="28"/>
+                <w:szCs w:val="28"/>
                 <w:cs/>
               </w:rPr>
               <w:t xml:space="preserve">ต้องสามารถแปลง </w:t>
@@ -4327,12 +5227,16 @@
             <w:r>
               <w:rPr>
                 <w:rFonts w:ascii="TH Sarabun New" w:hAnsi="TH Sarabun New" w:cs="TH Sarabun New"/>
+                <w:sz w:val="28"/>
+                <w:szCs w:val="28"/>
               </w:rPr>
               <w:t xml:space="preserve">Generic Network Rule </w:t>
             </w:r>
             <w:r>
               <w:rPr>
                 <w:rFonts w:ascii="TH Sarabun New" w:hAnsi="TH Sarabun New" w:cs="TH Sarabun New"/>
+                <w:sz w:val="28"/>
+                <w:szCs w:val="28"/>
                 <w:cs/>
               </w:rPr>
               <w:t>เป็นคำสั่งที่ระบบเป้าหมายรองรับได้</w:t>
@@ -4350,11 +5254,15 @@
               <w:spacing w:after="0"/>
               <w:rPr>
                 <w:rFonts w:ascii="TH Sarabun New" w:hAnsi="TH Sarabun New" w:cs="TH Sarabun New"/>
-              </w:rPr>
-            </w:pPr>
-            <w:r>
-              <w:rPr>
-                <w:rFonts w:ascii="TH Sarabun New" w:hAnsi="TH Sarabun New" w:cs="TH Sarabun New"/>
+                <w:sz w:val="28"/>
+                <w:szCs w:val="28"/>
+              </w:rPr>
+            </w:pPr>
+            <w:r>
+              <w:rPr>
+                <w:rFonts w:ascii="TH Sarabun New" w:hAnsi="TH Sarabun New" w:cs="TH Sarabun New"/>
+                <w:sz w:val="28"/>
+                <w:szCs w:val="28"/>
               </w:rPr>
               <w:t>ENF-SR-03, ENF-SR-07</w:t>
             </w:r>
@@ -4376,11 +5284,15 @@
               <w:spacing w:after="0"/>
               <w:rPr>
                 <w:rFonts w:ascii="TH Sarabun New" w:hAnsi="TH Sarabun New" w:cs="TH Sarabun New"/>
-              </w:rPr>
-            </w:pPr>
-            <w:r>
-              <w:rPr>
-                <w:rFonts w:ascii="TH Sarabun New" w:hAnsi="TH Sarabun New" w:cs="TH Sarabun New"/>
+                <w:sz w:val="28"/>
+                <w:szCs w:val="28"/>
+              </w:rPr>
+            </w:pPr>
+            <w:r>
+              <w:rPr>
+                <w:rFonts w:ascii="TH Sarabun New" w:hAnsi="TH Sarabun New" w:cs="TH Sarabun New"/>
+                <w:sz w:val="28"/>
+                <w:szCs w:val="28"/>
               </w:rPr>
               <w:t>REQ-46</w:t>
             </w:r>
@@ -4397,11 +5309,15 @@
               <w:spacing w:after="0"/>
               <w:rPr>
                 <w:rFonts w:ascii="TH Sarabun New" w:hAnsi="TH Sarabun New" w:cs="TH Sarabun New"/>
-              </w:rPr>
-            </w:pPr>
-            <w:r>
-              <w:rPr>
-                <w:rFonts w:ascii="TH Sarabun New" w:hAnsi="TH Sarabun New" w:cs="TH Sarabun New"/>
+                <w:sz w:val="28"/>
+                <w:szCs w:val="28"/>
+              </w:rPr>
+            </w:pPr>
+            <w:r>
+              <w:rPr>
+                <w:rFonts w:ascii="TH Sarabun New" w:hAnsi="TH Sarabun New" w:cs="TH Sarabun New"/>
+                <w:sz w:val="28"/>
+                <w:szCs w:val="28"/>
                 <w:cs/>
               </w:rPr>
               <w:t xml:space="preserve">ระบบต้องสามารถ </w:t>
@@ -4409,12 +5325,16 @@
             <w:r>
               <w:rPr>
                 <w:rFonts w:ascii="TH Sarabun New" w:hAnsi="TH Sarabun New" w:cs="TH Sarabun New"/>
+                <w:sz w:val="28"/>
+                <w:szCs w:val="28"/>
               </w:rPr>
               <w:t xml:space="preserve">Enforcement Rule </w:t>
             </w:r>
             <w:r>
               <w:rPr>
                 <w:rFonts w:ascii="TH Sarabun New" w:hAnsi="TH Sarabun New" w:cs="TH Sarabun New"/>
+                <w:sz w:val="28"/>
+                <w:szCs w:val="28"/>
                 <w:cs/>
               </w:rPr>
               <w:t xml:space="preserve">ไปยัง </w:t>
@@ -4422,12 +5342,16 @@
             <w:r>
               <w:rPr>
                 <w:rFonts w:ascii="TH Sarabun New" w:hAnsi="TH Sarabun New" w:cs="TH Sarabun New"/>
+                <w:sz w:val="28"/>
+                <w:szCs w:val="28"/>
               </w:rPr>
               <w:t xml:space="preserve">Traditional Network </w:t>
             </w:r>
             <w:r>
               <w:rPr>
                 <w:rFonts w:ascii="TH Sarabun New" w:hAnsi="TH Sarabun New" w:cs="TH Sarabun New"/>
+                <w:sz w:val="28"/>
+                <w:szCs w:val="28"/>
                 <w:cs/>
               </w:rPr>
               <w:t xml:space="preserve">ผ่าน </w:t>
@@ -4435,12 +5359,16 @@
             <w:r>
               <w:rPr>
                 <w:rFonts w:ascii="TH Sarabun New" w:hAnsi="TH Sarabun New" w:cs="TH Sarabun New"/>
+                <w:sz w:val="28"/>
+                <w:szCs w:val="28"/>
               </w:rPr>
               <w:t xml:space="preserve">Traditional Adapter </w:t>
             </w:r>
             <w:r>
               <w:rPr>
                 <w:rFonts w:ascii="TH Sarabun New" w:hAnsi="TH Sarabun New" w:cs="TH Sarabun New"/>
+                <w:sz w:val="28"/>
+                <w:szCs w:val="28"/>
                 <w:cs/>
               </w:rPr>
               <w:t>ได้</w:t>
@@ -4458,11 +5386,15 @@
               <w:spacing w:after="0"/>
               <w:rPr>
                 <w:rFonts w:ascii="TH Sarabun New" w:hAnsi="TH Sarabun New" w:cs="TH Sarabun New"/>
-              </w:rPr>
-            </w:pPr>
-            <w:r>
-              <w:rPr>
-                <w:rFonts w:ascii="TH Sarabun New" w:hAnsi="TH Sarabun New" w:cs="TH Sarabun New"/>
+                <w:sz w:val="28"/>
+                <w:szCs w:val="28"/>
+              </w:rPr>
+            </w:pPr>
+            <w:r>
+              <w:rPr>
+                <w:rFonts w:ascii="TH Sarabun New" w:hAnsi="TH Sarabun New" w:cs="TH Sarabun New"/>
+                <w:sz w:val="28"/>
+                <w:szCs w:val="28"/>
               </w:rPr>
               <w:t>ENF-SR-04</w:t>
             </w:r>
@@ -4484,11 +5416,15 @@
               <w:spacing w:after="0"/>
               <w:rPr>
                 <w:rFonts w:ascii="TH Sarabun New" w:hAnsi="TH Sarabun New" w:cs="TH Sarabun New"/>
-              </w:rPr>
-            </w:pPr>
-            <w:r>
-              <w:rPr>
-                <w:rFonts w:ascii="TH Sarabun New" w:hAnsi="TH Sarabun New" w:cs="TH Sarabun New"/>
+                <w:sz w:val="28"/>
+                <w:szCs w:val="28"/>
+              </w:rPr>
+            </w:pPr>
+            <w:r>
+              <w:rPr>
+                <w:rFonts w:ascii="TH Sarabun New" w:hAnsi="TH Sarabun New" w:cs="TH Sarabun New"/>
+                <w:sz w:val="28"/>
+                <w:szCs w:val="28"/>
               </w:rPr>
               <w:t>REQ-47</w:t>
             </w:r>
@@ -4505,11 +5441,15 @@
               <w:spacing w:after="0"/>
               <w:rPr>
                 <w:rFonts w:ascii="TH Sarabun New" w:hAnsi="TH Sarabun New" w:cs="TH Sarabun New"/>
-              </w:rPr>
-            </w:pPr>
-            <w:r>
-              <w:rPr>
-                <w:rFonts w:ascii="TH Sarabun New" w:hAnsi="TH Sarabun New" w:cs="TH Sarabun New"/>
+                <w:sz w:val="28"/>
+                <w:szCs w:val="28"/>
+              </w:rPr>
+            </w:pPr>
+            <w:r>
+              <w:rPr>
+                <w:rFonts w:ascii="TH Sarabun New" w:hAnsi="TH Sarabun New" w:cs="TH Sarabun New"/>
+                <w:sz w:val="28"/>
+                <w:szCs w:val="28"/>
                 <w:cs/>
               </w:rPr>
               <w:t xml:space="preserve">ระบบต้องสามารถ </w:t>
@@ -4517,12 +5457,16 @@
             <w:r>
               <w:rPr>
                 <w:rFonts w:ascii="TH Sarabun New" w:hAnsi="TH Sarabun New" w:cs="TH Sarabun New"/>
+                <w:sz w:val="28"/>
+                <w:szCs w:val="28"/>
               </w:rPr>
               <w:t xml:space="preserve">Enforcement Rule </w:t>
             </w:r>
             <w:r>
               <w:rPr>
                 <w:rFonts w:ascii="TH Sarabun New" w:hAnsi="TH Sarabun New" w:cs="TH Sarabun New"/>
+                <w:sz w:val="28"/>
+                <w:szCs w:val="28"/>
                 <w:cs/>
               </w:rPr>
               <w:t xml:space="preserve">ไปยัง </w:t>
@@ -4530,12 +5474,16 @@
             <w:r>
               <w:rPr>
                 <w:rFonts w:ascii="TH Sarabun New" w:hAnsi="TH Sarabun New" w:cs="TH Sarabun New"/>
+                <w:sz w:val="28"/>
+                <w:szCs w:val="28"/>
               </w:rPr>
               <w:t xml:space="preserve">SDN Network </w:t>
             </w:r>
             <w:r>
               <w:rPr>
                 <w:rFonts w:ascii="TH Sarabun New" w:hAnsi="TH Sarabun New" w:cs="TH Sarabun New"/>
+                <w:sz w:val="28"/>
+                <w:szCs w:val="28"/>
                 <w:cs/>
               </w:rPr>
               <w:t xml:space="preserve">ผ่าน </w:t>
@@ -4543,12 +5491,16 @@
             <w:r>
               <w:rPr>
                 <w:rFonts w:ascii="TH Sarabun New" w:hAnsi="TH Sarabun New" w:cs="TH Sarabun New"/>
+                <w:sz w:val="28"/>
+                <w:szCs w:val="28"/>
               </w:rPr>
               <w:t xml:space="preserve">SDN Adapter </w:t>
             </w:r>
             <w:r>
               <w:rPr>
                 <w:rFonts w:ascii="TH Sarabun New" w:hAnsi="TH Sarabun New" w:cs="TH Sarabun New"/>
+                <w:sz w:val="28"/>
+                <w:szCs w:val="28"/>
                 <w:cs/>
               </w:rPr>
               <w:t>ได้</w:t>
@@ -4566,11 +5518,15 @@
               <w:spacing w:after="0"/>
               <w:rPr>
                 <w:rFonts w:ascii="TH Sarabun New" w:hAnsi="TH Sarabun New" w:cs="TH Sarabun New"/>
-              </w:rPr>
-            </w:pPr>
-            <w:r>
-              <w:rPr>
-                <w:rFonts w:ascii="TH Sarabun New" w:hAnsi="TH Sarabun New" w:cs="TH Sarabun New"/>
+                <w:sz w:val="28"/>
+                <w:szCs w:val="28"/>
+              </w:rPr>
+            </w:pPr>
+            <w:r>
+              <w:rPr>
+                <w:rFonts w:ascii="TH Sarabun New" w:hAnsi="TH Sarabun New" w:cs="TH Sarabun New"/>
+                <w:sz w:val="28"/>
+                <w:szCs w:val="28"/>
               </w:rPr>
               <w:t>ENF-SR-05</w:t>
             </w:r>
@@ -4592,11 +5548,15 @@
               <w:spacing w:after="0"/>
               <w:rPr>
                 <w:rFonts w:ascii="TH Sarabun New" w:hAnsi="TH Sarabun New" w:cs="TH Sarabun New"/>
-              </w:rPr>
-            </w:pPr>
-            <w:r>
-              <w:rPr>
-                <w:rFonts w:ascii="TH Sarabun New" w:hAnsi="TH Sarabun New" w:cs="TH Sarabun New"/>
+                <w:sz w:val="28"/>
+                <w:szCs w:val="28"/>
+              </w:rPr>
+            </w:pPr>
+            <w:r>
+              <w:rPr>
+                <w:rFonts w:ascii="TH Sarabun New" w:hAnsi="TH Sarabun New" w:cs="TH Sarabun New"/>
+                <w:sz w:val="28"/>
+                <w:szCs w:val="28"/>
               </w:rPr>
               <w:t>REQ-48</w:t>
             </w:r>
@@ -4613,11 +5573,15 @@
               <w:spacing w:after="0"/>
               <w:rPr>
                 <w:rFonts w:ascii="TH Sarabun New" w:hAnsi="TH Sarabun New" w:cs="TH Sarabun New"/>
-              </w:rPr>
-            </w:pPr>
-            <w:r>
-              <w:rPr>
-                <w:rFonts w:ascii="TH Sarabun New" w:hAnsi="TH Sarabun New" w:cs="TH Sarabun New"/>
+                <w:sz w:val="28"/>
+                <w:szCs w:val="28"/>
+              </w:rPr>
+            </w:pPr>
+            <w:r>
+              <w:rPr>
+                <w:rFonts w:ascii="TH Sarabun New" w:hAnsi="TH Sarabun New" w:cs="TH Sarabun New"/>
+                <w:sz w:val="28"/>
+                <w:szCs w:val="28"/>
                 <w:cs/>
               </w:rPr>
               <w:t xml:space="preserve">ระบบต้องสามารถรับผลการ </w:t>
@@ -4625,12 +5589,16 @@
             <w:r>
               <w:rPr>
                 <w:rFonts w:ascii="TH Sarabun New" w:hAnsi="TH Sarabun New" w:cs="TH Sarabun New"/>
+                <w:sz w:val="28"/>
+                <w:szCs w:val="28"/>
               </w:rPr>
               <w:t xml:space="preserve">Enforcement </w:t>
             </w:r>
             <w:r>
               <w:rPr>
                 <w:rFonts w:ascii="TH Sarabun New" w:hAnsi="TH Sarabun New" w:cs="TH Sarabun New"/>
+                <w:sz w:val="28"/>
+                <w:szCs w:val="28"/>
                 <w:cs/>
               </w:rPr>
               <w:t xml:space="preserve">จาก </w:t>
@@ -4638,12 +5606,16 @@
             <w:r>
               <w:rPr>
                 <w:rFonts w:ascii="TH Sarabun New" w:hAnsi="TH Sarabun New" w:cs="TH Sarabun New"/>
+                <w:sz w:val="28"/>
+                <w:szCs w:val="28"/>
               </w:rPr>
               <w:t xml:space="preserve">Adapter </w:t>
             </w:r>
             <w:r>
               <w:rPr>
                 <w:rFonts w:ascii="TH Sarabun New" w:hAnsi="TH Sarabun New" w:cs="TH Sarabun New"/>
+                <w:sz w:val="28"/>
+                <w:szCs w:val="28"/>
                 <w:cs/>
               </w:rPr>
               <w:t xml:space="preserve">และระบุสถานะ </w:t>
@@ -4651,12 +5623,16 @@
             <w:r>
               <w:rPr>
                 <w:rFonts w:ascii="TH Sarabun New" w:hAnsi="TH Sarabun New" w:cs="TH Sarabun New"/>
+                <w:sz w:val="28"/>
+                <w:szCs w:val="28"/>
               </w:rPr>
               <w:t xml:space="preserve">Success, Failed </w:t>
             </w:r>
             <w:r>
               <w:rPr>
                 <w:rFonts w:ascii="TH Sarabun New" w:hAnsi="TH Sarabun New" w:cs="TH Sarabun New"/>
+                <w:sz w:val="28"/>
+                <w:szCs w:val="28"/>
                 <w:cs/>
               </w:rPr>
               <w:t xml:space="preserve">หรือ </w:t>
@@ -4664,12 +5640,16 @@
             <w:r>
               <w:rPr>
                 <w:rFonts w:ascii="TH Sarabun New" w:hAnsi="TH Sarabun New" w:cs="TH Sarabun New"/>
+                <w:sz w:val="28"/>
+                <w:szCs w:val="28"/>
               </w:rPr>
               <w:t xml:space="preserve">Pending </w:t>
             </w:r>
             <w:r>
               <w:rPr>
                 <w:rFonts w:ascii="TH Sarabun New" w:hAnsi="TH Sarabun New" w:cs="TH Sarabun New"/>
+                <w:sz w:val="28"/>
+                <w:szCs w:val="28"/>
                 <w:cs/>
               </w:rPr>
               <w:t>ได้</w:t>
@@ -4687,11 +5667,15 @@
               <w:spacing w:after="0"/>
               <w:rPr>
                 <w:rFonts w:ascii="TH Sarabun New" w:hAnsi="TH Sarabun New" w:cs="TH Sarabun New"/>
-              </w:rPr>
-            </w:pPr>
-            <w:r>
-              <w:rPr>
-                <w:rFonts w:ascii="TH Sarabun New" w:hAnsi="TH Sarabun New" w:cs="TH Sarabun New"/>
+                <w:sz w:val="28"/>
+                <w:szCs w:val="28"/>
+              </w:rPr>
+            </w:pPr>
+            <w:r>
+              <w:rPr>
+                <w:rFonts w:ascii="TH Sarabun New" w:hAnsi="TH Sarabun New" w:cs="TH Sarabun New"/>
+                <w:sz w:val="28"/>
+                <w:szCs w:val="28"/>
               </w:rPr>
               <w:t>ENF-SR-06</w:t>
             </w:r>
@@ -4713,11 +5697,15 @@
               <w:spacing w:after="0"/>
               <w:rPr>
                 <w:rFonts w:ascii="TH Sarabun New" w:hAnsi="TH Sarabun New" w:cs="TH Sarabun New"/>
-              </w:rPr>
-            </w:pPr>
-            <w:r>
-              <w:rPr>
-                <w:rFonts w:ascii="TH Sarabun New" w:hAnsi="TH Sarabun New" w:cs="TH Sarabun New"/>
+                <w:sz w:val="28"/>
+                <w:szCs w:val="28"/>
+              </w:rPr>
+            </w:pPr>
+            <w:r>
+              <w:rPr>
+                <w:rFonts w:ascii="TH Sarabun New" w:hAnsi="TH Sarabun New" w:cs="TH Sarabun New"/>
+                <w:sz w:val="28"/>
+                <w:szCs w:val="28"/>
               </w:rPr>
               <w:t>REQ-49</w:t>
             </w:r>
@@ -4734,11 +5722,15 @@
               <w:spacing w:after="0"/>
               <w:rPr>
                 <w:rFonts w:ascii="TH Sarabun New" w:hAnsi="TH Sarabun New" w:cs="TH Sarabun New"/>
-              </w:rPr>
-            </w:pPr>
-            <w:r>
-              <w:rPr>
-                <w:rFonts w:ascii="TH Sarabun New" w:hAnsi="TH Sarabun New" w:cs="TH Sarabun New"/>
+                <w:sz w:val="28"/>
+                <w:szCs w:val="28"/>
+              </w:rPr>
+            </w:pPr>
+            <w:r>
+              <w:rPr>
+                <w:rFonts w:ascii="TH Sarabun New" w:hAnsi="TH Sarabun New" w:cs="TH Sarabun New"/>
+                <w:sz w:val="28"/>
+                <w:szCs w:val="28"/>
                 <w:cs/>
               </w:rPr>
               <w:t xml:space="preserve">ระบบต้องสามารถตรวจสอบว่ากฎถูกส่งและติดตั้งบน </w:t>
@@ -4746,12 +5738,16 @@
             <w:r>
               <w:rPr>
                 <w:rFonts w:ascii="TH Sarabun New" w:hAnsi="TH Sarabun New" w:cs="TH Sarabun New"/>
+                <w:sz w:val="28"/>
+                <w:szCs w:val="28"/>
               </w:rPr>
               <w:t xml:space="preserve">Network Device </w:t>
             </w:r>
             <w:r>
               <w:rPr>
                 <w:rFonts w:ascii="TH Sarabun New" w:hAnsi="TH Sarabun New" w:cs="TH Sarabun New"/>
+                <w:sz w:val="28"/>
+                <w:szCs w:val="28"/>
                 <w:cs/>
               </w:rPr>
               <w:t xml:space="preserve">หรือ </w:t>
@@ -4759,12 +5755,16 @@
             <w:r>
               <w:rPr>
                 <w:rFonts w:ascii="TH Sarabun New" w:hAnsi="TH Sarabun New" w:cs="TH Sarabun New"/>
+                <w:sz w:val="28"/>
+                <w:szCs w:val="28"/>
               </w:rPr>
               <w:t xml:space="preserve">Controller </w:t>
             </w:r>
             <w:r>
               <w:rPr>
                 <w:rFonts w:ascii="TH Sarabun New" w:hAnsi="TH Sarabun New" w:cs="TH Sarabun New"/>
+                <w:sz w:val="28"/>
+                <w:szCs w:val="28"/>
                 <w:cs/>
               </w:rPr>
               <w:t>เป้าหมายสำเร็จหรือไม่</w:t>
@@ -4782,11 +5782,15 @@
               <w:spacing w:after="0"/>
               <w:rPr>
                 <w:rFonts w:ascii="TH Sarabun New" w:hAnsi="TH Sarabun New" w:cs="TH Sarabun New"/>
-              </w:rPr>
-            </w:pPr>
-            <w:r>
-              <w:rPr>
-                <w:rFonts w:ascii="TH Sarabun New" w:hAnsi="TH Sarabun New" w:cs="TH Sarabun New"/>
+                <w:sz w:val="28"/>
+                <w:szCs w:val="28"/>
+              </w:rPr>
+            </w:pPr>
+            <w:r>
+              <w:rPr>
+                <w:rFonts w:ascii="TH Sarabun New" w:hAnsi="TH Sarabun New" w:cs="TH Sarabun New"/>
+                <w:sz w:val="28"/>
+                <w:szCs w:val="28"/>
               </w:rPr>
               <w:t>VER-SR-01, VER-SR-02</w:t>
             </w:r>
@@ -4808,11 +5812,15 @@
               <w:spacing w:after="0"/>
               <w:rPr>
                 <w:rFonts w:ascii="TH Sarabun New" w:hAnsi="TH Sarabun New" w:cs="TH Sarabun New"/>
-              </w:rPr>
-            </w:pPr>
-            <w:r>
-              <w:rPr>
-                <w:rFonts w:ascii="TH Sarabun New" w:hAnsi="TH Sarabun New" w:cs="TH Sarabun New"/>
+                <w:sz w:val="28"/>
+                <w:szCs w:val="28"/>
+              </w:rPr>
+            </w:pPr>
+            <w:r>
+              <w:rPr>
+                <w:rFonts w:ascii="TH Sarabun New" w:hAnsi="TH Sarabun New" w:cs="TH Sarabun New"/>
+                <w:sz w:val="28"/>
+                <w:szCs w:val="28"/>
               </w:rPr>
               <w:t>REQ-50</w:t>
             </w:r>
@@ -4829,11 +5837,15 @@
               <w:spacing w:after="0"/>
               <w:rPr>
                 <w:rFonts w:ascii="TH Sarabun New" w:hAnsi="TH Sarabun New" w:cs="TH Sarabun New"/>
-              </w:rPr>
-            </w:pPr>
-            <w:r>
-              <w:rPr>
-                <w:rFonts w:ascii="TH Sarabun New" w:hAnsi="TH Sarabun New" w:cs="TH Sarabun New"/>
+                <w:sz w:val="28"/>
+                <w:szCs w:val="28"/>
+              </w:rPr>
+            </w:pPr>
+            <w:r>
+              <w:rPr>
+                <w:rFonts w:ascii="TH Sarabun New" w:hAnsi="TH Sarabun New" w:cs="TH Sarabun New"/>
+                <w:sz w:val="28"/>
+                <w:szCs w:val="28"/>
                 <w:cs/>
               </w:rPr>
               <w:t xml:space="preserve">ระบบต้องสามารถใช้ </w:t>
@@ -4841,12 +5853,16 @@
             <w:r>
               <w:rPr>
                 <w:rFonts w:ascii="TH Sarabun New" w:hAnsi="TH Sarabun New" w:cs="TH Sarabun New"/>
+                <w:sz w:val="28"/>
+                <w:szCs w:val="28"/>
               </w:rPr>
               <w:t xml:space="preserve">Monitoring Data </w:t>
             </w:r>
             <w:r>
               <w:rPr>
                 <w:rFonts w:ascii="TH Sarabun New" w:hAnsi="TH Sarabun New" w:cs="TH Sarabun New"/>
+                <w:sz w:val="28"/>
+                <w:szCs w:val="28"/>
                 <w:cs/>
               </w:rPr>
               <w:t xml:space="preserve">หลัง </w:t>
@@ -4854,12 +5870,16 @@
             <w:r>
               <w:rPr>
                 <w:rFonts w:ascii="TH Sarabun New" w:hAnsi="TH Sarabun New" w:cs="TH Sarabun New"/>
+                <w:sz w:val="28"/>
+                <w:szCs w:val="28"/>
               </w:rPr>
               <w:t xml:space="preserve">Enforcement </w:t>
             </w:r>
             <w:r>
               <w:rPr>
                 <w:rFonts w:ascii="TH Sarabun New" w:hAnsi="TH Sarabun New" w:cs="TH Sarabun New"/>
+                <w:sz w:val="28"/>
+                <w:szCs w:val="28"/>
                 <w:cs/>
               </w:rPr>
               <w:t xml:space="preserve">เพื่อตรวจสอบว่าพฤติกรรมของ </w:t>
@@ -4867,12 +5887,16 @@
             <w:r>
               <w:rPr>
                 <w:rFonts w:ascii="TH Sarabun New" w:hAnsi="TH Sarabun New" w:cs="TH Sarabun New"/>
+                <w:sz w:val="28"/>
+                <w:szCs w:val="28"/>
               </w:rPr>
               <w:t xml:space="preserve">Network </w:t>
             </w:r>
             <w:r>
               <w:rPr>
                 <w:rFonts w:ascii="TH Sarabun New" w:hAnsi="TH Sarabun New" w:cs="TH Sarabun New"/>
+                <w:sz w:val="28"/>
+                <w:szCs w:val="28"/>
                 <w:cs/>
               </w:rPr>
               <w:t>เปลี่ยนแปลงตามที่คาดหวังหรือไม่</w:t>
@@ -4890,11 +5914,15 @@
               <w:spacing w:after="0"/>
               <w:rPr>
                 <w:rFonts w:ascii="TH Sarabun New" w:hAnsi="TH Sarabun New" w:cs="TH Sarabun New"/>
-              </w:rPr>
-            </w:pPr>
-            <w:r>
-              <w:rPr>
-                <w:rFonts w:ascii="TH Sarabun New" w:hAnsi="TH Sarabun New" w:cs="TH Sarabun New"/>
+                <w:sz w:val="28"/>
+                <w:szCs w:val="28"/>
+              </w:rPr>
+            </w:pPr>
+            <w:r>
+              <w:rPr>
+                <w:rFonts w:ascii="TH Sarabun New" w:hAnsi="TH Sarabun New" w:cs="TH Sarabun New"/>
+                <w:sz w:val="28"/>
+                <w:szCs w:val="28"/>
               </w:rPr>
               <w:t>VER-SR-03</w:t>
             </w:r>
@@ -4916,11 +5944,15 @@
               <w:spacing w:after="0"/>
               <w:rPr>
                 <w:rFonts w:ascii="TH Sarabun New" w:hAnsi="TH Sarabun New" w:cs="TH Sarabun New"/>
-              </w:rPr>
-            </w:pPr>
-            <w:r>
-              <w:rPr>
-                <w:rFonts w:ascii="TH Sarabun New" w:hAnsi="TH Sarabun New" w:cs="TH Sarabun New"/>
+                <w:sz w:val="28"/>
+                <w:szCs w:val="28"/>
+              </w:rPr>
+            </w:pPr>
+            <w:r>
+              <w:rPr>
+                <w:rFonts w:ascii="TH Sarabun New" w:hAnsi="TH Sarabun New" w:cs="TH Sarabun New"/>
+                <w:sz w:val="28"/>
+                <w:szCs w:val="28"/>
               </w:rPr>
               <w:t>REQ-51</w:t>
             </w:r>
@@ -4937,11 +5969,15 @@
               <w:spacing w:after="0"/>
               <w:rPr>
                 <w:rFonts w:ascii="TH Sarabun New" w:hAnsi="TH Sarabun New" w:cs="TH Sarabun New"/>
-              </w:rPr>
-            </w:pPr>
-            <w:r>
-              <w:rPr>
-                <w:rFonts w:ascii="TH Sarabun New" w:hAnsi="TH Sarabun New" w:cs="TH Sarabun New"/>
+                <w:sz w:val="28"/>
+                <w:szCs w:val="28"/>
+              </w:rPr>
+            </w:pPr>
+            <w:r>
+              <w:rPr>
+                <w:rFonts w:ascii="TH Sarabun New" w:hAnsi="TH Sarabun New" w:cs="TH Sarabun New"/>
+                <w:sz w:val="28"/>
+                <w:szCs w:val="28"/>
                 <w:cs/>
               </w:rPr>
               <w:t xml:space="preserve">ข้อมูลหลัง </w:t>
@@ -4949,12 +5985,16 @@
             <w:r>
               <w:rPr>
                 <w:rFonts w:ascii="TH Sarabun New" w:hAnsi="TH Sarabun New" w:cs="TH Sarabun New"/>
+                <w:sz w:val="28"/>
+                <w:szCs w:val="28"/>
               </w:rPr>
               <w:t xml:space="preserve">Enforcement </w:t>
             </w:r>
             <w:r>
               <w:rPr>
                 <w:rFonts w:ascii="TH Sarabun New" w:hAnsi="TH Sarabun New" w:cs="TH Sarabun New"/>
+                <w:sz w:val="28"/>
+                <w:szCs w:val="28"/>
                 <w:cs/>
               </w:rPr>
               <w:t xml:space="preserve">ต้องสามารถกลับเข้าสู่กระบวนการ </w:t>
@@ -4962,36 +6002,48 @@
             <w:r>
               <w:rPr>
                 <w:rFonts w:ascii="TH Sarabun New" w:hAnsi="TH Sarabun New" w:cs="TH Sarabun New"/>
+                <w:sz w:val="28"/>
+                <w:szCs w:val="28"/>
               </w:rPr>
               <w:t xml:space="preserve">Incoming Adapter </w:t>
             </w:r>
             <w:r>
               <w:rPr>
                 <w:rFonts w:ascii="Arial" w:hAnsi="Arial" w:cs="Arial"/>
+                <w:sz w:val="28"/>
+                <w:szCs w:val="28"/>
               </w:rPr>
               <w:t>→</w:t>
             </w:r>
             <w:r>
               <w:rPr>
                 <w:rFonts w:ascii="TH Sarabun New" w:hAnsi="TH Sarabun New" w:cs="TH Sarabun New"/>
+                <w:sz w:val="28"/>
+                <w:szCs w:val="28"/>
               </w:rPr>
               <w:t xml:space="preserve"> Normalization </w:t>
             </w:r>
             <w:r>
               <w:rPr>
                 <w:rFonts w:ascii="Arial" w:hAnsi="Arial" w:cs="Arial"/>
+                <w:sz w:val="28"/>
+                <w:szCs w:val="28"/>
               </w:rPr>
               <w:t>→</w:t>
             </w:r>
             <w:r>
               <w:rPr>
                 <w:rFonts w:ascii="TH Sarabun New" w:hAnsi="TH Sarabun New" w:cs="TH Sarabun New"/>
+                <w:sz w:val="28"/>
+                <w:szCs w:val="28"/>
               </w:rPr>
               <w:t xml:space="preserve"> Analysis </w:t>
             </w:r>
             <w:r>
               <w:rPr>
                 <w:rFonts w:ascii="TH Sarabun New" w:hAnsi="TH Sarabun New" w:cs="TH Sarabun New"/>
+                <w:sz w:val="28"/>
+                <w:szCs w:val="28"/>
                 <w:cs/>
               </w:rPr>
               <w:t>ได้อีกครั้ง</w:t>
@@ -5009,11 +6061,15 @@
               <w:spacing w:after="0"/>
               <w:rPr>
                 <w:rFonts w:ascii="TH Sarabun New" w:hAnsi="TH Sarabun New" w:cs="TH Sarabun New"/>
-              </w:rPr>
-            </w:pPr>
-            <w:r>
-              <w:rPr>
-                <w:rFonts w:ascii="TH Sarabun New" w:hAnsi="TH Sarabun New" w:cs="TH Sarabun New"/>
+                <w:sz w:val="28"/>
+                <w:szCs w:val="28"/>
+              </w:rPr>
+            </w:pPr>
+            <w:r>
+              <w:rPr>
+                <w:rFonts w:ascii="TH Sarabun New" w:hAnsi="TH Sarabun New" w:cs="TH Sarabun New"/>
+                <w:sz w:val="28"/>
+                <w:szCs w:val="28"/>
               </w:rPr>
               <w:t>VER-SR-04</w:t>
             </w:r>
@@ -5035,11 +6091,15 @@
               <w:spacing w:after="0"/>
               <w:rPr>
                 <w:rFonts w:ascii="TH Sarabun New" w:hAnsi="TH Sarabun New" w:cs="TH Sarabun New"/>
-              </w:rPr>
-            </w:pPr>
-            <w:r>
-              <w:rPr>
-                <w:rFonts w:ascii="TH Sarabun New" w:hAnsi="TH Sarabun New" w:cs="TH Sarabun New"/>
+                <w:sz w:val="28"/>
+                <w:szCs w:val="28"/>
+              </w:rPr>
+            </w:pPr>
+            <w:r>
+              <w:rPr>
+                <w:rFonts w:ascii="TH Sarabun New" w:hAnsi="TH Sarabun New" w:cs="TH Sarabun New"/>
+                <w:sz w:val="28"/>
+                <w:szCs w:val="28"/>
               </w:rPr>
               <w:t>REQ-52</w:t>
             </w:r>
@@ -5056,11 +6116,15 @@
               <w:spacing w:after="0"/>
               <w:rPr>
                 <w:rFonts w:ascii="TH Sarabun New" w:hAnsi="TH Sarabun New" w:cs="TH Sarabun New"/>
-              </w:rPr>
-            </w:pPr>
-            <w:r>
-              <w:rPr>
-                <w:rFonts w:ascii="TH Sarabun New" w:hAnsi="TH Sarabun New" w:cs="TH Sarabun New"/>
+                <w:sz w:val="28"/>
+                <w:szCs w:val="28"/>
+              </w:rPr>
+            </w:pPr>
+            <w:r>
+              <w:rPr>
+                <w:rFonts w:ascii="TH Sarabun New" w:hAnsi="TH Sarabun New" w:cs="TH Sarabun New"/>
+                <w:sz w:val="28"/>
+                <w:szCs w:val="28"/>
                 <w:cs/>
               </w:rPr>
               <w:t xml:space="preserve">ระบบต้องสามารถแจ้ง </w:t>
@@ -5068,12 +6132,16 @@
             <w:r>
               <w:rPr>
                 <w:rFonts w:ascii="TH Sarabun New" w:hAnsi="TH Sarabun New" w:cs="TH Sarabun New"/>
+                <w:sz w:val="28"/>
+                <w:szCs w:val="28"/>
               </w:rPr>
               <w:t xml:space="preserve">Network Expert </w:t>
             </w:r>
             <w:r>
               <w:rPr>
                 <w:rFonts w:ascii="TH Sarabun New" w:hAnsi="TH Sarabun New" w:cs="TH Sarabun New"/>
+                <w:sz w:val="28"/>
+                <w:szCs w:val="28"/>
                 <w:cs/>
               </w:rPr>
               <w:t xml:space="preserve">เมื่อ </w:t>
@@ -5081,12 +6149,16 @@
             <w:r>
               <w:rPr>
                 <w:rFonts w:ascii="TH Sarabun New" w:hAnsi="TH Sarabun New" w:cs="TH Sarabun New"/>
+                <w:sz w:val="28"/>
+                <w:szCs w:val="28"/>
               </w:rPr>
               <w:t xml:space="preserve">Enforcement </w:t>
             </w:r>
             <w:r>
               <w:rPr>
                 <w:rFonts w:ascii="TH Sarabun New" w:hAnsi="TH Sarabun New" w:cs="TH Sarabun New"/>
+                <w:sz w:val="28"/>
+                <w:szCs w:val="28"/>
                 <w:cs/>
               </w:rPr>
               <w:t>ล้มเหลวหรือผลไม่เป็นไปตามที่คาดหวังได้</w:t>
@@ -5104,11 +6176,15 @@
               <w:spacing w:after="0"/>
               <w:rPr>
                 <w:rFonts w:ascii="TH Sarabun New" w:hAnsi="TH Sarabun New" w:cs="TH Sarabun New"/>
-              </w:rPr>
-            </w:pPr>
-            <w:r>
-              <w:rPr>
-                <w:rFonts w:ascii="TH Sarabun New" w:hAnsi="TH Sarabun New" w:cs="TH Sarabun New"/>
+                <w:sz w:val="28"/>
+                <w:szCs w:val="28"/>
+              </w:rPr>
+            </w:pPr>
+            <w:r>
+              <w:rPr>
+                <w:rFonts w:ascii="TH Sarabun New" w:hAnsi="TH Sarabun New" w:cs="TH Sarabun New"/>
+                <w:sz w:val="28"/>
+                <w:szCs w:val="28"/>
               </w:rPr>
               <w:t>VER-SR-05</w:t>
             </w:r>
@@ -5130,11 +6206,15 @@
               <w:spacing w:after="0"/>
               <w:rPr>
                 <w:rFonts w:ascii="TH Sarabun New" w:hAnsi="TH Sarabun New" w:cs="TH Sarabun New"/>
-              </w:rPr>
-            </w:pPr>
-            <w:r>
-              <w:rPr>
-                <w:rFonts w:ascii="TH Sarabun New" w:hAnsi="TH Sarabun New" w:cs="TH Sarabun New"/>
+                <w:sz w:val="28"/>
+                <w:szCs w:val="28"/>
+              </w:rPr>
+            </w:pPr>
+            <w:r>
+              <w:rPr>
+                <w:rFonts w:ascii="TH Sarabun New" w:hAnsi="TH Sarabun New" w:cs="TH Sarabun New"/>
+                <w:sz w:val="28"/>
+                <w:szCs w:val="28"/>
               </w:rPr>
               <w:t>REQ-53</w:t>
             </w:r>
@@ -5151,11 +6231,15 @@
               <w:spacing w:after="0"/>
               <w:rPr>
                 <w:rFonts w:ascii="TH Sarabun New" w:hAnsi="TH Sarabun New" w:cs="TH Sarabun New"/>
-              </w:rPr>
-            </w:pPr>
-            <w:r>
-              <w:rPr>
-                <w:rFonts w:ascii="TH Sarabun New" w:hAnsi="TH Sarabun New" w:cs="TH Sarabun New"/>
+                <w:sz w:val="28"/>
+                <w:szCs w:val="28"/>
+              </w:rPr>
+            </w:pPr>
+            <w:r>
+              <w:rPr>
+                <w:rFonts w:ascii="TH Sarabun New" w:hAnsi="TH Sarabun New" w:cs="TH Sarabun New"/>
+                <w:sz w:val="28"/>
+                <w:szCs w:val="28"/>
                 <w:cs/>
               </w:rPr>
               <w:t xml:space="preserve">ระบบต้องมีส่วนติดต่อสำหรับให้ผู้ใช้ดู </w:t>
@@ -5163,12 +6247,16 @@
             <w:r>
               <w:rPr>
                 <w:rFonts w:ascii="TH Sarabun New" w:hAnsi="TH Sarabun New" w:cs="TH Sarabun New"/>
+                <w:sz w:val="28"/>
+                <w:szCs w:val="28"/>
               </w:rPr>
               <w:t xml:space="preserve">Event </w:t>
             </w:r>
             <w:r>
               <w:rPr>
                 <w:rFonts w:ascii="TH Sarabun New" w:hAnsi="TH Sarabun New" w:cs="TH Sarabun New"/>
+                <w:sz w:val="28"/>
+                <w:szCs w:val="28"/>
                 <w:cs/>
               </w:rPr>
               <w:t>หรือข้อมูลที่ระบบวิเคราะห์ได้</w:t>
@@ -5186,11 +6274,15 @@
               <w:spacing w:after="0"/>
               <w:rPr>
                 <w:rFonts w:ascii="TH Sarabun New" w:hAnsi="TH Sarabun New" w:cs="TH Sarabun New"/>
-              </w:rPr>
-            </w:pPr>
-            <w:r>
-              <w:rPr>
-                <w:rFonts w:ascii="TH Sarabun New" w:hAnsi="TH Sarabun New" w:cs="TH Sarabun New"/>
+                <w:sz w:val="28"/>
+                <w:szCs w:val="28"/>
+              </w:rPr>
+            </w:pPr>
+            <w:r>
+              <w:rPr>
+                <w:rFonts w:ascii="TH Sarabun New" w:hAnsi="TH Sarabun New" w:cs="TH Sarabun New"/>
+                <w:sz w:val="28"/>
+                <w:szCs w:val="28"/>
               </w:rPr>
               <w:t>UI-SR-01, UI-SR-02</w:t>
             </w:r>
@@ -5212,11 +6304,15 @@
               <w:spacing w:after="0"/>
               <w:rPr>
                 <w:rFonts w:ascii="TH Sarabun New" w:hAnsi="TH Sarabun New" w:cs="TH Sarabun New"/>
-              </w:rPr>
-            </w:pPr>
-            <w:r>
-              <w:rPr>
-                <w:rFonts w:ascii="TH Sarabun New" w:hAnsi="TH Sarabun New" w:cs="TH Sarabun New"/>
+                <w:sz w:val="28"/>
+                <w:szCs w:val="28"/>
+              </w:rPr>
+            </w:pPr>
+            <w:r>
+              <w:rPr>
+                <w:rFonts w:ascii="TH Sarabun New" w:hAnsi="TH Sarabun New" w:cs="TH Sarabun New"/>
+                <w:sz w:val="28"/>
+                <w:szCs w:val="28"/>
               </w:rPr>
               <w:t>REQ-54</w:t>
             </w:r>
@@ -5233,11 +6329,15 @@
               <w:spacing w:after="0"/>
               <w:rPr>
                 <w:rFonts w:ascii="TH Sarabun New" w:hAnsi="TH Sarabun New" w:cs="TH Sarabun New"/>
-              </w:rPr>
-            </w:pPr>
-            <w:r>
-              <w:rPr>
-                <w:rFonts w:ascii="TH Sarabun New" w:hAnsi="TH Sarabun New" w:cs="TH Sarabun New"/>
+                <w:sz w:val="28"/>
+                <w:szCs w:val="28"/>
+              </w:rPr>
+            </w:pPr>
+            <w:r>
+              <w:rPr>
+                <w:rFonts w:ascii="TH Sarabun New" w:hAnsi="TH Sarabun New" w:cs="TH Sarabun New"/>
+                <w:sz w:val="28"/>
+                <w:szCs w:val="28"/>
                 <w:cs/>
               </w:rPr>
               <w:t xml:space="preserve">ผู้ใช้ต้องสามารถดู </w:t>
@@ -5245,12 +6345,16 @@
             <w:r>
               <w:rPr>
                 <w:rFonts w:ascii="TH Sarabun New" w:hAnsi="TH Sarabun New" w:cs="TH Sarabun New"/>
+                <w:sz w:val="28"/>
+                <w:szCs w:val="28"/>
               </w:rPr>
               <w:t xml:space="preserve">Proposed Generic Rule </w:t>
             </w:r>
             <w:r>
               <w:rPr>
                 <w:rFonts w:ascii="TH Sarabun New" w:hAnsi="TH Sarabun New" w:cs="TH Sarabun New"/>
+                <w:sz w:val="28"/>
+                <w:szCs w:val="28"/>
                 <w:cs/>
               </w:rPr>
               <w:t>และข้อมูลประกอบผ่านส่วนติดต่อของระบบได้</w:t>
@@ -5268,11 +6372,15 @@
               <w:spacing w:after="0"/>
               <w:rPr>
                 <w:rFonts w:ascii="TH Sarabun New" w:hAnsi="TH Sarabun New" w:cs="TH Sarabun New"/>
-              </w:rPr>
-            </w:pPr>
-            <w:r>
-              <w:rPr>
-                <w:rFonts w:ascii="TH Sarabun New" w:hAnsi="TH Sarabun New" w:cs="TH Sarabun New"/>
+                <w:sz w:val="28"/>
+                <w:szCs w:val="28"/>
+              </w:rPr>
+            </w:pPr>
+            <w:r>
+              <w:rPr>
+                <w:rFonts w:ascii="TH Sarabun New" w:hAnsi="TH Sarabun New" w:cs="TH Sarabun New"/>
+                <w:sz w:val="28"/>
+                <w:szCs w:val="28"/>
               </w:rPr>
               <w:t>UI-SR-03</w:t>
             </w:r>
@@ -5294,11 +6402,15 @@
               <w:spacing w:after="0"/>
               <w:rPr>
                 <w:rFonts w:ascii="TH Sarabun New" w:hAnsi="TH Sarabun New" w:cs="TH Sarabun New"/>
-              </w:rPr>
-            </w:pPr>
-            <w:r>
-              <w:rPr>
-                <w:rFonts w:ascii="TH Sarabun New" w:hAnsi="TH Sarabun New" w:cs="TH Sarabun New"/>
+                <w:sz w:val="28"/>
+                <w:szCs w:val="28"/>
+              </w:rPr>
+            </w:pPr>
+            <w:r>
+              <w:rPr>
+                <w:rFonts w:ascii="TH Sarabun New" w:hAnsi="TH Sarabun New" w:cs="TH Sarabun New"/>
+                <w:sz w:val="28"/>
+                <w:szCs w:val="28"/>
               </w:rPr>
               <w:t>REQ-55</w:t>
             </w:r>
@@ -5315,11 +6427,15 @@
               <w:spacing w:after="0"/>
               <w:rPr>
                 <w:rFonts w:ascii="TH Sarabun New" w:hAnsi="TH Sarabun New" w:cs="TH Sarabun New"/>
-              </w:rPr>
-            </w:pPr>
-            <w:r>
-              <w:rPr>
-                <w:rFonts w:ascii="TH Sarabun New" w:hAnsi="TH Sarabun New" w:cs="TH Sarabun New"/>
+                <w:sz w:val="28"/>
+                <w:szCs w:val="28"/>
+              </w:rPr>
+            </w:pPr>
+            <w:r>
+              <w:rPr>
+                <w:rFonts w:ascii="TH Sarabun New" w:hAnsi="TH Sarabun New" w:cs="TH Sarabun New"/>
+                <w:sz w:val="28"/>
+                <w:szCs w:val="28"/>
                 <w:cs/>
               </w:rPr>
               <w:t xml:space="preserve">ผู้ใช้ต้องสามารถ </w:t>
@@ -5327,12 +6443,16 @@
             <w:r>
               <w:rPr>
                 <w:rFonts w:ascii="TH Sarabun New" w:hAnsi="TH Sarabun New" w:cs="TH Sarabun New"/>
+                <w:sz w:val="28"/>
+                <w:szCs w:val="28"/>
               </w:rPr>
               <w:t xml:space="preserve">Approve, Override </w:t>
             </w:r>
             <w:r>
               <w:rPr>
                 <w:rFonts w:ascii="TH Sarabun New" w:hAnsi="TH Sarabun New" w:cs="TH Sarabun New"/>
+                <w:sz w:val="28"/>
+                <w:szCs w:val="28"/>
                 <w:cs/>
               </w:rPr>
               <w:t xml:space="preserve">และ </w:t>
@@ -5340,12 +6460,16 @@
             <w:r>
               <w:rPr>
                 <w:rFonts w:ascii="TH Sarabun New" w:hAnsi="TH Sarabun New" w:cs="TH Sarabun New"/>
+                <w:sz w:val="28"/>
+                <w:szCs w:val="28"/>
               </w:rPr>
               <w:t xml:space="preserve">Reject Rule </w:t>
             </w:r>
             <w:r>
               <w:rPr>
                 <w:rFonts w:ascii="TH Sarabun New" w:hAnsi="TH Sarabun New" w:cs="TH Sarabun New"/>
+                <w:sz w:val="28"/>
+                <w:szCs w:val="28"/>
                 <w:cs/>
               </w:rPr>
               <w:t>ผ่านส่วนติดต่อของระบบได้</w:t>
@@ -5363,11 +6487,15 @@
               <w:spacing w:after="0"/>
               <w:rPr>
                 <w:rFonts w:ascii="TH Sarabun New" w:hAnsi="TH Sarabun New" w:cs="TH Sarabun New"/>
-              </w:rPr>
-            </w:pPr>
-            <w:r>
-              <w:rPr>
-                <w:rFonts w:ascii="TH Sarabun New" w:hAnsi="TH Sarabun New" w:cs="TH Sarabun New"/>
+                <w:sz w:val="28"/>
+                <w:szCs w:val="28"/>
+              </w:rPr>
+            </w:pPr>
+            <w:r>
+              <w:rPr>
+                <w:rFonts w:ascii="TH Sarabun New" w:hAnsi="TH Sarabun New" w:cs="TH Sarabun New"/>
+                <w:sz w:val="28"/>
+                <w:szCs w:val="28"/>
               </w:rPr>
               <w:t>UI-SR-04</w:t>
             </w:r>
@@ -5389,11 +6517,15 @@
               <w:spacing w:after="0"/>
               <w:rPr>
                 <w:rFonts w:ascii="TH Sarabun New" w:hAnsi="TH Sarabun New" w:cs="TH Sarabun New"/>
-              </w:rPr>
-            </w:pPr>
-            <w:r>
-              <w:rPr>
-                <w:rFonts w:ascii="TH Sarabun New" w:hAnsi="TH Sarabun New" w:cs="TH Sarabun New"/>
+                <w:sz w:val="28"/>
+                <w:szCs w:val="28"/>
+              </w:rPr>
+            </w:pPr>
+            <w:r>
+              <w:rPr>
+                <w:rFonts w:ascii="TH Sarabun New" w:hAnsi="TH Sarabun New" w:cs="TH Sarabun New"/>
+                <w:sz w:val="28"/>
+                <w:szCs w:val="28"/>
               </w:rPr>
               <w:t>REQ-56</w:t>
             </w:r>
@@ -5410,11 +6542,15 @@
               <w:spacing w:after="0"/>
               <w:rPr>
                 <w:rFonts w:ascii="TH Sarabun New" w:hAnsi="TH Sarabun New" w:cs="TH Sarabun New"/>
-              </w:rPr>
-            </w:pPr>
-            <w:r>
-              <w:rPr>
-                <w:rFonts w:ascii="TH Sarabun New" w:hAnsi="TH Sarabun New" w:cs="TH Sarabun New"/>
+                <w:sz w:val="28"/>
+                <w:szCs w:val="28"/>
+              </w:rPr>
+            </w:pPr>
+            <w:r>
+              <w:rPr>
+                <w:rFonts w:ascii="TH Sarabun New" w:hAnsi="TH Sarabun New" w:cs="TH Sarabun New"/>
+                <w:sz w:val="28"/>
+                <w:szCs w:val="28"/>
                 <w:cs/>
               </w:rPr>
               <w:t xml:space="preserve">ผู้ใช้ต้องสามารถดู </w:t>
@@ -5422,12 +6558,16 @@
             <w:r>
               <w:rPr>
                 <w:rFonts w:ascii="TH Sarabun New" w:hAnsi="TH Sarabun New" w:cs="TH Sarabun New"/>
+                <w:sz w:val="28"/>
+                <w:szCs w:val="28"/>
               </w:rPr>
               <w:t xml:space="preserve">Enforcement Status </w:t>
             </w:r>
             <w:r>
               <w:rPr>
                 <w:rFonts w:ascii="TH Sarabun New" w:hAnsi="TH Sarabun New" w:cs="TH Sarabun New"/>
+                <w:sz w:val="28"/>
+                <w:szCs w:val="28"/>
                 <w:cs/>
               </w:rPr>
               <w:t xml:space="preserve">ของ </w:t>
@@ -5435,12 +6575,16 @@
             <w:r>
               <w:rPr>
                 <w:rFonts w:ascii="TH Sarabun New" w:hAnsi="TH Sarabun New" w:cs="TH Sarabun New"/>
+                <w:sz w:val="28"/>
+                <w:szCs w:val="28"/>
               </w:rPr>
               <w:t xml:space="preserve">Rule </w:t>
             </w:r>
             <w:r>
               <w:rPr>
                 <w:rFonts w:ascii="TH Sarabun New" w:hAnsi="TH Sarabun New" w:cs="TH Sarabun New"/>
+                <w:sz w:val="28"/>
+                <w:szCs w:val="28"/>
                 <w:cs/>
               </w:rPr>
               <w:t>ได้</w:t>
@@ -5458,11 +6602,15 @@
               <w:spacing w:after="0"/>
               <w:rPr>
                 <w:rFonts w:ascii="TH Sarabun New" w:hAnsi="TH Sarabun New" w:cs="TH Sarabun New"/>
-              </w:rPr>
-            </w:pPr>
-            <w:r>
-              <w:rPr>
-                <w:rFonts w:ascii="TH Sarabun New" w:hAnsi="TH Sarabun New" w:cs="TH Sarabun New"/>
+                <w:sz w:val="28"/>
+                <w:szCs w:val="28"/>
+              </w:rPr>
+            </w:pPr>
+            <w:r>
+              <w:rPr>
+                <w:rFonts w:ascii="TH Sarabun New" w:hAnsi="TH Sarabun New" w:cs="TH Sarabun New"/>
+                <w:sz w:val="28"/>
+                <w:szCs w:val="28"/>
               </w:rPr>
               <w:t>UI-SR-05</w:t>
             </w:r>
@@ -5484,13 +6632,16 @@
               <w:spacing w:after="0"/>
               <w:rPr>
                 <w:rFonts w:ascii="TH Sarabun New" w:hAnsi="TH Sarabun New" w:cs="TH Sarabun New"/>
-              </w:rPr>
-            </w:pPr>
-            <w:r>
-              <w:rPr>
-                <w:rFonts w:ascii="TH Sarabun New" w:hAnsi="TH Sarabun New" w:cs="TH Sarabun New"/>
-              </w:rPr>
-              <w:lastRenderedPageBreak/>
+                <w:sz w:val="28"/>
+                <w:szCs w:val="28"/>
+              </w:rPr>
+            </w:pPr>
+            <w:r>
+              <w:rPr>
+                <w:rFonts w:ascii="TH Sarabun New" w:hAnsi="TH Sarabun New" w:cs="TH Sarabun New"/>
+                <w:sz w:val="28"/>
+                <w:szCs w:val="28"/>
+              </w:rPr>
               <w:t>REQ-57</w:t>
             </w:r>
           </w:p>
@@ -5506,11 +6657,15 @@
               <w:spacing w:after="0"/>
               <w:rPr>
                 <w:rFonts w:ascii="TH Sarabun New" w:hAnsi="TH Sarabun New" w:cs="TH Sarabun New"/>
-              </w:rPr>
-            </w:pPr>
-            <w:r>
-              <w:rPr>
-                <w:rFonts w:ascii="TH Sarabun New" w:hAnsi="TH Sarabun New" w:cs="TH Sarabun New"/>
+                <w:sz w:val="28"/>
+                <w:szCs w:val="28"/>
+              </w:rPr>
+            </w:pPr>
+            <w:r>
+              <w:rPr>
+                <w:rFonts w:ascii="TH Sarabun New" w:hAnsi="TH Sarabun New" w:cs="TH Sarabun New"/>
+                <w:sz w:val="28"/>
+                <w:szCs w:val="28"/>
                 <w:cs/>
               </w:rPr>
               <w:t xml:space="preserve">ผู้ใช้ต้องสามารถ </w:t>
@@ -5518,12 +6673,16 @@
             <w:r>
               <w:rPr>
                 <w:rFonts w:ascii="TH Sarabun New" w:hAnsi="TH Sarabun New" w:cs="TH Sarabun New"/>
+                <w:sz w:val="28"/>
+                <w:szCs w:val="28"/>
               </w:rPr>
               <w:t xml:space="preserve">Search </w:t>
             </w:r>
             <w:r>
               <w:rPr>
                 <w:rFonts w:ascii="TH Sarabun New" w:hAnsi="TH Sarabun New" w:cs="TH Sarabun New"/>
+                <w:sz w:val="28"/>
+                <w:szCs w:val="28"/>
                 <w:cs/>
               </w:rPr>
               <w:t xml:space="preserve">และ </w:t>
@@ -5531,12 +6690,16 @@
             <w:r>
               <w:rPr>
                 <w:rFonts w:ascii="TH Sarabun New" w:hAnsi="TH Sarabun New" w:cs="TH Sarabun New"/>
+                <w:sz w:val="28"/>
+                <w:szCs w:val="28"/>
               </w:rPr>
               <w:t xml:space="preserve">Filter Event </w:t>
             </w:r>
             <w:r>
               <w:rPr>
                 <w:rFonts w:ascii="TH Sarabun New" w:hAnsi="TH Sarabun New" w:cs="TH Sarabun New"/>
+                <w:sz w:val="28"/>
+                <w:szCs w:val="28"/>
                 <w:cs/>
               </w:rPr>
               <w:t xml:space="preserve">และ </w:t>
@@ -5544,12 +6707,16 @@
             <w:r>
               <w:rPr>
                 <w:rFonts w:ascii="TH Sarabun New" w:hAnsi="TH Sarabun New" w:cs="TH Sarabun New"/>
+                <w:sz w:val="28"/>
+                <w:szCs w:val="28"/>
               </w:rPr>
               <w:t xml:space="preserve">Rule </w:t>
             </w:r>
             <w:r>
               <w:rPr>
                 <w:rFonts w:ascii="TH Sarabun New" w:hAnsi="TH Sarabun New" w:cs="TH Sarabun New"/>
+                <w:sz w:val="28"/>
+                <w:szCs w:val="28"/>
                 <w:cs/>
               </w:rPr>
               <w:t>ได้</w:t>
@@ -5567,11 +6734,15 @@
               <w:spacing w:after="0"/>
               <w:rPr>
                 <w:rFonts w:ascii="TH Sarabun New" w:hAnsi="TH Sarabun New" w:cs="TH Sarabun New"/>
-              </w:rPr>
-            </w:pPr>
-            <w:r>
-              <w:rPr>
-                <w:rFonts w:ascii="TH Sarabun New" w:hAnsi="TH Sarabun New" w:cs="TH Sarabun New"/>
+                <w:sz w:val="28"/>
+                <w:szCs w:val="28"/>
+              </w:rPr>
+            </w:pPr>
+            <w:r>
+              <w:rPr>
+                <w:rFonts w:ascii="TH Sarabun New" w:hAnsi="TH Sarabun New" w:cs="TH Sarabun New"/>
+                <w:sz w:val="28"/>
+                <w:szCs w:val="28"/>
               </w:rPr>
               <w:t>UI-SR-06</w:t>
             </w:r>
@@ -5593,12 +6764,17 @@
               <w:spacing w:after="0"/>
               <w:rPr>
                 <w:rFonts w:ascii="TH Sarabun New" w:hAnsi="TH Sarabun New" w:cs="TH Sarabun New"/>
-              </w:rPr>
-            </w:pPr>
-            <w:r>
-              <w:rPr>
-                <w:rFonts w:ascii="TH Sarabun New" w:hAnsi="TH Sarabun New" w:cs="TH Sarabun New"/>
-              </w:rPr>
+                <w:sz w:val="28"/>
+                <w:szCs w:val="28"/>
+              </w:rPr>
+            </w:pPr>
+            <w:r>
+              <w:rPr>
+                <w:rFonts w:ascii="TH Sarabun New" w:hAnsi="TH Sarabun New" w:cs="TH Sarabun New"/>
+                <w:sz w:val="28"/>
+                <w:szCs w:val="28"/>
+              </w:rPr>
+              <w:lastRenderedPageBreak/>
               <w:t>REQ-58</w:t>
             </w:r>
           </w:p>
@@ -5614,11 +6790,15 @@
               <w:spacing w:after="0"/>
               <w:rPr>
                 <w:rFonts w:ascii="TH Sarabun New" w:hAnsi="TH Sarabun New" w:cs="TH Sarabun New"/>
-              </w:rPr>
-            </w:pPr>
-            <w:r>
-              <w:rPr>
-                <w:rFonts w:ascii="TH Sarabun New" w:hAnsi="TH Sarabun New" w:cs="TH Sarabun New"/>
+                <w:sz w:val="28"/>
+                <w:szCs w:val="28"/>
+              </w:rPr>
+            </w:pPr>
+            <w:r>
+              <w:rPr>
+                <w:rFonts w:ascii="TH Sarabun New" w:hAnsi="TH Sarabun New" w:cs="TH Sarabun New"/>
+                <w:sz w:val="28"/>
+                <w:szCs w:val="28"/>
                 <w:cs/>
               </w:rPr>
               <w:t xml:space="preserve">ผู้ใช้ต้องสามารถดูประวัติ </w:t>
@@ -5626,12 +6806,16 @@
             <w:r>
               <w:rPr>
                 <w:rFonts w:ascii="TH Sarabun New" w:hAnsi="TH Sarabun New" w:cs="TH Sarabun New"/>
+                <w:sz w:val="28"/>
+                <w:szCs w:val="28"/>
               </w:rPr>
               <w:t xml:space="preserve">Rule </w:t>
             </w:r>
             <w:r>
               <w:rPr>
                 <w:rFonts w:ascii="TH Sarabun New" w:hAnsi="TH Sarabun New" w:cs="TH Sarabun New"/>
+                <w:sz w:val="28"/>
+                <w:szCs w:val="28"/>
                 <w:cs/>
               </w:rPr>
               <w:t xml:space="preserve">รวมถึง </w:t>
@@ -5639,12 +6823,16 @@
             <w:r>
               <w:rPr>
                 <w:rFonts w:ascii="TH Sarabun New" w:hAnsi="TH Sarabun New" w:cs="TH Sarabun New"/>
+                <w:sz w:val="28"/>
+                <w:szCs w:val="28"/>
               </w:rPr>
               <w:t xml:space="preserve">Approve, Override, Reject </w:t>
             </w:r>
             <w:r>
               <w:rPr>
                 <w:rFonts w:ascii="TH Sarabun New" w:hAnsi="TH Sarabun New" w:cs="TH Sarabun New"/>
+                <w:sz w:val="28"/>
+                <w:szCs w:val="28"/>
                 <w:cs/>
               </w:rPr>
               <w:t xml:space="preserve">และ </w:t>
@@ -5652,12 +6840,16 @@
             <w:r>
               <w:rPr>
                 <w:rFonts w:ascii="TH Sarabun New" w:hAnsi="TH Sarabun New" w:cs="TH Sarabun New"/>
+                <w:sz w:val="28"/>
+                <w:szCs w:val="28"/>
               </w:rPr>
               <w:t xml:space="preserve">Rule Version </w:t>
             </w:r>
             <w:r>
               <w:rPr>
                 <w:rFonts w:ascii="TH Sarabun New" w:hAnsi="TH Sarabun New" w:cs="TH Sarabun New"/>
+                <w:sz w:val="28"/>
+                <w:szCs w:val="28"/>
                 <w:cs/>
               </w:rPr>
               <w:t>ได้</w:t>
@@ -5675,11 +6867,15 @@
               <w:spacing w:after="0"/>
               <w:rPr>
                 <w:rFonts w:ascii="TH Sarabun New" w:hAnsi="TH Sarabun New" w:cs="TH Sarabun New"/>
-              </w:rPr>
-            </w:pPr>
-            <w:r>
-              <w:rPr>
-                <w:rFonts w:ascii="TH Sarabun New" w:hAnsi="TH Sarabun New" w:cs="TH Sarabun New"/>
+                <w:sz w:val="28"/>
+                <w:szCs w:val="28"/>
+              </w:rPr>
+            </w:pPr>
+            <w:r>
+              <w:rPr>
+                <w:rFonts w:ascii="TH Sarabun New" w:hAnsi="TH Sarabun New" w:cs="TH Sarabun New"/>
+                <w:sz w:val="28"/>
+                <w:szCs w:val="28"/>
               </w:rPr>
               <w:t>UI-SR-07</w:t>
             </w:r>
@@ -5701,11 +6897,15 @@
               <w:spacing w:after="0"/>
               <w:rPr>
                 <w:rFonts w:ascii="TH Sarabun New" w:hAnsi="TH Sarabun New" w:cs="TH Sarabun New"/>
-              </w:rPr>
-            </w:pPr>
-            <w:r>
-              <w:rPr>
-                <w:rFonts w:ascii="TH Sarabun New" w:hAnsi="TH Sarabun New" w:cs="TH Sarabun New"/>
+                <w:sz w:val="28"/>
+                <w:szCs w:val="28"/>
+              </w:rPr>
+            </w:pPr>
+            <w:r>
+              <w:rPr>
+                <w:rFonts w:ascii="TH Sarabun New" w:hAnsi="TH Sarabun New" w:cs="TH Sarabun New"/>
+                <w:sz w:val="28"/>
+                <w:szCs w:val="28"/>
               </w:rPr>
               <w:t>REQ-59</w:t>
             </w:r>
@@ -5722,11 +6922,15 @@
               <w:spacing w:after="0"/>
               <w:rPr>
                 <w:rFonts w:ascii="TH Sarabun New" w:hAnsi="TH Sarabun New" w:cs="TH Sarabun New"/>
-              </w:rPr>
-            </w:pPr>
-            <w:r>
-              <w:rPr>
-                <w:rFonts w:ascii="TH Sarabun New" w:hAnsi="TH Sarabun New" w:cs="TH Sarabun New"/>
+                <w:sz w:val="28"/>
+                <w:szCs w:val="28"/>
+              </w:rPr>
+            </w:pPr>
+            <w:r>
+              <w:rPr>
+                <w:rFonts w:ascii="TH Sarabun New" w:hAnsi="TH Sarabun New" w:cs="TH Sarabun New"/>
+                <w:sz w:val="28"/>
+                <w:szCs w:val="28"/>
                 <w:cs/>
               </w:rPr>
               <w:t xml:space="preserve">ผู้ใช้ต้องสามารถเข้าถึงข้อมูลอ้างอิง </w:t>
@@ -5734,12 +6938,16 @@
             <w:r>
               <w:rPr>
                 <w:rFonts w:ascii="TH Sarabun New" w:hAnsi="TH Sarabun New" w:cs="TH Sarabun New"/>
+                <w:sz w:val="28"/>
+                <w:szCs w:val="28"/>
               </w:rPr>
               <w:t xml:space="preserve">Packet Evidence </w:t>
             </w:r>
             <w:r>
               <w:rPr>
                 <w:rFonts w:ascii="TH Sarabun New" w:hAnsi="TH Sarabun New" w:cs="TH Sarabun New"/>
+                <w:sz w:val="28"/>
+                <w:szCs w:val="28"/>
                 <w:cs/>
               </w:rPr>
               <w:t xml:space="preserve">ที่เกี่ยวข้องกับ </w:t>
@@ -5747,12 +6955,16 @@
             <w:r>
               <w:rPr>
                 <w:rFonts w:ascii="TH Sarabun New" w:hAnsi="TH Sarabun New" w:cs="TH Sarabun New"/>
+                <w:sz w:val="28"/>
+                <w:szCs w:val="28"/>
               </w:rPr>
               <w:t xml:space="preserve">Event </w:t>
             </w:r>
             <w:r>
               <w:rPr>
                 <w:rFonts w:ascii="TH Sarabun New" w:hAnsi="TH Sarabun New" w:cs="TH Sarabun New"/>
+                <w:sz w:val="28"/>
+                <w:szCs w:val="28"/>
                 <w:cs/>
               </w:rPr>
               <w:t xml:space="preserve">หรือ </w:t>
@@ -5760,12 +6972,16 @@
             <w:r>
               <w:rPr>
                 <w:rFonts w:ascii="TH Sarabun New" w:hAnsi="TH Sarabun New" w:cs="TH Sarabun New"/>
+                <w:sz w:val="28"/>
+                <w:szCs w:val="28"/>
               </w:rPr>
               <w:t xml:space="preserve">Analysis Result </w:t>
             </w:r>
             <w:r>
               <w:rPr>
                 <w:rFonts w:ascii="TH Sarabun New" w:hAnsi="TH Sarabun New" w:cs="TH Sarabun New"/>
+                <w:sz w:val="28"/>
+                <w:szCs w:val="28"/>
                 <w:cs/>
               </w:rPr>
               <w:t>ได้</w:t>
@@ -5783,11 +6999,15 @@
               <w:spacing w:after="0"/>
               <w:rPr>
                 <w:rFonts w:ascii="TH Sarabun New" w:hAnsi="TH Sarabun New" w:cs="TH Sarabun New"/>
-              </w:rPr>
-            </w:pPr>
-            <w:r>
-              <w:rPr>
-                <w:rFonts w:ascii="TH Sarabun New" w:hAnsi="TH Sarabun New" w:cs="TH Sarabun New"/>
+                <w:sz w:val="28"/>
+                <w:szCs w:val="28"/>
+              </w:rPr>
+            </w:pPr>
+            <w:r>
+              <w:rPr>
+                <w:rFonts w:ascii="TH Sarabun New" w:hAnsi="TH Sarabun New" w:cs="TH Sarabun New"/>
+                <w:sz w:val="28"/>
+                <w:szCs w:val="28"/>
               </w:rPr>
               <w:t>UI-SR-08</w:t>
             </w:r>
@@ -5809,11 +7029,15 @@
               <w:spacing w:after="0"/>
               <w:rPr>
                 <w:rFonts w:ascii="TH Sarabun New" w:hAnsi="TH Sarabun New" w:cs="TH Sarabun New"/>
-              </w:rPr>
-            </w:pPr>
-            <w:r>
-              <w:rPr>
-                <w:rFonts w:ascii="TH Sarabun New" w:hAnsi="TH Sarabun New" w:cs="TH Sarabun New"/>
+                <w:sz w:val="28"/>
+                <w:szCs w:val="28"/>
+              </w:rPr>
+            </w:pPr>
+            <w:r>
+              <w:rPr>
+                <w:rFonts w:ascii="TH Sarabun New" w:hAnsi="TH Sarabun New" w:cs="TH Sarabun New"/>
+                <w:sz w:val="28"/>
+                <w:szCs w:val="28"/>
               </w:rPr>
               <w:t>REQ-60</w:t>
             </w:r>
@@ -5830,11 +7054,15 @@
               <w:spacing w:after="0"/>
               <w:rPr>
                 <w:rFonts w:ascii="TH Sarabun New" w:hAnsi="TH Sarabun New" w:cs="TH Sarabun New"/>
-              </w:rPr>
-            </w:pPr>
-            <w:r>
-              <w:rPr>
-                <w:rFonts w:ascii="TH Sarabun New" w:hAnsi="TH Sarabun New" w:cs="TH Sarabun New"/>
+                <w:sz w:val="28"/>
+                <w:szCs w:val="28"/>
+              </w:rPr>
+            </w:pPr>
+            <w:r>
+              <w:rPr>
+                <w:rFonts w:ascii="TH Sarabun New" w:hAnsi="TH Sarabun New" w:cs="TH Sarabun New"/>
+                <w:sz w:val="28"/>
+                <w:szCs w:val="28"/>
                 <w:cs/>
               </w:rPr>
               <w:t xml:space="preserve">ระบบต้องสามารถแสดงสถานะการทำงานของ </w:t>
@@ -5842,12 +7070,16 @@
             <w:r>
               <w:rPr>
                 <w:rFonts w:ascii="TH Sarabun New" w:hAnsi="TH Sarabun New" w:cs="TH Sarabun New"/>
+                <w:sz w:val="28"/>
+                <w:szCs w:val="28"/>
               </w:rPr>
               <w:t xml:space="preserve">Component </w:t>
             </w:r>
             <w:r>
               <w:rPr>
                 <w:rFonts w:ascii="TH Sarabun New" w:hAnsi="TH Sarabun New" w:cs="TH Sarabun New"/>
+                <w:sz w:val="28"/>
+                <w:szCs w:val="28"/>
                 <w:cs/>
               </w:rPr>
               <w:t xml:space="preserve">ภายใน </w:t>
@@ -5855,12 +7087,16 @@
             <w:r>
               <w:rPr>
                 <w:rFonts w:ascii="TH Sarabun New" w:hAnsi="TH Sarabun New" w:cs="TH Sarabun New"/>
+                <w:sz w:val="28"/>
+                <w:szCs w:val="28"/>
               </w:rPr>
               <w:t xml:space="preserve">Framework </w:t>
             </w:r>
             <w:r>
               <w:rPr>
                 <w:rFonts w:ascii="TH Sarabun New" w:hAnsi="TH Sarabun New" w:cs="TH Sarabun New"/>
+                <w:sz w:val="28"/>
+                <w:szCs w:val="28"/>
                 <w:cs/>
               </w:rPr>
               <w:t>ได้</w:t>
@@ -5878,11 +7114,15 @@
               <w:spacing w:after="0"/>
               <w:rPr>
                 <w:rFonts w:ascii="TH Sarabun New" w:hAnsi="TH Sarabun New" w:cs="TH Sarabun New"/>
-              </w:rPr>
-            </w:pPr>
-            <w:r>
-              <w:rPr>
-                <w:rFonts w:ascii="TH Sarabun New" w:hAnsi="TH Sarabun New" w:cs="TH Sarabun New"/>
+                <w:sz w:val="28"/>
+                <w:szCs w:val="28"/>
+              </w:rPr>
+            </w:pPr>
+            <w:r>
+              <w:rPr>
+                <w:rFonts w:ascii="TH Sarabun New" w:hAnsi="TH Sarabun New" w:cs="TH Sarabun New"/>
+                <w:sz w:val="28"/>
+                <w:szCs w:val="28"/>
               </w:rPr>
               <w:t>SYS-SR-06</w:t>
             </w:r>
@@ -5905,11 +7145,15 @@
               <w:spacing w:after="0"/>
               <w:rPr>
                 <w:rFonts w:ascii="TH Sarabun New" w:hAnsi="TH Sarabun New" w:cs="TH Sarabun New"/>
-              </w:rPr>
-            </w:pPr>
-            <w:r>
-              <w:rPr>
-                <w:rFonts w:ascii="TH Sarabun New" w:hAnsi="TH Sarabun New" w:cs="TH Sarabun New"/>
+                <w:sz w:val="28"/>
+                <w:szCs w:val="28"/>
+              </w:rPr>
+            </w:pPr>
+            <w:r>
+              <w:rPr>
+                <w:rFonts w:ascii="TH Sarabun New" w:hAnsi="TH Sarabun New" w:cs="TH Sarabun New"/>
+                <w:sz w:val="28"/>
+                <w:szCs w:val="28"/>
               </w:rPr>
               <w:t>REQ-61</w:t>
             </w:r>
@@ -5926,11 +7170,15 @@
               <w:spacing w:after="0"/>
               <w:rPr>
                 <w:rFonts w:ascii="TH Sarabun New" w:hAnsi="TH Sarabun New" w:cs="TH Sarabun New"/>
-              </w:rPr>
-            </w:pPr>
-            <w:r>
-              <w:rPr>
-                <w:rFonts w:ascii="TH Sarabun New" w:hAnsi="TH Sarabun New" w:cs="TH Sarabun New"/>
+                <w:sz w:val="28"/>
+                <w:szCs w:val="28"/>
+              </w:rPr>
+            </w:pPr>
+            <w:r>
+              <w:rPr>
+                <w:rFonts w:ascii="TH Sarabun New" w:hAnsi="TH Sarabun New" w:cs="TH Sarabun New"/>
+                <w:sz w:val="28"/>
+                <w:szCs w:val="28"/>
                 <w:cs/>
               </w:rPr>
               <w:t xml:space="preserve">ระบบต้องสามารถจัดการ </w:t>
@@ -5938,12 +7186,16 @@
             <w:r>
               <w:rPr>
                 <w:rFonts w:ascii="TH Sarabun New" w:hAnsi="TH Sarabun New" w:cs="TH Sarabun New"/>
+                <w:sz w:val="28"/>
+                <w:szCs w:val="28"/>
               </w:rPr>
               <w:t xml:space="preserve">Configuration </w:t>
             </w:r>
             <w:r>
               <w:rPr>
                 <w:rFonts w:ascii="TH Sarabun New" w:hAnsi="TH Sarabun New" w:cs="TH Sarabun New"/>
+                <w:sz w:val="28"/>
+                <w:szCs w:val="28"/>
                 <w:cs/>
               </w:rPr>
               <w:t xml:space="preserve">ของ </w:t>
@@ -5951,12 +7203,16 @@
             <w:r>
               <w:rPr>
                 <w:rFonts w:ascii="TH Sarabun New" w:hAnsi="TH Sarabun New" w:cs="TH Sarabun New"/>
+                <w:sz w:val="28"/>
+                <w:szCs w:val="28"/>
               </w:rPr>
               <w:t xml:space="preserve">Adapter </w:t>
             </w:r>
             <w:r>
               <w:rPr>
                 <w:rFonts w:ascii="TH Sarabun New" w:hAnsi="TH Sarabun New" w:cs="TH Sarabun New"/>
+                <w:sz w:val="28"/>
+                <w:szCs w:val="28"/>
                 <w:cs/>
               </w:rPr>
               <w:t xml:space="preserve">และ </w:t>
@@ -5964,12 +7220,16 @@
             <w:r>
               <w:rPr>
                 <w:rFonts w:ascii="TH Sarabun New" w:hAnsi="TH Sarabun New" w:cs="TH Sarabun New"/>
+                <w:sz w:val="28"/>
+                <w:szCs w:val="28"/>
               </w:rPr>
               <w:t xml:space="preserve">Component </w:t>
             </w:r>
             <w:r>
               <w:rPr>
                 <w:rFonts w:ascii="TH Sarabun New" w:hAnsi="TH Sarabun New" w:cs="TH Sarabun New"/>
+                <w:sz w:val="28"/>
+                <w:szCs w:val="28"/>
                 <w:cs/>
               </w:rPr>
               <w:t>จากส่วนกลางได้</w:t>
@@ -5987,11 +7247,15 @@
               <w:spacing w:after="0"/>
               <w:rPr>
                 <w:rFonts w:ascii="TH Sarabun New" w:hAnsi="TH Sarabun New" w:cs="TH Sarabun New"/>
-              </w:rPr>
-            </w:pPr>
-            <w:r>
-              <w:rPr>
-                <w:rFonts w:ascii="TH Sarabun New" w:hAnsi="TH Sarabun New" w:cs="TH Sarabun New"/>
+                <w:sz w:val="28"/>
+                <w:szCs w:val="28"/>
+              </w:rPr>
+            </w:pPr>
+            <w:r>
+              <w:rPr>
+                <w:rFonts w:ascii="TH Sarabun New" w:hAnsi="TH Sarabun New" w:cs="TH Sarabun New"/>
+                <w:sz w:val="28"/>
+                <w:szCs w:val="28"/>
               </w:rPr>
               <w:t>SYS-SR-07</w:t>
             </w:r>
@@ -5999,7 +7263,2882 @@
         </w:tc>
       </w:tr>
     </w:tbl>
-    <w:p/>
+    <w:p>
+      <w:pPr>
+        <w:rPr>
+          <w:rFonts w:ascii="TH Sarabun New" w:hAnsi="TH Sarabun New" w:cs="TH Sarabun New"/>
+          <w:sz w:val="28"/>
+          <w:szCs w:val="28"/>
+        </w:rPr>
+      </w:pPr>
+    </w:p>
+    <w:p>
+      <w:pPr>
+        <w:rPr>
+          <w:rFonts w:ascii="TH Sarabun New" w:hAnsi="TH Sarabun New" w:cs="TH Sarabun New"/>
+          <w:sz w:val="28"/>
+          <w:szCs w:val="28"/>
+        </w:rPr>
+      </w:pPr>
+      <w:r>
+        <w:rPr>
+          <w:rFonts w:ascii="TH Sarabun New" w:hAnsi="TH Sarabun New" w:cs="TH Sarabun New"/>
+          <w:sz w:val="28"/>
+          <w:szCs w:val="28"/>
+        </w:rPr>
+        <w:br w:type="page"/>
+      </w:r>
+    </w:p>
+    <w:p>
+      <w:pPr>
+        <w:rPr>
+          <w:rFonts w:ascii="TH Sarabun New" w:hAnsi="TH Sarabun New" w:cs="TH Sarabun New"/>
+          <w:sz w:val="28"/>
+          <w:szCs w:val="28"/>
+        </w:rPr>
+      </w:pPr>
+      <w:r>
+        <w:rPr>
+          <w:rFonts w:ascii="TH Sarabun New" w:hAnsi="TH Sarabun New" w:cs="TH Sarabun New"/>
+          <w:sz w:val="28"/>
+          <w:szCs w:val="28"/>
+        </w:rPr>
+        <w:lastRenderedPageBreak/>
+        <w:t>REQUIREMENT (FIXED)</w:t>
+      </w:r>
+    </w:p>
+    <w:p>
+      <w:pPr>
+        <w:rPr>
+          <w:rFonts w:ascii="TH Sarabun New" w:hAnsi="TH Sarabun New" w:cs="TH Sarabun New"/>
+          <w:sz w:val="28"/>
+          <w:szCs w:val="28"/>
+        </w:rPr>
+      </w:pPr>
+      <w:r>
+        <w:rPr>
+          <w:rFonts w:ascii="TH Sarabun New" w:hAnsi="TH Sarabun New" w:cs="TH Sarabun New"/>
+          <w:sz w:val="28"/>
+          <w:szCs w:val="28"/>
+        </w:rPr>
+        <w:t>Monitoring Data Acquisition</w:t>
+      </w:r>
+    </w:p>
+    <w:tbl>
+      <w:tblPr>
+        <w:tblStyle w:val="TableGrid"/>
+        <w:tblW w:w="0" w:type="auto"/>
+        <w:tblLook w:val="04A0" w:firstRow="1" w:lastRow="0" w:firstColumn="1" w:lastColumn="0" w:noHBand="0" w:noVBand="1"/>
+      </w:tblPr>
+      <w:tblGrid>
+        <w:gridCol w:w="985"/>
+        <w:gridCol w:w="6300"/>
+        <w:gridCol w:w="2065"/>
+      </w:tblGrid>
+      <w:tr>
+        <w:tc>
+          <w:tcPr>
+            <w:tcW w:w="985" w:type="dxa"/>
+          </w:tcPr>
+          <w:p>
+            <w:pPr>
+              <w:rPr>
+                <w:rFonts w:ascii="TH Sarabun New" w:hAnsi="TH Sarabun New" w:cs="TH Sarabun New"/>
+                <w:sz w:val="28"/>
+                <w:szCs w:val="28"/>
+              </w:rPr>
+            </w:pPr>
+            <w:r>
+              <w:rPr>
+                <w:rFonts w:ascii="TH Sarabun New" w:hAnsi="TH Sarabun New" w:cs="TH Sarabun New"/>
+                <w:sz w:val="28"/>
+                <w:szCs w:val="28"/>
+              </w:rPr>
+              <w:t>ID</w:t>
+            </w:r>
+          </w:p>
+        </w:tc>
+        <w:tc>
+          <w:tcPr>
+            <w:tcW w:w="6300" w:type="dxa"/>
+          </w:tcPr>
+          <w:p>
+            <w:pPr>
+              <w:rPr>
+                <w:rFonts w:ascii="TH Sarabun New" w:hAnsi="TH Sarabun New" w:cs="TH Sarabun New"/>
+                <w:sz w:val="28"/>
+                <w:szCs w:val="28"/>
+              </w:rPr>
+            </w:pPr>
+            <w:r>
+              <w:rPr>
+                <w:rFonts w:ascii="TH Sarabun New" w:hAnsi="TH Sarabun New" w:cs="TH Sarabun New"/>
+                <w:sz w:val="28"/>
+                <w:szCs w:val="28"/>
+              </w:rPr>
+              <w:t>Function</w:t>
+            </w:r>
+          </w:p>
+        </w:tc>
+        <w:tc>
+          <w:tcPr>
+            <w:tcW w:w="2065" w:type="dxa"/>
+          </w:tcPr>
+          <w:p>
+            <w:pPr>
+              <w:rPr>
+                <w:rFonts w:ascii="TH Sarabun New" w:hAnsi="TH Sarabun New" w:cs="TH Sarabun New"/>
+                <w:sz w:val="28"/>
+                <w:szCs w:val="28"/>
+              </w:rPr>
+            </w:pPr>
+            <w:r>
+              <w:rPr>
+                <w:rFonts w:ascii="TH Sarabun New" w:hAnsi="TH Sarabun New" w:cs="TH Sarabun New"/>
+                <w:sz w:val="28"/>
+                <w:szCs w:val="28"/>
+              </w:rPr>
+              <w:t>Linked System Requirement</w:t>
+            </w:r>
+          </w:p>
+        </w:tc>
+      </w:tr>
+      <w:tr>
+        <w:tc>
+          <w:tcPr>
+            <w:tcW w:w="985" w:type="dxa"/>
+          </w:tcPr>
+          <w:p>
+            <w:pPr>
+              <w:rPr>
+                <w:rFonts w:ascii="TH Sarabun New" w:hAnsi="TH Sarabun New" w:cs="TH Sarabun New"/>
+                <w:sz w:val="28"/>
+                <w:szCs w:val="28"/>
+              </w:rPr>
+            </w:pPr>
+            <w:r>
+              <w:rPr>
+                <w:rFonts w:ascii="TH Sarabun New" w:hAnsi="TH Sarabun New" w:cs="TH Sarabun New"/>
+                <w:sz w:val="28"/>
+                <w:szCs w:val="28"/>
+              </w:rPr>
+              <w:t>FR-01</w:t>
+            </w:r>
+          </w:p>
+        </w:tc>
+        <w:tc>
+          <w:tcPr>
+            <w:tcW w:w="6300" w:type="dxa"/>
+          </w:tcPr>
+          <w:p>
+            <w:pPr>
+              <w:rPr>
+                <w:rFonts w:ascii="TH Sarabun New" w:hAnsi="TH Sarabun New" w:cs="TH Sarabun New"/>
+                <w:sz w:val="28"/>
+                <w:szCs w:val="28"/>
+              </w:rPr>
+            </w:pPr>
+            <w:r>
+              <w:rPr>
+                <w:rFonts w:ascii="TH Sarabun New" w:hAnsi="TH Sarabun New" w:cs="TH Sarabun New"/>
+                <w:sz w:val="28"/>
+                <w:szCs w:val="28"/>
+                <w:cs/>
+              </w:rPr>
+              <w:t xml:space="preserve">ระบบต้องสามารถรับข้อมูล </w:t>
+            </w:r>
+            <w:r>
+              <w:rPr>
+                <w:rFonts w:ascii="TH Sarabun New" w:hAnsi="TH Sarabun New" w:cs="TH Sarabun New"/>
+                <w:sz w:val="28"/>
+                <w:szCs w:val="28"/>
+              </w:rPr>
+              <w:t xml:space="preserve">Network Monitoring </w:t>
+            </w:r>
+            <w:r>
+              <w:rPr>
+                <w:rFonts w:ascii="TH Sarabun New" w:hAnsi="TH Sarabun New" w:cs="TH Sarabun New"/>
+                <w:sz w:val="28"/>
+                <w:szCs w:val="28"/>
+                <w:cs/>
+              </w:rPr>
+              <w:t xml:space="preserve">จาก </w:t>
+            </w:r>
+            <w:r>
+              <w:rPr>
+                <w:rFonts w:ascii="TH Sarabun New" w:hAnsi="TH Sarabun New" w:cs="TH Sarabun New"/>
+                <w:sz w:val="28"/>
+                <w:szCs w:val="28"/>
+              </w:rPr>
+              <w:t xml:space="preserve">Monitoring Data Source </w:t>
+            </w:r>
+            <w:r>
+              <w:rPr>
+                <w:rFonts w:ascii="TH Sarabun New" w:hAnsi="TH Sarabun New" w:cs="TH Sarabun New"/>
+                <w:sz w:val="28"/>
+                <w:szCs w:val="28"/>
+                <w:cs/>
+              </w:rPr>
+              <w:t xml:space="preserve">ภายนอกผ่าน </w:t>
+            </w:r>
+            <w:r>
+              <w:rPr>
+                <w:rFonts w:ascii="TH Sarabun New" w:hAnsi="TH Sarabun New" w:cs="TH Sarabun New"/>
+                <w:sz w:val="28"/>
+                <w:szCs w:val="28"/>
+              </w:rPr>
+              <w:t xml:space="preserve">Incoming Adapter </w:t>
+            </w:r>
+            <w:r>
+              <w:rPr>
+                <w:rFonts w:ascii="TH Sarabun New" w:hAnsi="TH Sarabun New" w:cs="TH Sarabun New"/>
+                <w:sz w:val="28"/>
+                <w:szCs w:val="28"/>
+                <w:cs/>
+              </w:rPr>
+              <w:t>พร้อมระบุแหล่งที่มาของข้อมูลได้</w:t>
+            </w:r>
+          </w:p>
+        </w:tc>
+        <w:tc>
+          <w:tcPr>
+            <w:tcW w:w="2065" w:type="dxa"/>
+          </w:tcPr>
+          <w:p>
+            <w:pPr>
+              <w:rPr>
+                <w:rFonts w:ascii="TH Sarabun New" w:hAnsi="TH Sarabun New" w:cs="TH Sarabun New"/>
+                <w:sz w:val="28"/>
+                <w:szCs w:val="28"/>
+              </w:rPr>
+            </w:pPr>
+          </w:p>
+        </w:tc>
+      </w:tr>
+      <w:tr>
+        <w:tc>
+          <w:tcPr>
+            <w:tcW w:w="985" w:type="dxa"/>
+          </w:tcPr>
+          <w:p>
+            <w:pPr>
+              <w:rPr>
+                <w:rFonts w:ascii="TH Sarabun New" w:hAnsi="TH Sarabun New" w:cs="TH Sarabun New"/>
+                <w:sz w:val="28"/>
+                <w:szCs w:val="28"/>
+              </w:rPr>
+            </w:pPr>
+            <w:r>
+              <w:rPr>
+                <w:rFonts w:ascii="TH Sarabun New" w:hAnsi="TH Sarabun New" w:cs="TH Sarabun New"/>
+                <w:sz w:val="28"/>
+                <w:szCs w:val="28"/>
+              </w:rPr>
+              <w:t>FR-02</w:t>
+            </w:r>
+          </w:p>
+        </w:tc>
+        <w:tc>
+          <w:tcPr>
+            <w:tcW w:w="6300" w:type="dxa"/>
+          </w:tcPr>
+          <w:p>
+            <w:pPr>
+              <w:rPr>
+                <w:rFonts w:ascii="TH Sarabun New" w:hAnsi="TH Sarabun New" w:cs="TH Sarabun New"/>
+                <w:sz w:val="28"/>
+                <w:szCs w:val="28"/>
+                <w:cs/>
+              </w:rPr>
+            </w:pPr>
+            <w:r>
+              <w:rPr>
+                <w:rFonts w:ascii="TH Sarabun New" w:hAnsi="TH Sarabun New" w:cs="TH Sarabun New"/>
+                <w:sz w:val="28"/>
+                <w:szCs w:val="28"/>
+                <w:cs/>
+              </w:rPr>
+              <w:t xml:space="preserve">ระบบต้องสามารถตรวจสอบและเตรียมข้อมูลที่ได้รับก่อนส่งเข้าสู่กระบวนการ </w:t>
+            </w:r>
+            <w:r>
+              <w:rPr>
+                <w:rFonts w:ascii="TH Sarabun New" w:hAnsi="TH Sarabun New" w:cs="TH Sarabun New"/>
+                <w:sz w:val="28"/>
+                <w:szCs w:val="28"/>
+              </w:rPr>
+              <w:t xml:space="preserve">Normalization </w:t>
+            </w:r>
+            <w:r>
+              <w:rPr>
+                <w:rFonts w:ascii="TH Sarabun New" w:hAnsi="TH Sarabun New" w:cs="TH Sarabun New"/>
+                <w:sz w:val="28"/>
+                <w:szCs w:val="28"/>
+                <w:cs/>
+              </w:rPr>
+              <w:t>รวมถึงตรวจสอบข้อมูลซ้ำและจัดการข้อมูลที่ไม่ถูกต้องได้</w:t>
+            </w:r>
+          </w:p>
+        </w:tc>
+        <w:tc>
+          <w:tcPr>
+            <w:tcW w:w="2065" w:type="dxa"/>
+          </w:tcPr>
+          <w:p>
+            <w:pPr>
+              <w:rPr>
+                <w:rFonts w:ascii="TH Sarabun New" w:hAnsi="TH Sarabun New" w:cs="TH Sarabun New"/>
+                <w:sz w:val="28"/>
+                <w:szCs w:val="28"/>
+              </w:rPr>
+            </w:pPr>
+          </w:p>
+        </w:tc>
+      </w:tr>
+    </w:tbl>
+    <w:p>
+      <w:pPr>
+        <w:rPr>
+          <w:rFonts w:ascii="TH Sarabun New" w:hAnsi="TH Sarabun New" w:cs="TH Sarabun New"/>
+          <w:sz w:val="28"/>
+          <w:szCs w:val="28"/>
+        </w:rPr>
+      </w:pPr>
+    </w:p>
+    <w:p>
+      <w:pPr>
+        <w:rPr>
+          <w:rFonts w:ascii="TH Sarabun New" w:hAnsi="TH Sarabun New" w:cs="TH Sarabun New"/>
+          <w:sz w:val="28"/>
+          <w:szCs w:val="28"/>
+        </w:rPr>
+      </w:pPr>
+      <w:r>
+        <w:rPr>
+          <w:rFonts w:ascii="TH Sarabun New" w:hAnsi="TH Sarabun New" w:cs="TH Sarabun New"/>
+          <w:sz w:val="28"/>
+          <w:szCs w:val="28"/>
+        </w:rPr>
+        <w:t>Data Processing &amp; Normalization</w:t>
+      </w:r>
+    </w:p>
+    <w:tbl>
+      <w:tblPr>
+        <w:tblStyle w:val="TableGrid"/>
+        <w:tblW w:w="0" w:type="auto"/>
+        <w:tblLook w:val="04A0" w:firstRow="1" w:lastRow="0" w:firstColumn="1" w:lastColumn="0" w:noHBand="0" w:noVBand="1"/>
+      </w:tblPr>
+      <w:tblGrid>
+        <w:gridCol w:w="985"/>
+        <w:gridCol w:w="6300"/>
+        <w:gridCol w:w="2065"/>
+      </w:tblGrid>
+      <w:tr>
+        <w:tc>
+          <w:tcPr>
+            <w:tcW w:w="985" w:type="dxa"/>
+          </w:tcPr>
+          <w:p>
+            <w:pPr>
+              <w:rPr>
+                <w:rFonts w:ascii="TH Sarabun New" w:hAnsi="TH Sarabun New" w:cs="TH Sarabun New"/>
+                <w:sz w:val="28"/>
+                <w:szCs w:val="28"/>
+              </w:rPr>
+            </w:pPr>
+            <w:r>
+              <w:rPr>
+                <w:rFonts w:ascii="TH Sarabun New" w:hAnsi="TH Sarabun New" w:cs="TH Sarabun New"/>
+                <w:sz w:val="28"/>
+                <w:szCs w:val="28"/>
+              </w:rPr>
+              <w:t>ID</w:t>
+            </w:r>
+          </w:p>
+        </w:tc>
+        <w:tc>
+          <w:tcPr>
+            <w:tcW w:w="6300" w:type="dxa"/>
+          </w:tcPr>
+          <w:p>
+            <w:pPr>
+              <w:rPr>
+                <w:rFonts w:ascii="TH Sarabun New" w:hAnsi="TH Sarabun New" w:cs="TH Sarabun New"/>
+                <w:sz w:val="28"/>
+                <w:szCs w:val="28"/>
+              </w:rPr>
+            </w:pPr>
+            <w:r>
+              <w:rPr>
+                <w:rFonts w:ascii="TH Sarabun New" w:hAnsi="TH Sarabun New" w:cs="TH Sarabun New"/>
+                <w:sz w:val="28"/>
+                <w:szCs w:val="28"/>
+              </w:rPr>
+              <w:t>Function</w:t>
+            </w:r>
+          </w:p>
+        </w:tc>
+        <w:tc>
+          <w:tcPr>
+            <w:tcW w:w="2065" w:type="dxa"/>
+          </w:tcPr>
+          <w:p>
+            <w:pPr>
+              <w:rPr>
+                <w:rFonts w:ascii="TH Sarabun New" w:hAnsi="TH Sarabun New" w:cs="TH Sarabun New"/>
+                <w:sz w:val="28"/>
+                <w:szCs w:val="28"/>
+              </w:rPr>
+            </w:pPr>
+            <w:r>
+              <w:rPr>
+                <w:rFonts w:ascii="TH Sarabun New" w:hAnsi="TH Sarabun New" w:cs="TH Sarabun New"/>
+                <w:sz w:val="28"/>
+                <w:szCs w:val="28"/>
+              </w:rPr>
+              <w:t>Linked System Requirement</w:t>
+            </w:r>
+          </w:p>
+        </w:tc>
+      </w:tr>
+      <w:tr>
+        <w:tc>
+          <w:tcPr>
+            <w:tcW w:w="985" w:type="dxa"/>
+          </w:tcPr>
+          <w:p>
+            <w:pPr>
+              <w:rPr>
+                <w:rFonts w:ascii="TH Sarabun New" w:hAnsi="TH Sarabun New" w:cs="TH Sarabun New"/>
+                <w:sz w:val="28"/>
+                <w:szCs w:val="28"/>
+              </w:rPr>
+            </w:pPr>
+            <w:r>
+              <w:rPr>
+                <w:rFonts w:ascii="TH Sarabun New" w:hAnsi="TH Sarabun New" w:cs="TH Sarabun New"/>
+                <w:sz w:val="28"/>
+                <w:szCs w:val="28"/>
+              </w:rPr>
+              <w:t>FR-03</w:t>
+            </w:r>
+          </w:p>
+        </w:tc>
+        <w:tc>
+          <w:tcPr>
+            <w:tcW w:w="6300" w:type="dxa"/>
+          </w:tcPr>
+          <w:p>
+            <w:pPr>
+              <w:rPr>
+                <w:rFonts w:ascii="TH Sarabun New" w:hAnsi="TH Sarabun New" w:cs="TH Sarabun New"/>
+                <w:sz w:val="28"/>
+                <w:szCs w:val="28"/>
+              </w:rPr>
+            </w:pPr>
+            <w:r>
+              <w:rPr>
+                <w:rFonts w:ascii="TH Sarabun New" w:hAnsi="TH Sarabun New" w:cs="TH Sarabun New"/>
+                <w:sz w:val="28"/>
+                <w:szCs w:val="28"/>
+                <w:cs/>
+              </w:rPr>
+              <w:t xml:space="preserve">ระบบต้องสามารถตรวจสอบและปรับข้อมูลจาก </w:t>
+            </w:r>
+            <w:r>
+              <w:rPr>
+                <w:rFonts w:ascii="TH Sarabun New" w:hAnsi="TH Sarabun New" w:cs="TH Sarabun New"/>
+                <w:sz w:val="28"/>
+                <w:szCs w:val="28"/>
+              </w:rPr>
+              <w:t xml:space="preserve">Monitoring Source </w:t>
+            </w:r>
+            <w:r>
+              <w:rPr>
+                <w:rFonts w:ascii="TH Sarabun New" w:hAnsi="TH Sarabun New" w:cs="TH Sarabun New"/>
+                <w:sz w:val="28"/>
+                <w:szCs w:val="28"/>
+                <w:cs/>
+              </w:rPr>
+              <w:t xml:space="preserve">ให้อยู่ในรูปแบบ </w:t>
+            </w:r>
+            <w:r>
+              <w:rPr>
+                <w:rFonts w:ascii="TH Sarabun New" w:hAnsi="TH Sarabun New" w:cs="TH Sarabun New"/>
+                <w:sz w:val="28"/>
+                <w:szCs w:val="28"/>
+              </w:rPr>
+              <w:t xml:space="preserve">Common Telemetry Schema </w:t>
+            </w:r>
+            <w:r>
+              <w:rPr>
+                <w:rFonts w:ascii="TH Sarabun New" w:hAnsi="TH Sarabun New" w:cs="TH Sarabun New"/>
+                <w:sz w:val="28"/>
+                <w:szCs w:val="28"/>
+                <w:cs/>
+              </w:rPr>
+              <w:t xml:space="preserve">ที่กำหนด เพื่อให้ส่วนประกอบภายใน </w:t>
+            </w:r>
+            <w:r>
+              <w:rPr>
+                <w:rFonts w:ascii="TH Sarabun New" w:hAnsi="TH Sarabun New" w:cs="TH Sarabun New"/>
+                <w:sz w:val="28"/>
+                <w:szCs w:val="28"/>
+              </w:rPr>
+              <w:t xml:space="preserve">Framework </w:t>
+            </w:r>
+            <w:r>
+              <w:rPr>
+                <w:rFonts w:ascii="TH Sarabun New" w:hAnsi="TH Sarabun New" w:cs="TH Sarabun New"/>
+                <w:sz w:val="28"/>
+                <w:szCs w:val="28"/>
+                <w:cs/>
+              </w:rPr>
+              <w:t>ใช้งานข้อมูลร่วมกันได้</w:t>
+            </w:r>
+          </w:p>
+        </w:tc>
+        <w:tc>
+          <w:tcPr>
+            <w:tcW w:w="2065" w:type="dxa"/>
+          </w:tcPr>
+          <w:p>
+            <w:pPr>
+              <w:rPr>
+                <w:rFonts w:ascii="TH Sarabun New" w:hAnsi="TH Sarabun New" w:cs="TH Sarabun New"/>
+                <w:sz w:val="28"/>
+                <w:szCs w:val="28"/>
+              </w:rPr>
+            </w:pPr>
+          </w:p>
+        </w:tc>
+      </w:tr>
+      <w:tr>
+        <w:tc>
+          <w:tcPr>
+            <w:tcW w:w="985" w:type="dxa"/>
+          </w:tcPr>
+          <w:p>
+            <w:pPr>
+              <w:rPr>
+                <w:rFonts w:ascii="TH Sarabun New" w:hAnsi="TH Sarabun New" w:cs="TH Sarabun New"/>
+                <w:sz w:val="28"/>
+                <w:szCs w:val="28"/>
+              </w:rPr>
+            </w:pPr>
+            <w:r>
+              <w:rPr>
+                <w:rFonts w:ascii="TH Sarabun New" w:hAnsi="TH Sarabun New" w:cs="TH Sarabun New"/>
+                <w:sz w:val="28"/>
+                <w:szCs w:val="28"/>
+              </w:rPr>
+              <w:t>FR-04</w:t>
+            </w:r>
+          </w:p>
+        </w:tc>
+        <w:tc>
+          <w:tcPr>
+            <w:tcW w:w="6300" w:type="dxa"/>
+          </w:tcPr>
+          <w:p>
+            <w:pPr>
+              <w:rPr>
+                <w:rFonts w:ascii="TH Sarabun New" w:hAnsi="TH Sarabun New" w:cs="TH Sarabun New"/>
+                <w:sz w:val="28"/>
+                <w:szCs w:val="28"/>
+                <w:cs/>
+              </w:rPr>
+            </w:pPr>
+            <w:r>
+              <w:rPr>
+                <w:rFonts w:ascii="TH Sarabun New" w:hAnsi="TH Sarabun New" w:cs="TH Sarabun New"/>
+                <w:sz w:val="28"/>
+                <w:szCs w:val="28"/>
+                <w:cs/>
+              </w:rPr>
+              <w:t xml:space="preserve">ระบบต้องสามารถเพิ่ม </w:t>
+            </w:r>
+            <w:r>
+              <w:rPr>
+                <w:rFonts w:ascii="TH Sarabun New" w:hAnsi="TH Sarabun New" w:cs="TH Sarabun New"/>
+                <w:sz w:val="28"/>
+                <w:szCs w:val="28"/>
+              </w:rPr>
+              <w:t xml:space="preserve">Network Context </w:t>
+            </w:r>
+            <w:r>
+              <w:rPr>
+                <w:rFonts w:ascii="TH Sarabun New" w:hAnsi="TH Sarabun New" w:cs="TH Sarabun New"/>
+                <w:sz w:val="28"/>
+                <w:szCs w:val="28"/>
+                <w:cs/>
+              </w:rPr>
+              <w:t xml:space="preserve">ที่เกี่ยวข้องให้กับข้อมูลที่ผ่าน </w:t>
+            </w:r>
+            <w:r>
+              <w:rPr>
+                <w:rFonts w:ascii="TH Sarabun New" w:hAnsi="TH Sarabun New" w:cs="TH Sarabun New"/>
+                <w:sz w:val="28"/>
+                <w:szCs w:val="28"/>
+              </w:rPr>
+              <w:t xml:space="preserve">Normalization </w:t>
+            </w:r>
+            <w:r>
+              <w:rPr>
+                <w:rFonts w:ascii="TH Sarabun New" w:hAnsi="TH Sarabun New" w:cs="TH Sarabun New"/>
+                <w:sz w:val="28"/>
+                <w:szCs w:val="28"/>
+                <w:cs/>
+              </w:rPr>
+              <w:t>โดยอ้างอิงข้อมูลจากแหล่งที่ระบบกำหนดไว้ได้</w:t>
+            </w:r>
+          </w:p>
+        </w:tc>
+        <w:tc>
+          <w:tcPr>
+            <w:tcW w:w="2065" w:type="dxa"/>
+          </w:tcPr>
+          <w:p>
+            <w:pPr>
+              <w:rPr>
+                <w:rFonts w:ascii="TH Sarabun New" w:hAnsi="TH Sarabun New" w:cs="TH Sarabun New"/>
+                <w:sz w:val="28"/>
+                <w:szCs w:val="28"/>
+              </w:rPr>
+            </w:pPr>
+          </w:p>
+        </w:tc>
+      </w:tr>
+      <w:tr>
+        <w:tc>
+          <w:tcPr>
+            <w:tcW w:w="985" w:type="dxa"/>
+          </w:tcPr>
+          <w:p>
+            <w:pPr>
+              <w:rPr>
+                <w:rFonts w:ascii="TH Sarabun New" w:hAnsi="TH Sarabun New" w:cs="TH Sarabun New"/>
+                <w:sz w:val="28"/>
+                <w:szCs w:val="28"/>
+              </w:rPr>
+            </w:pPr>
+            <w:r>
+              <w:rPr>
+                <w:rFonts w:ascii="TH Sarabun New" w:hAnsi="TH Sarabun New" w:cs="TH Sarabun New"/>
+                <w:sz w:val="28"/>
+                <w:szCs w:val="28"/>
+              </w:rPr>
+              <w:t>FR-05</w:t>
+            </w:r>
+          </w:p>
+        </w:tc>
+        <w:tc>
+          <w:tcPr>
+            <w:tcW w:w="6300" w:type="dxa"/>
+          </w:tcPr>
+          <w:p>
+            <w:pPr>
+              <w:rPr>
+                <w:rFonts w:ascii="TH Sarabun New" w:hAnsi="TH Sarabun New" w:cs="TH Sarabun New"/>
+                <w:sz w:val="28"/>
+                <w:szCs w:val="28"/>
+                <w:cs/>
+              </w:rPr>
+            </w:pPr>
+            <w:r>
+              <w:rPr>
+                <w:rFonts w:ascii="TH Sarabun New" w:hAnsi="TH Sarabun New" w:cs="TH Sarabun New"/>
+                <w:sz w:val="28"/>
+                <w:szCs w:val="28"/>
+                <w:cs/>
+              </w:rPr>
+              <w:t xml:space="preserve">ระบบต้องสามารถตรวจสอบความสัมพันธ์ระหว่างข้อมูลจาก </w:t>
+            </w:r>
+            <w:r>
+              <w:rPr>
+                <w:rFonts w:ascii="TH Sarabun New" w:hAnsi="TH Sarabun New" w:cs="TH Sarabun New"/>
+                <w:sz w:val="28"/>
+                <w:szCs w:val="28"/>
+              </w:rPr>
+              <w:t xml:space="preserve">Monitoring Source </w:t>
+            </w:r>
+            <w:r>
+              <w:rPr>
+                <w:rFonts w:ascii="TH Sarabun New" w:hAnsi="TH Sarabun New" w:cs="TH Sarabun New"/>
+                <w:sz w:val="28"/>
+                <w:szCs w:val="28"/>
+                <w:cs/>
+              </w:rPr>
+              <w:t xml:space="preserve">หลายแหล่ง เพื่อระบุข้อมูลที่เกี่ยวข้องกับ </w:t>
+            </w:r>
+            <w:r>
+              <w:rPr>
+                <w:rFonts w:ascii="TH Sarabun New" w:hAnsi="TH Sarabun New" w:cs="TH Sarabun New"/>
+                <w:sz w:val="28"/>
+                <w:szCs w:val="28"/>
+              </w:rPr>
+              <w:t xml:space="preserve">Traffic </w:t>
+            </w:r>
+            <w:r>
+              <w:rPr>
+                <w:rFonts w:ascii="TH Sarabun New" w:hAnsi="TH Sarabun New" w:cs="TH Sarabun New"/>
+                <w:sz w:val="28"/>
+                <w:szCs w:val="28"/>
+                <w:cs/>
+              </w:rPr>
+              <w:t xml:space="preserve">หรือ </w:t>
+            </w:r>
+            <w:r>
+              <w:rPr>
+                <w:rFonts w:ascii="TH Sarabun New" w:hAnsi="TH Sarabun New" w:cs="TH Sarabun New"/>
+                <w:sz w:val="28"/>
+                <w:szCs w:val="28"/>
+              </w:rPr>
+              <w:t xml:space="preserve">Flow </w:t>
+            </w:r>
+            <w:r>
+              <w:rPr>
+                <w:rFonts w:ascii="TH Sarabun New" w:hAnsi="TH Sarabun New" w:cs="TH Sarabun New"/>
+                <w:sz w:val="28"/>
+                <w:szCs w:val="28"/>
+                <w:cs/>
+              </w:rPr>
+              <w:t>เดียวกันได้</w:t>
+            </w:r>
+          </w:p>
+        </w:tc>
+        <w:tc>
+          <w:tcPr>
+            <w:tcW w:w="2065" w:type="dxa"/>
+          </w:tcPr>
+          <w:p>
+            <w:pPr>
+              <w:rPr>
+                <w:rFonts w:ascii="TH Sarabun New" w:hAnsi="TH Sarabun New" w:cs="TH Sarabun New"/>
+                <w:sz w:val="28"/>
+                <w:szCs w:val="28"/>
+              </w:rPr>
+            </w:pPr>
+          </w:p>
+        </w:tc>
+      </w:tr>
+    </w:tbl>
+    <w:p>
+      <w:pPr>
+        <w:rPr>
+          <w:rFonts w:ascii="TH Sarabun New" w:hAnsi="TH Sarabun New" w:cs="TH Sarabun New"/>
+          <w:sz w:val="28"/>
+          <w:szCs w:val="28"/>
+        </w:rPr>
+      </w:pPr>
+    </w:p>
+    <w:p>
+      <w:pPr>
+        <w:rPr>
+          <w:rFonts w:ascii="TH Sarabun New" w:hAnsi="TH Sarabun New" w:cs="TH Sarabun New"/>
+          <w:sz w:val="28"/>
+          <w:szCs w:val="28"/>
+        </w:rPr>
+      </w:pPr>
+      <w:r>
+        <w:rPr>
+          <w:rFonts w:ascii="TH Sarabun New" w:hAnsi="TH Sarabun New" w:cs="TH Sarabun New"/>
+          <w:sz w:val="28"/>
+          <w:szCs w:val="28"/>
+        </w:rPr>
+        <w:br w:type="page"/>
+      </w:r>
+    </w:p>
+    <w:p>
+      <w:pPr>
+        <w:rPr>
+          <w:rFonts w:ascii="TH Sarabun New" w:hAnsi="TH Sarabun New" w:cs="TH Sarabun New"/>
+          <w:sz w:val="28"/>
+          <w:szCs w:val="28"/>
+        </w:rPr>
+      </w:pPr>
+      <w:r>
+        <w:rPr>
+          <w:rFonts w:ascii="TH Sarabun New" w:hAnsi="TH Sarabun New" w:cs="TH Sarabun New"/>
+          <w:sz w:val="28"/>
+          <w:szCs w:val="28"/>
+        </w:rPr>
+        <w:lastRenderedPageBreak/>
+        <w:t>Network Data Analysis</w:t>
+      </w:r>
+    </w:p>
+    <w:tbl>
+      <w:tblPr>
+        <w:tblStyle w:val="TableGrid"/>
+        <w:tblW w:w="0" w:type="auto"/>
+        <w:tblLook w:val="04A0" w:firstRow="1" w:lastRow="0" w:firstColumn="1" w:lastColumn="0" w:noHBand="0" w:noVBand="1"/>
+      </w:tblPr>
+      <w:tblGrid>
+        <w:gridCol w:w="985"/>
+        <w:gridCol w:w="6300"/>
+        <w:gridCol w:w="2065"/>
+      </w:tblGrid>
+      <w:tr>
+        <w:tc>
+          <w:tcPr>
+            <w:tcW w:w="985" w:type="dxa"/>
+          </w:tcPr>
+          <w:p>
+            <w:pPr>
+              <w:rPr>
+                <w:rFonts w:ascii="TH Sarabun New" w:hAnsi="TH Sarabun New" w:cs="TH Sarabun New"/>
+                <w:sz w:val="28"/>
+                <w:szCs w:val="28"/>
+              </w:rPr>
+            </w:pPr>
+            <w:r>
+              <w:rPr>
+                <w:rFonts w:ascii="TH Sarabun New" w:hAnsi="TH Sarabun New" w:cs="TH Sarabun New"/>
+                <w:sz w:val="28"/>
+                <w:szCs w:val="28"/>
+              </w:rPr>
+              <w:t>ID</w:t>
+            </w:r>
+          </w:p>
+        </w:tc>
+        <w:tc>
+          <w:tcPr>
+            <w:tcW w:w="6300" w:type="dxa"/>
+          </w:tcPr>
+          <w:p>
+            <w:pPr>
+              <w:rPr>
+                <w:rFonts w:ascii="TH Sarabun New" w:hAnsi="TH Sarabun New" w:cs="TH Sarabun New"/>
+                <w:sz w:val="28"/>
+                <w:szCs w:val="28"/>
+              </w:rPr>
+            </w:pPr>
+            <w:r>
+              <w:rPr>
+                <w:rFonts w:ascii="TH Sarabun New" w:hAnsi="TH Sarabun New" w:cs="TH Sarabun New"/>
+                <w:sz w:val="28"/>
+                <w:szCs w:val="28"/>
+              </w:rPr>
+              <w:t>Function</w:t>
+            </w:r>
+          </w:p>
+        </w:tc>
+        <w:tc>
+          <w:tcPr>
+            <w:tcW w:w="2065" w:type="dxa"/>
+          </w:tcPr>
+          <w:p>
+            <w:pPr>
+              <w:rPr>
+                <w:rFonts w:ascii="TH Sarabun New" w:hAnsi="TH Sarabun New" w:cs="TH Sarabun New"/>
+                <w:sz w:val="28"/>
+                <w:szCs w:val="28"/>
+              </w:rPr>
+            </w:pPr>
+            <w:r>
+              <w:rPr>
+                <w:rFonts w:ascii="TH Sarabun New" w:hAnsi="TH Sarabun New" w:cs="TH Sarabun New"/>
+                <w:sz w:val="28"/>
+                <w:szCs w:val="28"/>
+              </w:rPr>
+              <w:t>Linked System Requirement</w:t>
+            </w:r>
+          </w:p>
+        </w:tc>
+      </w:tr>
+      <w:tr>
+        <w:tc>
+          <w:tcPr>
+            <w:tcW w:w="985" w:type="dxa"/>
+          </w:tcPr>
+          <w:p>
+            <w:pPr>
+              <w:rPr>
+                <w:rFonts w:ascii="TH Sarabun New" w:hAnsi="TH Sarabun New" w:cs="TH Sarabun New"/>
+                <w:sz w:val="28"/>
+                <w:szCs w:val="28"/>
+              </w:rPr>
+            </w:pPr>
+            <w:r>
+              <w:rPr>
+                <w:rFonts w:ascii="TH Sarabun New" w:hAnsi="TH Sarabun New" w:cs="TH Sarabun New"/>
+                <w:sz w:val="28"/>
+                <w:szCs w:val="28"/>
+              </w:rPr>
+              <w:t>FR-06</w:t>
+            </w:r>
+          </w:p>
+        </w:tc>
+        <w:tc>
+          <w:tcPr>
+            <w:tcW w:w="6300" w:type="dxa"/>
+          </w:tcPr>
+          <w:p>
+            <w:pPr>
+              <w:rPr>
+                <w:rFonts w:ascii="TH Sarabun New" w:hAnsi="TH Sarabun New" w:cs="TH Sarabun New"/>
+                <w:sz w:val="28"/>
+                <w:szCs w:val="28"/>
+              </w:rPr>
+            </w:pPr>
+            <w:r>
+              <w:rPr>
+                <w:rFonts w:ascii="TH Sarabun New" w:hAnsi="TH Sarabun New" w:cs="TH Sarabun New"/>
+                <w:sz w:val="28"/>
+                <w:szCs w:val="28"/>
+                <w:cs/>
+              </w:rPr>
+              <w:t xml:space="preserve">ระบบต้องสามารถวิเคราะห์ข้อมูล </w:t>
+            </w:r>
+            <w:r>
+              <w:rPr>
+                <w:rFonts w:ascii="TH Sarabun New" w:hAnsi="TH Sarabun New" w:cs="TH Sarabun New"/>
+                <w:sz w:val="28"/>
+                <w:szCs w:val="28"/>
+              </w:rPr>
+              <w:t xml:space="preserve">Network Telemetry </w:t>
+            </w:r>
+            <w:r>
+              <w:rPr>
+                <w:rFonts w:ascii="TH Sarabun New" w:hAnsi="TH Sarabun New" w:cs="TH Sarabun New"/>
+                <w:sz w:val="28"/>
+                <w:szCs w:val="28"/>
+                <w:cs/>
+              </w:rPr>
+              <w:t xml:space="preserve">ที่ผ่าน </w:t>
+            </w:r>
+            <w:r>
+              <w:rPr>
+                <w:rFonts w:ascii="TH Sarabun New" w:hAnsi="TH Sarabun New" w:cs="TH Sarabun New"/>
+                <w:sz w:val="28"/>
+                <w:szCs w:val="28"/>
+              </w:rPr>
+              <w:t xml:space="preserve">Normalization </w:t>
+            </w:r>
+            <w:r>
+              <w:rPr>
+                <w:rFonts w:ascii="TH Sarabun New" w:hAnsi="TH Sarabun New" w:cs="TH Sarabun New"/>
+                <w:sz w:val="28"/>
+                <w:szCs w:val="28"/>
+                <w:cs/>
+              </w:rPr>
+              <w:t>เพื่อประเมินความผิดปกติหรือความเสี่ยงที่เกิดขึ้นภายในเครือข่ายได้</w:t>
+            </w:r>
+          </w:p>
+        </w:tc>
+        <w:tc>
+          <w:tcPr>
+            <w:tcW w:w="2065" w:type="dxa"/>
+          </w:tcPr>
+          <w:p>
+            <w:pPr>
+              <w:rPr>
+                <w:rFonts w:ascii="TH Sarabun New" w:hAnsi="TH Sarabun New" w:cs="TH Sarabun New"/>
+                <w:sz w:val="28"/>
+                <w:szCs w:val="28"/>
+              </w:rPr>
+            </w:pPr>
+          </w:p>
+        </w:tc>
+      </w:tr>
+      <w:tr>
+        <w:tc>
+          <w:tcPr>
+            <w:tcW w:w="985" w:type="dxa"/>
+          </w:tcPr>
+          <w:p>
+            <w:pPr>
+              <w:rPr>
+                <w:rFonts w:ascii="TH Sarabun New" w:hAnsi="TH Sarabun New" w:cs="TH Sarabun New"/>
+                <w:sz w:val="28"/>
+                <w:szCs w:val="28"/>
+              </w:rPr>
+            </w:pPr>
+            <w:r>
+              <w:rPr>
+                <w:rFonts w:ascii="TH Sarabun New" w:hAnsi="TH Sarabun New" w:cs="TH Sarabun New"/>
+                <w:sz w:val="28"/>
+                <w:szCs w:val="28"/>
+              </w:rPr>
+              <w:t>FR-07</w:t>
+            </w:r>
+          </w:p>
+        </w:tc>
+        <w:tc>
+          <w:tcPr>
+            <w:tcW w:w="6300" w:type="dxa"/>
+          </w:tcPr>
+          <w:p>
+            <w:pPr>
+              <w:rPr>
+                <w:rFonts w:ascii="TH Sarabun New" w:hAnsi="TH Sarabun New" w:cs="TH Sarabun New"/>
+                <w:sz w:val="28"/>
+                <w:szCs w:val="28"/>
+                <w:cs/>
+              </w:rPr>
+            </w:pPr>
+            <w:r>
+              <w:rPr>
+                <w:rFonts w:ascii="TH Sarabun New" w:hAnsi="TH Sarabun New" w:cs="TH Sarabun New"/>
+                <w:sz w:val="28"/>
+                <w:szCs w:val="28"/>
+                <w:cs/>
+              </w:rPr>
+              <w:t xml:space="preserve">ระบบต้องสามารถสร้าง </w:t>
+            </w:r>
+            <w:r>
+              <w:rPr>
+                <w:rFonts w:ascii="TH Sarabun New" w:hAnsi="TH Sarabun New" w:cs="TH Sarabun New"/>
+                <w:sz w:val="28"/>
+                <w:szCs w:val="28"/>
+              </w:rPr>
+              <w:t xml:space="preserve">Analysis Result </w:t>
+            </w:r>
+            <w:r>
+              <w:rPr>
+                <w:rFonts w:ascii="TH Sarabun New" w:hAnsi="TH Sarabun New" w:cs="TH Sarabun New"/>
+                <w:sz w:val="28"/>
+                <w:szCs w:val="28"/>
+                <w:cs/>
+              </w:rPr>
+              <w:t xml:space="preserve">ที่ประกอบด้วยระดับความเสี่ยง เหตุผลหรือหลักฐานประกอบ และข้อมูล </w:t>
+            </w:r>
+            <w:r>
+              <w:rPr>
+                <w:rFonts w:ascii="TH Sarabun New" w:hAnsi="TH Sarabun New" w:cs="TH Sarabun New"/>
+                <w:sz w:val="28"/>
+                <w:szCs w:val="28"/>
+              </w:rPr>
+              <w:t xml:space="preserve">Network Entity </w:t>
+            </w:r>
+            <w:r>
+              <w:rPr>
+                <w:rFonts w:ascii="TH Sarabun New" w:hAnsi="TH Sarabun New" w:cs="TH Sarabun New"/>
+                <w:sz w:val="28"/>
+                <w:szCs w:val="28"/>
+                <w:cs/>
+              </w:rPr>
+              <w:t>ที่เกี่ยวข้อง เพื่อใช้ประกอบการตัดสินใจได้</w:t>
+            </w:r>
+          </w:p>
+        </w:tc>
+        <w:tc>
+          <w:tcPr>
+            <w:tcW w:w="2065" w:type="dxa"/>
+          </w:tcPr>
+          <w:p>
+            <w:pPr>
+              <w:rPr>
+                <w:rFonts w:ascii="TH Sarabun New" w:hAnsi="TH Sarabun New" w:cs="TH Sarabun New"/>
+                <w:sz w:val="28"/>
+                <w:szCs w:val="28"/>
+              </w:rPr>
+            </w:pPr>
+          </w:p>
+        </w:tc>
+      </w:tr>
+    </w:tbl>
+    <w:p>
+      <w:pPr>
+        <w:rPr>
+          <w:rFonts w:ascii="TH Sarabun New" w:hAnsi="TH Sarabun New" w:cs="TH Sarabun New"/>
+          <w:sz w:val="28"/>
+          <w:szCs w:val="28"/>
+        </w:rPr>
+      </w:pPr>
+    </w:p>
+    <w:p>
+      <w:pPr>
+        <w:rPr>
+          <w:rFonts w:ascii="TH Sarabun New" w:hAnsi="TH Sarabun New" w:cs="TH Sarabun New"/>
+          <w:sz w:val="28"/>
+          <w:szCs w:val="28"/>
+        </w:rPr>
+      </w:pPr>
+      <w:r>
+        <w:rPr>
+          <w:rFonts w:ascii="TH Sarabun New" w:hAnsi="TH Sarabun New" w:cs="TH Sarabun New"/>
+          <w:sz w:val="28"/>
+          <w:szCs w:val="28"/>
+        </w:rPr>
+        <w:t>Rule Decision &amp; Management</w:t>
+      </w:r>
+    </w:p>
+    <w:tbl>
+      <w:tblPr>
+        <w:tblStyle w:val="TableGrid"/>
+        <w:tblW w:w="0" w:type="auto"/>
+        <w:tblLook w:val="04A0" w:firstRow="1" w:lastRow="0" w:firstColumn="1" w:lastColumn="0" w:noHBand="0" w:noVBand="1"/>
+      </w:tblPr>
+      <w:tblGrid>
+        <w:gridCol w:w="985"/>
+        <w:gridCol w:w="6300"/>
+        <w:gridCol w:w="2065"/>
+      </w:tblGrid>
+      <w:tr>
+        <w:tc>
+          <w:tcPr>
+            <w:tcW w:w="985" w:type="dxa"/>
+          </w:tcPr>
+          <w:p>
+            <w:pPr>
+              <w:rPr>
+                <w:rFonts w:ascii="TH Sarabun New" w:hAnsi="TH Sarabun New" w:cs="TH Sarabun New"/>
+                <w:sz w:val="28"/>
+                <w:szCs w:val="28"/>
+              </w:rPr>
+            </w:pPr>
+            <w:r>
+              <w:rPr>
+                <w:rFonts w:ascii="TH Sarabun New" w:hAnsi="TH Sarabun New" w:cs="TH Sarabun New"/>
+                <w:sz w:val="28"/>
+                <w:szCs w:val="28"/>
+              </w:rPr>
+              <w:t>ID</w:t>
+            </w:r>
+          </w:p>
+        </w:tc>
+        <w:tc>
+          <w:tcPr>
+            <w:tcW w:w="6300" w:type="dxa"/>
+          </w:tcPr>
+          <w:p>
+            <w:pPr>
+              <w:rPr>
+                <w:rFonts w:ascii="TH Sarabun New" w:hAnsi="TH Sarabun New" w:cs="TH Sarabun New"/>
+                <w:sz w:val="28"/>
+                <w:szCs w:val="28"/>
+              </w:rPr>
+            </w:pPr>
+            <w:r>
+              <w:rPr>
+                <w:rFonts w:ascii="TH Sarabun New" w:hAnsi="TH Sarabun New" w:cs="TH Sarabun New"/>
+                <w:sz w:val="28"/>
+                <w:szCs w:val="28"/>
+              </w:rPr>
+              <w:t>Function</w:t>
+            </w:r>
+          </w:p>
+        </w:tc>
+        <w:tc>
+          <w:tcPr>
+            <w:tcW w:w="2065" w:type="dxa"/>
+          </w:tcPr>
+          <w:p>
+            <w:pPr>
+              <w:rPr>
+                <w:rFonts w:ascii="TH Sarabun New" w:hAnsi="TH Sarabun New" w:cs="TH Sarabun New"/>
+                <w:sz w:val="28"/>
+                <w:szCs w:val="28"/>
+              </w:rPr>
+            </w:pPr>
+            <w:r>
+              <w:rPr>
+                <w:rFonts w:ascii="TH Sarabun New" w:hAnsi="TH Sarabun New" w:cs="TH Sarabun New"/>
+                <w:sz w:val="28"/>
+                <w:szCs w:val="28"/>
+              </w:rPr>
+              <w:t>Linked System Requirement</w:t>
+            </w:r>
+          </w:p>
+        </w:tc>
+      </w:tr>
+      <w:tr>
+        <w:tc>
+          <w:tcPr>
+            <w:tcW w:w="985" w:type="dxa"/>
+          </w:tcPr>
+          <w:p>
+            <w:pPr>
+              <w:rPr>
+                <w:rFonts w:ascii="TH Sarabun New" w:hAnsi="TH Sarabun New" w:cs="TH Sarabun New"/>
+                <w:sz w:val="28"/>
+                <w:szCs w:val="28"/>
+              </w:rPr>
+            </w:pPr>
+            <w:r>
+              <w:rPr>
+                <w:rFonts w:ascii="TH Sarabun New" w:hAnsi="TH Sarabun New" w:cs="TH Sarabun New"/>
+                <w:sz w:val="28"/>
+                <w:szCs w:val="28"/>
+              </w:rPr>
+              <w:t>FR-08</w:t>
+            </w:r>
+          </w:p>
+        </w:tc>
+        <w:tc>
+          <w:tcPr>
+            <w:tcW w:w="6300" w:type="dxa"/>
+          </w:tcPr>
+          <w:p>
+            <w:pPr>
+              <w:rPr>
+                <w:rFonts w:ascii="TH Sarabun New" w:hAnsi="TH Sarabun New" w:cs="TH Sarabun New"/>
+                <w:sz w:val="28"/>
+                <w:szCs w:val="28"/>
+              </w:rPr>
+            </w:pPr>
+            <w:r>
+              <w:rPr>
+                <w:rFonts w:ascii="TH Sarabun New" w:hAnsi="TH Sarabun New" w:cs="TH Sarabun New"/>
+                <w:sz w:val="28"/>
+                <w:szCs w:val="28"/>
+                <w:cs/>
+              </w:rPr>
+              <w:t xml:space="preserve">ระบบต้องสามารถพิจารณาผลการวิเคราะห์และ </w:t>
+            </w:r>
+            <w:r>
+              <w:rPr>
+                <w:rFonts w:ascii="TH Sarabun New" w:hAnsi="TH Sarabun New" w:cs="TH Sarabun New"/>
+                <w:sz w:val="28"/>
+                <w:szCs w:val="28"/>
+              </w:rPr>
+              <w:t xml:space="preserve">Network Context </w:t>
+            </w:r>
+            <w:r>
+              <w:rPr>
+                <w:rFonts w:ascii="TH Sarabun New" w:hAnsi="TH Sarabun New" w:cs="TH Sarabun New"/>
+                <w:sz w:val="28"/>
+                <w:szCs w:val="28"/>
+                <w:cs/>
+              </w:rPr>
+              <w:t>เพื่อกำหนดว่าเหตุการณ์จำเป็นต้องมีการดำเนินการกับเครือข่ายหรือไม่</w:t>
+            </w:r>
+          </w:p>
+        </w:tc>
+        <w:tc>
+          <w:tcPr>
+            <w:tcW w:w="2065" w:type="dxa"/>
+          </w:tcPr>
+          <w:p>
+            <w:pPr>
+              <w:rPr>
+                <w:rFonts w:ascii="TH Sarabun New" w:hAnsi="TH Sarabun New" w:cs="TH Sarabun New"/>
+                <w:sz w:val="28"/>
+                <w:szCs w:val="28"/>
+              </w:rPr>
+            </w:pPr>
+          </w:p>
+        </w:tc>
+      </w:tr>
+      <w:tr>
+        <w:tc>
+          <w:tcPr>
+            <w:tcW w:w="985" w:type="dxa"/>
+          </w:tcPr>
+          <w:p>
+            <w:pPr>
+              <w:rPr>
+                <w:rFonts w:ascii="TH Sarabun New" w:hAnsi="TH Sarabun New" w:cs="TH Sarabun New"/>
+                <w:sz w:val="28"/>
+                <w:szCs w:val="28"/>
+              </w:rPr>
+            </w:pPr>
+            <w:r>
+              <w:rPr>
+                <w:rFonts w:ascii="TH Sarabun New" w:hAnsi="TH Sarabun New" w:cs="TH Sarabun New"/>
+                <w:sz w:val="28"/>
+                <w:szCs w:val="28"/>
+              </w:rPr>
+              <w:t>FR-09</w:t>
+            </w:r>
+          </w:p>
+        </w:tc>
+        <w:tc>
+          <w:tcPr>
+            <w:tcW w:w="6300" w:type="dxa"/>
+          </w:tcPr>
+          <w:p>
+            <w:pPr>
+              <w:rPr>
+                <w:rFonts w:ascii="TH Sarabun New" w:hAnsi="TH Sarabun New" w:cs="TH Sarabun New"/>
+                <w:sz w:val="28"/>
+                <w:szCs w:val="28"/>
+                <w:cs/>
+              </w:rPr>
+            </w:pPr>
+            <w:r>
+              <w:rPr>
+                <w:rFonts w:ascii="TH Sarabun New" w:hAnsi="TH Sarabun New" w:cs="TH Sarabun New"/>
+                <w:sz w:val="28"/>
+                <w:szCs w:val="28"/>
+                <w:cs/>
+              </w:rPr>
+              <w:t xml:space="preserve">ระบบต้องสามารถสร้าง </w:t>
+            </w:r>
+            <w:r>
+              <w:rPr>
+                <w:rFonts w:ascii="TH Sarabun New" w:hAnsi="TH Sarabun New" w:cs="TH Sarabun New"/>
+                <w:sz w:val="28"/>
+                <w:szCs w:val="28"/>
+              </w:rPr>
+              <w:t xml:space="preserve">Proposed Generic Network Rule </w:t>
+            </w:r>
+            <w:r>
+              <w:rPr>
+                <w:rFonts w:ascii="TH Sarabun New" w:hAnsi="TH Sarabun New" w:cs="TH Sarabun New"/>
+                <w:sz w:val="28"/>
+                <w:szCs w:val="28"/>
+                <w:cs/>
+              </w:rPr>
+              <w:t xml:space="preserve">ที่ไม่ขึ้นกับผู้ผลิตอุปกรณ์ โดยระบุเงื่อนไข </w:t>
+            </w:r>
+            <w:r>
+              <w:rPr>
+                <w:rFonts w:ascii="TH Sarabun New" w:hAnsi="TH Sarabun New" w:cs="TH Sarabun New"/>
+                <w:sz w:val="28"/>
+                <w:szCs w:val="28"/>
+              </w:rPr>
+              <w:t xml:space="preserve">Action </w:t>
+            </w:r>
+            <w:r>
+              <w:rPr>
+                <w:rFonts w:ascii="TH Sarabun New" w:hAnsi="TH Sarabun New" w:cs="TH Sarabun New"/>
+                <w:sz w:val="28"/>
+                <w:szCs w:val="28"/>
+                <w:cs/>
+              </w:rPr>
+              <w:t xml:space="preserve">และ </w:t>
+            </w:r>
+            <w:r>
+              <w:rPr>
+                <w:rFonts w:ascii="TH Sarabun New" w:hAnsi="TH Sarabun New" w:cs="TH Sarabun New"/>
+                <w:sz w:val="28"/>
+                <w:szCs w:val="28"/>
+              </w:rPr>
+              <w:t xml:space="preserve">Network Target </w:t>
+            </w:r>
+            <w:r>
+              <w:rPr>
+                <w:rFonts w:ascii="TH Sarabun New" w:hAnsi="TH Sarabun New" w:cs="TH Sarabun New"/>
+                <w:sz w:val="28"/>
+                <w:szCs w:val="28"/>
+                <w:cs/>
+              </w:rPr>
+              <w:t>ที่เกี่ยวข้องได้</w:t>
+            </w:r>
+          </w:p>
+        </w:tc>
+        <w:tc>
+          <w:tcPr>
+            <w:tcW w:w="2065" w:type="dxa"/>
+          </w:tcPr>
+          <w:p>
+            <w:pPr>
+              <w:rPr>
+                <w:rFonts w:ascii="TH Sarabun New" w:hAnsi="TH Sarabun New" w:cs="TH Sarabun New"/>
+                <w:sz w:val="28"/>
+                <w:szCs w:val="28"/>
+              </w:rPr>
+            </w:pPr>
+          </w:p>
+        </w:tc>
+      </w:tr>
+      <w:tr>
+        <w:tc>
+          <w:tcPr>
+            <w:tcW w:w="985" w:type="dxa"/>
+          </w:tcPr>
+          <w:p>
+            <w:pPr>
+              <w:rPr>
+                <w:rFonts w:ascii="TH Sarabun New" w:hAnsi="TH Sarabun New" w:cs="TH Sarabun New"/>
+                <w:sz w:val="28"/>
+                <w:szCs w:val="28"/>
+              </w:rPr>
+            </w:pPr>
+            <w:r>
+              <w:rPr>
+                <w:rFonts w:ascii="TH Sarabun New" w:hAnsi="TH Sarabun New" w:cs="TH Sarabun New"/>
+                <w:sz w:val="28"/>
+                <w:szCs w:val="28"/>
+              </w:rPr>
+              <w:t>FR-10</w:t>
+            </w:r>
+          </w:p>
+        </w:tc>
+        <w:tc>
+          <w:tcPr>
+            <w:tcW w:w="6300" w:type="dxa"/>
+          </w:tcPr>
+          <w:p>
+            <w:pPr>
+              <w:rPr>
+                <w:rFonts w:ascii="TH Sarabun New" w:hAnsi="TH Sarabun New" w:cs="TH Sarabun New"/>
+                <w:sz w:val="28"/>
+                <w:szCs w:val="28"/>
+                <w:cs/>
+              </w:rPr>
+            </w:pPr>
+            <w:r>
+              <w:rPr>
+                <w:rFonts w:ascii="TH Sarabun New" w:hAnsi="TH Sarabun New" w:cs="TH Sarabun New"/>
+                <w:sz w:val="28"/>
+                <w:szCs w:val="28"/>
+                <w:cs/>
+              </w:rPr>
+              <w:t xml:space="preserve">ระบบต้องสามารถตรวจสอบความขัดแย้งระหว่าง </w:t>
+            </w:r>
+            <w:r>
+              <w:rPr>
+                <w:rFonts w:ascii="TH Sarabun New" w:hAnsi="TH Sarabun New" w:cs="TH Sarabun New"/>
+                <w:sz w:val="28"/>
+                <w:szCs w:val="28"/>
+              </w:rPr>
+              <w:t xml:space="preserve">Proposed Rule </w:t>
+            </w:r>
+            <w:r>
+              <w:rPr>
+                <w:rFonts w:ascii="TH Sarabun New" w:hAnsi="TH Sarabun New" w:cs="TH Sarabun New"/>
+                <w:sz w:val="28"/>
+                <w:szCs w:val="28"/>
+                <w:cs/>
+              </w:rPr>
+              <w:t xml:space="preserve">กับ </w:t>
+            </w:r>
+            <w:r>
+              <w:rPr>
+                <w:rFonts w:ascii="TH Sarabun New" w:hAnsi="TH Sarabun New" w:cs="TH Sarabun New"/>
+                <w:sz w:val="28"/>
+                <w:szCs w:val="28"/>
+              </w:rPr>
+              <w:t xml:space="preserve">Rule </w:t>
+            </w:r>
+            <w:r>
+              <w:rPr>
+                <w:rFonts w:ascii="TH Sarabun New" w:hAnsi="TH Sarabun New" w:cs="TH Sarabun New"/>
+                <w:sz w:val="28"/>
+                <w:szCs w:val="28"/>
+                <w:cs/>
+              </w:rPr>
+              <w:t>ที่มีอยู่ภายในระบบได้</w:t>
+            </w:r>
+          </w:p>
+        </w:tc>
+        <w:tc>
+          <w:tcPr>
+            <w:tcW w:w="2065" w:type="dxa"/>
+          </w:tcPr>
+          <w:p>
+            <w:pPr>
+              <w:rPr>
+                <w:rFonts w:ascii="TH Sarabun New" w:hAnsi="TH Sarabun New" w:cs="TH Sarabun New"/>
+                <w:sz w:val="28"/>
+                <w:szCs w:val="28"/>
+              </w:rPr>
+            </w:pPr>
+          </w:p>
+        </w:tc>
+      </w:tr>
+      <w:tr>
+        <w:tc>
+          <w:tcPr>
+            <w:tcW w:w="985" w:type="dxa"/>
+          </w:tcPr>
+          <w:p>
+            <w:pPr>
+              <w:rPr>
+                <w:rFonts w:ascii="TH Sarabun New" w:hAnsi="TH Sarabun New" w:cs="TH Sarabun New"/>
+                <w:sz w:val="28"/>
+                <w:szCs w:val="28"/>
+              </w:rPr>
+            </w:pPr>
+            <w:r>
+              <w:rPr>
+                <w:rFonts w:ascii="TH Sarabun New" w:hAnsi="TH Sarabun New" w:cs="TH Sarabun New"/>
+                <w:sz w:val="28"/>
+                <w:szCs w:val="28"/>
+              </w:rPr>
+              <w:t>FR-11</w:t>
+            </w:r>
+          </w:p>
+        </w:tc>
+        <w:tc>
+          <w:tcPr>
+            <w:tcW w:w="6300" w:type="dxa"/>
+          </w:tcPr>
+          <w:p>
+            <w:pPr>
+              <w:rPr>
+                <w:rFonts w:ascii="TH Sarabun New" w:hAnsi="TH Sarabun New" w:cs="TH Sarabun New"/>
+                <w:sz w:val="28"/>
+                <w:szCs w:val="28"/>
+                <w:cs/>
+              </w:rPr>
+            </w:pPr>
+            <w:r>
+              <w:rPr>
+                <w:rFonts w:ascii="TH Sarabun New" w:hAnsi="TH Sarabun New" w:cs="TH Sarabun New"/>
+                <w:sz w:val="28"/>
+                <w:szCs w:val="28"/>
+                <w:cs/>
+              </w:rPr>
+              <w:t xml:space="preserve">ระบบต้องให้ผู้ใช้งานที่ได้รับอนุญาตสามารถตรวจสอบ อนุมัติ แก้ไข หรือปฏิเสธ </w:t>
+            </w:r>
+            <w:r>
+              <w:rPr>
+                <w:rFonts w:ascii="TH Sarabun New" w:hAnsi="TH Sarabun New" w:cs="TH Sarabun New"/>
+                <w:sz w:val="28"/>
+                <w:szCs w:val="28"/>
+              </w:rPr>
+              <w:t xml:space="preserve">Proposed Rule </w:t>
+            </w:r>
+            <w:r>
+              <w:rPr>
+                <w:rFonts w:ascii="TH Sarabun New" w:hAnsi="TH Sarabun New" w:cs="TH Sarabun New"/>
+                <w:sz w:val="28"/>
+                <w:szCs w:val="28"/>
+                <w:cs/>
+              </w:rPr>
+              <w:t xml:space="preserve">ก่อน </w:t>
+            </w:r>
+            <w:r>
+              <w:rPr>
+                <w:rFonts w:ascii="TH Sarabun New" w:hAnsi="TH Sarabun New" w:cs="TH Sarabun New"/>
+                <w:sz w:val="28"/>
+                <w:szCs w:val="28"/>
+              </w:rPr>
+              <w:t xml:space="preserve">Enforcement </w:t>
+            </w:r>
+            <w:r>
+              <w:rPr>
+                <w:rFonts w:ascii="TH Sarabun New" w:hAnsi="TH Sarabun New" w:cs="TH Sarabun New"/>
+                <w:sz w:val="28"/>
+                <w:szCs w:val="28"/>
+                <w:cs/>
+              </w:rPr>
+              <w:t>และต้องไม่บังคับใช้กฎที่ยังไม่ได้รับอนุมัติ</w:t>
+            </w:r>
+          </w:p>
+        </w:tc>
+        <w:tc>
+          <w:tcPr>
+            <w:tcW w:w="2065" w:type="dxa"/>
+          </w:tcPr>
+          <w:p>
+            <w:pPr>
+              <w:rPr>
+                <w:rFonts w:ascii="TH Sarabun New" w:hAnsi="TH Sarabun New" w:cs="TH Sarabun New"/>
+                <w:sz w:val="28"/>
+                <w:szCs w:val="28"/>
+              </w:rPr>
+            </w:pPr>
+          </w:p>
+        </w:tc>
+      </w:tr>
+      <w:tr>
+        <w:tc>
+          <w:tcPr>
+            <w:tcW w:w="985" w:type="dxa"/>
+          </w:tcPr>
+          <w:p>
+            <w:pPr>
+              <w:rPr>
+                <w:rFonts w:ascii="TH Sarabun New" w:hAnsi="TH Sarabun New" w:cs="TH Sarabun New"/>
+                <w:sz w:val="28"/>
+                <w:szCs w:val="28"/>
+              </w:rPr>
+            </w:pPr>
+            <w:r>
+              <w:rPr>
+                <w:rFonts w:ascii="TH Sarabun New" w:hAnsi="TH Sarabun New" w:cs="TH Sarabun New"/>
+                <w:sz w:val="28"/>
+                <w:szCs w:val="28"/>
+              </w:rPr>
+              <w:t>FR-12</w:t>
+            </w:r>
+          </w:p>
+        </w:tc>
+        <w:tc>
+          <w:tcPr>
+            <w:tcW w:w="6300" w:type="dxa"/>
+          </w:tcPr>
+          <w:p>
+            <w:pPr>
+              <w:rPr>
+                <w:rFonts w:ascii="TH Sarabun New" w:hAnsi="TH Sarabun New" w:cs="TH Sarabun New"/>
+                <w:sz w:val="28"/>
+                <w:szCs w:val="28"/>
+                <w:cs/>
+              </w:rPr>
+            </w:pPr>
+            <w:r>
+              <w:rPr>
+                <w:rFonts w:ascii="TH Sarabun New" w:hAnsi="TH Sarabun New" w:cs="TH Sarabun New"/>
+                <w:sz w:val="28"/>
+                <w:szCs w:val="28"/>
+                <w:cs/>
+              </w:rPr>
+              <w:t xml:space="preserve">ระบบต้องให้ผู้ใช้งานที่ได้รับอนุญาตสามารถจัดการ </w:t>
+            </w:r>
+            <w:r>
+              <w:rPr>
+                <w:rFonts w:ascii="TH Sarabun New" w:hAnsi="TH Sarabun New" w:cs="TH Sarabun New"/>
+                <w:sz w:val="28"/>
+                <w:szCs w:val="28"/>
+              </w:rPr>
+              <w:t xml:space="preserve">Active Rule </w:t>
+            </w:r>
+            <w:r>
+              <w:rPr>
+                <w:rFonts w:ascii="TH Sarabun New" w:hAnsi="TH Sarabun New" w:cs="TH Sarabun New"/>
+                <w:sz w:val="28"/>
+                <w:szCs w:val="28"/>
+                <w:cs/>
+              </w:rPr>
+              <w:t xml:space="preserve">รวมถึงแก้ไขหรือถอนกฎ โดยรักษาประวัติและ </w:t>
+            </w:r>
+            <w:r>
+              <w:rPr>
+                <w:rFonts w:ascii="TH Sarabun New" w:hAnsi="TH Sarabun New" w:cs="TH Sarabun New"/>
+                <w:sz w:val="28"/>
+                <w:szCs w:val="28"/>
+              </w:rPr>
+              <w:t xml:space="preserve">Rule Version </w:t>
+            </w:r>
+            <w:r>
+              <w:rPr>
+                <w:rFonts w:ascii="TH Sarabun New" w:hAnsi="TH Sarabun New" w:cs="TH Sarabun New"/>
+                <w:sz w:val="28"/>
+                <w:szCs w:val="28"/>
+                <w:cs/>
+              </w:rPr>
+              <w:t>เดิมไว้ได้</w:t>
+            </w:r>
+          </w:p>
+        </w:tc>
+        <w:tc>
+          <w:tcPr>
+            <w:tcW w:w="2065" w:type="dxa"/>
+          </w:tcPr>
+          <w:p>
+            <w:pPr>
+              <w:rPr>
+                <w:rFonts w:ascii="TH Sarabun New" w:hAnsi="TH Sarabun New" w:cs="TH Sarabun New"/>
+                <w:sz w:val="28"/>
+                <w:szCs w:val="28"/>
+              </w:rPr>
+            </w:pPr>
+          </w:p>
+        </w:tc>
+      </w:tr>
+    </w:tbl>
+    <w:p>
+      <w:pPr>
+        <w:rPr>
+          <w:rFonts w:ascii="TH Sarabun New" w:hAnsi="TH Sarabun New" w:cs="TH Sarabun New"/>
+          <w:sz w:val="28"/>
+          <w:szCs w:val="28"/>
+        </w:rPr>
+      </w:pPr>
+    </w:p>
+    <w:p>
+      <w:pPr>
+        <w:rPr>
+          <w:rFonts w:ascii="TH Sarabun New" w:hAnsi="TH Sarabun New" w:cs="TH Sarabun New"/>
+          <w:sz w:val="28"/>
+          <w:szCs w:val="28"/>
+        </w:rPr>
+      </w:pPr>
+      <w:r>
+        <w:rPr>
+          <w:rFonts w:ascii="TH Sarabun New" w:hAnsi="TH Sarabun New" w:cs="TH Sarabun New"/>
+          <w:sz w:val="28"/>
+          <w:szCs w:val="28"/>
+        </w:rPr>
+        <w:br w:type="page"/>
+      </w:r>
+    </w:p>
+    <w:p>
+      <w:pPr>
+        <w:rPr>
+          <w:rFonts w:ascii="TH Sarabun New" w:hAnsi="TH Sarabun New" w:cs="TH Sarabun New"/>
+          <w:sz w:val="28"/>
+          <w:szCs w:val="28"/>
+        </w:rPr>
+      </w:pPr>
+      <w:r>
+        <w:rPr>
+          <w:rFonts w:ascii="TH Sarabun New" w:hAnsi="TH Sarabun New" w:cs="TH Sarabun New"/>
+          <w:sz w:val="28"/>
+          <w:szCs w:val="28"/>
+        </w:rPr>
+        <w:lastRenderedPageBreak/>
+        <w:t>Rule Enforcement &amp; Verification</w:t>
+      </w:r>
+    </w:p>
+    <w:tbl>
+      <w:tblPr>
+        <w:tblStyle w:val="TableGrid"/>
+        <w:tblW w:w="0" w:type="auto"/>
+        <w:tblLook w:val="04A0" w:firstRow="1" w:lastRow="0" w:firstColumn="1" w:lastColumn="0" w:noHBand="0" w:noVBand="1"/>
+      </w:tblPr>
+      <w:tblGrid>
+        <w:gridCol w:w="985"/>
+        <w:gridCol w:w="6300"/>
+        <w:gridCol w:w="2065"/>
+      </w:tblGrid>
+      <w:tr>
+        <w:tc>
+          <w:tcPr>
+            <w:tcW w:w="985" w:type="dxa"/>
+          </w:tcPr>
+          <w:p>
+            <w:pPr>
+              <w:rPr>
+                <w:rFonts w:ascii="TH Sarabun New" w:hAnsi="TH Sarabun New" w:cs="TH Sarabun New"/>
+                <w:sz w:val="28"/>
+                <w:szCs w:val="28"/>
+              </w:rPr>
+            </w:pPr>
+            <w:r>
+              <w:rPr>
+                <w:rFonts w:ascii="TH Sarabun New" w:hAnsi="TH Sarabun New" w:cs="TH Sarabun New"/>
+                <w:sz w:val="28"/>
+                <w:szCs w:val="28"/>
+              </w:rPr>
+              <w:t>ID</w:t>
+            </w:r>
+          </w:p>
+        </w:tc>
+        <w:tc>
+          <w:tcPr>
+            <w:tcW w:w="6300" w:type="dxa"/>
+          </w:tcPr>
+          <w:p>
+            <w:pPr>
+              <w:rPr>
+                <w:rFonts w:ascii="TH Sarabun New" w:hAnsi="TH Sarabun New" w:cs="TH Sarabun New"/>
+                <w:sz w:val="28"/>
+                <w:szCs w:val="28"/>
+              </w:rPr>
+            </w:pPr>
+            <w:r>
+              <w:rPr>
+                <w:rFonts w:ascii="TH Sarabun New" w:hAnsi="TH Sarabun New" w:cs="TH Sarabun New"/>
+                <w:sz w:val="28"/>
+                <w:szCs w:val="28"/>
+              </w:rPr>
+              <w:t>Function</w:t>
+            </w:r>
+          </w:p>
+        </w:tc>
+        <w:tc>
+          <w:tcPr>
+            <w:tcW w:w="2065" w:type="dxa"/>
+          </w:tcPr>
+          <w:p>
+            <w:pPr>
+              <w:rPr>
+                <w:rFonts w:ascii="TH Sarabun New" w:hAnsi="TH Sarabun New" w:cs="TH Sarabun New"/>
+                <w:sz w:val="28"/>
+                <w:szCs w:val="28"/>
+              </w:rPr>
+            </w:pPr>
+            <w:r>
+              <w:rPr>
+                <w:rFonts w:ascii="TH Sarabun New" w:hAnsi="TH Sarabun New" w:cs="TH Sarabun New"/>
+                <w:sz w:val="28"/>
+                <w:szCs w:val="28"/>
+              </w:rPr>
+              <w:t>Linked System Requirement</w:t>
+            </w:r>
+          </w:p>
+        </w:tc>
+      </w:tr>
+      <w:tr>
+        <w:tc>
+          <w:tcPr>
+            <w:tcW w:w="985" w:type="dxa"/>
+          </w:tcPr>
+          <w:p>
+            <w:pPr>
+              <w:rPr>
+                <w:rFonts w:ascii="TH Sarabun New" w:hAnsi="TH Sarabun New" w:cs="TH Sarabun New"/>
+                <w:sz w:val="28"/>
+                <w:szCs w:val="28"/>
+              </w:rPr>
+            </w:pPr>
+            <w:r>
+              <w:rPr>
+                <w:rFonts w:ascii="TH Sarabun New" w:hAnsi="TH Sarabun New" w:cs="TH Sarabun New"/>
+                <w:sz w:val="28"/>
+                <w:szCs w:val="28"/>
+              </w:rPr>
+              <w:t>FR-13</w:t>
+            </w:r>
+          </w:p>
+        </w:tc>
+        <w:tc>
+          <w:tcPr>
+            <w:tcW w:w="6300" w:type="dxa"/>
+          </w:tcPr>
+          <w:p>
+            <w:pPr>
+              <w:rPr>
+                <w:rFonts w:ascii="TH Sarabun New" w:hAnsi="TH Sarabun New" w:cs="TH Sarabun New" w:hint="cs"/>
+                <w:sz w:val="28"/>
+                <w:szCs w:val="28"/>
+              </w:rPr>
+            </w:pPr>
+            <w:r>
+              <w:rPr>
+                <w:rFonts w:ascii="TH Sarabun New" w:hAnsi="TH Sarabun New" w:cs="TH Sarabun New"/>
+                <w:sz w:val="28"/>
+                <w:szCs w:val="28"/>
+                <w:cs/>
+              </w:rPr>
+              <w:t>ระบบต้องสามารถส่ง</w:t>
+            </w:r>
+            <w:r>
+              <w:rPr>
+                <w:rFonts w:ascii="TH Sarabun New" w:hAnsi="TH Sarabun New" w:cs="TH Sarabun New"/>
+                <w:sz w:val="28"/>
+                <w:szCs w:val="28"/>
+              </w:rPr>
+              <w:t xml:space="preserve"> Approved Generic Network Rule </w:t>
+            </w:r>
+            <w:r>
+              <w:rPr>
+                <w:rFonts w:ascii="TH Sarabun New" w:hAnsi="TH Sarabun New" w:cs="TH Sarabun New"/>
+                <w:sz w:val="28"/>
+                <w:szCs w:val="28"/>
+                <w:cs/>
+              </w:rPr>
+              <w:t>ผ่าน</w:t>
+            </w:r>
+            <w:r>
+              <w:rPr>
+                <w:rFonts w:ascii="TH Sarabun New" w:hAnsi="TH Sarabun New" w:cs="TH Sarabun New"/>
+                <w:sz w:val="28"/>
+                <w:szCs w:val="28"/>
+              </w:rPr>
+              <w:t xml:space="preserve"> Enforcement Adapter </w:t>
+            </w:r>
+            <w:r>
+              <w:rPr>
+                <w:rFonts w:ascii="TH Sarabun New" w:hAnsi="TH Sarabun New" w:cs="TH Sarabun New"/>
+                <w:sz w:val="28"/>
+                <w:szCs w:val="28"/>
+                <w:cs/>
+              </w:rPr>
+              <w:t>ที่เหมาะสม</w:t>
+            </w:r>
+            <w:r>
+              <w:rPr>
+                <w:rFonts w:ascii="TH Sarabun New" w:hAnsi="TH Sarabun New" w:cs="TH Sarabun New"/>
+                <w:sz w:val="28"/>
+                <w:szCs w:val="28"/>
+              </w:rPr>
+              <w:t xml:space="preserve"> </w:t>
+            </w:r>
+            <w:r>
+              <w:rPr>
+                <w:rFonts w:ascii="TH Sarabun New" w:hAnsi="TH Sarabun New" w:cs="TH Sarabun New"/>
+                <w:sz w:val="28"/>
+                <w:szCs w:val="28"/>
+                <w:cs/>
+              </w:rPr>
+              <w:t>เพื่อแปลงและบังคับใช้กฎกับ</w:t>
+            </w:r>
+            <w:r>
+              <w:rPr>
+                <w:rFonts w:ascii="TH Sarabun New" w:hAnsi="TH Sarabun New" w:cs="TH Sarabun New"/>
+                <w:sz w:val="28"/>
+                <w:szCs w:val="28"/>
+              </w:rPr>
+              <w:t xml:space="preserve"> Traditional Network </w:t>
+            </w:r>
+            <w:r>
+              <w:rPr>
+                <w:rFonts w:ascii="TH Sarabun New" w:hAnsi="TH Sarabun New" w:cs="TH Sarabun New"/>
+                <w:sz w:val="28"/>
+                <w:szCs w:val="28"/>
+                <w:cs/>
+              </w:rPr>
+              <w:t>หรือ</w:t>
+            </w:r>
+            <w:r>
+              <w:rPr>
+                <w:rFonts w:ascii="TH Sarabun New" w:hAnsi="TH Sarabun New" w:cs="TH Sarabun New"/>
+                <w:sz w:val="28"/>
+                <w:szCs w:val="28"/>
+              </w:rPr>
+              <w:t xml:space="preserve"> SDN Network </w:t>
+            </w:r>
+            <w:r>
+              <w:rPr>
+                <w:rFonts w:ascii="TH Sarabun New" w:hAnsi="TH Sarabun New" w:cs="TH Sarabun New"/>
+                <w:sz w:val="28"/>
+                <w:szCs w:val="28"/>
+                <w:cs/>
+              </w:rPr>
+              <w:t>เป้าหมายได้</w:t>
+            </w:r>
+          </w:p>
+        </w:tc>
+        <w:tc>
+          <w:tcPr>
+            <w:tcW w:w="2065" w:type="dxa"/>
+          </w:tcPr>
+          <w:p>
+            <w:pPr>
+              <w:rPr>
+                <w:rFonts w:ascii="TH Sarabun New" w:hAnsi="TH Sarabun New" w:cs="TH Sarabun New"/>
+                <w:sz w:val="28"/>
+                <w:szCs w:val="28"/>
+              </w:rPr>
+            </w:pPr>
+          </w:p>
+        </w:tc>
+      </w:tr>
+      <w:tr>
+        <w:tc>
+          <w:tcPr>
+            <w:tcW w:w="985" w:type="dxa"/>
+          </w:tcPr>
+          <w:p>
+            <w:pPr>
+              <w:rPr>
+                <w:rFonts w:ascii="TH Sarabun New" w:hAnsi="TH Sarabun New" w:cs="TH Sarabun New"/>
+                <w:sz w:val="28"/>
+                <w:szCs w:val="28"/>
+              </w:rPr>
+            </w:pPr>
+            <w:r>
+              <w:rPr>
+                <w:rFonts w:ascii="TH Sarabun New" w:hAnsi="TH Sarabun New" w:cs="TH Sarabun New"/>
+                <w:sz w:val="28"/>
+                <w:szCs w:val="28"/>
+              </w:rPr>
+              <w:t>FR-</w:t>
+            </w:r>
+            <w:r>
+              <w:rPr>
+                <w:rFonts w:ascii="TH Sarabun New" w:hAnsi="TH Sarabun New" w:cs="TH Sarabun New"/>
+                <w:sz w:val="28"/>
+                <w:szCs w:val="28"/>
+              </w:rPr>
+              <w:t>14</w:t>
+            </w:r>
+          </w:p>
+        </w:tc>
+        <w:tc>
+          <w:tcPr>
+            <w:tcW w:w="6300" w:type="dxa"/>
+          </w:tcPr>
+          <w:p>
+            <w:pPr>
+              <w:rPr>
+                <w:rFonts w:ascii="TH Sarabun New" w:hAnsi="TH Sarabun New" w:cs="TH Sarabun New" w:hint="cs"/>
+                <w:sz w:val="28"/>
+                <w:szCs w:val="28"/>
+                <w:cs/>
+              </w:rPr>
+            </w:pPr>
+            <w:r>
+              <w:rPr>
+                <w:rFonts w:ascii="TH Sarabun New" w:hAnsi="TH Sarabun New" w:cs="TH Sarabun New"/>
+                <w:sz w:val="28"/>
+                <w:szCs w:val="28"/>
+                <w:cs/>
+              </w:rPr>
+              <w:t>ระบบต้องสามารถรับสถานะ</w:t>
+            </w:r>
+            <w:r>
+              <w:rPr>
+                <w:rFonts w:ascii="TH Sarabun New" w:hAnsi="TH Sarabun New" w:cs="TH Sarabun New"/>
+                <w:sz w:val="28"/>
+                <w:szCs w:val="28"/>
+              </w:rPr>
+              <w:t xml:space="preserve"> Enforcement </w:t>
+            </w:r>
+            <w:r>
+              <w:rPr>
+                <w:rFonts w:ascii="TH Sarabun New" w:hAnsi="TH Sarabun New" w:cs="TH Sarabun New"/>
+                <w:sz w:val="28"/>
+                <w:szCs w:val="28"/>
+                <w:cs/>
+              </w:rPr>
+              <w:t>ตรวจสอบผลการติดตั้งกฎบนระบบเป้าหมาย</w:t>
+            </w:r>
+            <w:r>
+              <w:rPr>
+                <w:rFonts w:ascii="TH Sarabun New" w:hAnsi="TH Sarabun New" w:cs="TH Sarabun New"/>
+                <w:sz w:val="28"/>
+                <w:szCs w:val="28"/>
+              </w:rPr>
+              <w:t xml:space="preserve"> </w:t>
+            </w:r>
+            <w:r>
+              <w:rPr>
+                <w:rFonts w:ascii="TH Sarabun New" w:hAnsi="TH Sarabun New" w:cs="TH Sarabun New"/>
+                <w:sz w:val="28"/>
+                <w:szCs w:val="28"/>
+                <w:cs/>
+              </w:rPr>
+              <w:t>และรายงานหรือแจ้งข้อผิดพลาดเมื่อการดำเนินการไม่สำเร็จได้</w:t>
+            </w:r>
+          </w:p>
+        </w:tc>
+        <w:tc>
+          <w:tcPr>
+            <w:tcW w:w="2065" w:type="dxa"/>
+          </w:tcPr>
+          <w:p>
+            <w:pPr>
+              <w:rPr>
+                <w:rFonts w:ascii="TH Sarabun New" w:hAnsi="TH Sarabun New" w:cs="TH Sarabun New"/>
+                <w:sz w:val="28"/>
+                <w:szCs w:val="28"/>
+              </w:rPr>
+            </w:pPr>
+          </w:p>
+        </w:tc>
+      </w:tr>
+      <w:tr>
+        <w:tc>
+          <w:tcPr>
+            <w:tcW w:w="985" w:type="dxa"/>
+          </w:tcPr>
+          <w:p>
+            <w:pPr>
+              <w:rPr>
+                <w:rFonts w:ascii="TH Sarabun New" w:hAnsi="TH Sarabun New" w:cs="TH Sarabun New"/>
+                <w:sz w:val="28"/>
+                <w:szCs w:val="28"/>
+              </w:rPr>
+            </w:pPr>
+            <w:r>
+              <w:rPr>
+                <w:rFonts w:ascii="TH Sarabun New" w:hAnsi="TH Sarabun New" w:cs="TH Sarabun New"/>
+                <w:sz w:val="28"/>
+                <w:szCs w:val="28"/>
+              </w:rPr>
+              <w:t>FR-15</w:t>
+            </w:r>
+          </w:p>
+        </w:tc>
+        <w:tc>
+          <w:tcPr>
+            <w:tcW w:w="6300" w:type="dxa"/>
+          </w:tcPr>
+          <w:p>
+            <w:pPr>
+              <w:rPr>
+                <w:rFonts w:ascii="TH Sarabun New" w:hAnsi="TH Sarabun New" w:cs="TH Sarabun New" w:hint="cs"/>
+                <w:sz w:val="28"/>
+                <w:szCs w:val="28"/>
+                <w:cs/>
+              </w:rPr>
+            </w:pPr>
+            <w:r>
+              <w:rPr>
+                <w:rFonts w:ascii="TH Sarabun New" w:hAnsi="TH Sarabun New" w:cs="TH Sarabun New"/>
+                <w:sz w:val="28"/>
+                <w:szCs w:val="28"/>
+                <w:cs/>
+              </w:rPr>
+              <w:t>ระบบต้องสามารถรับข้อมูล</w:t>
+            </w:r>
+            <w:r>
+              <w:rPr>
+                <w:rFonts w:ascii="TH Sarabun New" w:hAnsi="TH Sarabun New" w:cs="TH Sarabun New"/>
+                <w:sz w:val="28"/>
+                <w:szCs w:val="28"/>
+              </w:rPr>
+              <w:t xml:space="preserve"> Monitoring </w:t>
+            </w:r>
+            <w:r>
+              <w:rPr>
+                <w:rFonts w:ascii="TH Sarabun New" w:hAnsi="TH Sarabun New" w:cs="TH Sarabun New"/>
+                <w:sz w:val="28"/>
+                <w:szCs w:val="28"/>
+                <w:cs/>
+              </w:rPr>
+              <w:t>หลัง</w:t>
+            </w:r>
+            <w:r>
+              <w:rPr>
+                <w:rFonts w:ascii="TH Sarabun New" w:hAnsi="TH Sarabun New" w:cs="TH Sarabun New"/>
+                <w:sz w:val="28"/>
+                <w:szCs w:val="28"/>
+              </w:rPr>
+              <w:t xml:space="preserve"> Enforcement </w:t>
+            </w:r>
+            <w:r>
+              <w:rPr>
+                <w:rFonts w:ascii="TH Sarabun New" w:hAnsi="TH Sarabun New" w:cs="TH Sarabun New"/>
+                <w:sz w:val="28"/>
+                <w:szCs w:val="28"/>
+                <w:cs/>
+              </w:rPr>
+              <w:t>กลับเข้าสู่กระบวนการ</w:t>
+            </w:r>
+            <w:r>
+              <w:rPr>
+                <w:rFonts w:ascii="TH Sarabun New" w:hAnsi="TH Sarabun New" w:cs="TH Sarabun New"/>
+                <w:sz w:val="28"/>
+                <w:szCs w:val="28"/>
+              </w:rPr>
+              <w:t xml:space="preserve"> Data Acquisition, Normalization </w:t>
+            </w:r>
+            <w:r>
+              <w:rPr>
+                <w:rFonts w:ascii="TH Sarabun New" w:hAnsi="TH Sarabun New" w:cs="TH Sarabun New"/>
+                <w:sz w:val="28"/>
+                <w:szCs w:val="28"/>
+                <w:cs/>
+              </w:rPr>
+              <w:t>และ</w:t>
+            </w:r>
+            <w:r>
+              <w:rPr>
+                <w:rFonts w:ascii="TH Sarabun New" w:hAnsi="TH Sarabun New" w:cs="TH Sarabun New"/>
+                <w:sz w:val="28"/>
+                <w:szCs w:val="28"/>
+              </w:rPr>
+              <w:t xml:space="preserve"> Analysis </w:t>
+            </w:r>
+            <w:r>
+              <w:rPr>
+                <w:rFonts w:ascii="TH Sarabun New" w:hAnsi="TH Sarabun New" w:cs="TH Sarabun New"/>
+                <w:sz w:val="28"/>
+                <w:szCs w:val="28"/>
+                <w:cs/>
+              </w:rPr>
+              <w:t>เพื่อให้ระบบติดตามข้อมูลเครือข่ายต่อเนื่องได้</w:t>
+            </w:r>
+          </w:p>
+        </w:tc>
+        <w:tc>
+          <w:tcPr>
+            <w:tcW w:w="2065" w:type="dxa"/>
+          </w:tcPr>
+          <w:p>
+            <w:pPr>
+              <w:rPr>
+                <w:rFonts w:ascii="TH Sarabun New" w:hAnsi="TH Sarabun New" w:cs="TH Sarabun New"/>
+                <w:sz w:val="28"/>
+                <w:szCs w:val="28"/>
+              </w:rPr>
+            </w:pPr>
+          </w:p>
+        </w:tc>
+      </w:tr>
+    </w:tbl>
+    <w:p>
+      <w:pPr>
+        <w:rPr>
+          <w:rFonts w:ascii="TH Sarabun New" w:hAnsi="TH Sarabun New" w:cs="TH Sarabun New"/>
+          <w:sz w:val="28"/>
+          <w:szCs w:val="28"/>
+        </w:rPr>
+      </w:pPr>
+    </w:p>
+    <w:p>
+      <w:pPr>
+        <w:rPr>
+          <w:rFonts w:ascii="TH Sarabun New" w:hAnsi="TH Sarabun New" w:cs="TH Sarabun New"/>
+          <w:sz w:val="28"/>
+          <w:szCs w:val="28"/>
+        </w:rPr>
+      </w:pPr>
+      <w:r>
+        <w:rPr>
+          <w:rFonts w:ascii="TH Sarabun New" w:hAnsi="TH Sarabun New" w:cs="TH Sarabun New"/>
+          <w:sz w:val="28"/>
+          <w:szCs w:val="28"/>
+        </w:rPr>
+        <w:t>Supporting Functions</w:t>
+      </w:r>
+    </w:p>
+    <w:tbl>
+      <w:tblPr>
+        <w:tblStyle w:val="TableGrid"/>
+        <w:tblW w:w="0" w:type="auto"/>
+        <w:tblLook w:val="04A0" w:firstRow="1" w:lastRow="0" w:firstColumn="1" w:lastColumn="0" w:noHBand="0" w:noVBand="1"/>
+      </w:tblPr>
+      <w:tblGrid>
+        <w:gridCol w:w="985"/>
+        <w:gridCol w:w="6300"/>
+        <w:gridCol w:w="2065"/>
+      </w:tblGrid>
+      <w:tr>
+        <w:tc>
+          <w:tcPr>
+            <w:tcW w:w="985" w:type="dxa"/>
+          </w:tcPr>
+          <w:p>
+            <w:pPr>
+              <w:rPr>
+                <w:rFonts w:ascii="TH Sarabun New" w:hAnsi="TH Sarabun New" w:cs="TH Sarabun New"/>
+                <w:sz w:val="28"/>
+                <w:szCs w:val="28"/>
+              </w:rPr>
+            </w:pPr>
+            <w:r>
+              <w:rPr>
+                <w:rFonts w:ascii="TH Sarabun New" w:hAnsi="TH Sarabun New" w:cs="TH Sarabun New"/>
+                <w:sz w:val="28"/>
+                <w:szCs w:val="28"/>
+              </w:rPr>
+              <w:t>ID</w:t>
+            </w:r>
+          </w:p>
+        </w:tc>
+        <w:tc>
+          <w:tcPr>
+            <w:tcW w:w="6300" w:type="dxa"/>
+          </w:tcPr>
+          <w:p>
+            <w:pPr>
+              <w:rPr>
+                <w:rFonts w:ascii="TH Sarabun New" w:hAnsi="TH Sarabun New" w:cs="TH Sarabun New"/>
+                <w:sz w:val="28"/>
+                <w:szCs w:val="28"/>
+              </w:rPr>
+            </w:pPr>
+            <w:r>
+              <w:rPr>
+                <w:rFonts w:ascii="TH Sarabun New" w:hAnsi="TH Sarabun New" w:cs="TH Sarabun New"/>
+                <w:sz w:val="28"/>
+                <w:szCs w:val="28"/>
+              </w:rPr>
+              <w:t>Function</w:t>
+            </w:r>
+          </w:p>
+        </w:tc>
+        <w:tc>
+          <w:tcPr>
+            <w:tcW w:w="2065" w:type="dxa"/>
+          </w:tcPr>
+          <w:p>
+            <w:pPr>
+              <w:rPr>
+                <w:rFonts w:ascii="TH Sarabun New" w:hAnsi="TH Sarabun New" w:cs="TH Sarabun New"/>
+                <w:sz w:val="28"/>
+                <w:szCs w:val="28"/>
+              </w:rPr>
+            </w:pPr>
+            <w:r>
+              <w:rPr>
+                <w:rFonts w:ascii="TH Sarabun New" w:hAnsi="TH Sarabun New" w:cs="TH Sarabun New"/>
+                <w:sz w:val="28"/>
+                <w:szCs w:val="28"/>
+              </w:rPr>
+              <w:t>Linked System Requirement</w:t>
+            </w:r>
+          </w:p>
+        </w:tc>
+      </w:tr>
+      <w:tr>
+        <w:tc>
+          <w:tcPr>
+            <w:tcW w:w="985" w:type="dxa"/>
+          </w:tcPr>
+          <w:p>
+            <w:pPr>
+              <w:rPr>
+                <w:rFonts w:ascii="TH Sarabun New" w:hAnsi="TH Sarabun New" w:cs="TH Sarabun New"/>
+                <w:sz w:val="28"/>
+                <w:szCs w:val="28"/>
+              </w:rPr>
+            </w:pPr>
+            <w:r>
+              <w:rPr>
+                <w:rFonts w:ascii="TH Sarabun New" w:hAnsi="TH Sarabun New" w:cs="TH Sarabun New"/>
+                <w:sz w:val="28"/>
+                <w:szCs w:val="28"/>
+              </w:rPr>
+              <w:t>FR-</w:t>
+            </w:r>
+            <w:r>
+              <w:rPr>
+                <w:rFonts w:ascii="TH Sarabun New" w:hAnsi="TH Sarabun New" w:cs="TH Sarabun New"/>
+                <w:sz w:val="28"/>
+                <w:szCs w:val="28"/>
+              </w:rPr>
+              <w:t>16</w:t>
+            </w:r>
+          </w:p>
+        </w:tc>
+        <w:tc>
+          <w:tcPr>
+            <w:tcW w:w="6300" w:type="dxa"/>
+          </w:tcPr>
+          <w:p>
+            <w:pPr>
+              <w:rPr>
+                <w:rFonts w:ascii="TH Sarabun New" w:hAnsi="TH Sarabun New" w:cs="TH Sarabun New"/>
+                <w:sz w:val="28"/>
+                <w:szCs w:val="28"/>
+              </w:rPr>
+            </w:pPr>
+            <w:r>
+              <w:rPr>
+                <w:rFonts w:ascii="TH Sarabun New" w:hAnsi="TH Sarabun New" w:cs="TH Sarabun New"/>
+                <w:sz w:val="28"/>
+                <w:szCs w:val="28"/>
+                <w:cs/>
+              </w:rPr>
+              <w:t>ระบบต้องสามารถจัดเก็บและเรียกใช้ข้อมูลที่จำเป็นต่อการประมวลผล</w:t>
+            </w:r>
+            <w:r>
+              <w:rPr>
+                <w:rFonts w:ascii="TH Sarabun New" w:hAnsi="TH Sarabun New" w:cs="TH Sarabun New"/>
+                <w:sz w:val="28"/>
+                <w:szCs w:val="28"/>
+              </w:rPr>
+              <w:t xml:space="preserve"> </w:t>
+            </w:r>
+            <w:r>
+              <w:rPr>
+                <w:rFonts w:ascii="TH Sarabun New" w:hAnsi="TH Sarabun New" w:cs="TH Sarabun New"/>
+                <w:sz w:val="28"/>
+                <w:szCs w:val="28"/>
+                <w:cs/>
+              </w:rPr>
+              <w:t>การบริหาร</w:t>
+            </w:r>
+            <w:r>
+              <w:rPr>
+                <w:rFonts w:ascii="TH Sarabun New" w:hAnsi="TH Sarabun New" w:cs="TH Sarabun New"/>
+                <w:sz w:val="28"/>
+                <w:szCs w:val="28"/>
+              </w:rPr>
+              <w:t xml:space="preserve"> Rule </w:t>
+            </w:r>
+            <w:r>
+              <w:rPr>
+                <w:rFonts w:ascii="TH Sarabun New" w:hAnsi="TH Sarabun New" w:cs="TH Sarabun New"/>
+                <w:sz w:val="28"/>
+                <w:szCs w:val="28"/>
+                <w:cs/>
+              </w:rPr>
+              <w:t>และการตรวจสอบย้อนหลัง</w:t>
+            </w:r>
+            <w:r>
+              <w:rPr>
+                <w:rFonts w:ascii="TH Sarabun New" w:hAnsi="TH Sarabun New" w:cs="TH Sarabun New"/>
+                <w:sz w:val="28"/>
+                <w:szCs w:val="28"/>
+              </w:rPr>
+              <w:t xml:space="preserve"> </w:t>
+            </w:r>
+            <w:r>
+              <w:rPr>
+                <w:rFonts w:ascii="TH Sarabun New" w:hAnsi="TH Sarabun New" w:cs="TH Sarabun New"/>
+                <w:sz w:val="28"/>
+                <w:szCs w:val="28"/>
+                <w:cs/>
+              </w:rPr>
+              <w:t>พร้อมรักษาความเชื่อมโยงระหว่างข้อมูลได้</w:t>
+            </w:r>
+          </w:p>
+        </w:tc>
+        <w:tc>
+          <w:tcPr>
+            <w:tcW w:w="2065" w:type="dxa"/>
+          </w:tcPr>
+          <w:p>
+            <w:pPr>
+              <w:rPr>
+                <w:rFonts w:ascii="TH Sarabun New" w:hAnsi="TH Sarabun New" w:cs="TH Sarabun New"/>
+                <w:sz w:val="28"/>
+                <w:szCs w:val="28"/>
+              </w:rPr>
+            </w:pPr>
+          </w:p>
+        </w:tc>
+      </w:tr>
+      <w:tr>
+        <w:tc>
+          <w:tcPr>
+            <w:tcW w:w="985" w:type="dxa"/>
+          </w:tcPr>
+          <w:p>
+            <w:pPr>
+              <w:rPr>
+                <w:rFonts w:ascii="TH Sarabun New" w:hAnsi="TH Sarabun New" w:cs="TH Sarabun New"/>
+                <w:sz w:val="28"/>
+                <w:szCs w:val="28"/>
+              </w:rPr>
+            </w:pPr>
+            <w:r>
+              <w:rPr>
+                <w:rFonts w:ascii="TH Sarabun New" w:hAnsi="TH Sarabun New" w:cs="TH Sarabun New"/>
+                <w:sz w:val="28"/>
+                <w:szCs w:val="28"/>
+              </w:rPr>
+              <w:t>FR-</w:t>
+            </w:r>
+            <w:r>
+              <w:rPr>
+                <w:rFonts w:ascii="TH Sarabun New" w:hAnsi="TH Sarabun New" w:cs="TH Sarabun New"/>
+                <w:sz w:val="28"/>
+                <w:szCs w:val="28"/>
+              </w:rPr>
+              <w:t>17</w:t>
+            </w:r>
+          </w:p>
+        </w:tc>
+        <w:tc>
+          <w:tcPr>
+            <w:tcW w:w="6300" w:type="dxa"/>
+          </w:tcPr>
+          <w:p>
+            <w:pPr>
+              <w:rPr>
+                <w:rFonts w:ascii="TH Sarabun New" w:hAnsi="TH Sarabun New" w:cs="TH Sarabun New"/>
+                <w:sz w:val="28"/>
+                <w:szCs w:val="28"/>
+                <w:cs/>
+              </w:rPr>
+            </w:pPr>
+            <w:r>
+              <w:rPr>
+                <w:rFonts w:ascii="TH Sarabun New" w:hAnsi="TH Sarabun New" w:cs="TH Sarabun New"/>
+                <w:sz w:val="28"/>
+                <w:szCs w:val="28"/>
+                <w:cs/>
+              </w:rPr>
+              <w:t>ระบบต้องสามารถจัดเก็บหรืออ้างอิง</w:t>
+            </w:r>
+            <w:r>
+              <w:rPr>
+                <w:rFonts w:ascii="TH Sarabun New" w:hAnsi="TH Sarabun New" w:cs="TH Sarabun New"/>
+                <w:sz w:val="28"/>
+                <w:szCs w:val="28"/>
+              </w:rPr>
+              <w:t xml:space="preserve"> Packet Capture </w:t>
+            </w:r>
+            <w:r>
+              <w:rPr>
+                <w:rFonts w:ascii="TH Sarabun New" w:hAnsi="TH Sarabun New" w:cs="TH Sarabun New"/>
+                <w:sz w:val="28"/>
+                <w:szCs w:val="28"/>
+                <w:cs/>
+              </w:rPr>
+              <w:t>พร้อม</w:t>
+            </w:r>
+            <w:r>
+              <w:rPr>
+                <w:rFonts w:ascii="TH Sarabun New" w:hAnsi="TH Sarabun New" w:cs="TH Sarabun New"/>
+                <w:sz w:val="28"/>
+                <w:szCs w:val="28"/>
+              </w:rPr>
+              <w:t xml:space="preserve"> Metadata </w:t>
+            </w:r>
+            <w:r>
+              <w:rPr>
+                <w:rFonts w:ascii="TH Sarabun New" w:hAnsi="TH Sarabun New" w:cs="TH Sarabun New"/>
+                <w:sz w:val="28"/>
+                <w:szCs w:val="28"/>
+                <w:cs/>
+              </w:rPr>
+              <w:t>และเชื่อมโยงกับ</w:t>
+            </w:r>
+            <w:r>
+              <w:rPr>
+                <w:rFonts w:ascii="TH Sarabun New" w:hAnsi="TH Sarabun New" w:cs="TH Sarabun New"/>
+                <w:sz w:val="28"/>
+                <w:szCs w:val="28"/>
+              </w:rPr>
+              <w:t xml:space="preserve"> Event </w:t>
+            </w:r>
+            <w:r>
+              <w:rPr>
+                <w:rFonts w:ascii="TH Sarabun New" w:hAnsi="TH Sarabun New" w:cs="TH Sarabun New"/>
+                <w:sz w:val="28"/>
+                <w:szCs w:val="28"/>
+                <w:cs/>
+              </w:rPr>
+              <w:t>หรือ</w:t>
+            </w:r>
+            <w:r>
+              <w:rPr>
+                <w:rFonts w:ascii="TH Sarabun New" w:hAnsi="TH Sarabun New" w:cs="TH Sarabun New"/>
+                <w:sz w:val="28"/>
+                <w:szCs w:val="28"/>
+              </w:rPr>
+              <w:t xml:space="preserve"> Analysis Result </w:t>
+            </w:r>
+            <w:r>
+              <w:rPr>
+                <w:rFonts w:ascii="TH Sarabun New" w:hAnsi="TH Sarabun New" w:cs="TH Sarabun New"/>
+                <w:sz w:val="28"/>
+                <w:szCs w:val="28"/>
+                <w:cs/>
+              </w:rPr>
+              <w:t>ที่เกี่ยวข้องได้</w:t>
+            </w:r>
+          </w:p>
+        </w:tc>
+        <w:tc>
+          <w:tcPr>
+            <w:tcW w:w="2065" w:type="dxa"/>
+          </w:tcPr>
+          <w:p>
+            <w:pPr>
+              <w:rPr>
+                <w:rFonts w:ascii="TH Sarabun New" w:hAnsi="TH Sarabun New" w:cs="TH Sarabun New"/>
+                <w:sz w:val="28"/>
+                <w:szCs w:val="28"/>
+              </w:rPr>
+            </w:pPr>
+          </w:p>
+        </w:tc>
+      </w:tr>
+      <w:tr>
+        <w:tc>
+          <w:tcPr>
+            <w:tcW w:w="985" w:type="dxa"/>
+          </w:tcPr>
+          <w:p>
+            <w:pPr>
+              <w:rPr>
+                <w:rFonts w:ascii="TH Sarabun New" w:hAnsi="TH Sarabun New" w:cs="TH Sarabun New"/>
+                <w:sz w:val="28"/>
+                <w:szCs w:val="28"/>
+              </w:rPr>
+            </w:pPr>
+            <w:r>
+              <w:rPr>
+                <w:rFonts w:ascii="TH Sarabun New" w:hAnsi="TH Sarabun New" w:cs="TH Sarabun New"/>
+                <w:sz w:val="28"/>
+                <w:szCs w:val="28"/>
+              </w:rPr>
+              <w:t>FR-18</w:t>
+            </w:r>
+          </w:p>
+        </w:tc>
+        <w:tc>
+          <w:tcPr>
+            <w:tcW w:w="6300" w:type="dxa"/>
+          </w:tcPr>
+          <w:p>
+            <w:pPr>
+              <w:rPr>
+                <w:rFonts w:ascii="TH Sarabun New" w:hAnsi="TH Sarabun New" w:cs="TH Sarabun New" w:hint="cs"/>
+                <w:sz w:val="28"/>
+                <w:szCs w:val="28"/>
+                <w:cs/>
+              </w:rPr>
+            </w:pPr>
+            <w:r>
+              <w:rPr>
+                <w:rFonts w:ascii="TH Sarabun New" w:hAnsi="TH Sarabun New" w:cs="TH Sarabun New"/>
+                <w:sz w:val="28"/>
+                <w:szCs w:val="28"/>
+                <w:cs/>
+              </w:rPr>
+              <w:t>ระบบต้องมีส่วนติดต่อสำหรับแสดงข้อมูล</w:t>
+            </w:r>
+            <w:r>
+              <w:rPr>
+                <w:rFonts w:ascii="TH Sarabun New" w:hAnsi="TH Sarabun New" w:cs="TH Sarabun New"/>
+                <w:sz w:val="28"/>
+                <w:szCs w:val="28"/>
+              </w:rPr>
+              <w:t xml:space="preserve"> Event, Analysis Result, Rule </w:t>
+            </w:r>
+            <w:r>
+              <w:rPr>
+                <w:rFonts w:ascii="TH Sarabun New" w:hAnsi="TH Sarabun New" w:cs="TH Sarabun New"/>
+                <w:sz w:val="28"/>
+                <w:szCs w:val="28"/>
+                <w:cs/>
+              </w:rPr>
+              <w:t>และการแจ้งเตือน</w:t>
+            </w:r>
+            <w:r>
+              <w:rPr>
+                <w:rFonts w:ascii="TH Sarabun New" w:hAnsi="TH Sarabun New" w:cs="TH Sarabun New"/>
+                <w:sz w:val="28"/>
+                <w:szCs w:val="28"/>
+              </w:rPr>
+              <w:t xml:space="preserve"> </w:t>
+            </w:r>
+            <w:r>
+              <w:rPr>
+                <w:rFonts w:ascii="TH Sarabun New" w:hAnsi="TH Sarabun New" w:cs="TH Sarabun New"/>
+                <w:sz w:val="28"/>
+                <w:szCs w:val="28"/>
+                <w:cs/>
+              </w:rPr>
+              <w:t>พร้อมรองรับการค้นหาและกรองข้อมูลที่เกี่ยวข้องได้</w:t>
+            </w:r>
+          </w:p>
+        </w:tc>
+        <w:tc>
+          <w:tcPr>
+            <w:tcW w:w="2065" w:type="dxa"/>
+          </w:tcPr>
+          <w:p>
+            <w:pPr>
+              <w:rPr>
+                <w:rFonts w:ascii="TH Sarabun New" w:hAnsi="TH Sarabun New" w:cs="TH Sarabun New"/>
+                <w:sz w:val="28"/>
+                <w:szCs w:val="28"/>
+              </w:rPr>
+            </w:pPr>
+          </w:p>
+        </w:tc>
+      </w:tr>
+      <w:tr>
+        <w:tc>
+          <w:tcPr>
+            <w:tcW w:w="985" w:type="dxa"/>
+          </w:tcPr>
+          <w:p>
+            <w:pPr>
+              <w:rPr>
+                <w:rFonts w:ascii="TH Sarabun New" w:hAnsi="TH Sarabun New" w:cs="TH Sarabun New"/>
+                <w:sz w:val="28"/>
+                <w:szCs w:val="28"/>
+              </w:rPr>
+            </w:pPr>
+            <w:r>
+              <w:rPr>
+                <w:rFonts w:ascii="TH Sarabun New" w:hAnsi="TH Sarabun New" w:cs="TH Sarabun New"/>
+                <w:sz w:val="28"/>
+                <w:szCs w:val="28"/>
+              </w:rPr>
+              <w:t>FR-19</w:t>
+            </w:r>
+          </w:p>
+        </w:tc>
+        <w:tc>
+          <w:tcPr>
+            <w:tcW w:w="6300" w:type="dxa"/>
+          </w:tcPr>
+          <w:p>
+            <w:pPr>
+              <w:rPr>
+                <w:rFonts w:ascii="TH Sarabun New" w:hAnsi="TH Sarabun New" w:cs="TH Sarabun New" w:hint="cs"/>
+                <w:sz w:val="28"/>
+                <w:szCs w:val="28"/>
+                <w:cs/>
+              </w:rPr>
+            </w:pPr>
+            <w:r>
+              <w:rPr>
+                <w:rFonts w:ascii="TH Sarabun New" w:hAnsi="TH Sarabun New" w:cs="TH Sarabun New"/>
+                <w:sz w:val="28"/>
+                <w:szCs w:val="28"/>
+                <w:cs/>
+              </w:rPr>
+              <w:t>ระบบต้องสามารถตรวจสอบสถานะการเชื่อมต่อของ</w:t>
+            </w:r>
+            <w:r>
+              <w:rPr>
+                <w:rFonts w:ascii="TH Sarabun New" w:hAnsi="TH Sarabun New" w:cs="TH Sarabun New"/>
+                <w:sz w:val="28"/>
+                <w:szCs w:val="28"/>
+              </w:rPr>
+              <w:t xml:space="preserve"> Monitoring Data Source </w:t>
+            </w:r>
+            <w:r>
+              <w:rPr>
+                <w:rFonts w:ascii="TH Sarabun New" w:hAnsi="TH Sarabun New" w:cs="TH Sarabun New"/>
+                <w:sz w:val="28"/>
+                <w:szCs w:val="28"/>
+                <w:cs/>
+              </w:rPr>
+              <w:t>และสถานะการทำงานของ</w:t>
+            </w:r>
+            <w:r>
+              <w:rPr>
+                <w:rFonts w:ascii="TH Sarabun New" w:hAnsi="TH Sarabun New" w:cs="TH Sarabun New"/>
+                <w:sz w:val="28"/>
+                <w:szCs w:val="28"/>
+              </w:rPr>
+              <w:t xml:space="preserve"> Component </w:t>
+            </w:r>
+            <w:r>
+              <w:rPr>
+                <w:rFonts w:ascii="TH Sarabun New" w:hAnsi="TH Sarabun New" w:cs="TH Sarabun New"/>
+                <w:sz w:val="28"/>
+                <w:szCs w:val="28"/>
+                <w:cs/>
+              </w:rPr>
+              <w:t>ภายใน</w:t>
+            </w:r>
+            <w:r>
+              <w:rPr>
+                <w:rFonts w:ascii="TH Sarabun New" w:hAnsi="TH Sarabun New" w:cs="TH Sarabun New"/>
+                <w:sz w:val="28"/>
+                <w:szCs w:val="28"/>
+              </w:rPr>
+              <w:t xml:space="preserve"> Framework </w:t>
+            </w:r>
+            <w:r>
+              <w:rPr>
+                <w:rFonts w:ascii="TH Sarabun New" w:hAnsi="TH Sarabun New" w:cs="TH Sarabun New"/>
+                <w:sz w:val="28"/>
+                <w:szCs w:val="28"/>
+                <w:cs/>
+              </w:rPr>
+              <w:t>ได้</w:t>
+            </w:r>
+          </w:p>
+        </w:tc>
+        <w:tc>
+          <w:tcPr>
+            <w:tcW w:w="2065" w:type="dxa"/>
+          </w:tcPr>
+          <w:p>
+            <w:pPr>
+              <w:rPr>
+                <w:rFonts w:ascii="TH Sarabun New" w:hAnsi="TH Sarabun New" w:cs="TH Sarabun New"/>
+                <w:sz w:val="28"/>
+                <w:szCs w:val="28"/>
+              </w:rPr>
+            </w:pPr>
+          </w:p>
+        </w:tc>
+      </w:tr>
+      <w:tr>
+        <w:tc>
+          <w:tcPr>
+            <w:tcW w:w="985" w:type="dxa"/>
+          </w:tcPr>
+          <w:p>
+            <w:pPr>
+              <w:rPr>
+                <w:rFonts w:ascii="TH Sarabun New" w:hAnsi="TH Sarabun New" w:cs="TH Sarabun New"/>
+                <w:sz w:val="28"/>
+                <w:szCs w:val="28"/>
+              </w:rPr>
+            </w:pPr>
+            <w:r>
+              <w:rPr>
+                <w:rFonts w:ascii="TH Sarabun New" w:hAnsi="TH Sarabun New" w:cs="TH Sarabun New"/>
+                <w:sz w:val="28"/>
+                <w:szCs w:val="28"/>
+              </w:rPr>
+              <w:t>FR-20</w:t>
+            </w:r>
+          </w:p>
+        </w:tc>
+        <w:tc>
+          <w:tcPr>
+            <w:tcW w:w="6300" w:type="dxa"/>
+          </w:tcPr>
+          <w:p>
+            <w:pPr>
+              <w:rPr>
+                <w:rFonts w:ascii="TH Sarabun New" w:hAnsi="TH Sarabun New" w:cs="TH Sarabun New" w:hint="cs"/>
+                <w:sz w:val="28"/>
+                <w:szCs w:val="28"/>
+                <w:cs/>
+              </w:rPr>
+            </w:pPr>
+            <w:r>
+              <w:rPr>
+                <w:rFonts w:ascii="TH Sarabun New" w:hAnsi="TH Sarabun New" w:cs="TH Sarabun New"/>
+                <w:sz w:val="28"/>
+                <w:szCs w:val="28"/>
+                <w:cs/>
+              </w:rPr>
+              <w:t>ระบบต้องสามารถจัดการ</w:t>
+            </w:r>
+            <w:r>
+              <w:rPr>
+                <w:rFonts w:ascii="TH Sarabun New" w:hAnsi="TH Sarabun New" w:cs="TH Sarabun New"/>
+                <w:sz w:val="28"/>
+                <w:szCs w:val="28"/>
+              </w:rPr>
+              <w:t xml:space="preserve"> Configuration </w:t>
+            </w:r>
+            <w:r>
+              <w:rPr>
+                <w:rFonts w:ascii="TH Sarabun New" w:hAnsi="TH Sarabun New" w:cs="TH Sarabun New"/>
+                <w:sz w:val="28"/>
+                <w:szCs w:val="28"/>
+                <w:cs/>
+              </w:rPr>
+              <w:t>ของ</w:t>
+            </w:r>
+            <w:r>
+              <w:rPr>
+                <w:rFonts w:ascii="TH Sarabun New" w:hAnsi="TH Sarabun New" w:cs="TH Sarabun New"/>
+                <w:sz w:val="28"/>
+                <w:szCs w:val="28"/>
+              </w:rPr>
+              <w:t xml:space="preserve"> Adapter </w:t>
+            </w:r>
+            <w:r>
+              <w:rPr>
+                <w:rFonts w:ascii="TH Sarabun New" w:hAnsi="TH Sarabun New" w:cs="TH Sarabun New"/>
+                <w:sz w:val="28"/>
+                <w:szCs w:val="28"/>
+                <w:cs/>
+              </w:rPr>
+              <w:t>และ</w:t>
+            </w:r>
+            <w:r>
+              <w:rPr>
+                <w:rFonts w:ascii="TH Sarabun New" w:hAnsi="TH Sarabun New" w:cs="TH Sarabun New"/>
+                <w:sz w:val="28"/>
+                <w:szCs w:val="28"/>
+              </w:rPr>
+              <w:t xml:space="preserve"> Component </w:t>
+            </w:r>
+            <w:r>
+              <w:rPr>
+                <w:rFonts w:ascii="TH Sarabun New" w:hAnsi="TH Sarabun New" w:cs="TH Sarabun New"/>
+                <w:sz w:val="28"/>
+                <w:szCs w:val="28"/>
+                <w:cs/>
+              </w:rPr>
+              <w:t>ภายใน</w:t>
+            </w:r>
+            <w:r>
+              <w:rPr>
+                <w:rFonts w:ascii="TH Sarabun New" w:hAnsi="TH Sarabun New" w:cs="TH Sarabun New"/>
+                <w:sz w:val="28"/>
+                <w:szCs w:val="28"/>
+              </w:rPr>
+              <w:t xml:space="preserve"> Framework </w:t>
+            </w:r>
+            <w:r>
+              <w:rPr>
+                <w:rFonts w:ascii="TH Sarabun New" w:hAnsi="TH Sarabun New" w:cs="TH Sarabun New"/>
+                <w:sz w:val="28"/>
+                <w:szCs w:val="28"/>
+                <w:cs/>
+              </w:rPr>
+              <w:t>จากส่วนกลางได้</w:t>
+            </w:r>
+          </w:p>
+        </w:tc>
+        <w:tc>
+          <w:tcPr>
+            <w:tcW w:w="2065" w:type="dxa"/>
+          </w:tcPr>
+          <w:p>
+            <w:pPr>
+              <w:rPr>
+                <w:rFonts w:ascii="TH Sarabun New" w:hAnsi="TH Sarabun New" w:cs="TH Sarabun New"/>
+                <w:sz w:val="28"/>
+                <w:szCs w:val="28"/>
+              </w:rPr>
+            </w:pPr>
+          </w:p>
+        </w:tc>
+      </w:tr>
+    </w:tbl>
+    <w:p>
+      <w:pPr>
+        <w:rPr>
+          <w:rFonts w:ascii="TH Sarabun New" w:hAnsi="TH Sarabun New" w:cs="TH Sarabun New" w:hint="cs"/>
+          <w:sz w:val="28"/>
+          <w:szCs w:val="28"/>
+          <w:cs/>
+        </w:rPr>
+      </w:pPr>
+    </w:p>
     <w:sectPr>
       <w:pgSz w:w="12240" w:h="15840"/>
       <w:pgMar w:top="1440" w:right="1440" w:bottom="1440" w:left="1440" w:header="720" w:footer="720" w:gutter="0"/>
@@ -6011,7 +10150,7 @@
 </file>
 
 <file path=word/styles.xml><?xml version="1.0" encoding="utf-8"?>
-<w:styles xmlns:mc="http://schemas.openxmlformats.org/markup-compatibility/2006" xmlns:r="http://schemas.openxmlformats.org/officeDocument/2006/relationships" xmlns:w="http://schemas.openxmlformats.org/wordprocessingml/2006/main" xmlns:w14="http://schemas.microsoft.com/office/word/2010/wordml" xmlns:w15="http://schemas.microsoft.com/office/word/2012/wordml" xmlns:w16cex="http://schemas.microsoft.com/office/word/2018/wordml/cex" xmlns:w16cid="http://schemas.microsoft.com/office/word/2016/wordml/cid" xmlns:w16="http://schemas.microsoft.com/office/word/2018/wordml" xmlns:w16du="http://schemas.microsoft.com/office/word/2023/wordml/word16du" xmlns:w16sdtdh="http://schemas.microsoft.com/office/word/2020/wordml/sdtdatahash" xmlns:w16sdtfl="http://schemas.microsoft.com/office/word/2024/wordml/sdtformatlock" xmlns:w16se="http://schemas.microsoft.com/office/word/2015/wordml/symex" mc:Ignorable="w14 w15 w16se w16cid w16 w16cex w16sdtdh w16sdtfl w16du">
+<w:styles xmlns:mc="http://schemas.openxmlformats.org/markup-compatibility/2006" xmlns:r="http://schemas.openxmlformats.org/officeDocument/2006/relationships" xmlns:w="http://schemas.openxmlformats.org/wordprocessingml/2006/main" xmlns:w14="http://schemas.microsoft.com/office/word/2010/wordml" xmlns:w15="http://schemas.microsoft.com/office/word/2012/wordml" xmlns:w16cex="http://schemas.microsoft.com/office/word/2018/wordml/cex" xmlns:w16cid="http://schemas.microsoft.com/office/word/2016/wordml/cid" xmlns:w16="http://schemas.microsoft.com/office/word/2018/wordml" xmlns:w16du="http://schemas.microsoft.com/office/word/2023/wordml/word16du" xmlns:w16sdtdh="http://schemas.microsoft.com/office/word/2020/wordml/sdtdatahash" xmlns:w16se="http://schemas.microsoft.com/office/word/2015/wordml/symex" mc:Ignorable="w14 w15 w16se w16cid w16 w16cex w16sdtdh w16du">
   <w:docDefaults>
     <w:rPrDefault>
       <w:rPr>
@@ -6926,6 +11065,25 @@
       <w:spacing w:val="5"/>
     </w:rPr>
   </w:style>
+  <w:style w:type="table" w:styleId="TableGrid">
+    <w:name w:val="Table Grid"/>
+    <w:basedOn w:val="TableNormal"/>
+    <w:uiPriority w:val="39"/>
+    <w:rsid w:val="00C66551"/>
+    <w:pPr>
+      <w:spacing w:after="0" w:line="240" w:lineRule="auto"/>
+    </w:pPr>
+    <w:tblPr>
+      <w:tblBorders>
+        <w:top w:val="single" w:sz="4" w:space="0" w:color="auto"/>
+        <w:left w:val="single" w:sz="4" w:space="0" w:color="auto"/>
+        <w:bottom w:val="single" w:sz="4" w:space="0" w:color="auto"/>
+        <w:right w:val="single" w:sz="4" w:space="0" w:color="auto"/>
+        <w:insideH w:val="single" w:sz="4" w:space="0" w:color="auto"/>
+        <w:insideV w:val="single" w:sz="4" w:space="0" w:color="auto"/>
+      </w:tblBorders>
+    </w:tblPr>
+  </w:style>
 </w:styles>
 </file>
 
